--- a/recursos/words/semiPlantillaFinalInformeV2NUEVO.docx
+++ b/recursos/words/semiPlantillaFinalInformeV2NUEVO.docx
@@ -408,7 +408,7 @@
           <w:szCs w:val="22"/>
           <w:shd w:val="clear" w:color="auto" w:fill="FAF9F8"/>
         </w:rPr>
-        <w:t xml:space="preserve">El presente informe tiene por objeto realizar </w:t>
+        <w:t>R</w:t>
       </w:r>
       <w:r>
         <w:rPr>
@@ -417,15 +417,6 @@
           <w:szCs w:val="22"/>
           <w:shd w:val="clear" w:color="auto" w:fill="FAF9F8"/>
         </w:rPr>
-        <w:t>la r</w:t>
-      </w:r>
-      <w:r>
-        <w:rPr>
-          <w:rFonts w:ascii="Arial" w:hAnsi="Arial" w:cs="Arial"/>
-          <w:sz w:val="22"/>
-          <w:szCs w:val="22"/>
-          <w:shd w:val="clear" w:color="auto" w:fill="FAF9F8"/>
-        </w:rPr>
         <w:t xml:space="preserve">egularización de DAM n.º </w:t>
       </w:r>
       <w:r>
@@ -434,34 +425,7 @@
           <w:sz w:val="22"/>
           <w:szCs w:val="22"/>
         </w:rPr>
-        <w:t>{</w:t>
-      </w:r>
-      <w:proofErr w:type="spellStart"/>
-      <w:r>
-        <w:rPr>
-          <w:rFonts w:ascii="Arial" w:hAnsi="Arial" w:cs="Arial"/>
-          <w:sz w:val="22"/>
-          <w:szCs w:val="22"/>
-        </w:rPr>
-        <w:t>fromDam-</w:t>
-      </w:r>
-      <w:proofErr w:type="gramStart"/>
-      <w:r>
-        <w:rPr>
-          <w:rFonts w:ascii="Arial" w:hAnsi="Arial" w:cs="Arial"/>
-          <w:sz w:val="22"/>
-          <w:szCs w:val="22"/>
-        </w:rPr>
-        <w:t>numeroDam</w:t>
-      </w:r>
-      <w:proofErr w:type="spellEnd"/>
-      <w:r>
-        <w:rPr>
-          <w:rFonts w:ascii="Arial" w:hAnsi="Arial" w:cs="Arial"/>
-          <w:sz w:val="22"/>
-          <w:szCs w:val="22"/>
-        </w:rPr>
-        <w:t>}</w:t>
+        <w:t>{fromDam-numeroDam}</w:t>
       </w:r>
       <w:r>
         <w:rPr>
@@ -472,32 +436,7 @@
           <w:sz w:val="22"/>
           <w:szCs w:val="22"/>
         </w:rPr>
-        <w:t>{</w:t>
-      </w:r>
-      <w:proofErr w:type="spellStart"/>
-      <w:proofErr w:type="gramEnd"/>
-      <w:r>
-        <w:rPr>
-          <w:rFonts w:ascii="Arial" w:hAnsi="Arial" w:cs="Arial"/>
-          <w:b/>
-          <w:bCs/>
-          <w:color w:val="FF0000"/>
-          <w:sz w:val="22"/>
-          <w:szCs w:val="22"/>
-        </w:rPr>
-        <w:t>fromDam-numeroDamRRR</w:t>
-      </w:r>
-      <w:proofErr w:type="spellEnd"/>
-      <w:r>
-        <w:rPr>
-          <w:rFonts w:ascii="Arial" w:hAnsi="Arial" w:cs="Arial"/>
-          <w:b/>
-          <w:bCs/>
-          <w:color w:val="FF0000"/>
-          <w:sz w:val="22"/>
-          <w:szCs w:val="22"/>
-        </w:rPr>
-        <w:t>}</w:t>
+        <w:t>{fromDam-numeroDamRRR}</w:t>
       </w:r>
       <w:r>
         <w:rPr>
@@ -514,27 +453,7 @@
           <w:szCs w:val="22"/>
           <w:shd w:val="clear" w:color="auto" w:fill="FAF9F8"/>
         </w:rPr>
-        <w:t>{</w:t>
-      </w:r>
-      <w:proofErr w:type="spellStart"/>
-      <w:r>
-        <w:rPr>
-          <w:rFonts w:ascii="Arial" w:hAnsi="Arial" w:cs="Arial"/>
-          <w:sz w:val="22"/>
-          <w:szCs w:val="22"/>
-          <w:shd w:val="clear" w:color="auto" w:fill="FAF9F8"/>
-        </w:rPr>
-        <w:t>textoVisto</w:t>
-      </w:r>
-      <w:proofErr w:type="spellEnd"/>
-      <w:r>
-        <w:rPr>
-          <w:rFonts w:ascii="Arial" w:hAnsi="Arial" w:cs="Arial"/>
-          <w:sz w:val="22"/>
-          <w:szCs w:val="22"/>
-          <w:shd w:val="clear" w:color="auto" w:fill="FAF9F8"/>
-        </w:rPr>
-        <w:t>}</w:t>
+        <w:t>{textoVisto}</w:t>
       </w:r>
       <w:r>
         <w:rPr>
@@ -661,7 +580,6 @@
         </w:rPr>
         <w:t>Ley General de Aduanas, Decreto Legislativo </w:t>
       </w:r>
-      <w:proofErr w:type="spellStart"/>
       <w:r>
         <w:rPr>
           <w:rFonts w:ascii="Arial" w:hAnsi="Arial" w:cs="Arial"/>
@@ -669,9 +587,8 @@
           <w:szCs w:val="22"/>
           <w:shd w:val="clear" w:color="auto" w:fill="FAF9F8"/>
         </w:rPr>
-        <w:t>N°</w:t>
-      </w:r>
-      <w:proofErr w:type="spellEnd"/>
+        <w:t>n°</w:t>
+      </w:r>
       <w:r>
         <w:rPr>
           <w:rFonts w:ascii="Arial" w:hAnsi="Arial" w:cs="Arial"/>
@@ -710,7 +627,6 @@
         </w:rPr>
         <w:t>Ley </w:t>
       </w:r>
-      <w:proofErr w:type="spellStart"/>
       <w:r>
         <w:rPr>
           <w:rFonts w:ascii="Arial" w:hAnsi="Arial" w:cs="Arial"/>
@@ -718,9 +634,8 @@
           <w:szCs w:val="22"/>
           <w:shd w:val="clear" w:color="auto" w:fill="FAF9F8"/>
         </w:rPr>
-        <w:t>N°</w:t>
-      </w:r>
-      <w:proofErr w:type="spellEnd"/>
+        <w:t>n°</w:t>
+      </w:r>
       <w:r>
         <w:rPr>
           <w:rFonts w:ascii="Arial" w:hAnsi="Arial" w:cs="Arial"/>
@@ -728,7 +643,61 @@
           <w:szCs w:val="22"/>
           <w:shd w:val="clear" w:color="auto" w:fill="FAF9F8"/>
         </w:rPr>
-        <w:t> 27037, Ley de promoción de la inversión en la amazonia. </w:t>
+        <w:t xml:space="preserve"> 27037, Ley de </w:t>
+      </w:r>
+      <w:r>
+        <w:rPr>
+          <w:rFonts w:ascii="Arial" w:hAnsi="Arial" w:cs="Arial"/>
+          <w:sz w:val="22"/>
+          <w:szCs w:val="22"/>
+          <w:shd w:val="clear" w:color="auto" w:fill="FAF9F8"/>
+        </w:rPr>
+        <w:t>P</w:t>
+      </w:r>
+      <w:r>
+        <w:rPr>
+          <w:rFonts w:ascii="Arial" w:hAnsi="Arial" w:cs="Arial"/>
+          <w:sz w:val="22"/>
+          <w:szCs w:val="22"/>
+          <w:shd w:val="clear" w:color="auto" w:fill="FAF9F8"/>
+        </w:rPr>
+        <w:t xml:space="preserve">romoción de la </w:t>
+      </w:r>
+      <w:r>
+        <w:rPr>
+          <w:rFonts w:ascii="Arial" w:hAnsi="Arial" w:cs="Arial"/>
+          <w:sz w:val="22"/>
+          <w:szCs w:val="22"/>
+          <w:shd w:val="clear" w:color="auto" w:fill="FAF9F8"/>
+        </w:rPr>
+        <w:t>I</w:t>
+      </w:r>
+      <w:r>
+        <w:rPr>
+          <w:rFonts w:ascii="Arial" w:hAnsi="Arial" w:cs="Arial"/>
+          <w:sz w:val="22"/>
+          <w:szCs w:val="22"/>
+          <w:shd w:val="clear" w:color="auto" w:fill="FAF9F8"/>
+        </w:rPr>
+        <w:t xml:space="preserve">nversión en la </w:t>
+      </w:r>
+      <w:r>
+        <w:rPr>
+          <w:rFonts w:ascii="Arial" w:hAnsi="Arial" w:cs="Arial"/>
+          <w:sz w:val="22"/>
+          <w:szCs w:val="22"/>
+          <w:shd w:val="clear" w:color="auto" w:fill="FAF9F8"/>
+        </w:rPr>
+        <w:t>A</w:t>
+      </w:r>
+      <w:r>
+        <w:rPr>
+          <w:rFonts w:ascii="Arial" w:hAnsi="Arial" w:cs="Arial"/>
+          <w:sz w:val="22"/>
+          <w:szCs w:val="22"/>
+          <w:shd w:val="clear" w:color="auto" w:fill="FAF9F8"/>
+        </w:rPr>
+        <w:t>mazonia. </w:t>
       </w:r>
     </w:p>
     <w:p>
@@ -759,7 +728,6 @@
         </w:rPr>
         <w:t>Decreto Supremo </w:t>
       </w:r>
-      <w:proofErr w:type="spellStart"/>
       <w:r>
         <w:rPr>
           <w:rFonts w:ascii="Arial" w:hAnsi="Arial" w:cs="Arial"/>
@@ -767,9 +735,8 @@
           <w:szCs w:val="22"/>
           <w:shd w:val="clear" w:color="auto" w:fill="FAF9F8"/>
         </w:rPr>
-        <w:t>N°</w:t>
-      </w:r>
-      <w:proofErr w:type="spellEnd"/>
+        <w:t>n°</w:t>
+      </w:r>
       <w:r>
         <w:rPr>
           <w:rFonts w:ascii="Arial" w:hAnsi="Arial" w:cs="Arial"/>
@@ -806,9 +773,8 @@
           <w:szCs w:val="22"/>
           <w:shd w:val="clear" w:color="auto" w:fill="FAF9F8"/>
         </w:rPr>
-        <w:t>Arancel Común Anexo al Protocolo Modificatorio del Convenio de Cooperación Aduanera Peruano-</w:t>
-      </w:r>
-      <w:proofErr w:type="gramStart"/>
+        <w:t>Arancel Común Anexo al Protocolo Modificatorio del Convenio de Cooperación Aduanera Peruano-Colombiano de 1938, puesto en vigencia por el Decreto Supremo </w:t>
+      </w:r>
       <w:r>
         <w:rPr>
           <w:rFonts w:ascii="Arial" w:hAnsi="Arial" w:cs="Arial"/>
@@ -816,29 +782,8 @@
           <w:szCs w:val="22"/>
           <w:shd w:val="clear" w:color="auto" w:fill="FAF9F8"/>
         </w:rPr>
-        <w:t>Colombiano</w:t>
-      </w:r>
-      <w:proofErr w:type="gramEnd"/>
-      <w:r>
-        <w:rPr>
-          <w:rFonts w:ascii="Arial" w:hAnsi="Arial" w:cs="Arial"/>
-          <w:sz w:val="22"/>
-          <w:szCs w:val="22"/>
-          <w:shd w:val="clear" w:color="auto" w:fill="FAF9F8"/>
-        </w:rPr>
-        <w:t> de 1938, puesto en vigencia por el Decreto Supremo </w:t>
-      </w:r>
-      <w:proofErr w:type="spellStart"/>
-      <w:r>
-        <w:rPr>
-          <w:rFonts w:ascii="Arial" w:hAnsi="Arial" w:cs="Arial"/>
-          <w:sz w:val="22"/>
-          <w:szCs w:val="22"/>
-          <w:shd w:val="clear" w:color="auto" w:fill="FAF9F8"/>
-        </w:rPr>
-        <w:t>N°</w:t>
-      </w:r>
-      <w:proofErr w:type="spellEnd"/>
+        <w:t>n°</w:t>
+      </w:r>
       <w:r>
         <w:rPr>
           <w:rFonts w:ascii="Arial" w:hAnsi="Arial" w:cs="Arial"/>
@@ -877,7 +822,6 @@
         </w:rPr>
         <w:t>Resolución de Superintendencia </w:t>
       </w:r>
-      <w:proofErr w:type="spellStart"/>
       <w:r>
         <w:rPr>
           <w:rFonts w:ascii="Arial" w:hAnsi="Arial" w:cs="Arial"/>
@@ -885,9 +829,8 @@
           <w:szCs w:val="22"/>
           <w:shd w:val="clear" w:color="auto" w:fill="FAF9F8"/>
         </w:rPr>
-        <w:t>N°</w:t>
-      </w:r>
-      <w:proofErr w:type="spellEnd"/>
+        <w:t>n°</w:t>
+      </w:r>
       <w:r>
         <w:rPr>
           <w:rFonts w:ascii="Arial" w:hAnsi="Arial" w:cs="Arial"/>
@@ -897,7 +840,6 @@
         </w:rPr>
         <w:t> 247-2025/SUNAT - Procedimiento Especifico DESPA-PE.01.15 (versión 3) Exoneración del IGV e IPM a la Importación de bienes para el consumo en la Amazonía - Ley </w:t>
       </w:r>
-      <w:proofErr w:type="spellStart"/>
       <w:r>
         <w:rPr>
           <w:rFonts w:ascii="Arial" w:hAnsi="Arial" w:cs="Arial"/>
@@ -905,9 +847,8 @@
           <w:szCs w:val="22"/>
           <w:shd w:val="clear" w:color="auto" w:fill="FAF9F8"/>
         </w:rPr>
-        <w:t>N°</w:t>
-      </w:r>
-      <w:proofErr w:type="spellEnd"/>
+        <w:t>n°</w:t>
+      </w:r>
       <w:r>
         <w:rPr>
           <w:rFonts w:ascii="Arial" w:hAnsi="Arial" w:cs="Arial"/>
@@ -941,7 +882,6 @@
         </w:rPr>
         <w:t>{/</w:t>
       </w:r>
-      <w:proofErr w:type="spellStart"/>
       <w:r>
         <w:rPr>
           <w:rFonts w:ascii="Arial" w:hAnsi="Arial" w:cs="Arial"/>
@@ -949,7 +889,6 @@
         </w:rPr>
         <w:t>estadoOnlyAMAZONIA</w:t>
       </w:r>
-      <w:proofErr w:type="spellEnd"/>
       <w:r>
         <w:rPr>
           <w:rFonts w:ascii="Arial" w:hAnsi="Arial" w:cs="Arial"/>
@@ -1029,7 +968,6 @@
         </w:rPr>
         <w:t>Ley General de Aduanas, Decreto Legislativo </w:t>
       </w:r>
-      <w:proofErr w:type="spellStart"/>
       <w:r>
         <w:rPr>
           <w:rFonts w:ascii="Arial" w:hAnsi="Arial" w:cs="Arial"/>
@@ -1037,9 +975,8 @@
           <w:szCs w:val="22"/>
           <w:shd w:val="clear" w:color="auto" w:fill="FAF9F8"/>
         </w:rPr>
-        <w:t>N°</w:t>
-      </w:r>
-      <w:proofErr w:type="spellEnd"/>
+        <w:t>n°</w:t>
+      </w:r>
       <w:r>
         <w:rPr>
           <w:rFonts w:ascii="Arial" w:hAnsi="Arial" w:cs="Arial"/>
@@ -1078,7 +1015,6 @@
         </w:rPr>
         <w:t>Ley </w:t>
       </w:r>
-      <w:proofErr w:type="spellStart"/>
       <w:r>
         <w:rPr>
           <w:rFonts w:ascii="Arial" w:hAnsi="Arial" w:cs="Arial"/>
@@ -1086,9 +1022,8 @@
           <w:szCs w:val="22"/>
           <w:shd w:val="clear" w:color="auto" w:fill="FAF9F8"/>
         </w:rPr>
-        <w:t>N°</w:t>
-      </w:r>
-      <w:proofErr w:type="spellEnd"/>
+        <w:t>n°</w:t>
+      </w:r>
       <w:r>
         <w:rPr>
           <w:rFonts w:ascii="Arial" w:hAnsi="Arial" w:cs="Arial"/>
@@ -1096,7 +1031,52 @@
           <w:szCs w:val="22"/>
           <w:shd w:val="clear" w:color="auto" w:fill="FAF9F8"/>
         </w:rPr>
-        <w:t> 27037, Ley de promoción de la inversión en la amazonia. </w:t>
+        <w:t xml:space="preserve"> 27037, Ley de promoción de la </w:t>
+      </w:r>
+      <w:r>
+        <w:rPr>
+          <w:rFonts w:ascii="Arial" w:hAnsi="Arial" w:cs="Arial"/>
+          <w:sz w:val="22"/>
+          <w:szCs w:val="22"/>
+          <w:shd w:val="clear" w:color="auto" w:fill="FAF9F8"/>
+        </w:rPr>
+        <w:t>I</w:t>
+      </w:r>
+      <w:r>
+        <w:rPr>
+          <w:rFonts w:ascii="Arial" w:hAnsi="Arial" w:cs="Arial"/>
+          <w:sz w:val="22"/>
+          <w:szCs w:val="22"/>
+          <w:shd w:val="clear" w:color="auto" w:fill="FAF9F8"/>
+        </w:rPr>
+        <w:t xml:space="preserve">nversión en la </w:t>
+      </w:r>
+      <w:r>
+        <w:rPr>
+          <w:rFonts w:ascii="Arial" w:hAnsi="Arial" w:cs="Arial"/>
+          <w:sz w:val="22"/>
+          <w:szCs w:val="22"/>
+          <w:shd w:val="clear" w:color="auto" w:fill="FAF9F8"/>
+        </w:rPr>
+        <w:t>A</w:t>
+      </w:r>
+      <w:r>
+        <w:rPr>
+          <w:rFonts w:ascii="Arial" w:hAnsi="Arial" w:cs="Arial"/>
+          <w:sz w:val="22"/>
+          <w:szCs w:val="22"/>
+          <w:shd w:val="clear" w:color="auto" w:fill="FAF9F8"/>
+        </w:rPr>
+        <w:t>mazonia</w:t>
+      </w:r>
+      <w:r>
+        <w:rPr>
+          <w:rFonts w:ascii="Arial" w:hAnsi="Arial" w:cs="Arial"/>
+          <w:sz w:val="22"/>
+          <w:szCs w:val="22"/>
+          <w:shd w:val="clear" w:color="auto" w:fill="FAF9F8"/>
+        </w:rPr>
+        <w:t>. </w:t>
       </w:r>
     </w:p>
     <w:p>
@@ -1127,7 +1107,6 @@
         </w:rPr>
         <w:t>Decreto Supremo </w:t>
       </w:r>
-      <w:proofErr w:type="spellStart"/>
       <w:r>
         <w:rPr>
           <w:rFonts w:ascii="Arial" w:hAnsi="Arial" w:cs="Arial"/>
@@ -1135,9 +1114,8 @@
           <w:szCs w:val="22"/>
           <w:shd w:val="clear" w:color="auto" w:fill="FAF9F8"/>
         </w:rPr>
-        <w:t>N°</w:t>
-      </w:r>
-      <w:proofErr w:type="spellEnd"/>
+        <w:t>n°</w:t>
+      </w:r>
       <w:r>
         <w:rPr>
           <w:rFonts w:ascii="Arial" w:hAnsi="Arial" w:cs="Arial"/>
@@ -1175,9 +1153,8 @@
           <w:shd w:val="clear" w:color="auto" w:fill="FAF9F8"/>
         </w:rPr>
         <w:lastRenderedPageBreak/>
-        <w:t>Convenio de Cooperación Aduanera Peruano-</w:t>
-      </w:r>
-      <w:proofErr w:type="gramStart"/>
+        <w:t>Convenio de Cooperación Aduanera Peruano-Colombiano de 1938 y su Protocolo Modificatorio, aprobado por Resolución Legislativa </w:t>
+      </w:r>
       <w:r>
         <w:rPr>
           <w:rFonts w:ascii="Arial" w:hAnsi="Arial" w:cs="Arial"/>
@@ -1185,9 +1162,8 @@
           <w:szCs w:val="22"/>
           <w:shd w:val="clear" w:color="auto" w:fill="FAF9F8"/>
         </w:rPr>
-        <w:t>Colombiano</w:t>
-      </w:r>
-      <w:proofErr w:type="gramEnd"/>
+        <w:t>n</w:t>
+      </w:r>
       <w:r>
         <w:rPr>
           <w:rFonts w:ascii="Arial" w:hAnsi="Arial" w:cs="Arial"/>
@@ -1195,27 +1171,7 @@
           <w:szCs w:val="22"/>
           <w:shd w:val="clear" w:color="auto" w:fill="FAF9F8"/>
         </w:rPr>
-        <w:t> de 1938 y su Protocolo Modificatorio, aprobado por Resolución Legislativa </w:t>
-      </w:r>
-      <w:proofErr w:type="spellStart"/>
-      <w:r>
-        <w:rPr>
-          <w:rFonts w:ascii="Arial" w:hAnsi="Arial" w:cs="Arial"/>
-          <w:sz w:val="22"/>
-          <w:szCs w:val="22"/>
-          <w:shd w:val="clear" w:color="auto" w:fill="FAF9F8"/>
-        </w:rPr>
-        <w:t>N.°</w:t>
-      </w:r>
-      <w:proofErr w:type="spellEnd"/>
-      <w:r>
-        <w:rPr>
-          <w:rFonts w:ascii="Arial" w:hAnsi="Arial" w:cs="Arial"/>
-          <w:sz w:val="22"/>
-          <w:szCs w:val="22"/>
-          <w:shd w:val="clear" w:color="auto" w:fill="FAF9F8"/>
-        </w:rPr>
-        <w:t> 23254, publicada el 22.05.1981. </w:t>
+        <w:t>.° 23254, publicada el 22.05.1981. </w:t>
       </w:r>
     </w:p>
     <w:p>
@@ -1246,7 +1202,6 @@
         </w:rPr>
         <w:t>Medidas a fin de garantizar el cumplimiento de las obligaciones asumidas por nuestro país en el Convenio de Cooperación Aduanera con Colombia, dictada por Decreto Supremo </w:t>
       </w:r>
-      <w:proofErr w:type="spellStart"/>
       <w:r>
         <w:rPr>
           <w:rFonts w:ascii="Arial" w:hAnsi="Arial" w:cs="Arial"/>
@@ -1254,9 +1209,8 @@
           <w:szCs w:val="22"/>
           <w:shd w:val="clear" w:color="auto" w:fill="FAF9F8"/>
         </w:rPr>
-        <w:t>N.°</w:t>
-      </w:r>
-      <w:proofErr w:type="spellEnd"/>
+        <w:t>n</w:t>
+      </w:r>
       <w:r>
         <w:rPr>
           <w:rFonts w:ascii="Arial" w:hAnsi="Arial" w:cs="Arial"/>
@@ -1264,7 +1218,7 @@
           <w:szCs w:val="22"/>
           <w:shd w:val="clear" w:color="auto" w:fill="FAF9F8"/>
         </w:rPr>
-        <w:t> 15-94-EF, publicado el 09.02.1994, y modificatorias. </w:t>
+        <w:t>.° 15-94-EF, publicado el 09.02.1994, y modificatorias. </w:t>
       </w:r>
     </w:p>
     <w:p>
@@ -1293,9 +1247,8 @@
           <w:szCs w:val="22"/>
           <w:shd w:val="clear" w:color="auto" w:fill="FAF9F8"/>
         </w:rPr>
-        <w:t>Arancel Común Anexo al Protocolo Modificatorio del Convenio de Cooperación Aduanera Peruano-</w:t>
-      </w:r>
-      <w:proofErr w:type="gramStart"/>
+        <w:t>Arancel Común Anexo al Protocolo Modificatorio del Convenio de Cooperación Aduanera Peruano-Colombiano de 1938, puesto en vigencia por el Decreto Supremo </w:t>
+      </w:r>
       <w:r>
         <w:rPr>
           <w:rFonts w:ascii="Arial" w:hAnsi="Arial" w:cs="Arial"/>
@@ -1303,29 +1256,8 @@
           <w:szCs w:val="22"/>
           <w:shd w:val="clear" w:color="auto" w:fill="FAF9F8"/>
         </w:rPr>
-        <w:t>Colombiano</w:t>
-      </w:r>
-      <w:proofErr w:type="gramEnd"/>
-      <w:r>
-        <w:rPr>
-          <w:rFonts w:ascii="Arial" w:hAnsi="Arial" w:cs="Arial"/>
-          <w:sz w:val="22"/>
-          <w:szCs w:val="22"/>
-          <w:shd w:val="clear" w:color="auto" w:fill="FAF9F8"/>
-        </w:rPr>
-        <w:t> de 1938, puesto en vigencia por el Decreto Supremo </w:t>
-      </w:r>
-      <w:proofErr w:type="spellStart"/>
-      <w:r>
-        <w:rPr>
-          <w:rFonts w:ascii="Arial" w:hAnsi="Arial" w:cs="Arial"/>
-          <w:sz w:val="22"/>
-          <w:szCs w:val="22"/>
-          <w:shd w:val="clear" w:color="auto" w:fill="FAF9F8"/>
-        </w:rPr>
-        <w:t>N°</w:t>
-      </w:r>
-      <w:proofErr w:type="spellEnd"/>
+        <w:t>n°</w:t>
+      </w:r>
       <w:r>
         <w:rPr>
           <w:rFonts w:ascii="Arial" w:hAnsi="Arial" w:cs="Arial"/>
@@ -1364,7 +1296,6 @@
         </w:rPr>
         <w:t>Resolución de Superintendencia </w:t>
       </w:r>
-      <w:proofErr w:type="spellStart"/>
       <w:r>
         <w:rPr>
           <w:rFonts w:ascii="Arial" w:hAnsi="Arial" w:cs="Arial"/>
@@ -1372,9 +1303,8 @@
           <w:szCs w:val="22"/>
           <w:shd w:val="clear" w:color="auto" w:fill="FAF9F8"/>
         </w:rPr>
-        <w:t>N°</w:t>
-      </w:r>
-      <w:proofErr w:type="spellEnd"/>
+        <w:t>n°</w:t>
+      </w:r>
       <w:r>
         <w:rPr>
           <w:rFonts w:ascii="Arial" w:hAnsi="Arial" w:cs="Arial"/>
@@ -1384,7 +1314,6 @@
         </w:rPr>
         <w:t> 247-2025/SUNAT - Procedimiento Especifico DESPA-PE.01.15 (versión 3) Exoneración del IGV e IPM a la Importación de bienes para el consumo en la Amazonía - Ley </w:t>
       </w:r>
-      <w:proofErr w:type="spellStart"/>
       <w:r>
         <w:rPr>
           <w:rFonts w:ascii="Arial" w:hAnsi="Arial" w:cs="Arial"/>
@@ -1392,9 +1321,8 @@
           <w:szCs w:val="22"/>
           <w:shd w:val="clear" w:color="auto" w:fill="FAF9F8"/>
         </w:rPr>
-        <w:t>N°</w:t>
-      </w:r>
-      <w:proofErr w:type="spellEnd"/>
+        <w:t>n°</w:t>
+      </w:r>
       <w:r>
         <w:rPr>
           <w:rFonts w:ascii="Arial" w:hAnsi="Arial" w:cs="Arial"/>
@@ -1433,7 +1361,6 @@
         </w:rPr>
         <w:t>Resolución de Superintendencia </w:t>
       </w:r>
-      <w:proofErr w:type="spellStart"/>
       <w:r>
         <w:rPr>
           <w:rFonts w:ascii="Arial" w:hAnsi="Arial" w:cs="Arial"/>
@@ -1441,9 +1368,8 @@
           <w:szCs w:val="22"/>
           <w:shd w:val="clear" w:color="auto" w:fill="FAF9F8"/>
         </w:rPr>
-        <w:t>N°</w:t>
-      </w:r>
-      <w:proofErr w:type="spellEnd"/>
+        <w:t>n°</w:t>
+      </w:r>
       <w:r>
         <w:rPr>
           <w:rFonts w:ascii="Arial" w:hAnsi="Arial" w:cs="Arial"/>
@@ -1451,27 +1377,7 @@
           <w:szCs w:val="22"/>
           <w:shd w:val="clear" w:color="auto" w:fill="FAF9F8"/>
         </w:rPr>
-        <w:t> 248-2025/SUNAT - Procedimiento Especifico DESPA-PE.01.13 (versión 3) Importación De Mercancías Sujetas Al Protocolo Modificatorio Del Convenio De Cooperación Aduanera Peruano-</w:t>
-      </w:r>
-      <w:proofErr w:type="gramStart"/>
-      <w:r>
-        <w:rPr>
-          <w:rFonts w:ascii="Arial" w:hAnsi="Arial" w:cs="Arial"/>
-          <w:sz w:val="22"/>
-          <w:szCs w:val="22"/>
-          <w:shd w:val="clear" w:color="auto" w:fill="FAF9F8"/>
-        </w:rPr>
-        <w:t>Colombiano</w:t>
-      </w:r>
-      <w:proofErr w:type="gramEnd"/>
-      <w:r>
-        <w:rPr>
-          <w:rFonts w:ascii="Arial" w:hAnsi="Arial" w:cs="Arial"/>
-          <w:sz w:val="22"/>
-          <w:szCs w:val="22"/>
-          <w:shd w:val="clear" w:color="auto" w:fill="FAF9F8"/>
-        </w:rPr>
-        <w:t>. </w:t>
+        <w:t> 248-2025/SUNAT - Procedimiento Especifico DESPA-PE.01.13 (versión 3) Importación De Mercancías Sujetas Al Protocolo Modificatorio Del Convenio De Cooperación Aduanera Peruano-Colombiano. </w:t>
       </w:r>
     </w:p>
     <w:p>
@@ -1497,7 +1403,6 @@
         </w:rPr>
         <w:t>{/</w:t>
       </w:r>
-      <w:proofErr w:type="spellStart"/>
       <w:r>
         <w:rPr>
           <w:rFonts w:ascii="Arial" w:hAnsi="Arial" w:cs="Arial"/>
@@ -1506,7 +1411,6 @@
         </w:rPr>
         <w:t>estadoPECOyAMAZONIA</w:t>
       </w:r>
-      <w:proofErr w:type="spellEnd"/>
       <w:r>
         <w:rPr>
           <w:rFonts w:ascii="Arial" w:hAnsi="Arial" w:cs="Arial"/>
@@ -1587,7 +1491,6 @@
         </w:rPr>
         <w:t xml:space="preserve">Ley General de Aduanas, Decreto Legislativo </w:t>
       </w:r>
-      <w:proofErr w:type="spellStart"/>
       <w:r>
         <w:rPr>
           <w:rFonts w:ascii="Arial" w:hAnsi="Arial" w:cs="Arial"/>
@@ -1595,9 +1498,8 @@
           <w:szCs w:val="22"/>
           <w:shd w:val="clear" w:color="auto" w:fill="FAF9F8"/>
         </w:rPr>
-        <w:t>N°</w:t>
-      </w:r>
-      <w:proofErr w:type="spellEnd"/>
+        <w:t>n°</w:t>
+      </w:r>
       <w:r>
         <w:rPr>
           <w:rFonts w:ascii="Arial" w:hAnsi="Arial" w:cs="Arial"/>
@@ -1652,9 +1554,8 @@
           <w:szCs w:val="22"/>
           <w:shd w:val="clear" w:color="auto" w:fill="FAF9F8"/>
         </w:rPr>
-        <w:t>de Cooperación Aduanera Peruano-</w:t>
-      </w:r>
-      <w:proofErr w:type="gramStart"/>
+        <w:t xml:space="preserve">de Cooperación Aduanera Peruano-Colombiano de 1938 y su Protocolo Modificatorio, aprobado por Resolución Legislativa </w:t>
+      </w:r>
       <w:r>
         <w:rPr>
           <w:rFonts w:ascii="Arial" w:hAnsi="Arial" w:cs="Arial"/>
@@ -1662,9 +1563,8 @@
           <w:szCs w:val="22"/>
           <w:shd w:val="clear" w:color="auto" w:fill="FAF9F8"/>
         </w:rPr>
-        <w:t>Colombiano</w:t>
-      </w:r>
-      <w:proofErr w:type="gramEnd"/>
+        <w:t>n</w:t>
+      </w:r>
       <w:r>
         <w:rPr>
           <w:rFonts w:ascii="Arial" w:hAnsi="Arial" w:cs="Arial"/>
@@ -1672,27 +1572,7 @@
           <w:szCs w:val="22"/>
           <w:shd w:val="clear" w:color="auto" w:fill="FAF9F8"/>
         </w:rPr>
-        <w:t xml:space="preserve"> de 1938 y su Protocolo Modificatorio, aprobado por Resolución Legislativa </w:t>
-      </w:r>
-      <w:proofErr w:type="spellStart"/>
-      <w:r>
-        <w:rPr>
-          <w:rFonts w:ascii="Arial" w:hAnsi="Arial" w:cs="Arial"/>
-          <w:sz w:val="22"/>
-          <w:szCs w:val="22"/>
-          <w:shd w:val="clear" w:color="auto" w:fill="FAF9F8"/>
-        </w:rPr>
-        <w:t>N.°</w:t>
-      </w:r>
-      <w:proofErr w:type="spellEnd"/>
-      <w:r>
-        <w:rPr>
-          <w:rFonts w:ascii="Arial" w:hAnsi="Arial" w:cs="Arial"/>
-          <w:sz w:val="22"/>
-          <w:szCs w:val="22"/>
-          <w:shd w:val="clear" w:color="auto" w:fill="FAF9F8"/>
-        </w:rPr>
-        <w:t xml:space="preserve"> 23254, publicada el 22.05.1981</w:t>
+        <w:t>.° 23254, publicada el 22.05.1981</w:t>
       </w:r>
       <w:r>
         <w:rPr>
@@ -1750,7 +1630,6 @@
         </w:rPr>
         <w:t xml:space="preserve">a fin de garantizar el cumplimiento de las obligaciones asumidas por nuestro país en el Convenio de Cooperación Aduanera con Colombia, dictada por Decreto Supremo </w:t>
       </w:r>
-      <w:proofErr w:type="spellStart"/>
       <w:r>
         <w:rPr>
           <w:rFonts w:ascii="Arial" w:hAnsi="Arial" w:cs="Arial"/>
@@ -1758,9 +1637,8 @@
           <w:szCs w:val="22"/>
           <w:shd w:val="clear" w:color="auto" w:fill="FAF9F8"/>
         </w:rPr>
-        <w:t>N.°</w:t>
-      </w:r>
-      <w:proofErr w:type="spellEnd"/>
+        <w:t>n</w:t>
+      </w:r>
       <w:r>
         <w:rPr>
           <w:rFonts w:ascii="Arial" w:hAnsi="Arial" w:cs="Arial"/>
@@ -1768,7 +1646,7 @@
           <w:szCs w:val="22"/>
           <w:shd w:val="clear" w:color="auto" w:fill="FAF9F8"/>
         </w:rPr>
-        <w:t xml:space="preserve"> 15-94-EF, publicado el 09.02.1994, y modificatorias.</w:t>
+        <w:t>.° 15-94-EF, publicado el 09.02.1994, y modificatorias.</w:t>
       </w:r>
     </w:p>
     <w:p>
@@ -1806,9 +1684,8 @@
           <w:szCs w:val="22"/>
           <w:shd w:val="clear" w:color="auto" w:fill="FAF9F8"/>
         </w:rPr>
-        <w:t>Común Anexo al Protocolo Modificatorio del Convenio de Cooperación Aduanera Peruano-</w:t>
-      </w:r>
-      <w:proofErr w:type="gramStart"/>
+        <w:t xml:space="preserve">Común Anexo al Protocolo Modificatorio del Convenio de Cooperación Aduanera Peruano-Colombiano de 1938, puesto en vigencia por el Decreto Supremo </w:t>
+      </w:r>
       <w:r>
         <w:rPr>
           <w:rFonts w:ascii="Arial" w:hAnsi="Arial" w:cs="Arial"/>
@@ -1816,29 +1693,8 @@
           <w:szCs w:val="22"/>
           <w:shd w:val="clear" w:color="auto" w:fill="FAF9F8"/>
         </w:rPr>
-        <w:t>Colombiano</w:t>
-      </w:r>
-      <w:proofErr w:type="gramEnd"/>
-      <w:r>
-        <w:rPr>
-          <w:rFonts w:ascii="Arial" w:hAnsi="Arial" w:cs="Arial"/>
-          <w:sz w:val="22"/>
-          <w:szCs w:val="22"/>
-          <w:shd w:val="clear" w:color="auto" w:fill="FAF9F8"/>
-        </w:rPr>
-        <w:t xml:space="preserve"> de 1938, puesto en vigencia por el Decreto Supremo </w:t>
-      </w:r>
-      <w:proofErr w:type="spellStart"/>
-      <w:r>
-        <w:rPr>
-          <w:rFonts w:ascii="Arial" w:hAnsi="Arial" w:cs="Arial"/>
-          <w:sz w:val="22"/>
-          <w:szCs w:val="22"/>
-          <w:shd w:val="clear" w:color="auto" w:fill="FAF9F8"/>
-        </w:rPr>
-        <w:t>N°</w:t>
-      </w:r>
-      <w:proofErr w:type="spellEnd"/>
+        <w:t>n°</w:t>
+      </w:r>
       <w:r>
         <w:rPr>
           <w:rFonts w:ascii="Arial" w:hAnsi="Arial" w:cs="Arial"/>
@@ -1877,7 +1733,6 @@
         </w:rPr>
         <w:t xml:space="preserve">Resolución Superintendencia </w:t>
       </w:r>
-      <w:proofErr w:type="spellStart"/>
       <w:r>
         <w:rPr>
           <w:rFonts w:ascii="Arial" w:hAnsi="Arial" w:cs="Arial"/>
@@ -1885,9 +1740,8 @@
           <w:szCs w:val="22"/>
           <w:shd w:val="clear" w:color="auto" w:fill="FAF9F8"/>
         </w:rPr>
-        <w:t>N°</w:t>
-      </w:r>
-      <w:proofErr w:type="spellEnd"/>
+        <w:t>n°</w:t>
+      </w:r>
       <w:r>
         <w:rPr>
           <w:rFonts w:ascii="Arial" w:hAnsi="Arial" w:cs="Arial"/>
@@ -1895,19 +1749,8 @@
           <w:szCs w:val="22"/>
           <w:shd w:val="clear" w:color="auto" w:fill="FAF9F8"/>
         </w:rPr>
-        <w:t xml:space="preserve"> 248-2025/SUNAT - Procedimiento Especifico DESPA-PE.01.13 (versión 3) Importación De Mercancías Sujetas Al Protocolo Modificatorio Del Convenio De Cooperación Aduanera Peruano-</w:t>
-      </w:r>
-      <w:proofErr w:type="gramStart"/>
-      <w:r>
-        <w:rPr>
-          <w:rFonts w:ascii="Arial" w:hAnsi="Arial" w:cs="Arial"/>
-          <w:sz w:val="22"/>
-          <w:szCs w:val="22"/>
-          <w:shd w:val="clear" w:color="auto" w:fill="FAF9F8"/>
-        </w:rPr>
-        <w:t>Colombiano</w:t>
-      </w:r>
-      <w:proofErr w:type="gramEnd"/>
+        <w:t xml:space="preserve"> 248-2025/SUNAT - Procedimiento Especifico DESPA-PE.01.13 (versión 3) Importación De Mercancías Sujetas Al Protocolo Modificatorio Del Convenio De Cooperación Aduanera Peruano-Colombiano</w:t>
+      </w:r>
     </w:p>
     <w:p>
       <w:pPr>
@@ -1932,7 +1775,6 @@
         </w:rPr>
         <w:t>{/</w:t>
       </w:r>
-      <w:proofErr w:type="spellStart"/>
       <w:r>
         <w:rPr>
           <w:rFonts w:ascii="Arial" w:hAnsi="Arial" w:cs="Arial"/>
@@ -1942,7 +1784,6 @@
         </w:rPr>
         <w:t>estadoOnlyPECO</w:t>
       </w:r>
-      <w:proofErr w:type="spellEnd"/>
       <w:r>
         <w:rPr>
           <w:rFonts w:ascii="Arial" w:hAnsi="Arial" w:cs="Arial"/>
@@ -2049,9 +1890,8 @@
           <w:sz w:val="22"/>
           <w:szCs w:val="22"/>
         </w:rPr>
-        <w:t>{</w:t>
-      </w:r>
-      <w:proofErr w:type="spellStart"/>
+        <w:t>{fromDam-fechaNumeracion</w:t>
+      </w:r>
       <w:r>
         <w:rPr>
           <w:rFonts w:ascii="Arial" w:hAnsi="Arial" w:cs="Arial"/>
@@ -2061,7 +1901,7 @@
           <w:sz w:val="22"/>
           <w:szCs w:val="22"/>
         </w:rPr>
-        <w:t>fromDam-fechaNumeracion</w:t>
+        <w:t>RRR</w:t>
       </w:r>
       <w:r>
         <w:rPr>
@@ -2072,9 +1912,64 @@
           <w:sz w:val="22"/>
           <w:szCs w:val="22"/>
         </w:rPr>
-        <w:t>RRR</w:t>
-      </w:r>
-      <w:proofErr w:type="spellEnd"/>
+        <w:t>}</w:t>
+      </w:r>
+      <w:r>
+        <w:rPr>
+          <w:rFonts w:ascii="Arial" w:hAnsi="Arial" w:cs="Arial"/>
+          <w:sz w:val="22"/>
+          <w:szCs w:val="22"/>
+        </w:rPr>
+        <w:t>{</w:t>
+      </w:r>
+      <w:r>
+        <w:rPr>
+          <w:rFonts w:ascii="Arial" w:hAnsi="Arial" w:cs="Arial"/>
+          <w:sz w:val="22"/>
+          <w:szCs w:val="22"/>
+        </w:rPr>
+        <w:t>fromDam-fechaNumeracion</w:t>
+      </w:r>
+      <w:r>
+        <w:rPr>
+          <w:rFonts w:ascii="Arial" w:hAnsi="Arial" w:cs="Arial"/>
+          <w:sz w:val="22"/>
+          <w:szCs w:val="22"/>
+        </w:rPr>
+        <w:t>}</w:t>
+      </w:r>
+      <w:r>
+        <w:rPr>
+          <w:rFonts w:ascii="Arial" w:hAnsi="Arial" w:cs="Arial"/>
+          <w:sz w:val="22"/>
+          <w:szCs w:val="22"/>
+        </w:rPr>
+        <w:t xml:space="preserve">, </w:t>
+      </w:r>
+      <w:r>
+        <w:rPr>
+          <w:rFonts w:ascii="Arial" w:hAnsi="Arial" w:cs="Arial"/>
+          <w:sz w:val="22"/>
+          <w:szCs w:val="22"/>
+        </w:rPr>
+        <w:t>{</w:t>
+      </w:r>
+      <w:r>
+        <w:rPr>
+          <w:rFonts w:ascii="Arial" w:hAnsi="Arial" w:cs="Arial"/>
+          <w:sz w:val="22"/>
+          <w:szCs w:val="22"/>
+        </w:rPr>
+        <w:t>fromDam-agenteAduana</w:t>
+      </w:r>
+      <w:r>
+        <w:rPr>
+          <w:rFonts w:ascii="Arial" w:hAnsi="Arial" w:cs="Arial"/>
+          <w:sz w:val="22"/>
+          <w:szCs w:val="22"/>
+        </w:rPr>
+        <w:t>}</w:t>
+      </w:r>
       <w:r>
         <w:rPr>
           <w:rFonts w:ascii="Arial" w:hAnsi="Arial" w:cs="Arial"/>
@@ -2084,67 +1979,23 @@
           <w:sz w:val="22"/>
           <w:szCs w:val="22"/>
         </w:rPr>
-        <w:t>}</w:t>
-      </w:r>
-      <w:r>
-        <w:rPr>
-          <w:rFonts w:ascii="Arial" w:hAnsi="Arial" w:cs="Arial"/>
-          <w:sz w:val="22"/>
-          <w:szCs w:val="22"/>
-        </w:rPr>
-        <w:t>{</w:t>
-      </w:r>
-      <w:proofErr w:type="spellStart"/>
-      <w:r>
-        <w:rPr>
-          <w:rFonts w:ascii="Arial" w:hAnsi="Arial" w:cs="Arial"/>
-          <w:sz w:val="22"/>
-          <w:szCs w:val="22"/>
-        </w:rPr>
-        <w:t>fromDam-fechaNumeracion</w:t>
-      </w:r>
-      <w:proofErr w:type="spellEnd"/>
-      <w:r>
-        <w:rPr>
-          <w:rFonts w:ascii="Arial" w:hAnsi="Arial" w:cs="Arial"/>
-          <w:sz w:val="22"/>
-          <w:szCs w:val="22"/>
-        </w:rPr>
-        <w:t>}</w:t>
-      </w:r>
-      <w:r>
-        <w:rPr>
-          <w:rFonts w:ascii="Arial" w:hAnsi="Arial" w:cs="Arial"/>
-          <w:sz w:val="22"/>
-          <w:szCs w:val="22"/>
-        </w:rPr>
-        <w:t xml:space="preserve">, </w:t>
-      </w:r>
-      <w:r>
-        <w:rPr>
-          <w:rFonts w:ascii="Arial" w:hAnsi="Arial" w:cs="Arial"/>
-          <w:sz w:val="22"/>
-          <w:szCs w:val="22"/>
-        </w:rPr>
-        <w:t>{</w:t>
-      </w:r>
-      <w:proofErr w:type="spellStart"/>
-      <w:r>
-        <w:rPr>
-          <w:rFonts w:ascii="Arial" w:hAnsi="Arial" w:cs="Arial"/>
-          <w:sz w:val="22"/>
-          <w:szCs w:val="22"/>
-        </w:rPr>
-        <w:t>fromDam-agenteAduana</w:t>
-      </w:r>
-      <w:proofErr w:type="spellEnd"/>
-      <w:r>
-        <w:rPr>
-          <w:rFonts w:ascii="Arial" w:hAnsi="Arial" w:cs="Arial"/>
-          <w:sz w:val="22"/>
-          <w:szCs w:val="22"/>
-        </w:rPr>
-        <w:t>}</w:t>
+        <w:t xml:space="preserve">{fromDam-agenteAduanaRRR} </w:t>
+      </w:r>
+      <w:r>
+        <w:rPr>
+          <w:rFonts w:ascii="Arial" w:hAnsi="Arial" w:cs="Arial"/>
+          <w:sz w:val="22"/>
+          <w:szCs w:val="22"/>
+        </w:rPr>
+        <w:t xml:space="preserve">en representación de su comitente </w:t>
+      </w:r>
+      <w:r>
+        <w:rPr>
+          <w:rFonts w:ascii="Arial" w:hAnsi="Arial" w:cs="Arial"/>
+          <w:sz w:val="22"/>
+          <w:szCs w:val="22"/>
+        </w:rPr>
+        <w:t>{fromDam-nombreEmpresa}</w:t>
       </w:r>
       <w:r>
         <w:rPr>
@@ -2155,9 +2006,50 @@
           <w:sz w:val="22"/>
           <w:szCs w:val="22"/>
         </w:rPr>
-        <w:t>{</w:t>
-      </w:r>
-      <w:proofErr w:type="spellStart"/>
+        <w:t>{fromDam-nombreEmpresaRRR}</w:t>
+      </w:r>
+      <w:r>
+        <w:rPr>
+          <w:rFonts w:ascii="Arial" w:hAnsi="Arial" w:cs="Arial"/>
+          <w:color w:val="000000" w:themeColor="text1"/>
+          <w:sz w:val="22"/>
+          <w:szCs w:val="22"/>
+        </w:rPr>
+        <w:t>,</w:t>
+      </w:r>
+      <w:r>
+        <w:rPr>
+          <w:rFonts w:ascii="Arial" w:hAnsi="Arial" w:cs="Arial"/>
+          <w:color w:val="FF0000"/>
+          <w:sz w:val="22"/>
+          <w:szCs w:val="22"/>
+        </w:rPr>
+        <w:t xml:space="preserve"> </w:t>
+      </w:r>
+      <w:r>
+        <w:rPr>
+          <w:rFonts w:ascii="Arial" w:hAnsi="Arial" w:cs="Arial"/>
+          <w:sz w:val="22"/>
+          <w:szCs w:val="22"/>
+        </w:rPr>
+        <w:t>numeró en la</w:t>
+      </w:r>
+      <w:r>
+        <w:rPr>
+          <w:rFonts w:ascii="Arial" w:hAnsi="Arial" w:cs="Arial"/>
+          <w:sz w:val="22"/>
+          <w:szCs w:val="22"/>
+        </w:rPr>
+        <w:t xml:space="preserve"> </w:t>
+      </w:r>
+      <w:r>
+        <w:rPr>
+          <w:rFonts w:ascii="Arial" w:hAnsi="Arial" w:cs="Arial"/>
+          <w:sz w:val="22"/>
+          <w:szCs w:val="22"/>
+        </w:rPr>
+        <w:t>{fromDam-aduanaNumeracion}</w:t>
+      </w:r>
       <w:r>
         <w:rPr>
           <w:rFonts w:ascii="Arial" w:hAnsi="Arial" w:cs="Arial"/>
@@ -2167,9 +2059,56 @@
           <w:sz w:val="22"/>
           <w:szCs w:val="22"/>
         </w:rPr>
-        <w:t>fromDam-agenteAduanaRRR</w:t>
-      </w:r>
-      <w:proofErr w:type="spellEnd"/>
+        <w:t>{fromDam-aduanaNumeracionRRR}</w:t>
+      </w:r>
+      <w:r>
+        <w:rPr>
+          <w:rFonts w:ascii="Arial" w:hAnsi="Arial" w:cs="Arial"/>
+          <w:color w:val="FF0000"/>
+          <w:sz w:val="22"/>
+          <w:szCs w:val="22"/>
+        </w:rPr>
+        <w:t xml:space="preserve"> </w:t>
+      </w:r>
+      <w:r>
+        <w:rPr>
+          <w:rFonts w:ascii="Arial" w:hAnsi="Arial" w:cs="Arial"/>
+          <w:sz w:val="22"/>
+          <w:szCs w:val="22"/>
+        </w:rPr>
+        <w:t xml:space="preserve">la DAM </w:t>
+      </w:r>
+      <w:r>
+        <w:rPr>
+          <w:rFonts w:ascii="Arial" w:hAnsi="Arial" w:cs="Arial"/>
+          <w:sz w:val="22"/>
+          <w:szCs w:val="22"/>
+        </w:rPr>
+        <w:t>n</w:t>
+      </w:r>
+      <w:r>
+        <w:rPr>
+          <w:rFonts w:ascii="Arial" w:hAnsi="Arial" w:cs="Arial"/>
+          <w:sz w:val="22"/>
+          <w:szCs w:val="22"/>
+        </w:rPr>
+        <w:t>.º</w:t>
+      </w:r>
+      <w:r>
+        <w:rPr>
+          <w:sz w:val="22"/>
+          <w:szCs w:val="22"/>
+        </w:rPr>
+        <w:t xml:space="preserve"> </w:t>
+      </w:r>
+      <w:r>
+        <w:rPr>
+          <w:rFonts w:ascii="Arial" w:hAnsi="Arial" w:cs="Arial"/>
+          <w:sz w:val="22"/>
+          <w:szCs w:val="22"/>
+        </w:rPr>
+        <w:t>{fromDam-numeroDam}</w:t>
+      </w:r>
       <w:r>
         <w:rPr>
           <w:rFonts w:ascii="Arial" w:hAnsi="Arial" w:cs="Arial"/>
@@ -2179,41 +2118,23 @@
           <w:sz w:val="22"/>
           <w:szCs w:val="22"/>
         </w:rPr>
-        <w:t xml:space="preserve">} </w:t>
-      </w:r>
-      <w:r>
-        <w:rPr>
-          <w:rFonts w:ascii="Arial" w:hAnsi="Arial" w:cs="Arial"/>
-          <w:sz w:val="22"/>
-          <w:szCs w:val="22"/>
-        </w:rPr>
-        <w:t xml:space="preserve">en representación de su comitente </w:t>
-      </w:r>
-      <w:r>
-        <w:rPr>
-          <w:rFonts w:ascii="Arial" w:hAnsi="Arial" w:cs="Arial"/>
-          <w:sz w:val="22"/>
-          <w:szCs w:val="22"/>
-        </w:rPr>
-        <w:t>{</w:t>
-      </w:r>
-      <w:proofErr w:type="spellStart"/>
-      <w:r>
-        <w:rPr>
-          <w:rFonts w:ascii="Arial" w:hAnsi="Arial" w:cs="Arial"/>
-          <w:sz w:val="22"/>
-          <w:szCs w:val="22"/>
-        </w:rPr>
-        <w:t>fromDam-nombreEmpresa</w:t>
-      </w:r>
-      <w:proofErr w:type="spellEnd"/>
-      <w:r>
-        <w:rPr>
-          <w:rFonts w:ascii="Arial" w:hAnsi="Arial" w:cs="Arial"/>
-          <w:sz w:val="22"/>
-          <w:szCs w:val="22"/>
-        </w:rPr>
-        <w:t>}</w:t>
+        <w:t>{fromDam-numeroDamRRR}</w:t>
+      </w:r>
+      <w:r>
+        <w:rPr>
+          <w:rFonts w:ascii="Arial" w:hAnsi="Arial" w:cs="Arial"/>
+          <w:sz w:val="22"/>
+          <w:szCs w:val="22"/>
+        </w:rPr>
+        <w:t xml:space="preserve"> nacionalizando </w:t>
+      </w:r>
+      <w:r>
+        <w:rPr>
+          <w:rFonts w:ascii="Arial" w:hAnsi="Arial" w:cs="Arial"/>
+          <w:sz w:val="22"/>
+          <w:szCs w:val="22"/>
+        </w:rPr>
+        <w:t>{fromDam-cantBultosTexto}</w:t>
       </w:r>
       <w:r>
         <w:rPr>
@@ -2224,9 +2145,40 @@
           <w:sz w:val="22"/>
           <w:szCs w:val="22"/>
         </w:rPr>
-        <w:t>{</w:t>
-      </w:r>
-      <w:proofErr w:type="spellStart"/>
+        <w:t xml:space="preserve">{fromDam-cantBultosTextoRRR} </w:t>
+      </w:r>
+      <w:r>
+        <w:rPr>
+          <w:rFonts w:ascii="Arial" w:hAnsi="Arial" w:cs="Arial"/>
+          <w:sz w:val="22"/>
+          <w:szCs w:val="22"/>
+        </w:rPr>
+        <w:t>(</w:t>
+      </w:r>
+      <w:r>
+        <w:rPr>
+          <w:rFonts w:ascii="Arial" w:hAnsi="Arial" w:cs="Arial"/>
+          <w:sz w:val="22"/>
+          <w:szCs w:val="22"/>
+        </w:rPr>
+        <w:t>{fromDam-cantBultosNumero}</w:t>
+      </w:r>
+      <w:r>
+        <w:rPr>
+          <w:rFonts w:ascii="Arial" w:hAnsi="Arial" w:cs="Arial"/>
+          <w:sz w:val="22"/>
+          <w:szCs w:val="22"/>
+        </w:rPr>
+        <w:t xml:space="preserve">) bultos conteniendo </w:t>
+      </w:r>
+      <w:r>
+        <w:rPr>
+          <w:rFonts w:ascii="Arial" w:hAnsi="Arial" w:cs="Arial"/>
+          <w:sz w:val="22"/>
+          <w:szCs w:val="22"/>
+        </w:rPr>
+        <w:t>{fromDam-descripcionMerca}</w:t>
+      </w:r>
       <w:r>
         <w:rPr>
           <w:rFonts w:ascii="Arial" w:hAnsi="Arial" w:cs="Arial"/>
@@ -2236,9 +2188,8 @@
           <w:sz w:val="22"/>
           <w:szCs w:val="22"/>
         </w:rPr>
-        <w:t>fromDam-nombreEmpresaRRR</w:t>
-      </w:r>
-      <w:proofErr w:type="spellEnd"/>
+        <w:t>{from</w:t>
+      </w:r>
       <w:r>
         <w:rPr>
           <w:rFonts w:ascii="Arial" w:hAnsi="Arial" w:cs="Arial"/>
@@ -2248,67 +2199,7 @@
           <w:sz w:val="22"/>
           <w:szCs w:val="22"/>
         </w:rPr>
-        <w:t>}</w:t>
-      </w:r>
-      <w:r>
-        <w:rPr>
-          <w:rFonts w:ascii="Arial" w:hAnsi="Arial" w:cs="Arial"/>
-          <w:color w:val="000000" w:themeColor="text1"/>
-          <w:sz w:val="22"/>
-          <w:szCs w:val="22"/>
-        </w:rPr>
-        <w:t>,</w:t>
-      </w:r>
-      <w:r>
-        <w:rPr>
-          <w:rFonts w:ascii="Arial" w:hAnsi="Arial" w:cs="Arial"/>
-          <w:color w:val="FF0000"/>
-          <w:sz w:val="22"/>
-          <w:szCs w:val="22"/>
-        </w:rPr>
-        <w:t xml:space="preserve"> </w:t>
-      </w:r>
-      <w:r>
-        <w:rPr>
-          <w:rFonts w:ascii="Arial" w:hAnsi="Arial" w:cs="Arial"/>
-          <w:sz w:val="22"/>
-          <w:szCs w:val="22"/>
-        </w:rPr>
-        <w:t>numeró en la</w:t>
-      </w:r>
-      <w:r>
-        <w:rPr>
-          <w:rFonts w:ascii="Arial" w:hAnsi="Arial" w:cs="Arial"/>
-          <w:sz w:val="22"/>
-          <w:szCs w:val="22"/>
-        </w:rPr>
-        <w:t xml:space="preserve"> </w:t>
-      </w:r>
-      <w:r>
-        <w:rPr>
-          <w:rFonts w:ascii="Arial" w:hAnsi="Arial" w:cs="Arial"/>
-          <w:sz w:val="22"/>
-          <w:szCs w:val="22"/>
-        </w:rPr>
-        <w:t>{</w:t>
-      </w:r>
-      <w:proofErr w:type="spellStart"/>
-      <w:r>
-        <w:rPr>
-          <w:rFonts w:ascii="Arial" w:hAnsi="Arial" w:cs="Arial"/>
-          <w:sz w:val="22"/>
-          <w:szCs w:val="22"/>
-        </w:rPr>
-        <w:t>fromDam-aduanaNumeracion</w:t>
-      </w:r>
-      <w:proofErr w:type="spellEnd"/>
-      <w:r>
-        <w:rPr>
-          <w:rFonts w:ascii="Arial" w:hAnsi="Arial" w:cs="Arial"/>
-          <w:sz w:val="22"/>
-          <w:szCs w:val="22"/>
-        </w:rPr>
-        <w:t>}</w:t>
+        <w:t>D</w:t>
       </w:r>
       <w:r>
         <w:rPr>
@@ -2319,9 +2210,8 @@
           <w:sz w:val="22"/>
           <w:szCs w:val="22"/>
         </w:rPr>
-        <w:t>{</w:t>
-      </w:r>
-      <w:proofErr w:type="spellStart"/>
+        <w:t>am-descripcion</w:t>
+      </w:r>
       <w:r>
         <w:rPr>
           <w:rFonts w:ascii="Arial" w:hAnsi="Arial" w:cs="Arial"/>
@@ -2331,9 +2221,8 @@
           <w:sz w:val="22"/>
           <w:szCs w:val="22"/>
         </w:rPr>
-        <w:t>fromDam-aduanaNumeracionRRR</w:t>
-      </w:r>
-      <w:proofErr w:type="spellEnd"/>
+        <w:t>M</w:t>
+      </w:r>
       <w:r>
         <w:rPr>
           <w:rFonts w:ascii="Arial" w:hAnsi="Arial" w:cs="Arial"/>
@@ -2343,73 +2232,7 @@
           <w:sz w:val="22"/>
           <w:szCs w:val="22"/>
         </w:rPr>
-        <w:t>}</w:t>
-      </w:r>
-      <w:r>
-        <w:rPr>
-          <w:rFonts w:ascii="Arial" w:hAnsi="Arial" w:cs="Arial"/>
-          <w:color w:val="FF0000"/>
-          <w:sz w:val="22"/>
-          <w:szCs w:val="22"/>
-        </w:rPr>
-        <w:t xml:space="preserve"> </w:t>
-      </w:r>
-      <w:r>
-        <w:rPr>
-          <w:rFonts w:ascii="Arial" w:hAnsi="Arial" w:cs="Arial"/>
-          <w:sz w:val="22"/>
-          <w:szCs w:val="22"/>
-        </w:rPr>
-        <w:t xml:space="preserve">la DAM </w:t>
-      </w:r>
-      <w:r>
-        <w:rPr>
-          <w:rFonts w:ascii="Arial" w:hAnsi="Arial" w:cs="Arial"/>
-          <w:sz w:val="22"/>
-          <w:szCs w:val="22"/>
-        </w:rPr>
-        <w:t>n</w:t>
-      </w:r>
-      <w:r>
-        <w:rPr>
-          <w:rFonts w:ascii="Arial" w:hAnsi="Arial" w:cs="Arial"/>
-          <w:sz w:val="22"/>
-          <w:szCs w:val="22"/>
-        </w:rPr>
-        <w:t>.º</w:t>
-      </w:r>
-      <w:r>
-        <w:rPr>
-          <w:sz w:val="22"/>
-          <w:szCs w:val="22"/>
-        </w:rPr>
-        <w:t xml:space="preserve"> </w:t>
-      </w:r>
-      <w:r>
-        <w:rPr>
-          <w:rFonts w:ascii="Arial" w:hAnsi="Arial" w:cs="Arial"/>
-          <w:sz w:val="22"/>
-          <w:szCs w:val="22"/>
-        </w:rPr>
-        <w:t>{</w:t>
-      </w:r>
-      <w:proofErr w:type="spellStart"/>
-      <w:r>
-        <w:rPr>
-          <w:rFonts w:ascii="Arial" w:hAnsi="Arial" w:cs="Arial"/>
-          <w:sz w:val="22"/>
-          <w:szCs w:val="22"/>
-        </w:rPr>
-        <w:t>fromDam-numeroDam</w:t>
-      </w:r>
-      <w:proofErr w:type="spellEnd"/>
-      <w:r>
-        <w:rPr>
-          <w:rFonts w:ascii="Arial" w:hAnsi="Arial" w:cs="Arial"/>
-          <w:sz w:val="22"/>
-          <w:szCs w:val="22"/>
-        </w:rPr>
-        <w:t>}</w:t>
+        <w:t>erca</w:t>
       </w:r>
       <w:r>
         <w:rPr>
@@ -2420,9 +2243,8 @@
           <w:sz w:val="22"/>
           <w:szCs w:val="22"/>
         </w:rPr>
-        <w:t>{</w:t>
-      </w:r>
-      <w:proofErr w:type="spellStart"/>
+        <w:t>RRR</w:t>
+      </w:r>
       <w:r>
         <w:rPr>
           <w:rFonts w:ascii="Arial" w:hAnsi="Arial" w:cs="Arial"/>
@@ -2432,9 +2254,24 @@
           <w:sz w:val="22"/>
           <w:szCs w:val="22"/>
         </w:rPr>
-        <w:t>fromDam-numeroDamRRR</w:t>
-      </w:r>
-      <w:proofErr w:type="spellEnd"/>
+        <w:t>}</w:t>
+      </w:r>
+      <w:r>
+        <w:rPr>
+          <w:rFonts w:ascii="Arial" w:hAnsi="Arial" w:cs="Arial"/>
+          <w:sz w:val="22"/>
+          <w:szCs w:val="22"/>
+        </w:rPr>
+        <w:t xml:space="preserve">; según lo declarado en DAM; con destino final la jurisdicción de la Intendencia de la Aduana de Pucallpa, para cuyos efectos consignó en las series </w:t>
+      </w:r>
+      <w:r>
+        <w:rPr>
+          <w:rFonts w:ascii="Arial" w:hAnsi="Arial" w:cs="Arial"/>
+          <w:sz w:val="22"/>
+          <w:szCs w:val="22"/>
+        </w:rPr>
+        <w:t>{fromDam-rangoSeriesAcogida}</w:t>
+      </w:r>
       <w:r>
         <w:rPr>
           <w:rFonts w:ascii="Arial" w:hAnsi="Arial" w:cs="Arial"/>
@@ -2444,303 +2281,7 @@
           <w:sz w:val="22"/>
           <w:szCs w:val="22"/>
         </w:rPr>
-        <w:t>}</w:t>
-      </w:r>
-      <w:r>
-        <w:rPr>
-          <w:rFonts w:ascii="Arial" w:hAnsi="Arial" w:cs="Arial"/>
-          <w:sz w:val="22"/>
-          <w:szCs w:val="22"/>
-        </w:rPr>
-        <w:t xml:space="preserve"> nacionalizando </w:t>
-      </w:r>
-      <w:r>
-        <w:rPr>
-          <w:rFonts w:ascii="Arial" w:hAnsi="Arial" w:cs="Arial"/>
-          <w:sz w:val="22"/>
-          <w:szCs w:val="22"/>
-        </w:rPr>
-        <w:t>{</w:t>
-      </w:r>
-      <w:proofErr w:type="spellStart"/>
-      <w:r>
-        <w:rPr>
-          <w:rFonts w:ascii="Arial" w:hAnsi="Arial" w:cs="Arial"/>
-          <w:sz w:val="22"/>
-          <w:szCs w:val="22"/>
-        </w:rPr>
-        <w:t>fromDam-cantBultosTexto</w:t>
-      </w:r>
-      <w:proofErr w:type="spellEnd"/>
-      <w:r>
-        <w:rPr>
-          <w:rFonts w:ascii="Arial" w:hAnsi="Arial" w:cs="Arial"/>
-          <w:sz w:val="22"/>
-          <w:szCs w:val="22"/>
-        </w:rPr>
-        <w:t>}</w:t>
-      </w:r>
-      <w:r>
-        <w:rPr>
-          <w:rFonts w:ascii="Arial" w:hAnsi="Arial" w:cs="Arial"/>
-          <w:b/>
-          <w:bCs/>
-          <w:color w:val="FF0000"/>
-          <w:sz w:val="22"/>
-          <w:szCs w:val="22"/>
-        </w:rPr>
-        <w:t>{</w:t>
-      </w:r>
-      <w:proofErr w:type="spellStart"/>
-      <w:r>
-        <w:rPr>
-          <w:rFonts w:ascii="Arial" w:hAnsi="Arial" w:cs="Arial"/>
-          <w:b/>
-          <w:bCs/>
-          <w:color w:val="FF0000"/>
-          <w:sz w:val="22"/>
-          <w:szCs w:val="22"/>
-        </w:rPr>
-        <w:t>fromDam-cantBultosTextoRRR</w:t>
-      </w:r>
-      <w:proofErr w:type="spellEnd"/>
-      <w:r>
-        <w:rPr>
-          <w:rFonts w:ascii="Arial" w:hAnsi="Arial" w:cs="Arial"/>
-          <w:b/>
-          <w:bCs/>
-          <w:color w:val="FF0000"/>
-          <w:sz w:val="22"/>
-          <w:szCs w:val="22"/>
-        </w:rPr>
-        <w:t xml:space="preserve">} </w:t>
-      </w:r>
-      <w:r>
-        <w:rPr>
-          <w:rFonts w:ascii="Arial" w:hAnsi="Arial" w:cs="Arial"/>
-          <w:sz w:val="22"/>
-          <w:szCs w:val="22"/>
-        </w:rPr>
-        <w:t>(</w:t>
-      </w:r>
-      <w:r>
-        <w:rPr>
-          <w:rFonts w:ascii="Arial" w:hAnsi="Arial" w:cs="Arial"/>
-          <w:sz w:val="22"/>
-          <w:szCs w:val="22"/>
-        </w:rPr>
-        <w:t>{</w:t>
-      </w:r>
-      <w:proofErr w:type="spellStart"/>
-      <w:r>
-        <w:rPr>
-          <w:rFonts w:ascii="Arial" w:hAnsi="Arial" w:cs="Arial"/>
-          <w:sz w:val="22"/>
-          <w:szCs w:val="22"/>
-        </w:rPr>
-        <w:t>fromDam-cantBultosNumero</w:t>
-      </w:r>
-      <w:proofErr w:type="spellEnd"/>
-      <w:r>
-        <w:rPr>
-          <w:rFonts w:ascii="Arial" w:hAnsi="Arial" w:cs="Arial"/>
-          <w:sz w:val="22"/>
-          <w:szCs w:val="22"/>
-        </w:rPr>
-        <w:t>}</w:t>
-      </w:r>
-      <w:r>
-        <w:rPr>
-          <w:rFonts w:ascii="Arial" w:hAnsi="Arial" w:cs="Arial"/>
-          <w:sz w:val="22"/>
-          <w:szCs w:val="22"/>
-        </w:rPr>
-        <w:t xml:space="preserve">) bultos conteniendo </w:t>
-      </w:r>
-      <w:r>
-        <w:rPr>
-          <w:rFonts w:ascii="Arial" w:hAnsi="Arial" w:cs="Arial"/>
-          <w:sz w:val="22"/>
-          <w:szCs w:val="22"/>
-        </w:rPr>
-        <w:t>{</w:t>
-      </w:r>
-      <w:proofErr w:type="spellStart"/>
-      <w:r>
-        <w:rPr>
-          <w:rFonts w:ascii="Arial" w:hAnsi="Arial" w:cs="Arial"/>
-          <w:sz w:val="22"/>
-          <w:szCs w:val="22"/>
-        </w:rPr>
-        <w:t>fromDam-descripcionMerca</w:t>
-      </w:r>
-      <w:proofErr w:type="spellEnd"/>
-      <w:r>
-        <w:rPr>
-          <w:rFonts w:ascii="Arial" w:hAnsi="Arial" w:cs="Arial"/>
-          <w:sz w:val="22"/>
-          <w:szCs w:val="22"/>
-        </w:rPr>
-        <w:t>}</w:t>
-      </w:r>
-      <w:r>
-        <w:rPr>
-          <w:rFonts w:ascii="Arial" w:hAnsi="Arial" w:cs="Arial"/>
-          <w:b/>
-          <w:bCs/>
-          <w:color w:val="FF0000"/>
-          <w:sz w:val="22"/>
-          <w:szCs w:val="22"/>
-        </w:rPr>
-        <w:t>{</w:t>
-      </w:r>
-      <w:proofErr w:type="spellStart"/>
-      <w:r>
-        <w:rPr>
-          <w:rFonts w:ascii="Arial" w:hAnsi="Arial" w:cs="Arial"/>
-          <w:b/>
-          <w:bCs/>
-          <w:color w:val="FF0000"/>
-          <w:sz w:val="22"/>
-          <w:szCs w:val="22"/>
-        </w:rPr>
-        <w:t>from</w:t>
-      </w:r>
-      <w:r>
-        <w:rPr>
-          <w:rFonts w:ascii="Arial" w:hAnsi="Arial" w:cs="Arial"/>
-          <w:b/>
-          <w:bCs/>
-          <w:color w:val="FF0000"/>
-          <w:sz w:val="22"/>
-          <w:szCs w:val="22"/>
-        </w:rPr>
-        <w:t>D</w:t>
-      </w:r>
-      <w:r>
-        <w:rPr>
-          <w:rFonts w:ascii="Arial" w:hAnsi="Arial" w:cs="Arial"/>
-          <w:b/>
-          <w:bCs/>
-          <w:color w:val="FF0000"/>
-          <w:sz w:val="22"/>
-          <w:szCs w:val="22"/>
-        </w:rPr>
-        <w:t>am-descripcion</w:t>
-      </w:r>
-      <w:r>
-        <w:rPr>
-          <w:rFonts w:ascii="Arial" w:hAnsi="Arial" w:cs="Arial"/>
-          <w:b/>
-          <w:bCs/>
-          <w:color w:val="FF0000"/>
-          <w:sz w:val="22"/>
-          <w:szCs w:val="22"/>
-        </w:rPr>
-        <w:t>M</w:t>
-      </w:r>
-      <w:r>
-        <w:rPr>
-          <w:rFonts w:ascii="Arial" w:hAnsi="Arial" w:cs="Arial"/>
-          <w:b/>
-          <w:bCs/>
-          <w:color w:val="FF0000"/>
-          <w:sz w:val="22"/>
-          <w:szCs w:val="22"/>
-        </w:rPr>
-        <w:t>erca</w:t>
-      </w:r>
-      <w:r>
-        <w:rPr>
-          <w:rFonts w:ascii="Arial" w:hAnsi="Arial" w:cs="Arial"/>
-          <w:b/>
-          <w:bCs/>
-          <w:color w:val="FF0000"/>
-          <w:sz w:val="22"/>
-          <w:szCs w:val="22"/>
-        </w:rPr>
-        <w:t>RRR</w:t>
-      </w:r>
-      <w:proofErr w:type="spellEnd"/>
-      <w:r>
-        <w:rPr>
-          <w:rFonts w:ascii="Arial" w:hAnsi="Arial" w:cs="Arial"/>
-          <w:b/>
-          <w:bCs/>
-          <w:color w:val="FF0000"/>
-          <w:sz w:val="22"/>
-          <w:szCs w:val="22"/>
-        </w:rPr>
-        <w:t>}</w:t>
-      </w:r>
-      <w:r>
-        <w:rPr>
-          <w:rFonts w:ascii="Arial" w:hAnsi="Arial" w:cs="Arial"/>
-          <w:sz w:val="22"/>
-          <w:szCs w:val="22"/>
-        </w:rPr>
-        <w:t xml:space="preserve">; según lo declarado en DAM; con destino final la jurisdicción de la Intendencia de la Aduana de Pucallpa, para cuyos efectos consignó en las series </w:t>
-      </w:r>
-      <w:r>
-        <w:rPr>
-          <w:rFonts w:ascii="Arial" w:hAnsi="Arial" w:cs="Arial"/>
-          <w:sz w:val="22"/>
-          <w:szCs w:val="22"/>
-        </w:rPr>
-        <w:t>{</w:t>
-      </w:r>
-      <w:proofErr w:type="spellStart"/>
-      <w:r>
-        <w:rPr>
-          <w:rFonts w:ascii="Arial" w:hAnsi="Arial" w:cs="Arial"/>
-          <w:sz w:val="22"/>
-          <w:szCs w:val="22"/>
-        </w:rPr>
-        <w:t>fromDam-rangoSeriesAcogida</w:t>
-      </w:r>
-      <w:proofErr w:type="spellEnd"/>
-      <w:r>
-        <w:rPr>
-          <w:rFonts w:ascii="Arial" w:hAnsi="Arial" w:cs="Arial"/>
-          <w:sz w:val="22"/>
-          <w:szCs w:val="22"/>
-        </w:rPr>
-        <w:t>}</w:t>
-      </w:r>
-      <w:r>
-        <w:rPr>
-          <w:rFonts w:ascii="Arial" w:hAnsi="Arial" w:cs="Arial"/>
-          <w:b/>
-          <w:bCs/>
-          <w:color w:val="FF0000"/>
-          <w:sz w:val="22"/>
-          <w:szCs w:val="22"/>
-        </w:rPr>
-        <w:t>{</w:t>
-      </w:r>
-      <w:proofErr w:type="spellStart"/>
-      <w:r>
-        <w:rPr>
-          <w:rFonts w:ascii="Arial" w:hAnsi="Arial" w:cs="Arial"/>
-          <w:b/>
-          <w:bCs/>
-          <w:color w:val="FF0000"/>
-          <w:sz w:val="22"/>
-          <w:szCs w:val="22"/>
-        </w:rPr>
-        <w:t>fromDam-rangoSeriesAcogidaRRR</w:t>
-      </w:r>
-      <w:proofErr w:type="spellEnd"/>
-      <w:r>
-        <w:rPr>
-          <w:rFonts w:ascii="Arial" w:hAnsi="Arial" w:cs="Arial"/>
-          <w:b/>
-          <w:bCs/>
-          <w:color w:val="FF0000"/>
-          <w:sz w:val="22"/>
-          <w:szCs w:val="22"/>
-        </w:rPr>
-        <w:t xml:space="preserve">} </w:t>
+        <w:t xml:space="preserve">{fromDam-rangoSeriesAcogidaRRR} </w:t>
       </w:r>
       <w:r>
         <w:rPr>
@@ -2853,7 +2394,6 @@
           <w:shd w:val="clear" w:color="auto" w:fill="FAF9F8"/>
         </w:rPr>
       </w:pPr>
-      <w:proofErr w:type="spellStart"/>
       <w:r>
         <w:rPr>
           <w:rFonts w:ascii="Arial" w:hAnsi="Arial" w:cs="Arial"/>
@@ -2863,7 +2403,6 @@
         </w:rPr>
         <w:t>El</w:t>
       </w:r>
-      <w:proofErr w:type="spellEnd"/>
       <w:r>
         <w:rPr>
           <w:rFonts w:ascii="Arial" w:hAnsi="Arial" w:cs="Arial"/>
@@ -2887,16 +2426,7 @@
           <w:sz w:val="22"/>
           <w:szCs w:val="22"/>
         </w:rPr>
-        <w:t>fromDam-</w:t>
-      </w:r>
-      <w:proofErr w:type="gramStart"/>
-      <w:r>
-        <w:rPr>
-          <w:rFonts w:ascii="Arial" w:hAnsi="Arial" w:cs="Arial"/>
-          <w:sz w:val="22"/>
-          <w:szCs w:val="22"/>
-        </w:rPr>
-        <w:t>fechaCancelacionTributos</w:t>
+        <w:t>fromDam-fechaCancelacionTributos</w:t>
       </w:r>
       <w:r>
         <w:rPr>
@@ -2915,19 +2445,7 @@
           <w:sz w:val="22"/>
           <w:szCs w:val="22"/>
         </w:rPr>
-        <w:t>{</w:t>
-      </w:r>
-      <w:proofErr w:type="gramEnd"/>
-      <w:r>
-        <w:rPr>
-          <w:rFonts w:ascii="Arial" w:hAnsi="Arial" w:cs="Arial"/>
-          <w:b/>
-          <w:bCs/>
-          <w:color w:val="FF0000"/>
-          <w:sz w:val="22"/>
-          <w:szCs w:val="22"/>
-        </w:rPr>
-        <w:t>fromDam-fechaCancelacionTributosRRR}</w:t>
+        <w:t>{fromDam-fechaCancelacionTributosRRR}</w:t>
       </w:r>
       <w:r>
         <w:rPr>
@@ -3001,7 +2519,31 @@
           <w:sz w:val="22"/>
           <w:szCs w:val="22"/>
         </w:rPr>
-        <w:t xml:space="preserve"> en cumplimiento de la Resolución Ministerial N.º245-99-EF/15;</w:t>
+        <w:t xml:space="preserve"> en cumplimiento de la Resolución Ministerial </w:t>
+      </w:r>
+      <w:r>
+        <w:rPr>
+          <w:rFonts w:ascii="Arial" w:hAnsi="Arial" w:cs="Arial"/>
+          <w:sz w:val="22"/>
+          <w:szCs w:val="22"/>
+        </w:rPr>
+        <w:t>n</w:t>
+      </w:r>
+      <w:r>
+        <w:rPr>
+          <w:rFonts w:ascii="Arial" w:hAnsi="Arial" w:cs="Arial"/>
+          <w:sz w:val="22"/>
+          <w:szCs w:val="22"/>
+        </w:rPr>
+        <w:t>.º245-99-EF/15</w:t>
+      </w:r>
+      <w:r>
+        <w:rPr>
+          <w:rFonts w:ascii="Arial" w:hAnsi="Arial" w:cs="Arial"/>
+          <w:sz w:val="22"/>
+          <w:szCs w:val="22"/>
+        </w:rPr>
+        <w:t>.</w:t>
       </w:r>
     </w:p>
     <w:p>
@@ -3042,7 +2584,6 @@
         </w:rPr>
         <w:t>{/</w:t>
       </w:r>
-      <w:proofErr w:type="spellStart"/>
       <w:r>
         <w:rPr>
           <w:rFonts w:ascii="Arial" w:hAnsi="Arial" w:cs="Arial"/>
@@ -3051,7 +2592,6 @@
         </w:rPr>
         <w:t>estadoOnlyAMAZONIA</w:t>
       </w:r>
-      <w:proofErr w:type="spellEnd"/>
       <w:r>
         <w:rPr>
           <w:rFonts w:ascii="Arial" w:hAnsi="Arial" w:cs="Arial"/>
@@ -3114,7 +2654,6 @@
           <w:szCs w:val="22"/>
         </w:rPr>
       </w:pPr>
-      <w:proofErr w:type="spellStart"/>
       <w:r>
         <w:rPr>
           <w:rFonts w:ascii="Arial" w:hAnsi="Arial" w:cs="Arial"/>
@@ -3122,17 +2661,7 @@
           <w:szCs w:val="22"/>
           <w:shd w:val="clear" w:color="auto" w:fill="FAF9F8"/>
         </w:rPr>
-        <w:t>El</w:t>
-      </w:r>
-      <w:proofErr w:type="spellEnd"/>
-      <w:r>
-        <w:rPr>
-          <w:rFonts w:ascii="Arial" w:hAnsi="Arial" w:cs="Arial"/>
-          <w:sz w:val="22"/>
-          <w:szCs w:val="22"/>
-          <w:shd w:val="clear" w:color="auto" w:fill="FAF9F8"/>
-        </w:rPr>
-        <w:t xml:space="preserve"> </w:t>
+        <w:t xml:space="preserve">El </w:t>
       </w:r>
       <w:r>
         <w:rPr>
@@ -3148,16 +2677,7 @@
           <w:sz w:val="22"/>
           <w:szCs w:val="22"/>
         </w:rPr>
-        <w:t>fromDam-</w:t>
-      </w:r>
-      <w:proofErr w:type="gramStart"/>
-      <w:r>
-        <w:rPr>
-          <w:rFonts w:ascii="Arial" w:hAnsi="Arial" w:cs="Arial"/>
-          <w:sz w:val="22"/>
-          <w:szCs w:val="22"/>
-        </w:rPr>
-        <w:t>fechaCancelacionTributos</w:t>
+        <w:t>fromDam-fechaCancelacionTributos</w:t>
       </w:r>
       <w:r>
         <w:rPr>
@@ -3176,19 +2696,7 @@
           <w:sz w:val="22"/>
           <w:szCs w:val="22"/>
         </w:rPr>
-        <w:t>{</w:t>
-      </w:r>
-      <w:proofErr w:type="gramEnd"/>
-      <w:r>
-        <w:rPr>
-          <w:rFonts w:ascii="Arial" w:hAnsi="Arial" w:cs="Arial"/>
-          <w:b/>
-          <w:bCs/>
-          <w:color w:val="FF0000"/>
-          <w:sz w:val="22"/>
-          <w:szCs w:val="22"/>
-        </w:rPr>
-        <w:t>fromDam-fechaCancelacionTributosRRR}</w:t>
+        <w:t>{fromDam-fechaCancelacionTributosRRR}</w:t>
       </w:r>
       <w:r>
         <w:rPr>
@@ -3272,7 +2780,6 @@
         </w:rPr>
         <w:t xml:space="preserve"> {</w:t>
       </w:r>
-      <w:proofErr w:type="spellStart"/>
       <w:r>
         <w:rPr>
           <w:rFonts w:ascii="Arial" w:hAnsi="Arial" w:cs="Arial"/>
@@ -3281,7 +2788,6 @@
         </w:rPr>
         <w:t>textoTotReguPECO</w:t>
       </w:r>
-      <w:proofErr w:type="spellEnd"/>
       <w:r>
         <w:rPr>
           <w:rFonts w:ascii="Arial" w:hAnsi="Arial" w:cs="Arial"/>
@@ -3393,7 +2899,6 @@
         </w:rPr>
         <w:t>{/</w:t>
       </w:r>
-      <w:proofErr w:type="spellStart"/>
       <w:r>
         <w:rPr>
           <w:rFonts w:ascii="Arial" w:hAnsi="Arial" w:cs="Arial"/>
@@ -3402,7 +2907,6 @@
         </w:rPr>
         <w:t>estadoPECOyAMAZONIA</w:t>
       </w:r>
-      <w:proofErr w:type="spellEnd"/>
       <w:r>
         <w:rPr>
           <w:rFonts w:ascii="Arial" w:hAnsi="Arial" w:cs="Arial"/>
@@ -3450,32 +2954,13 @@
           <w:shd w:val="clear" w:color="auto" w:fill="FAF9F8"/>
         </w:rPr>
       </w:pPr>
-      <w:proofErr w:type="spellStart"/>
-      <w:r>
-        <w:rPr>
-          <w:rFonts w:ascii="Arial" w:hAnsi="Arial" w:cs="Arial"/>
-          <w:sz w:val="22"/>
-          <w:szCs w:val="22"/>
-        </w:rPr>
-        <w:t>El</w:t>
-      </w:r>
-      <w:proofErr w:type="spellEnd"/>
-      <w:r>
-        <w:rPr>
-          <w:rFonts w:ascii="Arial" w:hAnsi="Arial" w:cs="Arial"/>
-          <w:sz w:val="22"/>
-          <w:szCs w:val="22"/>
-        </w:rPr>
-        <w:t xml:space="preserve"> {fromDam-</w:t>
-      </w:r>
-      <w:proofErr w:type="gramStart"/>
-      <w:r>
-        <w:rPr>
-          <w:rFonts w:ascii="Arial" w:hAnsi="Arial" w:cs="Arial"/>
-          <w:sz w:val="22"/>
-          <w:szCs w:val="22"/>
-        </w:rPr>
-        <w:t>fechaCancelacionTributos}</w:t>
+      <w:r>
+        <w:rPr>
+          <w:rFonts w:ascii="Arial" w:hAnsi="Arial" w:cs="Arial"/>
+          <w:sz w:val="22"/>
+          <w:szCs w:val="22"/>
+        </w:rPr>
+        <w:t>El {fromDam-fechaCancelacionTributos}</w:t>
       </w:r>
       <w:r>
         <w:rPr>
@@ -3486,19 +2971,7 @@
           <w:sz w:val="22"/>
           <w:szCs w:val="22"/>
         </w:rPr>
-        <w:t>{</w:t>
-      </w:r>
-      <w:proofErr w:type="gramEnd"/>
-      <w:r>
-        <w:rPr>
-          <w:rFonts w:ascii="Arial" w:hAnsi="Arial" w:cs="Arial"/>
-          <w:b/>
-          <w:bCs/>
-          <w:color w:val="FF0000"/>
-          <w:sz w:val="22"/>
-          <w:szCs w:val="22"/>
-        </w:rPr>
-        <w:t>fromDam-fechaCancelacionTributosRRR}</w:t>
+        <w:t>{fromDam-fechaCancelacionTributosRRR}</w:t>
       </w:r>
       <w:r>
         <w:rPr>
@@ -3540,25 +3013,7 @@
           <w:sz w:val="22"/>
           <w:szCs w:val="22"/>
         </w:rPr>
-        <w:t>, correspondientes a la importación señalada en el considerando anterior, siendo abonados a la “Sub-Cuenta Especial Tesoro Público – D.S. n.º 015-94-EF” el importe de S/ {</w:t>
-      </w:r>
-      <w:proofErr w:type="spellStart"/>
-      <w:r>
-        <w:rPr>
-          <w:rFonts w:ascii="Arial" w:hAnsi="Arial" w:cs="Arial"/>
-          <w:sz w:val="22"/>
-          <w:szCs w:val="22"/>
-        </w:rPr>
-        <w:t>textoTotReguPECO</w:t>
-      </w:r>
-      <w:proofErr w:type="spellEnd"/>
-      <w:r>
-        <w:rPr>
-          <w:rFonts w:ascii="Arial" w:hAnsi="Arial" w:cs="Arial"/>
-          <w:sz w:val="22"/>
-          <w:szCs w:val="22"/>
-        </w:rPr>
-        <w:t>} en cumplimiento de la Resolución Ministerial n.º107-94-EF/10.</w:t>
+        <w:t>, correspondientes a la importación señalada en el considerando anterior, siendo abonados a la “Sub-Cuenta Especial Tesoro Público – D.S. n.º 015-94-EF” el importe de S/ {textoTotReguPECO} en cumplimiento de la Resolución Ministerial n.º107-94-EF/10.</w:t>
       </w:r>
     </w:p>
     <w:p>
@@ -3597,25 +3052,7 @@
           <w:sz w:val="22"/>
           <w:szCs w:val="22"/>
         </w:rPr>
-        <w:t>{/</w:t>
-      </w:r>
-      <w:proofErr w:type="spellStart"/>
-      <w:r>
-        <w:rPr>
-          <w:rFonts w:ascii="Arial" w:hAnsi="Arial" w:cs="Arial"/>
-          <w:sz w:val="22"/>
-          <w:szCs w:val="22"/>
-        </w:rPr>
-        <w:t>estadoOnlyPECO</w:t>
-      </w:r>
-      <w:proofErr w:type="spellEnd"/>
-      <w:r>
-        <w:rPr>
-          <w:rFonts w:ascii="Arial" w:hAnsi="Arial" w:cs="Arial"/>
-          <w:sz w:val="22"/>
-          <w:szCs w:val="22"/>
-        </w:rPr>
-        <w:t>}</w:t>
+        <w:t>{/estadoOnlyPECO}</w:t>
       </w:r>
     </w:p>
     <w:p>
@@ -3806,25 +3243,7 @@
           <w:sz w:val="22"/>
           <w:szCs w:val="22"/>
         </w:rPr>
-        <w:t>{</w:t>
-      </w:r>
-      <w:proofErr w:type="spellStart"/>
-      <w:r>
-        <w:rPr>
-          <w:rFonts w:ascii="Arial" w:hAnsi="Arial" w:cs="Arial"/>
-          <w:sz w:val="22"/>
-          <w:szCs w:val="22"/>
-        </w:rPr>
-        <w:t>fromDam-nombreEmpresa</w:t>
-      </w:r>
-      <w:proofErr w:type="spellEnd"/>
-      <w:r>
-        <w:rPr>
-          <w:rFonts w:ascii="Arial" w:hAnsi="Arial" w:cs="Arial"/>
-          <w:sz w:val="22"/>
-          <w:szCs w:val="22"/>
-        </w:rPr>
-        <w:t>}</w:t>
+        <w:t>{fromDam-nombreEmpresa}</w:t>
       </w:r>
       <w:r>
         <w:rPr>
@@ -3835,9 +3254,79 @@
           <w:sz w:val="22"/>
           <w:szCs w:val="22"/>
         </w:rPr>
+        <w:t>{fromDam-nombreEmpresaRRR}</w:t>
+      </w:r>
+      <w:r>
+        <w:rPr>
+          <w:rFonts w:ascii="Arial" w:hAnsi="Arial" w:cs="Arial"/>
+          <w:sz w:val="22"/>
+          <w:szCs w:val="22"/>
+        </w:rPr>
+        <w:t xml:space="preserve">, </w:t>
+      </w:r>
+      <w:r>
+        <w:rPr>
+          <w:rFonts w:ascii="Arial" w:hAnsi="Arial" w:cs="Arial"/>
+          <w:sz w:val="22"/>
+          <w:szCs w:val="22"/>
+        </w:rPr>
         <w:t>{</w:t>
       </w:r>
-      <w:proofErr w:type="spellStart"/>
+      <w:r>
+        <w:rPr>
+          <w:rFonts w:ascii="Arial" w:hAnsi="Arial" w:cs="Arial"/>
+          <w:sz w:val="22"/>
+          <w:szCs w:val="22"/>
+        </w:rPr>
+        <w:t>textoSolReg02</w:t>
+      </w:r>
+      <w:r>
+        <w:rPr>
+          <w:rFonts w:ascii="Arial" w:hAnsi="Arial" w:cs="Arial"/>
+          <w:sz w:val="22"/>
+          <w:szCs w:val="22"/>
+        </w:rPr>
+        <w:t>}</w:t>
+      </w:r>
+      <w:r>
+        <w:rPr>
+          <w:rFonts w:ascii="Arial" w:hAnsi="Arial" w:cs="Arial"/>
+          <w:sz w:val="22"/>
+          <w:szCs w:val="22"/>
+        </w:rPr>
+        <w:t xml:space="preserve">; y, con confirmación de llegada </w:t>
+      </w:r>
+      <w:r>
+        <w:rPr>
+          <w:rFonts w:ascii="Arial" w:hAnsi="Arial" w:cs="Arial"/>
+          <w:sz w:val="22"/>
+          <w:szCs w:val="22"/>
+        </w:rPr>
+        <w:t>n</w:t>
+      </w:r>
+      <w:r>
+        <w:rPr>
+          <w:rFonts w:ascii="Arial" w:hAnsi="Arial" w:cs="Arial"/>
+          <w:sz w:val="22"/>
+          <w:szCs w:val="22"/>
+        </w:rPr>
+        <w:t>.º</w:t>
+      </w:r>
+      <w:r>
+        <w:rPr>
+          <w:sz w:val="22"/>
+          <w:szCs w:val="22"/>
+        </w:rPr>
+        <w:t xml:space="preserve"> </w:t>
+      </w:r>
+      <w:r>
+        <w:rPr>
+          <w:rFonts w:ascii="Arial" w:hAnsi="Arial" w:cs="Arial"/>
+          <w:sz w:val="22"/>
+          <w:szCs w:val="22"/>
+        </w:rPr>
+        <w:t>{cuadroPedoAmazonia-numeroConfirmacion}</w:t>
+      </w:r>
       <w:r>
         <w:rPr>
           <w:rFonts w:ascii="Arial" w:hAnsi="Arial" w:cs="Arial"/>
@@ -3847,119 +3336,15 @@
           <w:sz w:val="22"/>
           <w:szCs w:val="22"/>
         </w:rPr>
-        <w:t>fromDam-nombreEmpresaRRR</w:t>
-      </w:r>
-      <w:proofErr w:type="spellEnd"/>
-      <w:r>
-        <w:rPr>
-          <w:rFonts w:ascii="Arial" w:hAnsi="Arial" w:cs="Arial"/>
-          <w:b/>
-          <w:bCs/>
-          <w:color w:val="FF0000"/>
-          <w:sz w:val="22"/>
-          <w:szCs w:val="22"/>
-        </w:rPr>
-        <w:t>}</w:t>
-      </w:r>
-      <w:r>
-        <w:rPr>
-          <w:rFonts w:ascii="Arial" w:hAnsi="Arial" w:cs="Arial"/>
-          <w:sz w:val="22"/>
-          <w:szCs w:val="22"/>
-        </w:rPr>
-        <w:t xml:space="preserve">, </w:t>
-      </w:r>
-      <w:r>
-        <w:rPr>
-          <w:rFonts w:ascii="Arial" w:hAnsi="Arial" w:cs="Arial"/>
-          <w:sz w:val="22"/>
-          <w:szCs w:val="22"/>
-        </w:rPr>
-        <w:t>{</w:t>
-      </w:r>
-      <w:r>
-        <w:rPr>
-          <w:rFonts w:ascii="Arial" w:hAnsi="Arial" w:cs="Arial"/>
-          <w:sz w:val="22"/>
-          <w:szCs w:val="22"/>
-        </w:rPr>
-        <w:t>textoSolReg02</w:t>
-      </w:r>
-      <w:r>
-        <w:rPr>
-          <w:rFonts w:ascii="Arial" w:hAnsi="Arial" w:cs="Arial"/>
-          <w:sz w:val="22"/>
-          <w:szCs w:val="22"/>
-        </w:rPr>
-        <w:t>}</w:t>
-      </w:r>
-      <w:r>
-        <w:rPr>
-          <w:rFonts w:ascii="Arial" w:hAnsi="Arial" w:cs="Arial"/>
-          <w:sz w:val="22"/>
-          <w:szCs w:val="22"/>
-        </w:rPr>
-        <w:t xml:space="preserve">; y, con confirmación de llegada </w:t>
-      </w:r>
-      <w:r>
-        <w:rPr>
-          <w:rFonts w:ascii="Arial" w:hAnsi="Arial" w:cs="Arial"/>
-          <w:sz w:val="22"/>
-          <w:szCs w:val="22"/>
-        </w:rPr>
-        <w:t>n</w:t>
-      </w:r>
-      <w:r>
-        <w:rPr>
-          <w:rFonts w:ascii="Arial" w:hAnsi="Arial" w:cs="Arial"/>
-          <w:sz w:val="22"/>
-          <w:szCs w:val="22"/>
-        </w:rPr>
-        <w:t>.º</w:t>
-      </w:r>
-      <w:r>
-        <w:rPr>
-          <w:sz w:val="22"/>
-          <w:szCs w:val="22"/>
-        </w:rPr>
-        <w:t xml:space="preserve"> </w:t>
-      </w:r>
-      <w:r>
-        <w:rPr>
-          <w:rFonts w:ascii="Arial" w:hAnsi="Arial" w:cs="Arial"/>
-          <w:sz w:val="22"/>
-          <w:szCs w:val="22"/>
-        </w:rPr>
-        <w:t>{cuadroPedoAmazonia-numeroConfirmacion}</w:t>
-      </w:r>
-      <w:r>
-        <w:rPr>
-          <w:rFonts w:ascii="Arial" w:hAnsi="Arial" w:cs="Arial"/>
-          <w:b/>
-          <w:bCs/>
-          <w:color w:val="FF0000"/>
-          <w:sz w:val="22"/>
-          <w:szCs w:val="22"/>
-        </w:rPr>
         <w:t xml:space="preserve">{cuadroPedoAmazonia-numeroConfirmacionRRR} </w:t>
       </w:r>
-      <w:proofErr w:type="spellStart"/>
-      <w:r>
-        <w:rPr>
-          <w:rFonts w:ascii="Arial" w:hAnsi="Arial" w:cs="Arial"/>
-          <w:sz w:val="22"/>
-          <w:szCs w:val="22"/>
-        </w:rPr>
-        <w:t>del</w:t>
-      </w:r>
-      <w:proofErr w:type="spellEnd"/>
-      <w:r>
-        <w:rPr>
-          <w:rFonts w:ascii="Arial" w:hAnsi="Arial" w:cs="Arial"/>
-          <w:sz w:val="22"/>
-          <w:szCs w:val="22"/>
-        </w:rPr>
-        <w:t xml:space="preserve"> </w:t>
+      <w:r>
+        <w:rPr>
+          <w:rFonts w:ascii="Arial" w:hAnsi="Arial" w:cs="Arial"/>
+          <w:sz w:val="22"/>
+          <w:szCs w:val="22"/>
+        </w:rPr>
+        <w:t xml:space="preserve">del </w:t>
       </w:r>
       <w:r>
         <w:rPr>
@@ -4111,9 +3496,16 @@
           <w:sz w:val="22"/>
           <w:szCs w:val="22"/>
         </w:rPr>
-        <w:t>{</w:t>
-      </w:r>
-      <w:proofErr w:type="spellStart"/>
+        <w:t>{fromInputs-fechaCorreoCecaRRR}</w:t>
+      </w:r>
+      <w:r>
+        <w:rPr>
+          <w:rFonts w:ascii="Arial" w:hAnsi="Arial" w:cs="Arial"/>
+          <w:sz w:val="22"/>
+          <w:szCs w:val="22"/>
+        </w:rPr>
+        <w:t xml:space="preserve">{fromInputs-fechaCorreoCeca}, se comunicó al solicitante a la dirección de correo electrónico </w:t>
+      </w:r>
       <w:r>
         <w:rPr>
           <w:rFonts w:ascii="Arial" w:hAnsi="Arial" w:cs="Arial"/>
@@ -4123,137 +3515,15 @@
           <w:sz w:val="22"/>
           <w:szCs w:val="22"/>
         </w:rPr>
-        <w:t>fromInputs-</w:t>
-      </w:r>
-      <w:proofErr w:type="gramStart"/>
-      <w:r>
-        <w:rPr>
-          <w:rFonts w:ascii="Arial" w:hAnsi="Arial" w:cs="Arial"/>
-          <w:b/>
-          <w:bCs/>
-          <w:color w:val="FF0000"/>
-          <w:sz w:val="22"/>
-          <w:szCs w:val="22"/>
-        </w:rPr>
-        <w:t>fechaCorreoCecaRRR</w:t>
-      </w:r>
-      <w:proofErr w:type="spellEnd"/>
-      <w:r>
-        <w:rPr>
-          <w:rFonts w:ascii="Arial" w:hAnsi="Arial" w:cs="Arial"/>
-          <w:b/>
-          <w:bCs/>
-          <w:color w:val="FF0000"/>
-          <w:sz w:val="22"/>
-          <w:szCs w:val="22"/>
-        </w:rPr>
-        <w:t>}</w:t>
-      </w:r>
-      <w:r>
-        <w:rPr>
-          <w:rFonts w:ascii="Arial" w:hAnsi="Arial" w:cs="Arial"/>
-          <w:sz w:val="22"/>
-          <w:szCs w:val="22"/>
-        </w:rPr>
-        <w:t>{</w:t>
-      </w:r>
-      <w:proofErr w:type="spellStart"/>
-      <w:proofErr w:type="gramEnd"/>
-      <w:r>
-        <w:rPr>
-          <w:rFonts w:ascii="Arial" w:hAnsi="Arial" w:cs="Arial"/>
-          <w:sz w:val="22"/>
-          <w:szCs w:val="22"/>
-        </w:rPr>
-        <w:t>fromInputs-fechaCorreoCeca</w:t>
-      </w:r>
-      <w:proofErr w:type="spellEnd"/>
-      <w:r>
-        <w:rPr>
-          <w:rFonts w:ascii="Arial" w:hAnsi="Arial" w:cs="Arial"/>
-          <w:sz w:val="22"/>
-          <w:szCs w:val="22"/>
-        </w:rPr>
-        <w:t xml:space="preserve">}, se comunicó al solicitante a la dirección de correo electrónico </w:t>
-      </w:r>
-      <w:r>
-        <w:rPr>
-          <w:rFonts w:ascii="Arial" w:hAnsi="Arial" w:cs="Arial"/>
-          <w:b/>
-          <w:bCs/>
-          <w:color w:val="FF0000"/>
-          <w:sz w:val="22"/>
-          <w:szCs w:val="22"/>
-        </w:rPr>
-        <w:t>{</w:t>
-      </w:r>
-      <w:proofErr w:type="spellStart"/>
-      <w:r>
-        <w:rPr>
-          <w:rFonts w:ascii="Arial" w:hAnsi="Arial" w:cs="Arial"/>
-          <w:b/>
-          <w:bCs/>
-          <w:color w:val="FF0000"/>
-          <w:sz w:val="22"/>
-          <w:szCs w:val="22"/>
-        </w:rPr>
-        <w:t>fromInputs-correoCecaRRR</w:t>
-      </w:r>
-      <w:proofErr w:type="spellEnd"/>
-      <w:r>
-        <w:rPr>
-          <w:rFonts w:ascii="Arial" w:hAnsi="Arial" w:cs="Arial"/>
-          <w:b/>
-          <w:bCs/>
-          <w:color w:val="FF0000"/>
-          <w:sz w:val="22"/>
-          <w:szCs w:val="22"/>
-        </w:rPr>
-        <w:t>}</w:t>
-      </w:r>
-      <w:r>
-        <w:rPr>
-          <w:rFonts w:ascii="Arial" w:hAnsi="Arial" w:cs="Arial"/>
-          <w:sz w:val="22"/>
-          <w:szCs w:val="22"/>
-        </w:rPr>
-        <w:t>{</w:t>
-      </w:r>
-      <w:proofErr w:type="spellStart"/>
-      <w:r>
-        <w:rPr>
-          <w:rFonts w:ascii="Arial" w:hAnsi="Arial" w:cs="Arial"/>
-          <w:sz w:val="22"/>
-          <w:szCs w:val="22"/>
-        </w:rPr>
-        <w:t>fromInputs-correoCeca</w:t>
-      </w:r>
-      <w:proofErr w:type="spellEnd"/>
-      <w:r>
-        <w:rPr>
-          <w:rFonts w:ascii="Arial" w:hAnsi="Arial" w:cs="Arial"/>
-          <w:sz w:val="22"/>
-          <w:szCs w:val="22"/>
-        </w:rPr>
-        <w:t>}; la programación de reconocimiento físico conforme {</w:t>
-      </w:r>
-      <w:proofErr w:type="spellStart"/>
-      <w:r>
-        <w:rPr>
-          <w:rFonts w:ascii="Arial" w:hAnsi="Arial" w:cs="Arial"/>
-          <w:sz w:val="22"/>
-          <w:szCs w:val="22"/>
-        </w:rPr>
-        <w:t>textoProceReco</w:t>
-      </w:r>
-      <w:proofErr w:type="spellEnd"/>
-      <w:r>
-        <w:rPr>
-          <w:rFonts w:ascii="Arial" w:hAnsi="Arial" w:cs="Arial"/>
-          <w:sz w:val="22"/>
-          <w:szCs w:val="22"/>
-        </w:rPr>
-        <w:t>}.</w:t>
+        <w:t>{fromInputs-correoCecaRRR}</w:t>
+      </w:r>
+      <w:r>
+        <w:rPr>
+          <w:rFonts w:ascii="Arial" w:hAnsi="Arial" w:cs="Arial"/>
+          <w:sz w:val="22"/>
+          <w:szCs w:val="22"/>
+        </w:rPr>
+        <w:t>{fromInputs-correoCeca}; la programación de reconocimiento físico conforme {textoProceReco}.</w:t>
       </w:r>
       <w:bookmarkEnd w:id="1"/>
       <w:bookmarkEnd w:id="2"/>
@@ -4313,43 +3583,7 @@
           <w:sz w:val="22"/>
           <w:szCs w:val="22"/>
         </w:rPr>
-        <w:t>{</w:t>
-      </w:r>
-      <w:proofErr w:type="spellStart"/>
-      <w:r>
-        <w:rPr>
-          <w:rFonts w:ascii="Arial" w:hAnsi="Arial" w:cs="Arial"/>
-          <w:b/>
-          <w:bCs/>
-          <w:color w:val="FF0000"/>
-          <w:sz w:val="22"/>
-          <w:szCs w:val="22"/>
-        </w:rPr>
-        <w:t>fromInputs-</w:t>
-      </w:r>
-      <w:proofErr w:type="gramStart"/>
-      <w:r>
-        <w:rPr>
-          <w:rFonts w:ascii="Arial" w:hAnsi="Arial" w:cs="Arial"/>
-          <w:b/>
-          <w:bCs/>
-          <w:color w:val="FF0000"/>
-          <w:sz w:val="22"/>
-          <w:szCs w:val="22"/>
-        </w:rPr>
-        <w:t>fechaAforoRRR</w:t>
-      </w:r>
-      <w:proofErr w:type="spellEnd"/>
-      <w:r>
-        <w:rPr>
-          <w:rFonts w:ascii="Arial" w:hAnsi="Arial" w:cs="Arial"/>
-          <w:b/>
-          <w:bCs/>
-          <w:color w:val="FF0000"/>
-          <w:sz w:val="22"/>
-          <w:szCs w:val="22"/>
-        </w:rPr>
-        <w:t>}</w:t>
+        <w:t>{fromInputs-fechaAforoRRR}</w:t>
       </w:r>
       <w:r>
         <w:rPr>
@@ -4358,28 +3592,7 @@
           <w:sz w:val="22"/>
           <w:szCs w:val="22"/>
         </w:rPr>
-        <w:t>{</w:t>
-      </w:r>
-      <w:proofErr w:type="spellStart"/>
-      <w:proofErr w:type="gramEnd"/>
-      <w:r>
-        <w:rPr>
-          <w:rFonts w:ascii="Arial" w:hAnsi="Arial" w:cs="Arial"/>
-          <w:color w:val="000000" w:themeColor="text1"/>
-          <w:sz w:val="22"/>
-          <w:szCs w:val="22"/>
-        </w:rPr>
-        <w:t>fromInputs-fechaAforo</w:t>
-      </w:r>
-      <w:proofErr w:type="spellEnd"/>
-      <w:r>
-        <w:rPr>
-          <w:rFonts w:ascii="Arial" w:hAnsi="Arial" w:cs="Arial"/>
-          <w:color w:val="000000" w:themeColor="text1"/>
-          <w:sz w:val="22"/>
-          <w:szCs w:val="22"/>
-        </w:rPr>
-        <w:t>}, en</w:t>
+        <w:t>{fromInputs-fechaAforo}, en</w:t>
       </w:r>
       <w:r>
         <w:rPr>
@@ -4399,27 +3612,7 @@
           <w:sz w:val="22"/>
           <w:szCs w:val="22"/>
         </w:rPr>
-        <w:t>el {</w:t>
-      </w:r>
-      <w:proofErr w:type="spellStart"/>
-      <w:r>
-        <w:rPr>
-          <w:rFonts w:ascii="Arial" w:hAnsi="Arial" w:cs="Arial"/>
-          <w:color w:val="000000" w:themeColor="text1"/>
-          <w:sz w:val="22"/>
-          <w:szCs w:val="22"/>
-        </w:rPr>
-        <w:t>textoRecoFis</w:t>
-      </w:r>
-      <w:proofErr w:type="spellEnd"/>
-      <w:r>
-        <w:rPr>
-          <w:rFonts w:ascii="Arial" w:hAnsi="Arial" w:cs="Arial"/>
-          <w:color w:val="000000" w:themeColor="text1"/>
-          <w:sz w:val="22"/>
-          <w:szCs w:val="22"/>
-        </w:rPr>
-        <w:t>} y normas legales conexas</w:t>
+        <w:t>el {textoRecoFis} y normas legales conexas</w:t>
       </w:r>
       <w:r>
         <w:rPr>
@@ -4548,7 +3741,6 @@
         </w:rPr>
         <w:t>{/</w:t>
       </w:r>
-      <w:proofErr w:type="spellStart"/>
       <w:r>
         <w:rPr>
           <w:rFonts w:ascii="Arial" w:hAnsi="Arial" w:cs="Arial"/>
@@ -4557,7 +3749,6 @@
         </w:rPr>
         <w:t>estadoIncluyePeco</w:t>
       </w:r>
-      <w:proofErr w:type="spellEnd"/>
       <w:r>
         <w:rPr>
           <w:rFonts w:ascii="Arial" w:hAnsi="Arial" w:cs="Arial"/>
@@ -4622,9 +3813,8 @@
           <w:sz w:val="22"/>
           <w:szCs w:val="22"/>
         </w:rPr>
-        <w:t xml:space="preserve">Respecto a la Regularización/ Reconocimiento Físico al amparo de las exoneraciones establecidas mediante Decreto Supremo </w:t>
-      </w:r>
-      <w:proofErr w:type="spellStart"/>
+        <w:t xml:space="preserve">Respecto a la Regularización/ Reconocimiento Físico al amparo de las exoneraciones establecidas mediante Decreto Supremo nº 015-94-EF se verifica que la mercancía de las series {fromDam-rangoSeriesAcogidaSoloPeco} declaradas con TPI 35 en el casillero 7.23 de la DAM, tienen un Ad-valoren de 0%, por lo que no se reporta montó abonado a la Subcuenta Especial del Tesoro Público Decreto Supremo </w:t>
+      </w:r>
       <w:r>
         <w:rPr>
           <w:rFonts w:ascii="Arial" w:hAnsi="Arial" w:cs="Arial"/>
@@ -4632,49 +3822,8 @@
           <w:sz w:val="22"/>
           <w:szCs w:val="22"/>
         </w:rPr>
-        <w:t>nº</w:t>
-      </w:r>
-      <w:proofErr w:type="spellEnd"/>
-      <w:r>
-        <w:rPr>
-          <w:rFonts w:ascii="Arial" w:hAnsi="Arial" w:cs="Arial"/>
-          <w:color w:val="000000" w:themeColor="text1"/>
-          <w:sz w:val="22"/>
-          <w:szCs w:val="22"/>
-        </w:rPr>
-        <w:t xml:space="preserve"> 015-94-EF se verifica que la mercancía de las series {</w:t>
-      </w:r>
-      <w:proofErr w:type="spellStart"/>
-      <w:r>
-        <w:rPr>
-          <w:rFonts w:ascii="Arial" w:hAnsi="Arial" w:cs="Arial"/>
-          <w:color w:val="000000" w:themeColor="text1"/>
-          <w:sz w:val="22"/>
-          <w:szCs w:val="22"/>
-        </w:rPr>
-        <w:t>fromDam-rangoSeriesAcogidaSoloPeco</w:t>
-      </w:r>
-      <w:proofErr w:type="spellEnd"/>
-      <w:r>
-        <w:rPr>
-          <w:rFonts w:ascii="Arial" w:hAnsi="Arial" w:cs="Arial"/>
-          <w:color w:val="000000" w:themeColor="text1"/>
-          <w:sz w:val="22"/>
-          <w:szCs w:val="22"/>
-        </w:rPr>
-        <w:t xml:space="preserve">} declaradas con TPI 35 en el casillero 7.23 de la DAM, tienen un Ad-valoren de 0%, por lo que no se reporta montó abonado a la Subcuenta Especial del Tesoro Público Decreto Supremo </w:t>
-      </w:r>
-      <w:proofErr w:type="spellStart"/>
-      <w:r>
-        <w:rPr>
-          <w:rFonts w:ascii="Arial" w:hAnsi="Arial" w:cs="Arial"/>
-          <w:color w:val="000000" w:themeColor="text1"/>
-          <w:sz w:val="22"/>
-          <w:szCs w:val="22"/>
-        </w:rPr>
         <w:t>n°</w:t>
       </w:r>
-      <w:proofErr w:type="spellEnd"/>
       <w:r>
         <w:rPr>
           <w:rFonts w:ascii="Arial" w:hAnsi="Arial" w:cs="Arial"/>
@@ -4717,25 +3866,7 @@
           <w:sz w:val="22"/>
           <w:szCs w:val="22"/>
         </w:rPr>
-        <w:t>{/</w:t>
-      </w:r>
-      <w:proofErr w:type="spellStart"/>
-      <w:r>
-        <w:rPr>
-          <w:rFonts w:ascii="Arial" w:hAnsi="Arial" w:cs="Arial"/>
-          <w:sz w:val="22"/>
-          <w:szCs w:val="22"/>
-        </w:rPr>
-        <w:t>estadoPECOyAMAZONIAnoProcPECO</w:t>
-      </w:r>
-      <w:proofErr w:type="spellEnd"/>
-      <w:r>
-        <w:rPr>
-          <w:rFonts w:ascii="Arial" w:hAnsi="Arial" w:cs="Arial"/>
-          <w:sz w:val="22"/>
-          <w:szCs w:val="22"/>
-        </w:rPr>
-        <w:t>}</w:t>
+        <w:t>{/estadoPECOyAMAZONIAnoProcPECO}</w:t>
       </w:r>
     </w:p>
     <w:p>
@@ -4831,7 +3962,55 @@
           <w:sz w:val="22"/>
           <w:szCs w:val="22"/>
         </w:rPr>
-        <w:t xml:space="preserve"> importación de bienes que se destine al consumo en la Amazonía, se encontrará exonerada del Impuesto General a las Ventas hasta el 31.12.2019, con excepción de las partidas arancelarias de los capítulos 84, 85 y 87 del Arancel de Aduanas cuya exoneración se ampliará hasta el 31.12.2028, para cuyos efectos deberá cumplir con los requisitos señalados en los artículos 2º y 18º del Reglamento de dicha Ley aprobado con Decreto Supremo n.º</w:t>
+        <w:t xml:space="preserve"> importación de bienes que se destine al consumo en la Amazonía, se encontrará exonerada del </w:t>
+      </w:r>
+      <w:r>
+        <w:rPr>
+          <w:rFonts w:ascii="Arial" w:hAnsi="Arial" w:cs="Arial"/>
+          <w:sz w:val="22"/>
+          <w:szCs w:val="22"/>
+        </w:rPr>
+        <w:t>i</w:t>
+      </w:r>
+      <w:r>
+        <w:rPr>
+          <w:rFonts w:ascii="Arial" w:hAnsi="Arial" w:cs="Arial"/>
+          <w:sz w:val="22"/>
+          <w:szCs w:val="22"/>
+        </w:rPr>
+        <w:t xml:space="preserve">mpuesto </w:t>
+      </w:r>
+      <w:r>
+        <w:rPr>
+          <w:rFonts w:ascii="Arial" w:hAnsi="Arial" w:cs="Arial"/>
+          <w:sz w:val="22"/>
+          <w:szCs w:val="22"/>
+        </w:rPr>
+        <w:t>g</w:t>
+      </w:r>
+      <w:r>
+        <w:rPr>
+          <w:rFonts w:ascii="Arial" w:hAnsi="Arial" w:cs="Arial"/>
+          <w:sz w:val="22"/>
+          <w:szCs w:val="22"/>
+        </w:rPr>
+        <w:t xml:space="preserve">eneral a las </w:t>
+      </w:r>
+      <w:r>
+        <w:rPr>
+          <w:rFonts w:ascii="Arial" w:hAnsi="Arial" w:cs="Arial"/>
+          <w:sz w:val="22"/>
+          <w:szCs w:val="22"/>
+        </w:rPr>
+        <w:t>v</w:t>
+      </w:r>
+      <w:r>
+        <w:rPr>
+          <w:rFonts w:ascii="Arial" w:hAnsi="Arial" w:cs="Arial"/>
+          <w:sz w:val="22"/>
+          <w:szCs w:val="22"/>
+        </w:rPr>
+        <w:t>entas hasta el 31.12.2019, con excepción de las partidas arancelarias de los capítulos 84, 85 y 87 del Arancel de Aduanas cuya exoneración se ampliará hasta el 31.12.2028, para cuyos efectos deberá cumplir con los requisitos señalados en los artículos 2º y 18º del Reglamento de dicha Ley aprobado con Decreto Supremo n.º</w:t>
       </w:r>
       <w:r>
         <w:rPr>
@@ -4891,7 +4070,6 @@
         </w:rPr>
         <w:t>{/</w:t>
       </w:r>
-      <w:proofErr w:type="spellStart"/>
       <w:r>
         <w:rPr>
           <w:rFonts w:ascii="Arial" w:hAnsi="Arial" w:cs="Arial"/>
@@ -4900,7 +4078,6 @@
         </w:rPr>
         <w:t>estadoJuridiccionLoreto</w:t>
       </w:r>
-      <w:proofErr w:type="spellEnd"/>
       <w:r>
         <w:rPr>
           <w:rFonts w:ascii="Arial" w:hAnsi="Arial" w:cs="Arial"/>
@@ -5039,7 +4216,63 @@
           <w:sz w:val="22"/>
           <w:szCs w:val="22"/>
         </w:rPr>
-        <w:t xml:space="preserve">30896, prescribe que la importación de bienes que se destine al consumo en la Amazonía, se encontrará exonerada del Impuesto General a las Ventas hasta el 31.12.2019, con excepción de las partidas arancelarias de los capítulos 84, 85 y 87 del Arancel de Aduanas cuya exoneración se ampliara hasta el 31.12.2029, para cuyos efectos deberá cumplir con los requisitos señalados en los artículos 2º y 18º del Reglamento de dicha Ley aprobado con Decreto Supremo </w:t>
+        <w:t xml:space="preserve">30896, prescribe que la importación de bienes que se destine al consumo en la Amazonía, se encontrará exonerada del </w:t>
+      </w:r>
+      <w:r>
+        <w:rPr>
+          <w:rFonts w:ascii="Arial" w:hAnsi="Arial" w:cs="Arial"/>
+          <w:sz w:val="22"/>
+          <w:szCs w:val="22"/>
+        </w:rPr>
+        <w:t>i</w:t>
+      </w:r>
+      <w:r>
+        <w:rPr>
+          <w:rFonts w:ascii="Arial" w:hAnsi="Arial" w:cs="Arial"/>
+          <w:sz w:val="22"/>
+          <w:szCs w:val="22"/>
+        </w:rPr>
+        <w:t xml:space="preserve">mpuesto </w:t>
+      </w:r>
+      <w:r>
+        <w:rPr>
+          <w:rFonts w:ascii="Arial" w:hAnsi="Arial" w:cs="Arial"/>
+          <w:sz w:val="22"/>
+          <w:szCs w:val="22"/>
+        </w:rPr>
+        <w:t>g</w:t>
+      </w:r>
+      <w:r>
+        <w:rPr>
+          <w:rFonts w:ascii="Arial" w:hAnsi="Arial" w:cs="Arial"/>
+          <w:sz w:val="22"/>
+          <w:szCs w:val="22"/>
+        </w:rPr>
+        <w:t xml:space="preserve">eneral a las </w:t>
+      </w:r>
+      <w:r>
+        <w:rPr>
+          <w:rFonts w:ascii="Arial" w:hAnsi="Arial" w:cs="Arial"/>
+          <w:sz w:val="22"/>
+          <w:szCs w:val="22"/>
+        </w:rPr>
+        <w:t>v</w:t>
+      </w:r>
+      <w:r>
+        <w:rPr>
+          <w:rFonts w:ascii="Arial" w:hAnsi="Arial" w:cs="Arial"/>
+          <w:sz w:val="22"/>
+          <w:szCs w:val="22"/>
+        </w:rPr>
+        <w:t>entas</w:t>
+      </w:r>
+      <w:r>
+        <w:rPr>
+          <w:rFonts w:ascii="Arial" w:hAnsi="Arial" w:cs="Arial"/>
+          <w:sz w:val="22"/>
+          <w:szCs w:val="22"/>
+        </w:rPr>
+        <w:t xml:space="preserve"> hasta el 31.12.2019, con excepción de las partidas arancelarias de los capítulos 84, 85 y 87 del Arancel de Aduanas cuya exoneración se ampliara hasta el 31.12.2029, para cuyos efectos deberá cumplir con los requisitos señalados en los artículos 2º y 18º del Reglamento de dicha Ley aprobado con Decreto Supremo </w:t>
       </w:r>
       <w:r>
         <w:rPr>
@@ -5127,7 +4360,6 @@
         </w:rPr>
         <w:t>{/</w:t>
       </w:r>
-      <w:proofErr w:type="spellStart"/>
       <w:r>
         <w:rPr>
           <w:rFonts w:ascii="Arial" w:hAnsi="Arial" w:cs="Arial"/>
@@ -5136,7 +4368,6 @@
         </w:rPr>
         <w:t>estadoJuridiccionOtros</w:t>
       </w:r>
-      <w:proofErr w:type="spellEnd"/>
       <w:r>
         <w:rPr>
           <w:rFonts w:ascii="Arial" w:hAnsi="Arial" w:cs="Arial"/>
@@ -5177,27 +4408,7 @@
           <w:sz w:val="22"/>
           <w:szCs w:val="22"/>
         </w:rPr>
-        <w:t>{</w:t>
-      </w:r>
-      <w:proofErr w:type="spellStart"/>
-      <w:r>
-        <w:rPr>
-          <w:rFonts w:ascii="Arial" w:hAnsi="Arial" w:cs="Arial"/>
-          <w:color w:val="000000" w:themeColor="text1"/>
-          <w:sz w:val="22"/>
-          <w:szCs w:val="22"/>
-        </w:rPr>
-        <w:t>fromDam-nombreEmpresa</w:t>
-      </w:r>
-      <w:proofErr w:type="spellEnd"/>
-      <w:r>
-        <w:rPr>
-          <w:rFonts w:ascii="Arial" w:hAnsi="Arial" w:cs="Arial"/>
-          <w:color w:val="000000" w:themeColor="text1"/>
-          <w:sz w:val="22"/>
-          <w:szCs w:val="22"/>
-        </w:rPr>
-        <w:t>}</w:t>
+        <w:t>{fromDam-nombreEmpresa}</w:t>
       </w:r>
       <w:r>
         <w:rPr>
@@ -5208,9 +4419,45 @@
           <w:sz w:val="22"/>
           <w:szCs w:val="22"/>
         </w:rPr>
-        <w:t>{</w:t>
-      </w:r>
-      <w:proofErr w:type="spellStart"/>
+        <w:t>{fromDam-nombreEmpresaRRR}</w:t>
+      </w:r>
+      <w:r>
+        <w:rPr>
+          <w:rFonts w:ascii="Arial" w:hAnsi="Arial" w:cs="Arial"/>
+          <w:color w:val="000000" w:themeColor="text1"/>
+          <w:sz w:val="22"/>
+          <w:szCs w:val="22"/>
+        </w:rPr>
+        <w:t>,</w:t>
+      </w:r>
+      <w:r>
+        <w:rPr>
+          <w:rFonts w:ascii="Arial" w:hAnsi="Arial" w:cs="Arial"/>
+          <w:b/>
+          <w:bCs/>
+          <w:color w:val="000000" w:themeColor="text1"/>
+          <w:sz w:val="22"/>
+          <w:szCs w:val="22"/>
+        </w:rPr>
+        <w:t xml:space="preserve"> </w:t>
+      </w:r>
+      <w:r>
+        <w:rPr>
+          <w:rFonts w:ascii="Arial" w:hAnsi="Arial" w:cs="Arial"/>
+          <w:color w:val="000000" w:themeColor="text1"/>
+          <w:sz w:val="22"/>
+          <w:szCs w:val="22"/>
+        </w:rPr>
+        <w:t>en virtud de las solicitudes de regularización y confirmación de llegada de mercancías anteriormente indicadas, declara que cumple con los requisitos dispuestos en el artículo 2° del Decreto Supremo n.º103-99-EF – “Reglamento de las Disposiciones Tributarias contenidas en la Ley de Promoción de la Inversión en la Amazonía", tal como se puede evidenciar de la información contenida en el Informe n.º</w:t>
+      </w:r>
+      <w:r>
+        <w:rPr>
+          <w:color w:val="000000" w:themeColor="text1"/>
+          <w:sz w:val="22"/>
+          <w:szCs w:val="22"/>
+        </w:rPr>
+        <w:t xml:space="preserve"> </w:t>
+      </w:r>
       <w:r>
         <w:rPr>
           <w:rFonts w:ascii="Arial" w:hAnsi="Arial" w:cs="Arial"/>
@@ -5220,9 +4467,17 @@
           <w:sz w:val="22"/>
           <w:szCs w:val="22"/>
         </w:rPr>
-        <w:t>fromDam-nombreEmpresaRRR</w:t>
-      </w:r>
-      <w:proofErr w:type="spellEnd"/>
+        <w:t>{fromInputs-numeroInformeArt2RRR}</w:t>
+      </w:r>
+      <w:r>
+        <w:rPr>
+          <w:rFonts w:ascii="Arial" w:hAnsi="Arial" w:cs="Arial"/>
+          <w:color w:val="000000" w:themeColor="text1"/>
+          <w:sz w:val="22"/>
+          <w:szCs w:val="22"/>
+        </w:rPr>
+        <w:t xml:space="preserve">{fromInputs-numeroInformeArt2} del </w:t>
+      </w:r>
       <w:r>
         <w:rPr>
           <w:rFonts w:ascii="Arial" w:hAnsi="Arial" w:cs="Arial"/>
@@ -5232,7 +4487,7 @@
           <w:sz w:val="22"/>
           <w:szCs w:val="22"/>
         </w:rPr>
-        <w:t>}</w:t>
+        <w:t>{fromInputs-fechaInformeArt2RRR}</w:t>
       </w:r>
       <w:r>
         <w:rPr>
@@ -5241,74 +4496,6 @@
           <w:sz w:val="22"/>
           <w:szCs w:val="22"/>
         </w:rPr>
-        <w:t>,</w:t>
-      </w:r>
-      <w:r>
-        <w:rPr>
-          <w:rFonts w:ascii="Arial" w:hAnsi="Arial" w:cs="Arial"/>
-          <w:b/>
-          <w:bCs/>
-          <w:color w:val="000000" w:themeColor="text1"/>
-          <w:sz w:val="22"/>
-          <w:szCs w:val="22"/>
-        </w:rPr>
-        <w:t xml:space="preserve"> </w:t>
-      </w:r>
-      <w:r>
-        <w:rPr>
-          <w:rFonts w:ascii="Arial" w:hAnsi="Arial" w:cs="Arial"/>
-          <w:color w:val="000000" w:themeColor="text1"/>
-          <w:sz w:val="22"/>
-          <w:szCs w:val="22"/>
-        </w:rPr>
-        <w:t>en virtud de las solicitudes de regularización y confirmación de llegada de mercancías anteriormente indicadas, declara que cumple con los requisitos dispuestos en el artículo 2° del Decreto Supremo n.º103-99-EF – “Reglamento de las Disposiciones Tributarias contenidas en la Ley de Promoción de la Inversión en la Amazonía", tal como se puede evidenciar de la información contenida en el Informe n.º</w:t>
-      </w:r>
-      <w:r>
-        <w:rPr>
-          <w:color w:val="000000" w:themeColor="text1"/>
-          <w:sz w:val="22"/>
-          <w:szCs w:val="22"/>
-        </w:rPr>
-        <w:t xml:space="preserve"> </w:t>
-      </w:r>
-      <w:r>
-        <w:rPr>
-          <w:rFonts w:ascii="Arial" w:hAnsi="Arial" w:cs="Arial"/>
-          <w:b/>
-          <w:bCs/>
-          <w:color w:val="FF0000"/>
-          <w:sz w:val="22"/>
-          <w:szCs w:val="22"/>
-        </w:rPr>
-        <w:t>{fromInputs-numeroInformeArt2RRR}</w:t>
-      </w:r>
-      <w:r>
-        <w:rPr>
-          <w:rFonts w:ascii="Arial" w:hAnsi="Arial" w:cs="Arial"/>
-          <w:color w:val="000000" w:themeColor="text1"/>
-          <w:sz w:val="22"/>
-          <w:szCs w:val="22"/>
-        </w:rPr>
-        <w:t xml:space="preserve">{fromInputs-numeroInformeArt2} del </w:t>
-      </w:r>
-      <w:r>
-        <w:rPr>
-          <w:rFonts w:ascii="Arial" w:hAnsi="Arial" w:cs="Arial"/>
-          <w:b/>
-          <w:bCs/>
-          <w:color w:val="FF0000"/>
-          <w:sz w:val="22"/>
-          <w:szCs w:val="22"/>
-        </w:rPr>
-        <w:t>{fromInputs-fechaInformeArt2RRR}</w:t>
-      </w:r>
-      <w:r>
-        <w:rPr>
-          <w:rFonts w:ascii="Arial" w:hAnsi="Arial" w:cs="Arial"/>
-          <w:color w:val="000000" w:themeColor="text1"/>
-          <w:sz w:val="22"/>
-          <w:szCs w:val="22"/>
-        </w:rPr>
         <w:t>{fromInputs-fechaInformeArt2}; por lo que, se determina lo siguiente</w:t>
       </w:r>
       <w:r>
@@ -5324,7 +4511,6 @@
       <w:r>
         <w:t>{/</w:t>
       </w:r>
-      <w:proofErr w:type="spellStart"/>
       <w:r>
         <w:rPr>
           <w:rFonts w:ascii="Arial" w:hAnsi="Arial" w:cs="Arial"/>
@@ -5333,7 +4519,6 @@
         </w:rPr>
         <w:t>estadoIncluyeAmazonia</w:t>
       </w:r>
-      <w:proofErr w:type="spellEnd"/>
       <w:r>
         <w:t>}</w:t>
       </w:r>
@@ -5400,7 +4585,6 @@
         </w:rPr>
         <w:t>{/</w:t>
       </w:r>
-      <w:proofErr w:type="spellStart"/>
       <w:r>
         <w:rPr>
           <w:rFonts w:ascii="Arial" w:hAnsi="Arial" w:cs="Arial"/>
@@ -5409,7 +4593,6 @@
         </w:rPr>
         <w:t>estadoOnlyPECO</w:t>
       </w:r>
-      <w:proofErr w:type="spellEnd"/>
       <w:r>
         <w:rPr>
           <w:sz w:val="22"/>
@@ -5549,14 +4732,7 @@
         <w:rPr>
           <w:rFonts w:ascii="Arial" w:hAnsi="Arial" w:cs="Arial"/>
         </w:rPr>
-        <w:t>{/</w:t>
-      </w:r>
-      <w:proofErr w:type="spellStart"/>
-      <w:r>
-        <w:rPr>
-          <w:rFonts w:ascii="Arial" w:hAnsi="Arial" w:cs="Arial"/>
-        </w:rPr>
-        <w:t>veriFaltan</w:t>
+        <w:t>{/veriFaltan</w:t>
       </w:r>
       <w:r>
         <w:rPr>
@@ -5564,7 +4740,6 @@
         </w:rPr>
         <w:t>DatosMercaReconocido</w:t>
       </w:r>
-      <w:proofErr w:type="spellEnd"/>
       <w:r>
         <w:rPr>
           <w:rFonts w:ascii="Arial" w:hAnsi="Arial" w:cs="Arial"/>
@@ -5787,34 +4962,7 @@
                 <w:sz w:val="20"/>
                 <w:szCs w:val="20"/>
               </w:rPr>
-              <w:t>{</w:t>
-            </w:r>
-            <w:proofErr w:type="spellStart"/>
-            <w:r>
-              <w:rPr>
-                <w:rFonts w:ascii="Arial" w:hAnsi="Arial" w:cs="Arial"/>
-                <w:sz w:val="20"/>
-                <w:szCs w:val="20"/>
-              </w:rPr>
-              <w:t>fromDam-</w:t>
-            </w:r>
-            <w:proofErr w:type="gramStart"/>
-            <w:r>
-              <w:rPr>
-                <w:rFonts w:ascii="Arial" w:hAnsi="Arial" w:cs="Arial"/>
-                <w:sz w:val="20"/>
-                <w:szCs w:val="20"/>
-              </w:rPr>
-              <w:t>descripcionMerca</w:t>
-            </w:r>
-            <w:proofErr w:type="spellEnd"/>
-            <w:r>
-              <w:rPr>
-                <w:rFonts w:ascii="Arial" w:hAnsi="Arial" w:cs="Arial"/>
-                <w:sz w:val="20"/>
-                <w:szCs w:val="20"/>
-              </w:rPr>
-              <w:t>}</w:t>
+              <w:t>{fromDam-descripcionMerca}</w:t>
             </w:r>
             <w:r>
               <w:rPr>
@@ -5825,32 +4973,7 @@
                 <w:sz w:val="20"/>
                 <w:szCs w:val="20"/>
               </w:rPr>
-              <w:t>{</w:t>
-            </w:r>
-            <w:proofErr w:type="spellStart"/>
-            <w:proofErr w:type="gramEnd"/>
-            <w:r>
-              <w:rPr>
-                <w:rFonts w:ascii="Arial" w:hAnsi="Arial" w:cs="Arial"/>
-                <w:b/>
-                <w:bCs/>
-                <w:color w:val="FF0000"/>
-                <w:sz w:val="20"/>
-                <w:szCs w:val="20"/>
-              </w:rPr>
-              <w:t>fromDam-descripcionMercaRRR</w:t>
-            </w:r>
-            <w:proofErr w:type="spellEnd"/>
-            <w:r>
-              <w:rPr>
-                <w:rFonts w:ascii="Arial" w:hAnsi="Arial" w:cs="Arial"/>
-                <w:b/>
-                <w:bCs/>
-                <w:color w:val="FF0000"/>
-                <w:sz w:val="20"/>
-                <w:szCs w:val="20"/>
-              </w:rPr>
-              <w:t>}</w:t>
+              <w:t>{fromDam-descripcionMercaRRR}</w:t>
             </w:r>
             <w:r>
               <w:rPr>
@@ -5884,25 +5007,7 @@
                 <w:sz w:val="20"/>
                 <w:szCs w:val="20"/>
               </w:rPr>
-              <w:t>{</w:t>
-            </w:r>
-            <w:proofErr w:type="spellStart"/>
-            <w:r>
-              <w:rPr>
-                <w:rFonts w:ascii="Arial" w:hAnsi="Arial" w:cs="Arial"/>
-                <w:sz w:val="20"/>
-                <w:szCs w:val="20"/>
-              </w:rPr>
-              <w:t>fromDam-cantMODI</w:t>
-            </w:r>
-            <w:proofErr w:type="spellEnd"/>
-            <w:r>
-              <w:rPr>
-                <w:rFonts w:ascii="Arial" w:hAnsi="Arial" w:cs="Arial"/>
-                <w:sz w:val="20"/>
-                <w:szCs w:val="20"/>
-              </w:rPr>
-              <w:t>}</w:t>
+              <w:t>{fromDam-cantMODI}</w:t>
             </w:r>
           </w:p>
         </w:tc>
@@ -5972,25 +5077,7 @@
                 <w:sz w:val="20"/>
                 <w:szCs w:val="20"/>
               </w:rPr>
-              <w:t>{</w:t>
-            </w:r>
-            <w:proofErr w:type="spellStart"/>
-            <w:r>
-              <w:rPr>
-                <w:rFonts w:ascii="Arial" w:hAnsi="Arial" w:cs="Arial"/>
-                <w:sz w:val="20"/>
-                <w:szCs w:val="20"/>
-              </w:rPr>
-              <w:t>fromDam-partidaNandina</w:t>
-            </w:r>
-            <w:proofErr w:type="spellEnd"/>
-            <w:r>
-              <w:rPr>
-                <w:rFonts w:ascii="Arial" w:hAnsi="Arial" w:cs="Arial"/>
-                <w:sz w:val="20"/>
-                <w:szCs w:val="20"/>
-              </w:rPr>
-              <w:t>}</w:t>
+              <w:t>{fromDam-partidaNandina}</w:t>
             </w:r>
           </w:p>
         </w:tc>
@@ -6027,25 +5114,7 @@
                 <w:szCs w:val="20"/>
               </w:rPr>
               <w:br/>
-              <w:t>{</w:t>
-            </w:r>
-            <w:proofErr w:type="spellStart"/>
-            <w:r>
-              <w:rPr>
-                <w:rFonts w:ascii="Arial" w:hAnsi="Arial" w:cs="Arial"/>
-                <w:sz w:val="20"/>
-                <w:szCs w:val="20"/>
-              </w:rPr>
-              <w:t>fromDam-partidaNabandina</w:t>
-            </w:r>
-            <w:proofErr w:type="spellEnd"/>
-            <w:r>
-              <w:rPr>
-                <w:rFonts w:ascii="Arial" w:hAnsi="Arial" w:cs="Arial"/>
-                <w:sz w:val="20"/>
-                <w:szCs w:val="20"/>
-              </w:rPr>
-              <w:t>}</w:t>
+              <w:t>{fromDam-partidaNabandina}</w:t>
             </w:r>
           </w:p>
           <w:p>
@@ -6116,34 +5185,7 @@
           <w:sz w:val="20"/>
           <w:szCs w:val="20"/>
         </w:rPr>
-        <w:t>(*) Se revisó {</w:t>
-      </w:r>
-      <w:proofErr w:type="spellStart"/>
-      <w:r>
-        <w:rPr>
-          <w:rFonts w:ascii="Arial" w:hAnsi="Arial" w:cs="Arial"/>
-          <w:sz w:val="20"/>
-          <w:szCs w:val="20"/>
-        </w:rPr>
-        <w:t>fromDam-</w:t>
-      </w:r>
-      <w:proofErr w:type="gramStart"/>
-      <w:r>
-        <w:rPr>
-          <w:rFonts w:ascii="Arial" w:hAnsi="Arial" w:cs="Arial"/>
-          <w:sz w:val="20"/>
-          <w:szCs w:val="20"/>
-        </w:rPr>
-        <w:t>bultosReconocidos</w:t>
-      </w:r>
-      <w:proofErr w:type="spellEnd"/>
-      <w:r>
-        <w:rPr>
-          <w:rFonts w:ascii="Arial" w:hAnsi="Arial" w:cs="Arial"/>
-          <w:sz w:val="20"/>
-          <w:szCs w:val="20"/>
-        </w:rPr>
-        <w:t>}</w:t>
+        <w:t>(*) Se revisó {fromDam-bultosReconocidos}</w:t>
       </w:r>
       <w:r>
         <w:rPr>
@@ -6154,58 +5196,15 @@
           <w:sz w:val="20"/>
           <w:szCs w:val="20"/>
         </w:rPr>
-        <w:t>{</w:t>
-      </w:r>
-      <w:proofErr w:type="spellStart"/>
-      <w:proofErr w:type="gramEnd"/>
-      <w:r>
-        <w:rPr>
-          <w:rFonts w:ascii="Arial" w:hAnsi="Arial" w:cs="Arial"/>
-          <w:b/>
-          <w:bCs/>
-          <w:color w:val="FF0000"/>
+        <w:t>{fromDam-bultosReconocidosRRR}</w:t>
+      </w:r>
+      <w:r>
+        <w:rPr>
+          <w:rFonts w:ascii="Arial" w:hAnsi="Arial" w:cs="Arial"/>
           <w:sz w:val="20"/>
           <w:szCs w:val="20"/>
         </w:rPr>
-        <w:t>fromDam-bultosReconocidosRRR</w:t>
-      </w:r>
-      <w:proofErr w:type="spellEnd"/>
-      <w:r>
-        <w:rPr>
-          <w:rFonts w:ascii="Arial" w:hAnsi="Arial" w:cs="Arial"/>
-          <w:b/>
-          <w:bCs/>
-          <w:color w:val="FF0000"/>
-          <w:sz w:val="20"/>
-          <w:szCs w:val="20"/>
-        </w:rPr>
-        <w:t>}</w:t>
-      </w:r>
-      <w:r>
-        <w:rPr>
-          <w:rFonts w:ascii="Arial" w:hAnsi="Arial" w:cs="Arial"/>
-          <w:sz w:val="20"/>
-          <w:szCs w:val="20"/>
-        </w:rPr>
-        <w:t xml:space="preserve"> de {</w:t>
-      </w:r>
-      <w:proofErr w:type="spellStart"/>
-      <w:r>
-        <w:rPr>
-          <w:rFonts w:ascii="Arial" w:hAnsi="Arial" w:cs="Arial"/>
-          <w:sz w:val="20"/>
-          <w:szCs w:val="20"/>
-        </w:rPr>
-        <w:t>fromDam-cantBultosNumero</w:t>
-      </w:r>
-      <w:proofErr w:type="spellEnd"/>
-      <w:r>
-        <w:rPr>
-          <w:rFonts w:ascii="Arial" w:hAnsi="Arial" w:cs="Arial"/>
-          <w:sz w:val="20"/>
-          <w:szCs w:val="20"/>
-        </w:rPr>
-        <w:t xml:space="preserve">} bultos. </w:t>
+        <w:t xml:space="preserve"> de {fromDam-cantBultosNumero} bultos. </w:t>
       </w:r>
     </w:p>
     <w:p>
@@ -6227,25 +5226,7 @@
           <w:sz w:val="20"/>
           <w:szCs w:val="20"/>
         </w:rPr>
-        <w:t>{/</w:t>
-      </w:r>
-      <w:proofErr w:type="spellStart"/>
-      <w:r>
-        <w:rPr>
-          <w:rFonts w:ascii="Arial" w:hAnsi="Arial" w:cs="Arial"/>
-          <w:sz w:val="20"/>
-          <w:szCs w:val="20"/>
-        </w:rPr>
-        <w:t>veriBultosRevisados</w:t>
-      </w:r>
-      <w:proofErr w:type="spellEnd"/>
-      <w:r>
-        <w:rPr>
-          <w:rFonts w:ascii="Arial" w:hAnsi="Arial" w:cs="Arial"/>
-          <w:sz w:val="20"/>
-          <w:szCs w:val="20"/>
-        </w:rPr>
-        <w:t>}</w:t>
+        <w:t>{/veriBultosRevisados}</w:t>
       </w:r>
     </w:p>
     <w:p/>
@@ -6305,70 +5286,15 @@
           <w:sz w:val="20"/>
           <w:szCs w:val="20"/>
         </w:rPr>
-        <w:t>{</w:t>
-      </w:r>
-      <w:proofErr w:type="spellStart"/>
-      <w:r>
-        <w:rPr>
-          <w:rFonts w:ascii="Arial" w:hAnsi="Arial" w:cs="Arial"/>
-          <w:b/>
-          <w:bCs/>
-          <w:color w:val="FF0000"/>
+        <w:t>{fromInputs-lugarAforoRRR}</w:t>
+      </w:r>
+      <w:r>
+        <w:rPr>
+          <w:rFonts w:ascii="Arial" w:hAnsi="Arial" w:cs="Arial"/>
           <w:sz w:val="20"/>
           <w:szCs w:val="20"/>
         </w:rPr>
-        <w:t>fromInputs-</w:t>
-      </w:r>
-      <w:proofErr w:type="gramStart"/>
-      <w:r>
-        <w:rPr>
-          <w:rFonts w:ascii="Arial" w:hAnsi="Arial" w:cs="Arial"/>
-          <w:b/>
-          <w:bCs/>
-          <w:color w:val="FF0000"/>
-          <w:sz w:val="20"/>
-          <w:szCs w:val="20"/>
-        </w:rPr>
-        <w:t>lugarAforoRRR</w:t>
-      </w:r>
-      <w:proofErr w:type="spellEnd"/>
-      <w:r>
-        <w:rPr>
-          <w:rFonts w:ascii="Arial" w:hAnsi="Arial" w:cs="Arial"/>
-          <w:b/>
-          <w:bCs/>
-          <w:color w:val="FF0000"/>
-          <w:sz w:val="20"/>
-          <w:szCs w:val="20"/>
-        </w:rPr>
-        <w:t>}</w:t>
-      </w:r>
-      <w:r>
-        <w:rPr>
-          <w:rFonts w:ascii="Arial" w:hAnsi="Arial" w:cs="Arial"/>
-          <w:sz w:val="20"/>
-          <w:szCs w:val="20"/>
-        </w:rPr>
-        <w:t>{</w:t>
-      </w:r>
-      <w:proofErr w:type="spellStart"/>
-      <w:proofErr w:type="gramEnd"/>
-      <w:r>
-        <w:rPr>
-          <w:rFonts w:ascii="Arial" w:hAnsi="Arial" w:cs="Arial"/>
-          <w:sz w:val="20"/>
-          <w:szCs w:val="20"/>
-        </w:rPr>
-        <w:t>fromInputs-lugarAforo</w:t>
-      </w:r>
-      <w:proofErr w:type="spellEnd"/>
-      <w:r>
-        <w:rPr>
-          <w:rFonts w:ascii="Arial" w:hAnsi="Arial" w:cs="Arial"/>
-          <w:sz w:val="20"/>
-          <w:szCs w:val="20"/>
-        </w:rPr>
-        <w:t>}</w:t>
+        <w:t>{fromInputs-lugarAforo}</w:t>
       </w:r>
     </w:p>
     <w:p>
@@ -6486,21 +5412,7 @@
         <w:rPr>
           <w:rFonts w:ascii="Arial" w:hAnsi="Arial" w:cs="Arial"/>
         </w:rPr>
-        <w:t>{/</w:t>
-      </w:r>
-      <w:proofErr w:type="spellStart"/>
-      <w:r>
-        <w:rPr>
-          <w:rFonts w:ascii="Arial" w:hAnsi="Arial" w:cs="Arial"/>
-        </w:rPr>
-        <w:t>veriFaltanGuias</w:t>
-      </w:r>
-      <w:proofErr w:type="spellEnd"/>
-      <w:r>
-        <w:rPr>
-          <w:rFonts w:ascii="Arial" w:hAnsi="Arial" w:cs="Arial"/>
-        </w:rPr>
-        <w:t>}</w:t>
+        <w:t>{/veriFaltanGuias}</w:t>
       </w:r>
     </w:p>
     <w:tbl>
@@ -6662,7 +5574,6 @@
               </w:rPr>
               <w:t>{#</w:t>
             </w:r>
-            <w:proofErr w:type="gramStart"/>
             <w:r>
               <w:rPr>
                 <w:rFonts w:ascii="Arial" w:hAnsi="Arial" w:cs="Arial"/>
@@ -6674,15 +5585,7 @@
                 <w:rFonts w:ascii="Arial" w:eastAsiaTheme="minorHAnsi" w:hAnsi="Arial" w:cs="Arial"/>
                 <w:lang w:eastAsia="en-US"/>
               </w:rPr>
-              <w:t>}{</w:t>
-            </w:r>
-            <w:proofErr w:type="gramEnd"/>
-            <w:r>
-              <w:rPr>
-                <w:rFonts w:ascii="Arial" w:eastAsiaTheme="minorHAnsi" w:hAnsi="Arial" w:cs="Arial"/>
-                <w:lang w:eastAsia="en-US"/>
-              </w:rPr>
-              <w:t>numeroGuia}</w:t>
+              <w:t>}{numeroGuia}</w:t>
             </w:r>
           </w:p>
         </w:tc>
@@ -6713,23 +5616,7 @@
                 <w:rFonts w:ascii="Arial" w:eastAsiaTheme="minorHAnsi" w:hAnsi="Arial" w:cs="Arial"/>
                 <w:lang w:eastAsia="en-US"/>
               </w:rPr>
-              <w:t>{</w:t>
-            </w:r>
-            <w:proofErr w:type="spellStart"/>
-            <w:r>
-              <w:rPr>
-                <w:rFonts w:ascii="Arial" w:eastAsiaTheme="minorHAnsi" w:hAnsi="Arial" w:cs="Arial"/>
-                <w:lang w:eastAsia="en-US"/>
-              </w:rPr>
-              <w:t>razonSocial</w:t>
-            </w:r>
-            <w:proofErr w:type="spellEnd"/>
-            <w:r>
-              <w:rPr>
-                <w:rFonts w:ascii="Arial" w:eastAsiaTheme="minorHAnsi" w:hAnsi="Arial" w:cs="Arial"/>
-                <w:lang w:eastAsia="en-US"/>
-              </w:rPr>
-              <w:t>}</w:t>
+              <w:t>{razonSocial}</w:t>
             </w:r>
           </w:p>
         </w:tc>
@@ -6769,21 +5656,12 @@
               </w:rPr>
               <w:t>ruc</w:t>
             </w:r>
-            <w:proofErr w:type="gramStart"/>
             <w:r>
               <w:rPr>
                 <w:rFonts w:ascii="Arial" w:eastAsiaTheme="minorHAnsi" w:hAnsi="Arial" w:cs="Arial"/>
                 <w:lang w:eastAsia="en-US"/>
               </w:rPr>
-              <w:t>}{</w:t>
-            </w:r>
-            <w:proofErr w:type="gramEnd"/>
-            <w:r>
-              <w:rPr>
-                <w:rFonts w:ascii="Arial" w:eastAsiaTheme="minorHAnsi" w:hAnsi="Arial" w:cs="Arial"/>
-                <w:lang w:eastAsia="en-US"/>
-              </w:rPr>
-              <w:t>/}</w:t>
+              <w:t>}{/}</w:t>
             </w:r>
           </w:p>
         </w:tc>
@@ -6837,7 +5715,6 @@
         </w:rPr>
         <w:t>{#</w:t>
       </w:r>
-      <w:proofErr w:type="spellStart"/>
       <w:r>
         <w:rPr>
           <w:rFonts w:ascii="Arial" w:eastAsia="Times New Roman" w:hAnsi="Arial" w:cs="Arial"/>
@@ -6848,7 +5725,6 @@
         </w:rPr>
         <w:t>estadoIncluyeAmazonia</w:t>
       </w:r>
-      <w:proofErr w:type="spellEnd"/>
       <w:r>
         <w:rPr>
           <w:rFonts w:ascii="Arial" w:eastAsia="Times New Roman" w:hAnsi="Arial" w:cs="Arial"/>
@@ -6903,7 +5779,6 @@
         </w:rPr>
         <w:t>{/</w:t>
       </w:r>
-      <w:proofErr w:type="spellStart"/>
       <w:r>
         <w:rPr>
           <w:rFonts w:ascii="Arial" w:eastAsia="Times New Roman" w:hAnsi="Arial" w:cs="Arial"/>
@@ -6914,7 +5789,6 @@
         </w:rPr>
         <w:t>estadoIncluyeAmazonia</w:t>
       </w:r>
-      <w:proofErr w:type="spellEnd"/>
       <w:r>
         <w:rPr>
           <w:rFonts w:ascii="Arial" w:eastAsia="Times New Roman" w:hAnsi="Arial" w:cs="Arial"/>
@@ -6996,10 +5870,13 @@
           <w:lang w:val="es-ES" w:eastAsia="es-ES"/>
         </w:rPr>
         <w:lastRenderedPageBreak/>
-        <w:t>{/</w:t>
-      </w:r>
-      <w:proofErr w:type="spellStart"/>
-      <w:r>
+        <w:t>{/estadoOnlyPECO}</w:t>
+      </w:r>
+    </w:p>
+    <w:p>
+      <w:pPr>
+        <w:spacing w:after="0" w:line="240" w:lineRule="auto"/>
+        <w:jc w:val="both"/>
         <w:rPr>
           <w:rFonts w:ascii="Arial" w:eastAsia="Times New Roman" w:hAnsi="Arial" w:cs="Arial"/>
           <w:color w:val="000000"/>
@@ -7007,10 +5884,13 @@
           <w:szCs w:val="20"/>
           <w:lang w:val="es-ES" w:eastAsia="es-ES"/>
         </w:rPr>
-        <w:t>estadoOnlyPECO</w:t>
-      </w:r>
-      <w:proofErr w:type="spellEnd"/>
-      <w:r>
+      </w:pPr>
+    </w:p>
+    <w:p>
+      <w:pPr>
+        <w:spacing w:after="0" w:line="240" w:lineRule="auto"/>
+        <w:ind w:left="426"/>
+        <w:jc w:val="both"/>
         <w:rPr>
           <w:rFonts w:ascii="Arial" w:eastAsia="Times New Roman" w:hAnsi="Arial" w:cs="Arial"/>
           <w:color w:val="000000"/>
@@ -7018,13 +5898,8 @@
           <w:szCs w:val="20"/>
           <w:lang w:val="es-ES" w:eastAsia="es-ES"/>
         </w:rPr>
-        <w:t>}</w:t>
-      </w:r>
-    </w:p>
-    <w:p>
-      <w:pPr>
-        <w:spacing w:after="0" w:line="240" w:lineRule="auto"/>
-        <w:jc w:val="both"/>
+      </w:pPr>
+      <w:r>
         <w:rPr>
           <w:rFonts w:ascii="Arial" w:eastAsia="Times New Roman" w:hAnsi="Arial" w:cs="Arial"/>
           <w:color w:val="000000"/>
@@ -7032,52 +5907,7 @@
           <w:szCs w:val="20"/>
           <w:lang w:val="es-ES" w:eastAsia="es-ES"/>
         </w:rPr>
-      </w:pPr>
-    </w:p>
-    <w:p>
-      <w:pPr>
-        <w:spacing w:after="0" w:line="240" w:lineRule="auto"/>
-        <w:ind w:left="426"/>
-        <w:jc w:val="both"/>
-        <w:rPr>
-          <w:rFonts w:ascii="Arial" w:eastAsia="Times New Roman" w:hAnsi="Arial" w:cs="Arial"/>
-          <w:color w:val="000000"/>
-          <w:sz w:val="20"/>
-          <w:szCs w:val="20"/>
-          <w:lang w:val="es-ES" w:eastAsia="es-ES"/>
-        </w:rPr>
-      </w:pPr>
-      <w:r>
-        <w:rPr>
-          <w:rFonts w:ascii="Arial" w:eastAsia="Times New Roman" w:hAnsi="Arial" w:cs="Arial"/>
-          <w:color w:val="000000"/>
-          <w:sz w:val="20"/>
-          <w:szCs w:val="20"/>
-          <w:lang w:val="es-ES" w:eastAsia="es-ES"/>
-        </w:rPr>
-        <w:t>T.C S/ {</w:t>
-      </w:r>
-      <w:proofErr w:type="spellStart"/>
-      <w:r>
-        <w:rPr>
-          <w:rFonts w:ascii="Arial" w:eastAsia="Times New Roman" w:hAnsi="Arial" w:cs="Arial"/>
-          <w:color w:val="000000"/>
-          <w:sz w:val="20"/>
-          <w:szCs w:val="20"/>
-          <w:lang w:val="es-ES" w:eastAsia="es-ES"/>
-        </w:rPr>
-        <w:t>cuadroDeudaTributaria-miniCuadro-tipoCambio</w:t>
-      </w:r>
-      <w:proofErr w:type="spellEnd"/>
-      <w:r>
-        <w:rPr>
-          <w:rFonts w:ascii="Arial" w:eastAsia="Times New Roman" w:hAnsi="Arial" w:cs="Arial"/>
-          <w:color w:val="000000"/>
-          <w:sz w:val="20"/>
-          <w:szCs w:val="20"/>
-          <w:lang w:val="es-ES" w:eastAsia="es-ES"/>
-        </w:rPr>
-        <w:t>}</w:t>
+        <w:t>T.C S/ {cuadroDeudaTributaria-miniCuadro-tipoCambio}</w:t>
       </w:r>
     </w:p>
     <w:p>
@@ -7180,14 +6010,7 @@
         <w:rPr>
           <w:rFonts w:ascii="Arial" w:hAnsi="Arial" w:cs="Arial"/>
         </w:rPr>
-        <w:t>{/</w:t>
-      </w:r>
-      <w:proofErr w:type="spellStart"/>
-      <w:r>
-        <w:rPr>
-          <w:rFonts w:ascii="Arial" w:hAnsi="Arial" w:cs="Arial"/>
-        </w:rPr>
-        <w:t>veri</w:t>
+        <w:t>{/veri</w:t>
       </w:r>
       <w:r>
         <w:rPr>
@@ -7195,7 +6018,6 @@
         </w:rPr>
         <w:t>FaltaDeudaTributaria</w:t>
       </w:r>
-      <w:proofErr w:type="spellEnd"/>
       <w:r>
         <w:rPr>
           <w:rFonts w:ascii="Arial" w:hAnsi="Arial" w:cs="Arial"/>
@@ -7394,7 +6216,6 @@
               </w:rPr>
               <w:t xml:space="preserve">Ley </w:t>
             </w:r>
-            <w:proofErr w:type="gramStart"/>
             <w:r>
               <w:rPr>
                 <w:rFonts w:ascii="Arial" w:hAnsi="Arial" w:cs="Arial"/>
@@ -7403,9 +6224,8 @@
                 <w:sz w:val="22"/>
                 <w:szCs w:val="22"/>
               </w:rPr>
-              <w:t>N.º</w:t>
+              <w:t>n</w:t>
             </w:r>
-            <w:proofErr w:type="gramEnd"/>
             <w:r>
               <w:rPr>
                 <w:rFonts w:ascii="Arial" w:hAnsi="Arial" w:cs="Arial"/>
@@ -7414,7 +6234,7 @@
                 <w:sz w:val="22"/>
                 <w:szCs w:val="22"/>
               </w:rPr>
-              <w:t>27037</w:t>
+              <w:t>.º27037</w:t>
             </w:r>
           </w:p>
         </w:tc>
@@ -7442,7 +6262,23 @@
                 <w:sz w:val="22"/>
                 <w:szCs w:val="22"/>
               </w:rPr>
-              <w:t>Ad/Valorem</w:t>
+              <w:t>Ad/</w:t>
+            </w:r>
+            <w:r>
+              <w:rPr>
+                <w:rFonts w:ascii="Arial" w:hAnsi="Arial" w:cs="Arial"/>
+                <w:sz w:val="22"/>
+                <w:szCs w:val="22"/>
+              </w:rPr>
+              <w:t>v</w:t>
+            </w:r>
+            <w:r>
+              <w:rPr>
+                <w:rFonts w:ascii="Arial" w:hAnsi="Arial" w:cs="Arial"/>
+                <w:sz w:val="22"/>
+                <w:szCs w:val="22"/>
+              </w:rPr>
+              <w:t>alorem</w:t>
             </w:r>
           </w:p>
         </w:tc>
@@ -7469,27 +6305,7 @@
                 <w:sz w:val="22"/>
                 <w:szCs w:val="22"/>
               </w:rPr>
-              <w:t>{</w:t>
-            </w:r>
-            <w:proofErr w:type="spellStart"/>
-            <w:r>
-              <w:rPr>
-                <w:rFonts w:ascii="Calibri" w:hAnsi="Calibri" w:cs="Calibri"/>
-                <w:color w:val="000000"/>
-                <w:sz w:val="22"/>
-                <w:szCs w:val="22"/>
-              </w:rPr>
-              <w:t>textoAVLiqu</w:t>
-            </w:r>
-            <w:proofErr w:type="spellEnd"/>
-            <w:r>
-              <w:rPr>
-                <w:rFonts w:ascii="Calibri" w:hAnsi="Calibri" w:cs="Calibri"/>
-                <w:color w:val="000000"/>
-                <w:sz w:val="22"/>
-                <w:szCs w:val="22"/>
-              </w:rPr>
-              <w:t>}</w:t>
+              <w:t>{textoAVLiqu}</w:t>
             </w:r>
           </w:p>
         </w:tc>
@@ -7515,27 +6331,7 @@
                 <w:sz w:val="22"/>
                 <w:szCs w:val="22"/>
               </w:rPr>
-              <w:t>{</w:t>
-            </w:r>
-            <w:proofErr w:type="spellStart"/>
-            <w:r>
-              <w:rPr>
-                <w:rFonts w:ascii="Calibri" w:hAnsi="Calibri" w:cs="Calibri"/>
-                <w:color w:val="000000"/>
-                <w:sz w:val="22"/>
-                <w:szCs w:val="22"/>
-              </w:rPr>
-              <w:t>textoAVNoReg</w:t>
-            </w:r>
-            <w:proofErr w:type="spellEnd"/>
-            <w:r>
-              <w:rPr>
-                <w:rFonts w:ascii="Calibri" w:hAnsi="Calibri" w:cs="Calibri"/>
-                <w:color w:val="000000"/>
-                <w:sz w:val="22"/>
-                <w:szCs w:val="22"/>
-              </w:rPr>
-              <w:t>}</w:t>
+              <w:t>{textoAVNoReg}</w:t>
             </w:r>
           </w:p>
         </w:tc>
@@ -7590,7 +6386,7 @@
                 <w:sz w:val="22"/>
                 <w:szCs w:val="22"/>
               </w:rPr>
-              <w:t>I.P.M.</w:t>
+              <w:t>IPM</w:t>
             </w:r>
           </w:p>
         </w:tc>
@@ -7617,27 +6413,7 @@
                 <w:sz w:val="22"/>
                 <w:szCs w:val="22"/>
               </w:rPr>
-              <w:t>{</w:t>
-            </w:r>
-            <w:proofErr w:type="spellStart"/>
-            <w:r>
-              <w:rPr>
-                <w:rFonts w:ascii="Calibri" w:hAnsi="Calibri" w:cs="Calibri"/>
-                <w:color w:val="000000"/>
-                <w:sz w:val="22"/>
-                <w:szCs w:val="22"/>
-              </w:rPr>
-              <w:t>textoIPMLiqu</w:t>
-            </w:r>
-            <w:proofErr w:type="spellEnd"/>
-            <w:r>
-              <w:rPr>
-                <w:rFonts w:ascii="Calibri" w:hAnsi="Calibri" w:cs="Calibri"/>
-                <w:color w:val="000000"/>
-                <w:sz w:val="22"/>
-                <w:szCs w:val="22"/>
-              </w:rPr>
-              <w:t>}</w:t>
+              <w:t>{textoIPMLiqu}</w:t>
             </w:r>
           </w:p>
         </w:tc>
@@ -7663,27 +6439,7 @@
                 <w:sz w:val="22"/>
                 <w:szCs w:val="22"/>
               </w:rPr>
-              <w:t>{</w:t>
-            </w:r>
-            <w:proofErr w:type="spellStart"/>
-            <w:r>
-              <w:rPr>
-                <w:rFonts w:ascii="Calibri" w:hAnsi="Calibri" w:cs="Calibri"/>
-                <w:color w:val="000000"/>
-                <w:sz w:val="22"/>
-                <w:szCs w:val="22"/>
-              </w:rPr>
-              <w:t>textoIPMNoReg</w:t>
-            </w:r>
-            <w:proofErr w:type="spellEnd"/>
-            <w:r>
-              <w:rPr>
-                <w:rFonts w:ascii="Calibri" w:hAnsi="Calibri" w:cs="Calibri"/>
-                <w:color w:val="000000"/>
-                <w:sz w:val="22"/>
-                <w:szCs w:val="22"/>
-              </w:rPr>
-              <w:t>}</w:t>
+              <w:t>{textoIPMNoReg}</w:t>
             </w:r>
           </w:p>
         </w:tc>
@@ -7738,7 +6494,15 @@
                 <w:sz w:val="22"/>
                 <w:szCs w:val="22"/>
               </w:rPr>
-              <w:t>I.G.V.</w:t>
+              <w:t>IG</w:t>
+            </w:r>
+            <w:r>
+              <w:rPr>
+                <w:rFonts w:ascii="Arial" w:hAnsi="Arial" w:cs="Arial"/>
+                <w:sz w:val="22"/>
+                <w:szCs w:val="22"/>
+              </w:rPr>
+              <w:t>V</w:t>
             </w:r>
           </w:p>
         </w:tc>
@@ -7765,27 +6529,7 @@
                 <w:sz w:val="22"/>
                 <w:szCs w:val="22"/>
               </w:rPr>
-              <w:t>{</w:t>
-            </w:r>
-            <w:proofErr w:type="spellStart"/>
-            <w:r>
-              <w:rPr>
-                <w:rFonts w:ascii="Calibri" w:hAnsi="Calibri" w:cs="Calibri"/>
-                <w:color w:val="000000"/>
-                <w:sz w:val="22"/>
-                <w:szCs w:val="22"/>
-              </w:rPr>
-              <w:t>textoIGVLiqu</w:t>
-            </w:r>
-            <w:proofErr w:type="spellEnd"/>
-            <w:r>
-              <w:rPr>
-                <w:rFonts w:ascii="Calibri" w:hAnsi="Calibri" w:cs="Calibri"/>
-                <w:color w:val="000000"/>
-                <w:sz w:val="22"/>
-                <w:szCs w:val="22"/>
-              </w:rPr>
-              <w:t>}</w:t>
+              <w:t>{textoIGVLiqu}</w:t>
             </w:r>
           </w:p>
         </w:tc>
@@ -7811,27 +6555,7 @@
                 <w:sz w:val="22"/>
                 <w:szCs w:val="22"/>
               </w:rPr>
-              <w:t>{</w:t>
-            </w:r>
-            <w:proofErr w:type="spellStart"/>
-            <w:r>
-              <w:rPr>
-                <w:rFonts w:ascii="Calibri" w:hAnsi="Calibri" w:cs="Calibri"/>
-                <w:color w:val="000000"/>
-                <w:sz w:val="22"/>
-                <w:szCs w:val="22"/>
-              </w:rPr>
-              <w:t>textoIGVNoReg</w:t>
-            </w:r>
-            <w:proofErr w:type="spellEnd"/>
-            <w:r>
-              <w:rPr>
-                <w:rFonts w:ascii="Calibri" w:hAnsi="Calibri" w:cs="Calibri"/>
-                <w:color w:val="000000"/>
-                <w:sz w:val="22"/>
-                <w:szCs w:val="22"/>
-              </w:rPr>
-              <w:t>}</w:t>
+              <w:t>{textoIGVNoReg}</w:t>
             </w:r>
           </w:p>
         </w:tc>
@@ -7917,29 +6641,7 @@
                 <w:szCs w:val="22"/>
                 <w:lang w:val="es-ES" w:eastAsia="es-ES"/>
               </w:rPr>
-              <w:t>{</w:t>
-            </w:r>
-            <w:proofErr w:type="spellStart"/>
-            <w:r>
-              <w:rPr>
-                <w:rFonts w:ascii="Arial" w:eastAsia="Times New Roman" w:hAnsi="Arial" w:cs="Arial"/>
-                <w:color w:val="000000"/>
-                <w:sz w:val="22"/>
-                <w:szCs w:val="22"/>
-                <w:lang w:val="es-ES" w:eastAsia="es-ES"/>
-              </w:rPr>
-              <w:t>textoTotLiqu</w:t>
-            </w:r>
-            <w:proofErr w:type="spellEnd"/>
-            <w:r>
-              <w:rPr>
-                <w:rFonts w:ascii="Arial" w:eastAsia="Times New Roman" w:hAnsi="Arial" w:cs="Arial"/>
-                <w:color w:val="000000"/>
-                <w:sz w:val="22"/>
-                <w:szCs w:val="22"/>
-                <w:lang w:val="es-ES" w:eastAsia="es-ES"/>
-              </w:rPr>
-              <w:t>}</w:t>
+              <w:t>{textoTotLiqu}</w:t>
             </w:r>
           </w:p>
         </w:tc>
@@ -7968,29 +6670,7 @@
                 <w:szCs w:val="22"/>
                 <w:lang w:val="es-ES" w:eastAsia="es-ES"/>
               </w:rPr>
-              <w:t>{</w:t>
-            </w:r>
-            <w:proofErr w:type="spellStart"/>
-            <w:r>
-              <w:rPr>
-                <w:rFonts w:ascii="Arial" w:eastAsia="Times New Roman" w:hAnsi="Arial" w:cs="Arial"/>
-                <w:color w:val="000000"/>
-                <w:sz w:val="22"/>
-                <w:szCs w:val="22"/>
-                <w:lang w:val="es-ES" w:eastAsia="es-ES"/>
-              </w:rPr>
-              <w:t>textoTotNoReg</w:t>
-            </w:r>
-            <w:proofErr w:type="spellEnd"/>
-            <w:r>
-              <w:rPr>
-                <w:rFonts w:ascii="Arial" w:eastAsia="Times New Roman" w:hAnsi="Arial" w:cs="Arial"/>
-                <w:color w:val="000000"/>
-                <w:sz w:val="22"/>
-                <w:szCs w:val="22"/>
-                <w:lang w:val="es-ES" w:eastAsia="es-ES"/>
-              </w:rPr>
-              <w:t>}</w:t>
+              <w:t>{textoTotNoReg}</w:t>
             </w:r>
           </w:p>
         </w:tc>
@@ -8038,14 +6718,12 @@
         </w:rPr>
         <w:t>{/</w:t>
       </w:r>
-      <w:proofErr w:type="spellStart"/>
       <w:r>
         <w:rPr>
           <w:rFonts w:ascii="Arial" w:hAnsi="Arial" w:cs="Arial"/>
         </w:rPr>
         <w:t>estadoOnlyAMAZONIA</w:t>
       </w:r>
-      <w:proofErr w:type="spellEnd"/>
       <w:r>
         <w:rPr>
           <w:rFonts w:ascii="Arial" w:hAnsi="Arial" w:cs="Arial"/>
@@ -8087,7 +6765,7 @@
       <w:tr>
         <w:tc>
           <w:tcPr>
-            <w:tcW w:w="1498" w:type="dxa"/>
+            <w:tcW w:w="1398" w:type="dxa"/>
             <w:shd w:val="clear" w:color="auto" w:fill="D1D1D1" w:themeFill="background2" w:themeFillShade="E6"/>
             <w:vAlign w:val="center"/>
           </w:tcPr>
@@ -8118,7 +6796,7 @@
         </w:tc>
         <w:tc>
           <w:tcPr>
-            <w:tcW w:w="1658" w:type="dxa"/>
+            <w:tcW w:w="1567" w:type="dxa"/>
             <w:shd w:val="clear" w:color="auto" w:fill="D1D1D1" w:themeFill="background2" w:themeFillShade="E6"/>
             <w:vAlign w:val="center"/>
           </w:tcPr>
@@ -8180,7 +6858,7 @@
         </w:tc>
         <w:tc>
           <w:tcPr>
-            <w:tcW w:w="1829" w:type="dxa"/>
+            <w:tcW w:w="2095" w:type="dxa"/>
             <w:shd w:val="clear" w:color="auto" w:fill="D1D1D1" w:themeFill="background2" w:themeFillShade="E6"/>
             <w:vAlign w:val="center"/>
           </w:tcPr>
@@ -8211,13 +6889,33 @@
                 <w:sz w:val="18"/>
                 <w:szCs w:val="18"/>
               </w:rPr>
-              <w:t>Regularización D.S. N.º 015-94-EF</w:t>
+              <w:t xml:space="preserve">Regularización D.S. </w:t>
+            </w:r>
+            <w:r>
+              <w:rPr>
+                <w:rFonts w:ascii="Arial" w:hAnsi="Arial" w:cs="Arial"/>
+                <w:b/>
+                <w:bCs/>
+                <w:sz w:val="18"/>
+                <w:szCs w:val="18"/>
+              </w:rPr>
+              <w:t>n</w:t>
+            </w:r>
+            <w:r>
+              <w:rPr>
+                <w:rFonts w:ascii="Arial" w:hAnsi="Arial" w:cs="Arial"/>
+                <w:b/>
+                <w:bCs/>
+                <w:sz w:val="18"/>
+                <w:szCs w:val="18"/>
+              </w:rPr>
+              <w:t>.º 015-94-EF</w:t>
             </w:r>
           </w:p>
         </w:tc>
         <w:tc>
           <w:tcPr>
-            <w:tcW w:w="1941" w:type="dxa"/>
+            <w:tcW w:w="1866" w:type="dxa"/>
             <w:shd w:val="clear" w:color="auto" w:fill="D1D1D1" w:themeFill="background2" w:themeFillShade="E6"/>
             <w:vAlign w:val="center"/>
           </w:tcPr>
@@ -8274,7 +6972,6 @@
               </w:rPr>
               <w:t xml:space="preserve">Ley </w:t>
             </w:r>
-            <w:proofErr w:type="gramStart"/>
             <w:r>
               <w:rPr>
                 <w:rFonts w:ascii="Arial" w:hAnsi="Arial" w:cs="Arial"/>
@@ -8283,9 +6980,8 @@
                 <w:sz w:val="20"/>
                 <w:szCs w:val="20"/>
               </w:rPr>
-              <w:t>N.º</w:t>
+              <w:t>n</w:t>
             </w:r>
-            <w:proofErr w:type="gramEnd"/>
             <w:r>
               <w:rPr>
                 <w:rFonts w:ascii="Arial" w:hAnsi="Arial" w:cs="Arial"/>
@@ -8294,7 +6990,7 @@
                 <w:sz w:val="20"/>
                 <w:szCs w:val="20"/>
               </w:rPr>
-              <w:t>27037</w:t>
+              <w:t>.º27037</w:t>
             </w:r>
           </w:p>
         </w:tc>
@@ -8302,7 +6998,7 @@
       <w:tr>
         <w:tc>
           <w:tcPr>
-            <w:tcW w:w="1498" w:type="dxa"/>
+            <w:tcW w:w="1398" w:type="dxa"/>
             <w:vAlign w:val="center"/>
           </w:tcPr>
           <w:p>
@@ -8322,13 +7018,29 @@
                 <w:sz w:val="20"/>
                 <w:szCs w:val="20"/>
               </w:rPr>
-              <w:t>Ad/Valorem</w:t>
+              <w:t>Ad/</w:t>
+            </w:r>
+            <w:r>
+              <w:rPr>
+                <w:rFonts w:ascii="Arial" w:hAnsi="Arial" w:cs="Arial"/>
+                <w:sz w:val="20"/>
+                <w:szCs w:val="20"/>
+              </w:rPr>
+              <w:t>v</w:t>
+            </w:r>
+            <w:r>
+              <w:rPr>
+                <w:rFonts w:ascii="Arial" w:hAnsi="Arial" w:cs="Arial"/>
+                <w:sz w:val="20"/>
+                <w:szCs w:val="20"/>
+              </w:rPr>
+              <w:t>alorem</w:t>
             </w:r>
           </w:p>
         </w:tc>
         <w:tc>
           <w:tcPr>
-            <w:tcW w:w="1658" w:type="dxa"/>
+            <w:tcW w:w="1567" w:type="dxa"/>
             <w:vAlign w:val="center"/>
           </w:tcPr>
           <w:p>
@@ -8349,27 +7061,7 @@
                 <w:sz w:val="20"/>
                 <w:szCs w:val="20"/>
               </w:rPr>
-              <w:t>{</w:t>
-            </w:r>
-            <w:proofErr w:type="spellStart"/>
-            <w:r>
-              <w:rPr>
-                <w:rFonts w:ascii="Calibri" w:hAnsi="Calibri" w:cs="Calibri"/>
-                <w:color w:val="000000"/>
-                <w:sz w:val="20"/>
-                <w:szCs w:val="20"/>
-              </w:rPr>
-              <w:t>textoAVLiqu</w:t>
-            </w:r>
-            <w:proofErr w:type="spellEnd"/>
-            <w:r>
-              <w:rPr>
-                <w:rFonts w:ascii="Calibri" w:hAnsi="Calibri" w:cs="Calibri"/>
-                <w:color w:val="000000"/>
-                <w:sz w:val="20"/>
-                <w:szCs w:val="20"/>
-              </w:rPr>
-              <w:t>}</w:t>
+              <w:t>{textoAVLiqu}</w:t>
             </w:r>
           </w:p>
         </w:tc>
@@ -8395,19 +7087,43 @@
                 <w:sz w:val="20"/>
                 <w:szCs w:val="20"/>
               </w:rPr>
-              <w:t>{</w:t>
+              <w:t>{textoAVNoReg}</w:t>
             </w:r>
-            <w:proofErr w:type="spellStart"/>
-            <w:r>
+          </w:p>
+        </w:tc>
+        <w:tc>
+          <w:tcPr>
+            <w:tcW w:w="2095" w:type="dxa"/>
+            <w:vAlign w:val="center"/>
+          </w:tcPr>
+          <w:p>
+            <w:pPr>
+              <w:jc w:val="right"/>
               <w:rPr>
                 <w:rFonts w:ascii="Calibri" w:hAnsi="Calibri" w:cs="Calibri"/>
                 <w:color w:val="000000"/>
                 <w:sz w:val="20"/>
                 <w:szCs w:val="20"/>
               </w:rPr>
-              <w:t>textoAVNoReg</w:t>
+            </w:pPr>
+            <w:r>
+              <w:rPr>
+                <w:rFonts w:ascii="Calibri" w:hAnsi="Calibri" w:cs="Calibri"/>
+                <w:color w:val="000000"/>
+                <w:sz w:val="20"/>
+                <w:szCs w:val="20"/>
+              </w:rPr>
+              <w:t>{</w:t>
             </w:r>
-            <w:proofErr w:type="spellEnd"/>
+            <w:r>
+              <w:rPr>
+                <w:rFonts w:ascii="Calibri" w:hAnsi="Calibri" w:cs="Calibri"/>
+                <w:color w:val="000000"/>
+                <w:sz w:val="20"/>
+                <w:szCs w:val="20"/>
+              </w:rPr>
+              <w:t>textoAVReguPECO</w:t>
+            </w:r>
             <w:r>
               <w:rPr>
                 <w:rFonts w:ascii="Calibri" w:hAnsi="Calibri" w:cs="Calibri"/>
@@ -8421,53 +7137,7 @@
         </w:tc>
         <w:tc>
           <w:tcPr>
-            <w:tcW w:w="1829" w:type="dxa"/>
-            <w:vAlign w:val="center"/>
-          </w:tcPr>
-          <w:p>
-            <w:pPr>
-              <w:jc w:val="right"/>
-              <w:rPr>
-                <w:rFonts w:ascii="Calibri" w:hAnsi="Calibri" w:cs="Calibri"/>
-                <w:color w:val="000000"/>
-                <w:sz w:val="20"/>
-                <w:szCs w:val="20"/>
-              </w:rPr>
-            </w:pPr>
-            <w:r>
-              <w:rPr>
-                <w:rFonts w:ascii="Calibri" w:hAnsi="Calibri" w:cs="Calibri"/>
-                <w:color w:val="000000"/>
-                <w:sz w:val="20"/>
-                <w:szCs w:val="20"/>
-              </w:rPr>
-              <w:t>{</w:t>
-            </w:r>
-            <w:proofErr w:type="spellStart"/>
-            <w:r>
-              <w:rPr>
-                <w:rFonts w:ascii="Calibri" w:hAnsi="Calibri" w:cs="Calibri"/>
-                <w:color w:val="000000"/>
-                <w:sz w:val="20"/>
-                <w:szCs w:val="20"/>
-              </w:rPr>
-              <w:t>textoAVReguPECO</w:t>
-            </w:r>
-            <w:proofErr w:type="spellEnd"/>
-            <w:r>
-              <w:rPr>
-                <w:rFonts w:ascii="Calibri" w:hAnsi="Calibri" w:cs="Calibri"/>
-                <w:color w:val="000000"/>
-                <w:sz w:val="20"/>
-                <w:szCs w:val="20"/>
-              </w:rPr>
-              <w:t>}</w:t>
-            </w:r>
-          </w:p>
-        </w:tc>
-        <w:tc>
-          <w:tcPr>
-            <w:tcW w:w="1941" w:type="dxa"/>
+            <w:tcW w:w="1866" w:type="dxa"/>
             <w:vAlign w:val="center"/>
           </w:tcPr>
           <w:p>
@@ -8496,7 +7166,7 @@
       <w:tr>
         <w:tc>
           <w:tcPr>
-            <w:tcW w:w="1498" w:type="dxa"/>
+            <w:tcW w:w="1398" w:type="dxa"/>
             <w:vAlign w:val="center"/>
           </w:tcPr>
           <w:p>
@@ -8513,16 +7183,16 @@
             <w:r>
               <w:rPr>
                 <w:rFonts w:ascii="Arial" w:hAnsi="Arial" w:cs="Arial"/>
-                <w:sz w:val="20"/>
-                <w:szCs w:val="20"/>
-              </w:rPr>
-              <w:t>I.P.M.</w:t>
+                <w:sz w:val="22"/>
+                <w:szCs w:val="22"/>
+              </w:rPr>
+              <w:t>IPM</w:t>
             </w:r>
           </w:p>
         </w:tc>
         <w:tc>
           <w:tcPr>
-            <w:tcW w:w="1658" w:type="dxa"/>
+            <w:tcW w:w="1567" w:type="dxa"/>
             <w:vAlign w:val="center"/>
           </w:tcPr>
           <w:p>
@@ -8543,27 +7213,7 @@
                 <w:sz w:val="20"/>
                 <w:szCs w:val="20"/>
               </w:rPr>
-              <w:t>{</w:t>
-            </w:r>
-            <w:proofErr w:type="spellStart"/>
-            <w:r>
-              <w:rPr>
-                <w:rFonts w:ascii="Calibri" w:hAnsi="Calibri" w:cs="Calibri"/>
-                <w:color w:val="000000"/>
-                <w:sz w:val="20"/>
-                <w:szCs w:val="20"/>
-              </w:rPr>
-              <w:t>textoIPMLiqu</w:t>
-            </w:r>
-            <w:proofErr w:type="spellEnd"/>
-            <w:r>
-              <w:rPr>
-                <w:rFonts w:ascii="Calibri" w:hAnsi="Calibri" w:cs="Calibri"/>
-                <w:color w:val="000000"/>
-                <w:sz w:val="20"/>
-                <w:szCs w:val="20"/>
-              </w:rPr>
-              <w:t>}</w:t>
+              <w:t>{textoIPMLiqu}</w:t>
             </w:r>
           </w:p>
         </w:tc>
@@ -8589,25 +7239,49 @@
                 <w:sz w:val="20"/>
                 <w:szCs w:val="20"/>
               </w:rPr>
+              <w:t>{textoIPMNoReg}</w:t>
+            </w:r>
+          </w:p>
+        </w:tc>
+        <w:tc>
+          <w:tcPr>
+            <w:tcW w:w="2095" w:type="dxa"/>
+            <w:vAlign w:val="center"/>
+          </w:tcPr>
+          <w:p>
+            <w:pPr>
+              <w:jc w:val="right"/>
+              <w:rPr>
+                <w:rFonts w:ascii="Calibri" w:eastAsia="Times New Roman" w:hAnsi="Calibri" w:cs="Calibri"/>
+                <w:sz w:val="20"/>
+                <w:szCs w:val="20"/>
+                <w:lang w:val="en-US" w:eastAsia="es-ES"/>
+              </w:rPr>
+            </w:pPr>
+            <w:r>
+              <w:rPr>
+                <w:rFonts w:ascii="Calibri" w:eastAsia="Times New Roman" w:hAnsi="Calibri" w:cs="Calibri"/>
+                <w:sz w:val="20"/>
+                <w:szCs w:val="20"/>
+                <w:lang w:val="en-US" w:eastAsia="es-ES"/>
+              </w:rPr>
               <w:t>{</w:t>
             </w:r>
-            <w:proofErr w:type="spellStart"/>
             <w:r>
               <w:rPr>
-                <w:rFonts w:ascii="Calibri" w:hAnsi="Calibri" w:cs="Calibri"/>
-                <w:color w:val="000000"/>
+                <w:rFonts w:ascii="Calibri" w:eastAsia="Times New Roman" w:hAnsi="Calibri" w:cs="Calibri"/>
                 <w:sz w:val="20"/>
                 <w:szCs w:val="20"/>
-              </w:rPr>
-              <w:t>textoIPMNoReg</w:t>
+                <w:lang w:val="en-US" w:eastAsia="es-ES"/>
+              </w:rPr>
+              <w:t>textoIPMReguPECO</w:t>
             </w:r>
-            <w:proofErr w:type="spellEnd"/>
             <w:r>
               <w:rPr>
-                <w:rFonts w:ascii="Calibri" w:hAnsi="Calibri" w:cs="Calibri"/>
-                <w:color w:val="000000"/>
+                <w:rFonts w:ascii="Calibri" w:eastAsia="Times New Roman" w:hAnsi="Calibri" w:cs="Calibri"/>
                 <w:sz w:val="20"/>
                 <w:szCs w:val="20"/>
+                <w:lang w:val="en-US" w:eastAsia="es-ES"/>
               </w:rPr>
               <w:t>}</w:t>
             </w:r>
@@ -8615,53 +7289,7 @@
         </w:tc>
         <w:tc>
           <w:tcPr>
-            <w:tcW w:w="1829" w:type="dxa"/>
-            <w:vAlign w:val="center"/>
-          </w:tcPr>
-          <w:p>
-            <w:pPr>
-              <w:jc w:val="right"/>
-              <w:rPr>
-                <w:rFonts w:ascii="Calibri" w:eastAsia="Times New Roman" w:hAnsi="Calibri" w:cs="Calibri"/>
-                <w:sz w:val="20"/>
-                <w:szCs w:val="20"/>
-                <w:lang w:val="en-US" w:eastAsia="es-ES"/>
-              </w:rPr>
-            </w:pPr>
-            <w:r>
-              <w:rPr>
-                <w:rFonts w:ascii="Calibri" w:eastAsia="Times New Roman" w:hAnsi="Calibri" w:cs="Calibri"/>
-                <w:sz w:val="20"/>
-                <w:szCs w:val="20"/>
-                <w:lang w:val="en-US" w:eastAsia="es-ES"/>
-              </w:rPr>
-              <w:t>{</w:t>
-            </w:r>
-            <w:proofErr w:type="spellStart"/>
-            <w:r>
-              <w:rPr>
-                <w:rFonts w:ascii="Calibri" w:eastAsia="Times New Roman" w:hAnsi="Calibri" w:cs="Calibri"/>
-                <w:sz w:val="20"/>
-                <w:szCs w:val="20"/>
-                <w:lang w:val="en-US" w:eastAsia="es-ES"/>
-              </w:rPr>
-              <w:t>textoIPMReguPECO</w:t>
-            </w:r>
-            <w:proofErr w:type="spellEnd"/>
-            <w:r>
-              <w:rPr>
-                <w:rFonts w:ascii="Calibri" w:eastAsia="Times New Roman" w:hAnsi="Calibri" w:cs="Calibri"/>
-                <w:sz w:val="20"/>
-                <w:szCs w:val="20"/>
-                <w:lang w:val="en-US" w:eastAsia="es-ES"/>
-              </w:rPr>
-              <w:t>}</w:t>
-            </w:r>
-          </w:p>
-        </w:tc>
-        <w:tc>
-          <w:tcPr>
-            <w:tcW w:w="1941" w:type="dxa"/>
+            <w:tcW w:w="1866" w:type="dxa"/>
             <w:vAlign w:val="center"/>
           </w:tcPr>
           <w:p>
@@ -8690,7 +7318,7 @@
       <w:tr>
         <w:tc>
           <w:tcPr>
-            <w:tcW w:w="1498" w:type="dxa"/>
+            <w:tcW w:w="1398" w:type="dxa"/>
             <w:vAlign w:val="center"/>
           </w:tcPr>
           <w:p>
@@ -8707,16 +7335,24 @@
             <w:r>
               <w:rPr>
                 <w:rFonts w:ascii="Arial" w:hAnsi="Arial" w:cs="Arial"/>
-                <w:sz w:val="20"/>
-                <w:szCs w:val="20"/>
-              </w:rPr>
-              <w:t>I.G.V.</w:t>
+                <w:sz w:val="22"/>
+                <w:szCs w:val="22"/>
+              </w:rPr>
+              <w:t>IG</w:t>
+            </w:r>
+            <w:r>
+              <w:rPr>
+                <w:rFonts w:ascii="Arial" w:hAnsi="Arial" w:cs="Arial"/>
+                <w:sz w:val="22"/>
+                <w:szCs w:val="22"/>
+              </w:rPr>
+              <w:t>V</w:t>
             </w:r>
           </w:p>
         </w:tc>
         <w:tc>
           <w:tcPr>
-            <w:tcW w:w="1658" w:type="dxa"/>
+            <w:tcW w:w="1567" w:type="dxa"/>
             <w:vAlign w:val="center"/>
           </w:tcPr>
           <w:p>
@@ -8737,27 +7373,7 @@
                 <w:sz w:val="20"/>
                 <w:szCs w:val="20"/>
               </w:rPr>
-              <w:t>{</w:t>
-            </w:r>
-            <w:proofErr w:type="spellStart"/>
-            <w:r>
-              <w:rPr>
-                <w:rFonts w:ascii="Calibri" w:hAnsi="Calibri" w:cs="Calibri"/>
-                <w:color w:val="000000"/>
-                <w:sz w:val="20"/>
-                <w:szCs w:val="20"/>
-              </w:rPr>
-              <w:t>textoIGVLiqu</w:t>
-            </w:r>
-            <w:proofErr w:type="spellEnd"/>
-            <w:r>
-              <w:rPr>
-                <w:rFonts w:ascii="Calibri" w:hAnsi="Calibri" w:cs="Calibri"/>
-                <w:color w:val="000000"/>
-                <w:sz w:val="20"/>
-                <w:szCs w:val="20"/>
-              </w:rPr>
-              <w:t>}</w:t>
+              <w:t>{textoIGVLiqu}</w:t>
             </w:r>
           </w:p>
         </w:tc>
@@ -8783,19 +7399,43 @@
                 <w:sz w:val="20"/>
                 <w:szCs w:val="20"/>
               </w:rPr>
-              <w:t>{</w:t>
+              <w:t>{textoIGVNoReg}</w:t>
             </w:r>
-            <w:proofErr w:type="spellStart"/>
-            <w:r>
+          </w:p>
+        </w:tc>
+        <w:tc>
+          <w:tcPr>
+            <w:tcW w:w="2095" w:type="dxa"/>
+            <w:vAlign w:val="center"/>
+          </w:tcPr>
+          <w:p>
+            <w:pPr>
+              <w:jc w:val="right"/>
               <w:rPr>
                 <w:rFonts w:ascii="Calibri" w:hAnsi="Calibri" w:cs="Calibri"/>
                 <w:color w:val="000000"/>
                 <w:sz w:val="20"/>
                 <w:szCs w:val="20"/>
               </w:rPr>
-              <w:t>textoIGVNoReg</w:t>
+            </w:pPr>
+            <w:r>
+              <w:rPr>
+                <w:rFonts w:ascii="Calibri" w:hAnsi="Calibri" w:cs="Calibri"/>
+                <w:color w:val="000000"/>
+                <w:sz w:val="20"/>
+                <w:szCs w:val="20"/>
+              </w:rPr>
+              <w:t>{</w:t>
             </w:r>
-            <w:proofErr w:type="spellEnd"/>
+            <w:r>
+              <w:rPr>
+                <w:rFonts w:ascii="Calibri" w:hAnsi="Calibri" w:cs="Calibri"/>
+                <w:color w:val="000000"/>
+                <w:sz w:val="20"/>
+                <w:szCs w:val="20"/>
+              </w:rPr>
+              <w:t>textoIGVReguPECO</w:t>
+            </w:r>
             <w:r>
               <w:rPr>
                 <w:rFonts w:ascii="Calibri" w:hAnsi="Calibri" w:cs="Calibri"/>
@@ -8809,53 +7449,7 @@
         </w:tc>
         <w:tc>
           <w:tcPr>
-            <w:tcW w:w="1829" w:type="dxa"/>
-            <w:vAlign w:val="center"/>
-          </w:tcPr>
-          <w:p>
-            <w:pPr>
-              <w:jc w:val="right"/>
-              <w:rPr>
-                <w:rFonts w:ascii="Calibri" w:hAnsi="Calibri" w:cs="Calibri"/>
-                <w:color w:val="000000"/>
-                <w:sz w:val="20"/>
-                <w:szCs w:val="20"/>
-              </w:rPr>
-            </w:pPr>
-            <w:r>
-              <w:rPr>
-                <w:rFonts w:ascii="Calibri" w:hAnsi="Calibri" w:cs="Calibri"/>
-                <w:color w:val="000000"/>
-                <w:sz w:val="20"/>
-                <w:szCs w:val="20"/>
-              </w:rPr>
-              <w:t>{</w:t>
-            </w:r>
-            <w:proofErr w:type="spellStart"/>
-            <w:r>
-              <w:rPr>
-                <w:rFonts w:ascii="Calibri" w:hAnsi="Calibri" w:cs="Calibri"/>
-                <w:color w:val="000000"/>
-                <w:sz w:val="20"/>
-                <w:szCs w:val="20"/>
-              </w:rPr>
-              <w:t>textoIGVReguPECO</w:t>
-            </w:r>
-            <w:proofErr w:type="spellEnd"/>
-            <w:r>
-              <w:rPr>
-                <w:rFonts w:ascii="Calibri" w:hAnsi="Calibri" w:cs="Calibri"/>
-                <w:color w:val="000000"/>
-                <w:sz w:val="20"/>
-                <w:szCs w:val="20"/>
-              </w:rPr>
-              <w:t>}</w:t>
-            </w:r>
-          </w:p>
-        </w:tc>
-        <w:tc>
-          <w:tcPr>
-            <w:tcW w:w="1941" w:type="dxa"/>
+            <w:tcW w:w="1866" w:type="dxa"/>
             <w:vAlign w:val="center"/>
           </w:tcPr>
           <w:p>
@@ -8884,7 +7478,7 @@
       <w:tr>
         <w:tc>
           <w:tcPr>
-            <w:tcW w:w="1498" w:type="dxa"/>
+            <w:tcW w:w="1398" w:type="dxa"/>
             <w:shd w:val="clear" w:color="auto" w:fill="D1D1D1" w:themeFill="background2" w:themeFillShade="E6"/>
           </w:tcPr>
           <w:p>
@@ -8912,7 +7506,7 @@
         </w:tc>
         <w:tc>
           <w:tcPr>
-            <w:tcW w:w="1658" w:type="dxa"/>
+            <w:tcW w:w="1567" w:type="dxa"/>
             <w:shd w:val="clear" w:color="auto" w:fill="D1D1D1" w:themeFill="background2" w:themeFillShade="E6"/>
             <w:vAlign w:val="center"/>
           </w:tcPr>
@@ -8935,29 +7529,7 @@
                 <w:szCs w:val="20"/>
                 <w:lang w:val="es-ES" w:eastAsia="es-ES"/>
               </w:rPr>
-              <w:t>{</w:t>
-            </w:r>
-            <w:proofErr w:type="spellStart"/>
-            <w:r>
-              <w:rPr>
-                <w:rFonts w:ascii="Arial" w:eastAsia="Times New Roman" w:hAnsi="Arial" w:cs="Arial"/>
-                <w:color w:val="000000"/>
-                <w:sz w:val="20"/>
-                <w:szCs w:val="20"/>
-                <w:lang w:val="es-ES" w:eastAsia="es-ES"/>
-              </w:rPr>
-              <w:t>textoTotLiqu</w:t>
-            </w:r>
-            <w:proofErr w:type="spellEnd"/>
-            <w:r>
-              <w:rPr>
-                <w:rFonts w:ascii="Arial" w:eastAsia="Times New Roman" w:hAnsi="Arial" w:cs="Arial"/>
-                <w:color w:val="000000"/>
-                <w:sz w:val="20"/>
-                <w:szCs w:val="20"/>
-                <w:lang w:val="es-ES" w:eastAsia="es-ES"/>
-              </w:rPr>
-              <w:t>}</w:t>
+              <w:t>{textoTotLiqu}</w:t>
             </w:r>
           </w:p>
         </w:tc>
@@ -8986,10 +7558,19 @@
                 <w:szCs w:val="20"/>
                 <w:lang w:val="es-ES" w:eastAsia="es-ES"/>
               </w:rPr>
-              <w:t>{</w:t>
+              <w:t>{textoTotNoReg}</w:t>
             </w:r>
-            <w:proofErr w:type="spellStart"/>
-            <w:r>
+          </w:p>
+        </w:tc>
+        <w:tc>
+          <w:tcPr>
+            <w:tcW w:w="2095" w:type="dxa"/>
+            <w:shd w:val="clear" w:color="auto" w:fill="D1D1D1" w:themeFill="background2" w:themeFillShade="E6"/>
+            <w:vAlign w:val="center"/>
+          </w:tcPr>
+          <w:p>
+            <w:pPr>
+              <w:jc w:val="right"/>
               <w:rPr>
                 <w:rFonts w:ascii="Arial" w:eastAsia="Times New Roman" w:hAnsi="Arial" w:cs="Arial"/>
                 <w:color w:val="000000"/>
@@ -8997,9 +7578,27 @@
                 <w:szCs w:val="20"/>
                 <w:lang w:val="es-ES" w:eastAsia="es-ES"/>
               </w:rPr>
-              <w:t>textoTotNoReg</w:t>
+            </w:pPr>
+            <w:r>
+              <w:rPr>
+                <w:rFonts w:ascii="Arial" w:eastAsia="Times New Roman" w:hAnsi="Arial" w:cs="Arial"/>
+                <w:color w:val="000000"/>
+                <w:sz w:val="20"/>
+                <w:szCs w:val="20"/>
+                <w:lang w:val="es-ES" w:eastAsia="es-ES"/>
+              </w:rPr>
+              <w:t>{</w:t>
             </w:r>
-            <w:proofErr w:type="spellEnd"/>
+            <w:r>
+              <w:rPr>
+                <w:rFonts w:ascii="Arial" w:eastAsia="Times New Roman" w:hAnsi="Arial" w:cs="Arial"/>
+                <w:color w:val="000000"/>
+                <w:sz w:val="20"/>
+                <w:szCs w:val="20"/>
+                <w:lang w:val="es-ES" w:eastAsia="es-ES"/>
+              </w:rPr>
+              <w:t>textoTotReguPECO</w:t>
+            </w:r>
             <w:r>
               <w:rPr>
                 <w:rFonts w:ascii="Arial" w:eastAsia="Times New Roman" w:hAnsi="Arial" w:cs="Arial"/>
@@ -9014,7 +7613,7 @@
         </w:tc>
         <w:tc>
           <w:tcPr>
-            <w:tcW w:w="1829" w:type="dxa"/>
+            <w:tcW w:w="1866" w:type="dxa"/>
             <w:shd w:val="clear" w:color="auto" w:fill="D1D1D1" w:themeFill="background2" w:themeFillShade="E6"/>
             <w:vAlign w:val="center"/>
           </w:tcPr>
@@ -9037,57 +7636,6 @@
                 <w:szCs w:val="20"/>
                 <w:lang w:val="es-ES" w:eastAsia="es-ES"/>
               </w:rPr>
-              <w:t>{</w:t>
-            </w:r>
-            <w:proofErr w:type="spellStart"/>
-            <w:r>
-              <w:rPr>
-                <w:rFonts w:ascii="Arial" w:eastAsia="Times New Roman" w:hAnsi="Arial" w:cs="Arial"/>
-                <w:color w:val="000000"/>
-                <w:sz w:val="20"/>
-                <w:szCs w:val="20"/>
-                <w:lang w:val="es-ES" w:eastAsia="es-ES"/>
-              </w:rPr>
-              <w:t>textoTotReguPECO</w:t>
-            </w:r>
-            <w:proofErr w:type="spellEnd"/>
-            <w:r>
-              <w:rPr>
-                <w:rFonts w:ascii="Arial" w:eastAsia="Times New Roman" w:hAnsi="Arial" w:cs="Arial"/>
-                <w:color w:val="000000"/>
-                <w:sz w:val="20"/>
-                <w:szCs w:val="20"/>
-                <w:lang w:val="es-ES" w:eastAsia="es-ES"/>
-              </w:rPr>
-              <w:t>}</w:t>
-            </w:r>
-          </w:p>
-        </w:tc>
-        <w:tc>
-          <w:tcPr>
-            <w:tcW w:w="1941" w:type="dxa"/>
-            <w:shd w:val="clear" w:color="auto" w:fill="D1D1D1" w:themeFill="background2" w:themeFillShade="E6"/>
-            <w:vAlign w:val="center"/>
-          </w:tcPr>
-          <w:p>
-            <w:pPr>
-              <w:jc w:val="right"/>
-              <w:rPr>
-                <w:rFonts w:ascii="Arial" w:eastAsia="Times New Roman" w:hAnsi="Arial" w:cs="Arial"/>
-                <w:color w:val="000000"/>
-                <w:sz w:val="20"/>
-                <w:szCs w:val="20"/>
-                <w:lang w:val="es-ES" w:eastAsia="es-ES"/>
-              </w:rPr>
-            </w:pPr>
-            <w:r>
-              <w:rPr>
-                <w:rFonts w:ascii="Arial" w:eastAsia="Times New Roman" w:hAnsi="Arial" w:cs="Arial"/>
-                <w:color w:val="000000"/>
-                <w:sz w:val="20"/>
-                <w:szCs w:val="20"/>
-                <w:lang w:val="es-ES" w:eastAsia="es-ES"/>
-              </w:rPr>
               <w:t>{textoTotRegu27}</w:t>
             </w:r>
           </w:p>
@@ -9114,7 +7662,6 @@
         <w:t>{/</w:t>
       </w:r>
       <w:bookmarkStart w:id="10" w:name="_Hlk231148438"/>
-      <w:proofErr w:type="spellStart"/>
       <w:r>
         <w:rPr>
           <w:rFonts w:ascii="Arial" w:hAnsi="Arial" w:cs="Arial"/>
@@ -9124,7 +7671,6 @@
         <w:t>estadoPECOyAMAZONIA</w:t>
       </w:r>
       <w:bookmarkEnd w:id="10"/>
-      <w:proofErr w:type="spellEnd"/>
       <w:r>
         <w:rPr>
           <w:rFonts w:ascii="Arial" w:hAnsi="Arial" w:cs="Arial"/>
@@ -9361,7 +7907,23 @@
                 <w:sz w:val="20"/>
                 <w:szCs w:val="20"/>
               </w:rPr>
-              <w:t>Ad/Valorem</w:t>
+              <w:t>Ad/</w:t>
+            </w:r>
+            <w:r>
+              <w:rPr>
+                <w:rFonts w:ascii="Arial" w:hAnsi="Arial" w:cs="Arial"/>
+                <w:sz w:val="20"/>
+                <w:szCs w:val="20"/>
+              </w:rPr>
+              <w:t>v</w:t>
+            </w:r>
+            <w:r>
+              <w:rPr>
+                <w:rFonts w:ascii="Arial" w:hAnsi="Arial" w:cs="Arial"/>
+                <w:sz w:val="20"/>
+                <w:szCs w:val="20"/>
+              </w:rPr>
+              <w:t>alorem</w:t>
             </w:r>
           </w:p>
         </w:tc>
@@ -9388,27 +7950,7 @@
                 <w:sz w:val="20"/>
                 <w:szCs w:val="20"/>
               </w:rPr>
-              <w:t>{</w:t>
-            </w:r>
-            <w:proofErr w:type="spellStart"/>
-            <w:r>
-              <w:rPr>
-                <w:rFonts w:ascii="Calibri" w:hAnsi="Calibri" w:cs="Calibri"/>
-                <w:color w:val="000000"/>
-                <w:sz w:val="20"/>
-                <w:szCs w:val="20"/>
-              </w:rPr>
-              <w:t>textoAVLiqu</w:t>
-            </w:r>
-            <w:proofErr w:type="spellEnd"/>
-            <w:r>
-              <w:rPr>
-                <w:rFonts w:ascii="Calibri" w:hAnsi="Calibri" w:cs="Calibri"/>
-                <w:color w:val="000000"/>
-                <w:sz w:val="20"/>
-                <w:szCs w:val="20"/>
-              </w:rPr>
-              <w:t>}</w:t>
+              <w:t>{textoAVLiqu}</w:t>
             </w:r>
           </w:p>
         </w:tc>
@@ -9434,27 +7976,7 @@
                 <w:sz w:val="20"/>
                 <w:szCs w:val="20"/>
               </w:rPr>
-              <w:t>{</w:t>
-            </w:r>
-            <w:proofErr w:type="spellStart"/>
-            <w:r>
-              <w:rPr>
-                <w:rFonts w:ascii="Calibri" w:hAnsi="Calibri" w:cs="Calibri"/>
-                <w:color w:val="000000"/>
-                <w:sz w:val="20"/>
-                <w:szCs w:val="20"/>
-              </w:rPr>
-              <w:t>textoAVNoReg</w:t>
-            </w:r>
-            <w:proofErr w:type="spellEnd"/>
-            <w:r>
-              <w:rPr>
-                <w:rFonts w:ascii="Calibri" w:hAnsi="Calibri" w:cs="Calibri"/>
-                <w:color w:val="000000"/>
-                <w:sz w:val="20"/>
-                <w:szCs w:val="20"/>
-              </w:rPr>
-              <w:t>}</w:t>
+              <w:t>{textoAVNoReg}</w:t>
             </w:r>
           </w:p>
         </w:tc>
@@ -9482,7 +8004,6 @@
               </w:rPr>
               <w:t>{</w:t>
             </w:r>
-            <w:proofErr w:type="spellStart"/>
             <w:r>
               <w:rPr>
                 <w:rFonts w:ascii="Calibri" w:hAnsi="Calibri" w:cs="Calibri"/>
@@ -9492,7 +8013,6 @@
               </w:rPr>
               <w:t>textoAVReguPECO</w:t>
             </w:r>
-            <w:proofErr w:type="spellEnd"/>
             <w:r>
               <w:rPr>
                 <w:rFonts w:ascii="Calibri" w:hAnsi="Calibri" w:cs="Calibri"/>
@@ -9528,10 +8048,10 @@
             <w:r>
               <w:rPr>
                 <w:rFonts w:ascii="Arial" w:hAnsi="Arial" w:cs="Arial"/>
-                <w:sz w:val="20"/>
-                <w:szCs w:val="20"/>
-              </w:rPr>
-              <w:t>I.P.M.</w:t>
+                <w:sz w:val="22"/>
+                <w:szCs w:val="22"/>
+              </w:rPr>
+              <w:t>IPM</w:t>
             </w:r>
           </w:p>
         </w:tc>
@@ -9558,27 +8078,7 @@
                 <w:sz w:val="20"/>
                 <w:szCs w:val="20"/>
               </w:rPr>
-              <w:t>{</w:t>
-            </w:r>
-            <w:proofErr w:type="spellStart"/>
-            <w:r>
-              <w:rPr>
-                <w:rFonts w:ascii="Calibri" w:hAnsi="Calibri" w:cs="Calibri"/>
-                <w:color w:val="000000"/>
-                <w:sz w:val="20"/>
-                <w:szCs w:val="20"/>
-              </w:rPr>
-              <w:t>textoIPMLiqu</w:t>
-            </w:r>
-            <w:proofErr w:type="spellEnd"/>
-            <w:r>
-              <w:rPr>
-                <w:rFonts w:ascii="Calibri" w:hAnsi="Calibri" w:cs="Calibri"/>
-                <w:color w:val="000000"/>
-                <w:sz w:val="20"/>
-                <w:szCs w:val="20"/>
-              </w:rPr>
-              <w:t>}</w:t>
+              <w:t>{textoIPMLiqu}</w:t>
             </w:r>
           </w:p>
         </w:tc>
@@ -9604,27 +8104,7 @@
                 <w:sz w:val="20"/>
                 <w:szCs w:val="20"/>
               </w:rPr>
-              <w:t>{</w:t>
-            </w:r>
-            <w:proofErr w:type="spellStart"/>
-            <w:r>
-              <w:rPr>
-                <w:rFonts w:ascii="Calibri" w:hAnsi="Calibri" w:cs="Calibri"/>
-                <w:color w:val="000000"/>
-                <w:sz w:val="20"/>
-                <w:szCs w:val="20"/>
-              </w:rPr>
-              <w:t>textoIPMNoReg</w:t>
-            </w:r>
-            <w:proofErr w:type="spellEnd"/>
-            <w:r>
-              <w:rPr>
-                <w:rFonts w:ascii="Calibri" w:hAnsi="Calibri" w:cs="Calibri"/>
-                <w:color w:val="000000"/>
-                <w:sz w:val="20"/>
-                <w:szCs w:val="20"/>
-              </w:rPr>
-              <w:t>}</w:t>
+              <w:t>{textoIPMNoReg}</w:t>
             </w:r>
           </w:p>
         </w:tc>
@@ -9652,7 +8132,6 @@
               </w:rPr>
               <w:t>{</w:t>
             </w:r>
-            <w:proofErr w:type="spellStart"/>
             <w:r>
               <w:rPr>
                 <w:rFonts w:ascii="Calibri" w:eastAsia="Times New Roman" w:hAnsi="Calibri" w:cs="Calibri"/>
@@ -9662,7 +8141,6 @@
               </w:rPr>
               <w:t>textoIPMReguPECO</w:t>
             </w:r>
-            <w:proofErr w:type="spellEnd"/>
             <w:r>
               <w:rPr>
                 <w:rFonts w:ascii="Calibri" w:eastAsia="Times New Roman" w:hAnsi="Calibri" w:cs="Calibri"/>
@@ -9698,10 +8176,18 @@
             <w:r>
               <w:rPr>
                 <w:rFonts w:ascii="Arial" w:hAnsi="Arial" w:cs="Arial"/>
-                <w:sz w:val="20"/>
-                <w:szCs w:val="20"/>
-              </w:rPr>
-              <w:t>I.G.V.</w:t>
+                <w:sz w:val="22"/>
+                <w:szCs w:val="22"/>
+              </w:rPr>
+              <w:t>IG</w:t>
+            </w:r>
+            <w:r>
+              <w:rPr>
+                <w:rFonts w:ascii="Arial" w:hAnsi="Arial" w:cs="Arial"/>
+                <w:sz w:val="22"/>
+                <w:szCs w:val="22"/>
+              </w:rPr>
+              <w:t>V</w:t>
             </w:r>
           </w:p>
         </w:tc>
@@ -9728,27 +8214,7 @@
                 <w:sz w:val="20"/>
                 <w:szCs w:val="20"/>
               </w:rPr>
-              <w:t>{</w:t>
-            </w:r>
-            <w:proofErr w:type="spellStart"/>
-            <w:r>
-              <w:rPr>
-                <w:rFonts w:ascii="Calibri" w:hAnsi="Calibri" w:cs="Calibri"/>
-                <w:color w:val="000000"/>
-                <w:sz w:val="20"/>
-                <w:szCs w:val="20"/>
-              </w:rPr>
-              <w:t>textoIGVLiqu</w:t>
-            </w:r>
-            <w:proofErr w:type="spellEnd"/>
-            <w:r>
-              <w:rPr>
-                <w:rFonts w:ascii="Calibri" w:hAnsi="Calibri" w:cs="Calibri"/>
-                <w:color w:val="000000"/>
-                <w:sz w:val="20"/>
-                <w:szCs w:val="20"/>
-              </w:rPr>
-              <w:t>}</w:t>
+              <w:t>{textoIGVLiqu}</w:t>
             </w:r>
           </w:p>
         </w:tc>
@@ -9774,27 +8240,7 @@
                 <w:sz w:val="20"/>
                 <w:szCs w:val="20"/>
               </w:rPr>
-              <w:t>{</w:t>
-            </w:r>
-            <w:proofErr w:type="spellStart"/>
-            <w:r>
-              <w:rPr>
-                <w:rFonts w:ascii="Calibri" w:hAnsi="Calibri" w:cs="Calibri"/>
-                <w:color w:val="000000"/>
-                <w:sz w:val="20"/>
-                <w:szCs w:val="20"/>
-              </w:rPr>
-              <w:t>textoIGVNoReg</w:t>
-            </w:r>
-            <w:proofErr w:type="spellEnd"/>
-            <w:r>
-              <w:rPr>
-                <w:rFonts w:ascii="Calibri" w:hAnsi="Calibri" w:cs="Calibri"/>
-                <w:color w:val="000000"/>
-                <w:sz w:val="20"/>
-                <w:szCs w:val="20"/>
-              </w:rPr>
-              <w:t>}</w:t>
+              <w:t>{textoIGVNoReg}</w:t>
             </w:r>
           </w:p>
         </w:tc>
@@ -9822,7 +8268,6 @@
               </w:rPr>
               <w:t>{</w:t>
             </w:r>
-            <w:proofErr w:type="spellStart"/>
             <w:r>
               <w:rPr>
                 <w:rFonts w:ascii="Calibri" w:hAnsi="Calibri" w:cs="Calibri"/>
@@ -9832,7 +8277,6 @@
               </w:rPr>
               <w:t>textoIGVReguPECO</w:t>
             </w:r>
-            <w:proofErr w:type="spellEnd"/>
             <w:r>
               <w:rPr>
                 <w:rFonts w:ascii="Calibri" w:hAnsi="Calibri" w:cs="Calibri"/>
@@ -9902,29 +8346,7 @@
                 <w:szCs w:val="20"/>
                 <w:lang w:val="es-ES" w:eastAsia="es-ES"/>
               </w:rPr>
-              <w:t>{</w:t>
-            </w:r>
-            <w:proofErr w:type="spellStart"/>
-            <w:r>
-              <w:rPr>
-                <w:rFonts w:ascii="Arial" w:eastAsia="Times New Roman" w:hAnsi="Arial" w:cs="Arial"/>
-                <w:color w:val="000000"/>
-                <w:sz w:val="20"/>
-                <w:szCs w:val="20"/>
-                <w:lang w:val="es-ES" w:eastAsia="es-ES"/>
-              </w:rPr>
-              <w:t>textoTotLiqu</w:t>
-            </w:r>
-            <w:proofErr w:type="spellEnd"/>
-            <w:r>
-              <w:rPr>
-                <w:rFonts w:ascii="Arial" w:eastAsia="Times New Roman" w:hAnsi="Arial" w:cs="Arial"/>
-                <w:color w:val="000000"/>
-                <w:sz w:val="20"/>
-                <w:szCs w:val="20"/>
-                <w:lang w:val="es-ES" w:eastAsia="es-ES"/>
-              </w:rPr>
-              <w:t>}</w:t>
+              <w:t>{textoTotLiqu}</w:t>
             </w:r>
           </w:p>
         </w:tc>
@@ -9953,29 +8375,7 @@
                 <w:szCs w:val="20"/>
                 <w:lang w:val="es-ES" w:eastAsia="es-ES"/>
               </w:rPr>
-              <w:t>{</w:t>
-            </w:r>
-            <w:proofErr w:type="spellStart"/>
-            <w:r>
-              <w:rPr>
-                <w:rFonts w:ascii="Arial" w:eastAsia="Times New Roman" w:hAnsi="Arial" w:cs="Arial"/>
-                <w:color w:val="000000"/>
-                <w:sz w:val="20"/>
-                <w:szCs w:val="20"/>
-                <w:lang w:val="es-ES" w:eastAsia="es-ES"/>
-              </w:rPr>
-              <w:t>textoTotNoReg</w:t>
-            </w:r>
-            <w:proofErr w:type="spellEnd"/>
-            <w:r>
-              <w:rPr>
-                <w:rFonts w:ascii="Arial" w:eastAsia="Times New Roman" w:hAnsi="Arial" w:cs="Arial"/>
-                <w:color w:val="000000"/>
-                <w:sz w:val="20"/>
-                <w:szCs w:val="20"/>
-                <w:lang w:val="es-ES" w:eastAsia="es-ES"/>
-              </w:rPr>
-              <w:t>}</w:t>
+              <w:t>{textoTotNoReg}</w:t>
             </w:r>
           </w:p>
         </w:tc>
@@ -10006,7 +8406,6 @@
               </w:rPr>
               <w:t>{</w:t>
             </w:r>
-            <w:proofErr w:type="spellStart"/>
             <w:r>
               <w:rPr>
                 <w:rFonts w:ascii="Arial" w:eastAsia="Times New Roman" w:hAnsi="Arial" w:cs="Arial"/>
@@ -10017,7 +8416,6 @@
               </w:rPr>
               <w:t>textoTotReguPECO</w:t>
             </w:r>
-            <w:proofErr w:type="spellEnd"/>
             <w:r>
               <w:rPr>
                 <w:rFonts w:ascii="Arial" w:eastAsia="Times New Roman" w:hAnsi="Arial" w:cs="Arial"/>
@@ -10063,7 +8461,6 @@
         </w:rPr>
         <w:t>{/</w:t>
       </w:r>
-      <w:proofErr w:type="spellStart"/>
       <w:r>
         <w:rPr>
           <w:rFonts w:ascii="Arial" w:hAnsi="Arial" w:cs="Arial"/>
@@ -10072,7 +8469,6 @@
         </w:rPr>
         <w:t>estadoOnlyPECO</w:t>
       </w:r>
-      <w:proofErr w:type="spellEnd"/>
       <w:r>
         <w:rPr>
           <w:rFonts w:ascii="Arial" w:hAnsi="Arial" w:cs="Arial"/>
@@ -10201,23 +8597,7 @@
           <w:rFonts w:ascii="Arial" w:hAnsi="Arial" w:cs="Arial"/>
           <w:color w:val="000000" w:themeColor="text1"/>
         </w:rPr>
-        <w:t>, presentado por {</w:t>
-      </w:r>
-      <w:proofErr w:type="spellStart"/>
-      <w:r>
-        <w:rPr>
-          <w:rFonts w:ascii="Arial" w:hAnsi="Arial" w:cs="Arial"/>
-          <w:color w:val="000000" w:themeColor="text1"/>
-        </w:rPr>
-        <w:t>fromDam-nombreEmpresa</w:t>
-      </w:r>
-      <w:proofErr w:type="spellEnd"/>
-      <w:r>
-        <w:rPr>
-          <w:rFonts w:ascii="Arial" w:hAnsi="Arial" w:cs="Arial"/>
-          <w:color w:val="000000" w:themeColor="text1"/>
-        </w:rPr>
-        <w:t>}</w:t>
+        <w:t>, presentado por {fromDam-nombreEmpresa}</w:t>
       </w:r>
       <w:r>
         <w:rPr>
@@ -10226,9 +8606,44 @@
           <w:bCs/>
           <w:color w:val="FF0000"/>
         </w:rPr>
-        <w:t>{</w:t>
-      </w:r>
-      <w:proofErr w:type="spellStart"/>
+        <w:t>{fromDam-nombreEmpresaRRR}</w:t>
+      </w:r>
+      <w:r>
+        <w:rPr>
+          <w:rFonts w:ascii="Arial" w:hAnsi="Arial" w:cs="Arial"/>
+          <w:color w:val="000000" w:themeColor="text1"/>
+        </w:rPr>
+        <w:t>,</w:t>
+      </w:r>
+      <w:r>
+        <w:rPr>
+          <w:rFonts w:ascii="Arial" w:hAnsi="Arial" w:cs="Arial"/>
+          <w:b/>
+          <w:bCs/>
+          <w:color w:val="000000" w:themeColor="text1"/>
+        </w:rPr>
+        <w:t xml:space="preserve"> </w:t>
+      </w:r>
+      <w:r>
+        <w:rPr>
+          <w:rFonts w:ascii="Arial" w:hAnsi="Arial" w:cs="Arial"/>
+          <w:color w:val="000000" w:themeColor="text1"/>
+        </w:rPr>
+        <w:t>identificado con RUC n.º</w:t>
+      </w:r>
+      <w:r>
+        <w:rPr>
+          <w:color w:val="000000" w:themeColor="text1"/>
+        </w:rPr>
+        <w:t xml:space="preserve"> </w:t>
+      </w:r>
+      <w:r>
+        <w:rPr>
+          <w:rFonts w:ascii="Arial" w:hAnsi="Arial" w:cs="Arial"/>
+          <w:color w:val="000000" w:themeColor="text1"/>
+        </w:rPr>
+        <w:t>{fromDam-ruc}</w:t>
+      </w:r>
       <w:r>
         <w:rPr>
           <w:rFonts w:ascii="Arial" w:hAnsi="Arial" w:cs="Arial"/>
@@ -10236,9 +8651,110 @@
           <w:bCs/>
           <w:color w:val="FF0000"/>
         </w:rPr>
-        <w:t>fromDam-nombreEmpresaRRR</w:t>
-      </w:r>
-      <w:proofErr w:type="spellEnd"/>
+        <w:t>{fromDam-rucRRR}</w:t>
+      </w:r>
+      <w:r>
+        <w:rPr>
+          <w:rFonts w:ascii="Arial" w:hAnsi="Arial" w:cs="Arial"/>
+          <w:color w:val="000000" w:themeColor="text1"/>
+        </w:rPr>
+        <w:t>, se establece que la mercancía materia de regularización ha sido objeto de reconocimiento físico dentro del plazo previsto en el artículo 2º de la Resolución Ministerial n.º107-94-EF/10; por lo tanto, corresponde atender las series de la referida DAM solicitadas a regularización toda vez que se  encuentran  negociadas  en  el  Arancel  Común  del Convenio Peruano - Colombiano con una tasa Ad/Valorem – Libre; determinándose que el monto a regularizar en el marco de la Ley N.º27037 es de S/ {textoTotRegu27}.</w:t>
+      </w:r>
+    </w:p>
+    <w:p/>
+    <w:p>
+      <w:pPr>
+        <w:pStyle w:val="Textoindependiente"/>
+        <w:spacing w:line="240" w:lineRule="auto"/>
+        <w:jc w:val="both"/>
+        <w:rPr>
+          <w:rFonts w:ascii="Arial" w:hAnsi="Arial" w:cs="Arial"/>
+        </w:rPr>
+      </w:pPr>
+      <w:r>
+        <w:rPr>
+          <w:rFonts w:ascii="Arial" w:hAnsi="Arial" w:cs="Arial"/>
+        </w:rPr>
+        <w:t>{/</w:t>
+      </w:r>
+      <w:r>
+        <w:rPr>
+          <w:rFonts w:ascii="Arial" w:hAnsi="Arial" w:cs="Arial"/>
+        </w:rPr>
+        <w:t>estadoOnlyAMAZONIA</w:t>
+      </w:r>
+      <w:r>
+        <w:rPr>
+          <w:rFonts w:ascii="Arial" w:hAnsi="Arial" w:cs="Arial"/>
+        </w:rPr>
+        <w:t>}</w:t>
+      </w:r>
+    </w:p>
+    <w:p>
+      <w:pPr>
+        <w:pStyle w:val="Textoindependiente"/>
+        <w:spacing w:line="240" w:lineRule="auto"/>
+        <w:jc w:val="both"/>
+        <w:rPr>
+          <w:rFonts w:ascii="Arial" w:hAnsi="Arial" w:cs="Arial"/>
+        </w:rPr>
+      </w:pPr>
+      <w:r>
+        <w:rPr>
+          <w:rFonts w:ascii="Arial" w:hAnsi="Arial" w:cs="Arial"/>
+        </w:rPr>
+        <w:t>{#</w:t>
+      </w:r>
+      <w:r>
+        <w:rPr>
+          <w:rFonts w:ascii="Arial" w:hAnsi="Arial" w:cs="Arial"/>
+        </w:rPr>
+        <w:t>estadoPECOyAMAZONIA</w:t>
+      </w:r>
+      <w:r>
+        <w:rPr>
+          <w:rFonts w:ascii="Arial" w:hAnsi="Arial" w:cs="Arial"/>
+        </w:rPr>
+        <w:t>}</w:t>
+      </w:r>
+    </w:p>
+    <w:p>
+      <w:pPr>
+        <w:pStyle w:val="Textoindependiente"/>
+        <w:spacing w:line="240" w:lineRule="auto"/>
+        <w:ind w:left="284"/>
+        <w:jc w:val="both"/>
+        <w:rPr>
+          <w:rFonts w:ascii="Arial" w:hAnsi="Arial" w:cs="Arial"/>
+          <w:color w:val="000000" w:themeColor="text1"/>
+        </w:rPr>
+      </w:pPr>
+      <w:r>
+        <w:rPr>
+          <w:rFonts w:ascii="Arial" w:hAnsi="Arial" w:cs="Arial"/>
+        </w:rPr>
+        <w:t xml:space="preserve">De </w:t>
+      </w:r>
+      <w:r>
+        <w:rPr>
+          <w:rFonts w:ascii="Arial" w:hAnsi="Arial" w:cs="Arial"/>
+          <w:color w:val="000000" w:themeColor="text1"/>
+        </w:rPr>
+        <w:t>acuerdo a la solicitud de regularización/reconocimiento físico n.º</w:t>
+      </w:r>
+      <w:r>
+        <w:rPr>
+          <w:color w:val="000000" w:themeColor="text1"/>
+        </w:rPr>
+        <w:t xml:space="preserve"> </w:t>
+      </w:r>
+      <w:r>
+        <w:rPr>
+          <w:rFonts w:ascii="Arial" w:hAnsi="Arial" w:cs="Arial"/>
+          <w:color w:val="000000" w:themeColor="text1"/>
+        </w:rPr>
+        <w:t>{cuadroPedoAmazonia-numeroRegularizacion}</w:t>
+      </w:r>
       <w:r>
         <w:rPr>
           <w:rFonts w:ascii="Arial" w:hAnsi="Arial" w:cs="Arial"/>
@@ -10246,14 +8762,7 @@
           <w:bCs/>
           <w:color w:val="FF0000"/>
         </w:rPr>
-        <w:t>}</w:t>
-      </w:r>
-      <w:r>
-        <w:rPr>
-          <w:rFonts w:ascii="Arial" w:hAnsi="Arial" w:cs="Arial"/>
-          <w:color w:val="000000" w:themeColor="text1"/>
-        </w:rPr>
-        <w:t>,</w:t>
+        <w:t>{cuadroPedoAmazonia-numeroRegularizacionRRR}</w:t>
       </w:r>
       <w:r>
         <w:rPr>
@@ -10269,36 +8778,7 @@
           <w:rFonts w:ascii="Arial" w:hAnsi="Arial" w:cs="Arial"/>
           <w:color w:val="000000" w:themeColor="text1"/>
         </w:rPr>
-        <w:t>identificado con RUC n.º</w:t>
-      </w:r>
-      <w:r>
-        <w:rPr>
-          <w:color w:val="000000" w:themeColor="text1"/>
-        </w:rPr>
-        <w:t xml:space="preserve"> </w:t>
-      </w:r>
-      <w:r>
-        <w:rPr>
-          <w:rFonts w:ascii="Arial" w:hAnsi="Arial" w:cs="Arial"/>
-          <w:color w:val="000000" w:themeColor="text1"/>
-        </w:rPr>
-        <w:t>{</w:t>
-      </w:r>
-      <w:proofErr w:type="spellStart"/>
-      <w:r>
-        <w:rPr>
-          <w:rFonts w:ascii="Arial" w:hAnsi="Arial" w:cs="Arial"/>
-          <w:color w:val="000000" w:themeColor="text1"/>
-        </w:rPr>
-        <w:t>fromDam</w:t>
-      </w:r>
-      <w:proofErr w:type="spellEnd"/>
-      <w:r>
-        <w:rPr>
-          <w:rFonts w:ascii="Arial" w:hAnsi="Arial" w:cs="Arial"/>
-          <w:color w:val="000000" w:themeColor="text1"/>
-        </w:rPr>
-        <w:t>-ruc}</w:t>
+        <w:t>del {cuadroPedoAmazonia-fechaRegularizacion}</w:t>
       </w:r>
       <w:r>
         <w:rPr>
@@ -10307,9 +8787,15 @@
           <w:bCs/>
           <w:color w:val="FF0000"/>
         </w:rPr>
-        <w:t>{</w:t>
-      </w:r>
-      <w:proofErr w:type="spellStart"/>
+        <w:t>{cuadroPedoAmazonia-fechaRegularizacionRRR}</w:t>
+      </w:r>
+      <w:r>
+        <w:rPr>
+          <w:rFonts w:ascii="Arial" w:hAnsi="Arial" w:cs="Arial"/>
+          <w:color w:val="000000" w:themeColor="text1"/>
+        </w:rPr>
+        <w:t>, presentado por {fromDam-nombreEmpresa}</w:t>
+      </w:r>
       <w:r>
         <w:rPr>
           <w:rFonts w:ascii="Arial" w:hAnsi="Arial" w:cs="Arial"/>
@@ -10317,9 +8803,44 @@
           <w:bCs/>
           <w:color w:val="FF0000"/>
         </w:rPr>
-        <w:t>fromDam-rucRRR</w:t>
-      </w:r>
-      <w:proofErr w:type="spellEnd"/>
+        <w:t>{fromDam-nombreEmpresaRRR}</w:t>
+      </w:r>
+      <w:r>
+        <w:rPr>
+          <w:rFonts w:ascii="Arial" w:hAnsi="Arial" w:cs="Arial"/>
+          <w:color w:val="000000" w:themeColor="text1"/>
+        </w:rPr>
+        <w:t>,</w:t>
+      </w:r>
+      <w:r>
+        <w:rPr>
+          <w:rFonts w:ascii="Arial" w:hAnsi="Arial" w:cs="Arial"/>
+          <w:b/>
+          <w:bCs/>
+          <w:color w:val="000000" w:themeColor="text1"/>
+        </w:rPr>
+        <w:t xml:space="preserve"> </w:t>
+      </w:r>
+      <w:r>
+        <w:rPr>
+          <w:rFonts w:ascii="Arial" w:hAnsi="Arial" w:cs="Arial"/>
+          <w:color w:val="000000" w:themeColor="text1"/>
+        </w:rPr>
+        <w:t>identificado con RUC n.º</w:t>
+      </w:r>
+      <w:r>
+        <w:rPr>
+          <w:color w:val="000000" w:themeColor="text1"/>
+        </w:rPr>
+        <w:t xml:space="preserve"> </w:t>
+      </w:r>
+      <w:r>
+        <w:rPr>
+          <w:rFonts w:ascii="Arial" w:hAnsi="Arial" w:cs="Arial"/>
+          <w:color w:val="000000" w:themeColor="text1"/>
+        </w:rPr>
+        <w:t>{fromDam-ruc}</w:t>
+      </w:r>
       <w:r>
         <w:rPr>
           <w:rFonts w:ascii="Arial" w:hAnsi="Arial" w:cs="Arial"/>
@@ -10327,17 +8848,23 @@
           <w:bCs/>
           <w:color w:val="FF0000"/>
         </w:rPr>
-        <w:t>}</w:t>
+        <w:t>{fromDam-rucRRR}</w:t>
       </w:r>
       <w:r>
         <w:rPr>
           <w:rFonts w:ascii="Arial" w:hAnsi="Arial" w:cs="Arial"/>
           <w:color w:val="000000" w:themeColor="text1"/>
         </w:rPr>
-        <w:t>, se establece que la mercancía materia de regularización ha sido objeto de reconocimiento físico dentro del plazo previsto en el artículo 2º de la Resolución Ministerial n.º107-94-EF/10; por lo tanto, corresponde atender las series de la referida DAM solicitadas a regularización toda vez que se  encuentran  negociadas  en  el  Arancel  Común  del Convenio Peruano - Colombiano con una tasa Ad/Valorem – Libre; determinándose que el monto a regularizar en el marco de la Ley N.º27037 es de S/ {textoTotRegu27}.</w:t>
-      </w:r>
-    </w:p>
-    <w:p/>
+        <w:t>, se establece que la mercancía materia de regularización ha sido objeto de reconocimiento físico dentro del plazo previsto en el artículo 2º de la Resolución Ministerial n.º107-94-EF/10; por lo tanto, corresponde atender las series de la referida DAM solicitadas a regularización toda vez que se encuentran negociadas en el Arancel Común del Convenio Peruano - Colombiano con una tasa Ad/Valorem – Libre; asimismo, se debe tener en cuenta lo opinado en el informe n.º 50-2008-SUNAT/2B4000, ratificado mediante Informe n.º 11-2017-SUNAT/340000, donde dice que: “la devolución de los tributos pagados a cuenta, como regularización del despacho de mercancía acogidas estrictamente a los beneficios arancelarios otorgados por el PECO, comprende únicamente los derechos Ad/Valorem cancelados de las mercancías liberadas total o parcialmente por acogimiento del PECO; determinándose que el monto a regularizar en el marco del Decreto Supremo n.º 015-94-EF es de S/ {textoTotReguPECO} y en el marco de la Ley n.º 2703</w:t>
+      </w:r>
+      <w:r>
+        <w:rPr>
+          <w:rFonts w:ascii="Arial" w:hAnsi="Arial" w:cs="Arial"/>
+          <w:color w:val="000000" w:themeColor="text1"/>
+        </w:rPr>
+        <w:t>7 es de S/ {textoTotRegu27}.</w:t>
+      </w:r>
+    </w:p>
     <w:p>
       <w:pPr>
         <w:pStyle w:val="Textoindependiente"/>
@@ -10345,28 +8872,9 @@
         <w:jc w:val="both"/>
         <w:rPr>
           <w:rFonts w:ascii="Arial" w:hAnsi="Arial" w:cs="Arial"/>
-        </w:rPr>
-      </w:pPr>
-      <w:r>
-        <w:rPr>
-          <w:rFonts w:ascii="Arial" w:hAnsi="Arial" w:cs="Arial"/>
-        </w:rPr>
-        <w:t>{/</w:t>
-      </w:r>
-      <w:proofErr w:type="spellStart"/>
-      <w:r>
-        <w:rPr>
-          <w:rFonts w:ascii="Arial" w:hAnsi="Arial" w:cs="Arial"/>
-        </w:rPr>
-        <w:t>estadoOnlyAMAZONIA</w:t>
-      </w:r>
-      <w:proofErr w:type="spellEnd"/>
-      <w:r>
-        <w:rPr>
-          <w:rFonts w:ascii="Arial" w:hAnsi="Arial" w:cs="Arial"/>
-        </w:rPr>
-        <w:t>}</w:t>
-      </w:r>
+          <w:color w:val="000000" w:themeColor="text1"/>
+        </w:rPr>
+      </w:pPr>
     </w:p>
     <w:p>
       <w:pPr>
@@ -10381,528 +8889,153 @@
         <w:rPr>
           <w:rFonts w:ascii="Arial" w:hAnsi="Arial" w:cs="Arial"/>
         </w:rPr>
+        <w:t>{</w:t>
+      </w:r>
+      <w:r>
+        <w:rPr>
+          <w:rFonts w:ascii="Arial" w:hAnsi="Arial" w:cs="Arial"/>
+        </w:rPr>
+        <w:t>/</w:t>
+      </w:r>
+      <w:r>
+        <w:rPr>
+          <w:rFonts w:ascii="Arial" w:hAnsi="Arial" w:cs="Arial"/>
+        </w:rPr>
+        <w:t>estadoPECOyAMAZONIA}</w:t>
+      </w:r>
+    </w:p>
+    <w:p>
+      <w:r>
         <w:t>{#</w:t>
       </w:r>
       <w:r>
-        <w:rPr>
-          <w:rFonts w:ascii="Arial" w:hAnsi="Arial" w:cs="Arial"/>
-        </w:rPr>
-        <w:t>estadoPECOyAMAZONIA</w:t>
-      </w:r>
-      <w:r>
-        <w:rPr>
-          <w:rFonts w:ascii="Arial" w:hAnsi="Arial" w:cs="Arial"/>
-        </w:rPr>
+        <w:t>estadoOnlyPECO</w:t>
+      </w:r>
+      <w:r>
         <w:t>}</w:t>
       </w:r>
     </w:p>
     <w:p>
       <w:pPr>
-        <w:pStyle w:val="Textoindependiente"/>
-        <w:spacing w:line="240" w:lineRule="auto"/>
         <w:ind w:left="284"/>
         <w:jc w:val="both"/>
         <w:rPr>
           <w:rFonts w:ascii="Arial" w:hAnsi="Arial" w:cs="Arial"/>
           <w:color w:val="000000" w:themeColor="text1"/>
-        </w:rPr>
-      </w:pPr>
-      <w:r>
-        <w:rPr>
-          <w:rFonts w:ascii="Arial" w:hAnsi="Arial" w:cs="Arial"/>
-        </w:rPr>
-        <w:t xml:space="preserve">De </w:t>
-      </w:r>
+          <w:sz w:val="22"/>
+          <w:szCs w:val="22"/>
+        </w:rPr>
+      </w:pPr>
       <w:r>
         <w:rPr>
           <w:rFonts w:ascii="Arial" w:hAnsi="Arial" w:cs="Arial"/>
           <w:color w:val="000000" w:themeColor="text1"/>
-        </w:rPr>
-        <w:t>acuerdo a la solicitud de regularización/reconocimiento físico n.º</w:t>
-      </w:r>
-      <w:r>
-        <w:rPr>
+          <w:sz w:val="22"/>
+          <w:szCs w:val="22"/>
+        </w:rPr>
+        <w:t>De acuerdo a la solicitud de regularización/reconocimiento físico n.º {cuadroPedoAmazonia-numeroRegularizacion}</w:t>
+      </w:r>
+      <w:r>
+        <w:rPr>
+          <w:rFonts w:ascii="Arial" w:hAnsi="Arial" w:cs="Arial"/>
+          <w:color w:val="FF0000"/>
+          <w:sz w:val="22"/>
+          <w:szCs w:val="22"/>
+        </w:rPr>
+        <w:t>{cuadroPedoAmazonia-numeroRegularizacionRRR}</w:t>
+      </w:r>
+      <w:r>
+        <w:rPr>
+          <w:rFonts w:ascii="Arial" w:hAnsi="Arial" w:cs="Arial"/>
           <w:color w:val="000000" w:themeColor="text1"/>
-        </w:rPr>
-        <w:t xml:space="preserve"> </w:t>
+          <w:sz w:val="22"/>
+          <w:szCs w:val="22"/>
+        </w:rPr>
+        <w:t xml:space="preserve"> del {cuadroPedoAmazonia-fechaRegularizacion}</w:t>
+      </w:r>
+      <w:r>
+        <w:rPr>
+          <w:rFonts w:ascii="Arial" w:hAnsi="Arial" w:cs="Arial"/>
+          <w:color w:val="FF0000"/>
+          <w:sz w:val="22"/>
+          <w:szCs w:val="22"/>
+        </w:rPr>
+        <w:t>{cuadroPedoAmazonia-fechaRegularizacionRRR}</w:t>
       </w:r>
       <w:r>
         <w:rPr>
           <w:rFonts w:ascii="Arial" w:hAnsi="Arial" w:cs="Arial"/>
           <w:color w:val="000000" w:themeColor="text1"/>
-        </w:rPr>
-        <w:t>{cuadroPedoAmazonia-numeroRegularizacion}</w:t>
-      </w:r>
-      <w:r>
-        <w:rPr>
-          <w:rFonts w:ascii="Arial" w:hAnsi="Arial" w:cs="Arial"/>
-          <w:b/>
-          <w:bCs/>
+          <w:sz w:val="22"/>
+          <w:szCs w:val="22"/>
+        </w:rPr>
+        <w:t>, presentado por {fromDam-nombreEmpresa}</w:t>
+      </w:r>
+      <w:r>
+        <w:rPr>
+          <w:rFonts w:ascii="Arial" w:hAnsi="Arial" w:cs="Arial"/>
           <w:color w:val="FF0000"/>
-        </w:rPr>
-        <w:t>{cuadroPedoAmazonia-numeroRegularizacionRRR}</w:t>
-      </w:r>
-      <w:r>
-        <w:rPr>
-          <w:rFonts w:ascii="Arial" w:hAnsi="Arial" w:cs="Arial"/>
-          <w:b/>
-          <w:bCs/>
+          <w:sz w:val="22"/>
+          <w:szCs w:val="22"/>
+        </w:rPr>
+        <w:t>{fromDam-nombreEmpresaRRR}</w:t>
+      </w:r>
+      <w:r>
+        <w:rPr>
+          <w:rFonts w:ascii="Arial" w:hAnsi="Arial" w:cs="Arial"/>
           <w:color w:val="000000" w:themeColor="text1"/>
-        </w:rPr>
-        <w:t xml:space="preserve"> </w:t>
+          <w:sz w:val="22"/>
+          <w:szCs w:val="22"/>
+        </w:rPr>
+        <w:t>, identificado con RUC n.º {fromDam-ruc}</w:t>
+      </w:r>
+      <w:r>
+        <w:rPr>
+          <w:rFonts w:ascii="Arial" w:hAnsi="Arial" w:cs="Arial"/>
+          <w:color w:val="FF0000"/>
+          <w:sz w:val="22"/>
+          <w:szCs w:val="22"/>
+        </w:rPr>
+        <w:t>{fromDam-rucRRR}</w:t>
       </w:r>
       <w:r>
         <w:rPr>
           <w:rFonts w:ascii="Arial" w:hAnsi="Arial" w:cs="Arial"/>
           <w:color w:val="000000" w:themeColor="text1"/>
-        </w:rPr>
-        <w:t>del {cuadroPedoAmazonia-fechaRegularizacion}</w:t>
-      </w:r>
-      <w:r>
-        <w:rPr>
-          <w:rFonts w:ascii="Arial" w:hAnsi="Arial" w:cs="Arial"/>
-          <w:b/>
-          <w:bCs/>
-          <w:color w:val="FF0000"/>
-        </w:rPr>
-        <w:t>{cuadroPedoAmazonia-fechaRegularizacionRRR}</w:t>
+          <w:sz w:val="22"/>
+          <w:szCs w:val="22"/>
+        </w:rPr>
+        <w:t>, se establece que la mercancía materia de regularización ha sido objeto de reconocimiento físico dentro del plazo previsto en el artículo 2º de la Resolución Ministerial n.º107-94-EF/10; por lo tanto, corresponde atender las series de la referida DAM solicitadas a regularización toda vez que se encuentran negociadas en el Arancel Común del Convenio Peruano - Colombiano con una tasa Ad/Valorem – Libre; asimismo, se debe tener en cuenta lo opinado en el informe n.º 50-2008-SUNAT/2B4000, ratificado mediante Informe n.º 11-2017-SUNAT/340000, donde dice que: “la devolución de los tributos pagados a cuenta, como regularización del despacho de mercancía acogidas estrictamente a los beneficios arancelarios otorgados por el PECO, comprende únicamente los derechos Ad/Valorem cancelados de las mercancías liberadas total o parcialmente por acogimiento del PECO; determinándose que el monto a regularizar en el marco del Decreto Supremo n.º 015-94-EF es de S/ {textoTotReguPECO}</w:t>
       </w:r>
       <w:r>
         <w:rPr>
           <w:rFonts w:ascii="Arial" w:hAnsi="Arial" w:cs="Arial"/>
           <w:color w:val="000000" w:themeColor="text1"/>
-        </w:rPr>
-        <w:t>, presentado por {</w:t>
-      </w:r>
-      <w:proofErr w:type="spellStart"/>
-      <w:r>
+          <w:sz w:val="22"/>
+          <w:szCs w:val="22"/>
+        </w:rPr>
+        <w:t>.</w:t>
+      </w:r>
+    </w:p>
+    <w:p>
+      <w:pPr>
+        <w:ind w:left="284"/>
+        <w:jc w:val="both"/>
         <w:rPr>
           <w:rFonts w:ascii="Arial" w:hAnsi="Arial" w:cs="Arial"/>
           <w:color w:val="000000" w:themeColor="text1"/>
-        </w:rPr>
-        <w:t>fromDam-nombreEmpresa</w:t>
-      </w:r>
-      <w:proofErr w:type="spellEnd"/>
-      <w:r>
-        <w:rPr>
-          <w:rFonts w:ascii="Arial" w:hAnsi="Arial" w:cs="Arial"/>
-          <w:color w:val="000000" w:themeColor="text1"/>
-        </w:rPr>
-        <w:t>}</w:t>
-      </w:r>
-      <w:r>
-        <w:rPr>
-          <w:rFonts w:ascii="Arial" w:hAnsi="Arial" w:cs="Arial"/>
-          <w:b/>
-          <w:bCs/>
-          <w:color w:val="FF0000"/>
-        </w:rPr>
-        <w:t>{</w:t>
-      </w:r>
-      <w:proofErr w:type="spellStart"/>
-      <w:r>
-        <w:rPr>
-          <w:rFonts w:ascii="Arial" w:hAnsi="Arial" w:cs="Arial"/>
-          <w:b/>
-          <w:bCs/>
-          <w:color w:val="FF0000"/>
-        </w:rPr>
-        <w:t>fromDam-nombreEmpresaRRR</w:t>
-      </w:r>
-      <w:proofErr w:type="spellEnd"/>
-      <w:r>
-        <w:rPr>
-          <w:rFonts w:ascii="Arial" w:hAnsi="Arial" w:cs="Arial"/>
-          <w:b/>
-          <w:bCs/>
-          <w:color w:val="FF0000"/>
-        </w:rPr>
-        <w:t>}</w:t>
-      </w:r>
-      <w:r>
-        <w:rPr>
-          <w:rFonts w:ascii="Arial" w:hAnsi="Arial" w:cs="Arial"/>
-          <w:color w:val="000000" w:themeColor="text1"/>
-        </w:rPr>
-        <w:t>,</w:t>
-      </w:r>
-      <w:r>
-        <w:rPr>
-          <w:rFonts w:ascii="Arial" w:hAnsi="Arial" w:cs="Arial"/>
-          <w:b/>
-          <w:bCs/>
-          <w:color w:val="000000" w:themeColor="text1"/>
-        </w:rPr>
-        <w:t xml:space="preserve"> </w:t>
-      </w:r>
-      <w:r>
-        <w:rPr>
-          <w:rFonts w:ascii="Arial" w:hAnsi="Arial" w:cs="Arial"/>
-          <w:color w:val="000000" w:themeColor="text1"/>
-        </w:rPr>
-        <w:t>identificado con RUC n.º</w:t>
-      </w:r>
-      <w:r>
-        <w:rPr>
-          <w:color w:val="000000" w:themeColor="text1"/>
-        </w:rPr>
-        <w:t xml:space="preserve"> </w:t>
-      </w:r>
-      <w:r>
-        <w:rPr>
-          <w:rFonts w:ascii="Arial" w:hAnsi="Arial" w:cs="Arial"/>
-          <w:color w:val="000000" w:themeColor="text1"/>
-        </w:rPr>
-        <w:t>{</w:t>
-      </w:r>
-      <w:proofErr w:type="spellStart"/>
-      <w:r>
-        <w:rPr>
-          <w:rFonts w:ascii="Arial" w:hAnsi="Arial" w:cs="Arial"/>
-          <w:color w:val="000000" w:themeColor="text1"/>
-        </w:rPr>
-        <w:t>fromDam</w:t>
-      </w:r>
-      <w:proofErr w:type="spellEnd"/>
-      <w:r>
-        <w:rPr>
-          <w:rFonts w:ascii="Arial" w:hAnsi="Arial" w:cs="Arial"/>
-          <w:color w:val="000000" w:themeColor="text1"/>
-        </w:rPr>
-        <w:t>-ruc}</w:t>
-      </w:r>
-      <w:r>
-        <w:rPr>
-          <w:rFonts w:ascii="Arial" w:hAnsi="Arial" w:cs="Arial"/>
-          <w:b/>
-          <w:bCs/>
-          <w:color w:val="FF0000"/>
-        </w:rPr>
-        <w:t>{</w:t>
-      </w:r>
-      <w:proofErr w:type="spellStart"/>
-      <w:r>
-        <w:rPr>
-          <w:rFonts w:ascii="Arial" w:hAnsi="Arial" w:cs="Arial"/>
-          <w:b/>
-          <w:bCs/>
-          <w:color w:val="FF0000"/>
-        </w:rPr>
-        <w:t>fromDam-rucRRR</w:t>
-      </w:r>
-      <w:proofErr w:type="spellEnd"/>
-      <w:r>
-        <w:rPr>
-          <w:rFonts w:ascii="Arial" w:hAnsi="Arial" w:cs="Arial"/>
-          <w:b/>
-          <w:bCs/>
-          <w:color w:val="FF0000"/>
-        </w:rPr>
-        <w:t>}</w:t>
-      </w:r>
-      <w:r>
-        <w:rPr>
-          <w:rFonts w:ascii="Arial" w:hAnsi="Arial" w:cs="Arial"/>
-          <w:color w:val="000000" w:themeColor="text1"/>
-        </w:rPr>
-        <w:t>, se establece que la mercancía materia de regularización ha sido objeto de reconocimiento físico dentro del plazo previsto en el artículo 2º de la Resolución Ministerial n.º107-94-EF/10; por lo tanto, corresponde atender las series de la referida DAM solicitadas a regularización toda vez que se encuentran negociadas en el Arancel Común del Convenio Peruano - Colombiano con una tasa Ad/Valorem – Libre; asimismo, se debe tener en cuenta lo opinado en el informe n.º 50-2008-SUNAT/2B4000, ratificado mediante Informe n.º 11-2017-SUNAT/340000, donde dice que: “la devolución de los tributos pagados a cuenta, como regularización del despacho de mercancía acogidas estrictamente a los beneficios arancelarios otorgados por el PECO, comprende únicamente los derechos Ad/Valorem cancelados de las mercancías liberadas total o parcialmente por acogimiento del PECO; determinándose que el monto a regularizar en el marco del Decreto Supremo n.º 015-94-EF es de S/ {</w:t>
-      </w:r>
-      <w:proofErr w:type="spellStart"/>
-      <w:r>
-        <w:rPr>
-          <w:rFonts w:ascii="Arial" w:hAnsi="Arial" w:cs="Arial"/>
-          <w:color w:val="000000" w:themeColor="text1"/>
-        </w:rPr>
-        <w:t>textoTotReguPECO</w:t>
-      </w:r>
-      <w:proofErr w:type="spellEnd"/>
-      <w:r>
-        <w:rPr>
-          <w:rFonts w:ascii="Arial" w:hAnsi="Arial" w:cs="Arial"/>
-          <w:color w:val="000000" w:themeColor="text1"/>
-        </w:rPr>
-        <w:t>} y en el marco de la Ley n.º 2703</w:t>
-      </w:r>
-      <w:r>
-        <w:rPr>
-          <w:rFonts w:ascii="Arial" w:hAnsi="Arial" w:cs="Arial"/>
-          <w:color w:val="000000" w:themeColor="text1"/>
-        </w:rPr>
-        <w:t>7 es de S/ {textoTotRegu27}.</w:t>
-      </w:r>
-    </w:p>
-    <w:p>
-      <w:pPr>
-        <w:pStyle w:val="Textoindependiente"/>
-        <w:spacing w:line="240" w:lineRule="auto"/>
-        <w:jc w:val="both"/>
-        <w:rPr>
-          <w:rFonts w:ascii="Arial" w:hAnsi="Arial" w:cs="Arial"/>
-          <w:color w:val="000000" w:themeColor="text1"/>
-        </w:rPr>
-      </w:pPr>
-    </w:p>
-    <w:p>
-      <w:pPr>
-        <w:pStyle w:val="Textoindependiente"/>
-        <w:spacing w:line="240" w:lineRule="auto"/>
-        <w:jc w:val="both"/>
-        <w:rPr>
-          <w:rFonts w:ascii="Arial" w:hAnsi="Arial" w:cs="Arial"/>
-        </w:rPr>
-      </w:pPr>
-      <w:r>
-        <w:rPr>
-          <w:rFonts w:ascii="Arial" w:hAnsi="Arial" w:cs="Arial"/>
-        </w:rPr>
-        <w:t>{</w:t>
-      </w:r>
-      <w:r>
-        <w:rPr>
-          <w:rFonts w:ascii="Arial" w:hAnsi="Arial" w:cs="Arial"/>
-        </w:rPr>
-        <w:t>/</w:t>
-      </w:r>
-      <w:proofErr w:type="spellStart"/>
-      <w:r>
-        <w:rPr>
-          <w:rFonts w:ascii="Arial" w:hAnsi="Arial" w:cs="Arial"/>
-        </w:rPr>
-        <w:t>estadoPECOyAMAZONIA</w:t>
-      </w:r>
-      <w:proofErr w:type="spellEnd"/>
-      <w:r>
-        <w:rPr>
-          <w:rFonts w:ascii="Arial" w:hAnsi="Arial" w:cs="Arial"/>
-        </w:rPr>
-        <w:t>}</w:t>
-      </w:r>
-    </w:p>
-    <w:p>
-      <w:r>
-        <w:t>{#</w:t>
+          <w:sz w:val="22"/>
+          <w:szCs w:val="22"/>
+        </w:rPr>
+      </w:pPr>
+    </w:p>
+    <w:p>
+      <w:r>
+        <w:t>{/</w:t>
       </w:r>
       <w:r>
         <w:t>estadoOnlyPECO</w:t>
       </w:r>
-      <w:r>
-        <w:t>}</w:t>
-      </w:r>
-    </w:p>
-    <w:p>
-      <w:pPr>
-        <w:ind w:left="284"/>
-        <w:jc w:val="both"/>
-        <w:rPr>
-          <w:rFonts w:ascii="Arial" w:hAnsi="Arial" w:cs="Arial"/>
-          <w:color w:val="000000" w:themeColor="text1"/>
-          <w:sz w:val="22"/>
-          <w:szCs w:val="22"/>
-        </w:rPr>
-      </w:pPr>
-      <w:r>
-        <w:rPr>
-          <w:rFonts w:ascii="Arial" w:hAnsi="Arial" w:cs="Arial"/>
-          <w:color w:val="000000" w:themeColor="text1"/>
-          <w:sz w:val="22"/>
-          <w:szCs w:val="22"/>
-        </w:rPr>
-        <w:t>De acuerdo a la solicitud de regularización/reconocimiento físico n.º {cuadroPedoAmazonia-numeroRegularizacion}</w:t>
-      </w:r>
-      <w:r>
-        <w:rPr>
-          <w:rFonts w:ascii="Arial" w:hAnsi="Arial" w:cs="Arial"/>
-          <w:color w:val="FF0000"/>
-          <w:sz w:val="22"/>
-          <w:szCs w:val="22"/>
-        </w:rPr>
-        <w:t>{cuadroPedoAmazonia-numeroRegularizacionRRR}</w:t>
-      </w:r>
-      <w:r>
-        <w:rPr>
-          <w:rFonts w:ascii="Arial" w:hAnsi="Arial" w:cs="Arial"/>
-          <w:color w:val="000000" w:themeColor="text1"/>
-          <w:sz w:val="22"/>
-          <w:szCs w:val="22"/>
-        </w:rPr>
-        <w:t xml:space="preserve"> del {cuadroPedoAmazonia-fechaRegularizacion}</w:t>
-      </w:r>
-      <w:r>
-        <w:rPr>
-          <w:rFonts w:ascii="Arial" w:hAnsi="Arial" w:cs="Arial"/>
-          <w:color w:val="FF0000"/>
-          <w:sz w:val="22"/>
-          <w:szCs w:val="22"/>
-        </w:rPr>
-        <w:t>{cuadroPedoAmazonia-fechaRegularizacionRRR}</w:t>
-      </w:r>
-      <w:r>
-        <w:rPr>
-          <w:rFonts w:ascii="Arial" w:hAnsi="Arial" w:cs="Arial"/>
-          <w:color w:val="000000" w:themeColor="text1"/>
-          <w:sz w:val="22"/>
-          <w:szCs w:val="22"/>
-        </w:rPr>
-        <w:t>, presentado por {</w:t>
-      </w:r>
-      <w:proofErr w:type="spellStart"/>
-      <w:r>
-        <w:rPr>
-          <w:rFonts w:ascii="Arial" w:hAnsi="Arial" w:cs="Arial"/>
-          <w:color w:val="000000" w:themeColor="text1"/>
-          <w:sz w:val="22"/>
-          <w:szCs w:val="22"/>
-        </w:rPr>
-        <w:t>fromDam-nombreEmpresa</w:t>
-      </w:r>
-      <w:proofErr w:type="spellEnd"/>
-      <w:r>
-        <w:rPr>
-          <w:rFonts w:ascii="Arial" w:hAnsi="Arial" w:cs="Arial"/>
-          <w:color w:val="000000" w:themeColor="text1"/>
-          <w:sz w:val="22"/>
-          <w:szCs w:val="22"/>
-        </w:rPr>
-        <w:t>}</w:t>
-      </w:r>
-      <w:r>
-        <w:rPr>
-          <w:rFonts w:ascii="Arial" w:hAnsi="Arial" w:cs="Arial"/>
-          <w:color w:val="FF0000"/>
-          <w:sz w:val="22"/>
-          <w:szCs w:val="22"/>
-        </w:rPr>
-        <w:t>{</w:t>
-      </w:r>
-      <w:proofErr w:type="spellStart"/>
-      <w:r>
-        <w:rPr>
-          <w:rFonts w:ascii="Arial" w:hAnsi="Arial" w:cs="Arial"/>
-          <w:color w:val="FF0000"/>
-          <w:sz w:val="22"/>
-          <w:szCs w:val="22"/>
-        </w:rPr>
-        <w:t>fromDam-nombreEmpresaRRR</w:t>
-      </w:r>
-      <w:proofErr w:type="spellEnd"/>
-      <w:r>
-        <w:rPr>
-          <w:rFonts w:ascii="Arial" w:hAnsi="Arial" w:cs="Arial"/>
-          <w:color w:val="FF0000"/>
-          <w:sz w:val="22"/>
-          <w:szCs w:val="22"/>
-        </w:rPr>
-        <w:t>}</w:t>
-      </w:r>
-      <w:r>
-        <w:rPr>
-          <w:rFonts w:ascii="Arial" w:hAnsi="Arial" w:cs="Arial"/>
-          <w:color w:val="000000" w:themeColor="text1"/>
-          <w:sz w:val="22"/>
-          <w:szCs w:val="22"/>
-        </w:rPr>
-        <w:t>, identificado con RUC n.º {</w:t>
-      </w:r>
-      <w:proofErr w:type="spellStart"/>
-      <w:r>
-        <w:rPr>
-          <w:rFonts w:ascii="Arial" w:hAnsi="Arial" w:cs="Arial"/>
-          <w:color w:val="000000" w:themeColor="text1"/>
-          <w:sz w:val="22"/>
-          <w:szCs w:val="22"/>
-        </w:rPr>
-        <w:t>fromDam</w:t>
-      </w:r>
-      <w:proofErr w:type="spellEnd"/>
-      <w:r>
-        <w:rPr>
-          <w:rFonts w:ascii="Arial" w:hAnsi="Arial" w:cs="Arial"/>
-          <w:color w:val="000000" w:themeColor="text1"/>
-          <w:sz w:val="22"/>
-          <w:szCs w:val="22"/>
-        </w:rPr>
-        <w:t>-ruc}</w:t>
-      </w:r>
-      <w:r>
-        <w:rPr>
-          <w:rFonts w:ascii="Arial" w:hAnsi="Arial" w:cs="Arial"/>
-          <w:color w:val="FF0000"/>
-          <w:sz w:val="22"/>
-          <w:szCs w:val="22"/>
-        </w:rPr>
-        <w:t>{</w:t>
-      </w:r>
-      <w:proofErr w:type="spellStart"/>
-      <w:r>
-        <w:rPr>
-          <w:rFonts w:ascii="Arial" w:hAnsi="Arial" w:cs="Arial"/>
-          <w:color w:val="FF0000"/>
-          <w:sz w:val="22"/>
-          <w:szCs w:val="22"/>
-        </w:rPr>
-        <w:t>fromDam-rucRRR</w:t>
-      </w:r>
-      <w:proofErr w:type="spellEnd"/>
-      <w:r>
-        <w:rPr>
-          <w:rFonts w:ascii="Arial" w:hAnsi="Arial" w:cs="Arial"/>
-          <w:color w:val="FF0000"/>
-          <w:sz w:val="22"/>
-          <w:szCs w:val="22"/>
-        </w:rPr>
-        <w:t>}</w:t>
-      </w:r>
-      <w:r>
-        <w:rPr>
-          <w:rFonts w:ascii="Arial" w:hAnsi="Arial" w:cs="Arial"/>
-          <w:color w:val="000000" w:themeColor="text1"/>
-          <w:sz w:val="22"/>
-          <w:szCs w:val="22"/>
-        </w:rPr>
-        <w:t>, se establece que la mercancía materia de regularización ha sido objeto de reconocimiento físico dentro del plazo previsto en el artículo 2º de la Resolución Ministerial n.º107-94-EF/10; por lo tanto, corresponde atender las series de la referida DAM solicitadas a regularización toda vez que se encuentran negociadas en el Arancel Común del Convenio Peruano - Colombiano con una tasa Ad/Valorem – Libre; asimismo, se debe tener en cuenta lo opinado en el informe n.º 50-2008-SUNAT/2B4000, ratificado mediante Informe n.º 11-2017-SUNAT/340000, donde dice que: “la devolución de los tributos pagados a cuenta, como regularización del despacho de mercancía acogidas estrictamente a los beneficios arancelarios otorgados por el PECO, comprende únicamente los derechos Ad/Valorem cancelados de las mercancías liberadas total o parcialmente por acogimiento del PECO; determinándose que el monto a regularizar en el marco del Decreto Supremo n.º 015-94-EF es de S/ {</w:t>
-      </w:r>
-      <w:proofErr w:type="spellStart"/>
-      <w:r>
-        <w:rPr>
-          <w:rFonts w:ascii="Arial" w:hAnsi="Arial" w:cs="Arial"/>
-          <w:color w:val="000000" w:themeColor="text1"/>
-          <w:sz w:val="22"/>
-          <w:szCs w:val="22"/>
-        </w:rPr>
-        <w:t>textoTotReguPECO</w:t>
-      </w:r>
-      <w:proofErr w:type="spellEnd"/>
-      <w:r>
-        <w:rPr>
-          <w:rFonts w:ascii="Arial" w:hAnsi="Arial" w:cs="Arial"/>
-          <w:color w:val="000000" w:themeColor="text1"/>
-          <w:sz w:val="22"/>
-          <w:szCs w:val="22"/>
-        </w:rPr>
-        <w:t>}</w:t>
-      </w:r>
-    </w:p>
-    <w:p>
-      <w:pPr>
-        <w:ind w:left="284"/>
-        <w:jc w:val="both"/>
-        <w:rPr>
-          <w:rFonts w:ascii="Arial" w:hAnsi="Arial" w:cs="Arial"/>
-          <w:color w:val="000000" w:themeColor="text1"/>
-          <w:sz w:val="22"/>
-          <w:szCs w:val="22"/>
-        </w:rPr>
-      </w:pPr>
-    </w:p>
-    <w:p>
-      <w:r>
-        <w:t>{/</w:t>
-      </w:r>
-      <w:proofErr w:type="spellStart"/>
-      <w:r>
-        <w:t>estadoOnlyPECO</w:t>
-      </w:r>
-      <w:proofErr w:type="spellEnd"/>
       <w:r>
         <w:t>}</w:t>
       </w:r>
@@ -10940,31 +9073,7 @@
           <w:rFonts w:ascii="Arial" w:hAnsi="Arial"/>
           <w:color w:val="000000" w:themeColor="text1"/>
         </w:rPr>
-        <w:t>La Ley n.º 28194 “Ley para la Lucha contra la Evasión y para la Formalización de la Economía” establece en su artículo 3-A la obligatoriedad del uso de medios de pago en la compraventa internacional de mercancías, en tal sentido, se procedió a evaluar la factura remitida por el administrado a través del requerimiento n.º {</w:t>
-      </w:r>
-      <w:proofErr w:type="spellStart"/>
-      <w:r>
-        <w:rPr>
-          <w:rFonts w:ascii="Arial" w:hAnsi="Arial"/>
-          <w:color w:val="000000" w:themeColor="text1"/>
-        </w:rPr>
-        <w:t>datosFactura-</w:t>
-      </w:r>
-      <w:proofErr w:type="gramStart"/>
-      <w:r>
-        <w:rPr>
-          <w:rFonts w:ascii="Arial" w:hAnsi="Arial"/>
-          <w:color w:val="000000" w:themeColor="text1"/>
-        </w:rPr>
-        <w:t>numeroReqFac</w:t>
-      </w:r>
-      <w:proofErr w:type="spellEnd"/>
-      <w:r>
-        <w:rPr>
-          <w:rFonts w:ascii="Arial" w:hAnsi="Arial"/>
-          <w:color w:val="000000" w:themeColor="text1"/>
-        </w:rPr>
-        <w:t>}</w:t>
+        <w:t>La Ley n.º 28194 “Ley para la Lucha contra la Evasión y para la Formalización de la Economía” establece en su artículo 3-A la obligatoriedad del uso de medios de pago en la compraventa internacional de mercancías, en tal sentido, se procedió a evaluar la factura remitida por el administrado a través del requerimiento n.º {datosFactura-numeroReqFac}</w:t>
       </w:r>
       <w:r>
         <w:rPr>
@@ -10973,28 +9082,7 @@
           <w:bCs/>
           <w:color w:val="FF0000"/>
         </w:rPr>
-        <w:t>{</w:t>
-      </w:r>
-      <w:proofErr w:type="spellStart"/>
-      <w:proofErr w:type="gramEnd"/>
-      <w:r>
-        <w:rPr>
-          <w:rFonts w:ascii="Arial" w:hAnsi="Arial"/>
-          <w:b/>
-          <w:bCs/>
-          <w:color w:val="FF0000"/>
-        </w:rPr>
-        <w:t>datosFactura-numeroReqFacRRR</w:t>
-      </w:r>
-      <w:proofErr w:type="spellEnd"/>
-      <w:r>
-        <w:rPr>
-          <w:rFonts w:ascii="Arial" w:hAnsi="Arial"/>
-          <w:b/>
-          <w:bCs/>
-          <w:color w:val="FF0000"/>
-        </w:rPr>
-        <w:t>}</w:t>
+        <w:t>{datosFactura-numeroReqFacRRR}</w:t>
       </w:r>
       <w:r>
         <w:rPr>
@@ -11036,25 +9124,7 @@
           <w:sz w:val="22"/>
           <w:szCs w:val="22"/>
         </w:rPr>
-        <w:t>del requerimiento n.º {</w:t>
-      </w:r>
-      <w:proofErr w:type="spellStart"/>
-      <w:r>
-        <w:rPr>
-          <w:rFonts w:ascii="Arial" w:hAnsi="Arial"/>
-          <w:sz w:val="22"/>
-          <w:szCs w:val="22"/>
-        </w:rPr>
-        <w:t>datosFactura-numeroReqFac</w:t>
-      </w:r>
-      <w:proofErr w:type="spellEnd"/>
-      <w:r>
-        <w:rPr>
-          <w:rFonts w:ascii="Arial" w:hAnsi="Arial"/>
-          <w:sz w:val="22"/>
-          <w:szCs w:val="22"/>
-        </w:rPr>
-        <w:t>}</w:t>
+        <w:t>del requerimiento n.º {datosFactura-numeroReqFac}</w:t>
       </w:r>
       <w:r>
         <w:rPr>
@@ -11065,9 +9135,16 @@
           <w:sz w:val="22"/>
           <w:szCs w:val="22"/>
         </w:rPr>
-        <w:t>{</w:t>
-      </w:r>
-      <w:proofErr w:type="spellStart"/>
+        <w:t>{datosFactura-numeroReqFacRRR}</w:t>
+      </w:r>
+      <w:r>
+        <w:rPr>
+          <w:rFonts w:ascii="Arial" w:hAnsi="Arial"/>
+          <w:sz w:val="22"/>
+          <w:szCs w:val="22"/>
+        </w:rPr>
+        <w:t xml:space="preserve"> de fecha </w:t>
+      </w:r>
       <w:r>
         <w:rPr>
           <w:rFonts w:ascii="Arial" w:hAnsi="Arial"/>
@@ -11077,9 +9154,65 @@
           <w:sz w:val="22"/>
           <w:szCs w:val="22"/>
         </w:rPr>
-        <w:t>datosFactura-numeroReqFacRRR</w:t>
-      </w:r>
-      <w:proofErr w:type="spellEnd"/>
+        <w:t>{datosFactura-fechaReqFacRRR}</w:t>
+      </w:r>
+      <w:r>
+        <w:rPr>
+          <w:rFonts w:ascii="Arial" w:hAnsi="Arial"/>
+          <w:sz w:val="22"/>
+          <w:szCs w:val="22"/>
+        </w:rPr>
+        <w:t xml:space="preserve">{datosFactura-fechaReqFac} presentó a esta administración la factura digitalizada, la misma que se encuentra detallada en  </w:t>
+      </w:r>
+      <w:r>
+        <w:rPr>
+          <w:rStyle w:val="normaltextrun"/>
+          <w:rFonts w:ascii="Arial" w:hAnsi="Arial"/>
+          <w:sz w:val="22"/>
+          <w:szCs w:val="22"/>
+        </w:rPr>
+        <w:t>la casilla 4.1 del Formato B</w:t>
+      </w:r>
+      <w:r>
+        <w:rPr>
+          <w:rFonts w:ascii="Arial" w:hAnsi="Arial"/>
+          <w:sz w:val="22"/>
+          <w:szCs w:val="22"/>
+        </w:rPr>
+        <w:t xml:space="preserve">, se ha procedido a revisar y verificar las condiciones de pago establecidas entre el importador y su proveedor, se observa que la fecha de pago de las mercancías es </w:t>
+      </w:r>
+      <w:r>
+        <w:rPr>
+          <w:rFonts w:ascii="Arial" w:hAnsi="Arial"/>
+          <w:sz w:val="22"/>
+          <w:szCs w:val="22"/>
+        </w:rPr>
+        <w:t>el {</w:t>
+      </w:r>
+      <w:r>
+        <w:rPr>
+          <w:rFonts w:ascii="Arial" w:hAnsi="Arial"/>
+          <w:sz w:val="22"/>
+          <w:szCs w:val="22"/>
+        </w:rPr>
+        <w:t>datosFactura</w:t>
+      </w:r>
+      <w:r>
+        <w:rPr>
+          <w:rFonts w:ascii="Arial" w:hAnsi="Arial"/>
+          <w:sz w:val="22"/>
+          <w:szCs w:val="22"/>
+        </w:rPr>
+        <w:t>-</w:t>
+      </w:r>
+      <w:r>
+        <w:rPr>
+          <w:rFonts w:ascii="Arial" w:hAnsi="Arial"/>
+          <w:sz w:val="22"/>
+          <w:szCs w:val="22"/>
+        </w:rPr>
+        <w:t>fechaVencimiento}</w:t>
+      </w:r>
       <w:r>
         <w:rPr>
           <w:rFonts w:ascii="Arial" w:hAnsi="Arial"/>
@@ -11089,15 +9222,7 @@
           <w:sz w:val="22"/>
           <w:szCs w:val="22"/>
         </w:rPr>
-        <w:t>}</w:t>
-      </w:r>
-      <w:r>
-        <w:rPr>
-          <w:rFonts w:ascii="Arial" w:hAnsi="Arial"/>
-          <w:sz w:val="22"/>
-          <w:szCs w:val="22"/>
-        </w:rPr>
-        <w:t xml:space="preserve"> de fecha </w:t>
+        <w:t>{datosFactura</w:t>
       </w:r>
       <w:r>
         <w:rPr>
@@ -11108,9 +9233,8 @@
           <w:sz w:val="22"/>
           <w:szCs w:val="22"/>
         </w:rPr>
-        <w:t>{</w:t>
-      </w:r>
-      <w:proofErr w:type="spellStart"/>
+        <w:t>-</w:t>
+      </w:r>
       <w:r>
         <w:rPr>
           <w:rFonts w:ascii="Arial" w:hAnsi="Arial"/>
@@ -11120,9 +9244,49 @@
           <w:sz w:val="22"/>
           <w:szCs w:val="22"/>
         </w:rPr>
-        <w:t>datosFactura-fechaReqFacRRR</w:t>
-      </w:r>
-      <w:proofErr w:type="spellEnd"/>
+        <w:t>fechaVencimientoRRR}</w:t>
+      </w:r>
+      <w:r>
+        <w:rPr>
+          <w:rFonts w:ascii="Arial" w:hAnsi="Arial"/>
+          <w:color w:val="FF0000"/>
+          <w:sz w:val="22"/>
+          <w:szCs w:val="22"/>
+        </w:rPr>
+        <w:t xml:space="preserve"> </w:t>
+      </w:r>
+      <w:r>
+        <w:rPr>
+          <w:rFonts w:ascii="Arial" w:hAnsi="Arial"/>
+          <w:sz w:val="22"/>
+          <w:szCs w:val="22"/>
+        </w:rPr>
+        <w:t xml:space="preserve">tal como se </w:t>
+      </w:r>
+      <w:r>
+        <w:rPr>
+          <w:rFonts w:ascii="Arial" w:hAnsi="Arial"/>
+          <w:sz w:val="22"/>
+          <w:szCs w:val="22"/>
+        </w:rPr>
+        <w:t>observa en la factura digitalizada por el importador y remitida a esta administración</w:t>
+      </w:r>
+      <w:r>
+        <w:rPr>
+          <w:rFonts w:ascii="Arial" w:hAnsi="Arial"/>
+          <w:sz w:val="22"/>
+          <w:szCs w:val="22"/>
+        </w:rPr>
+        <w:t xml:space="preserve">, por tanto </w:t>
+      </w:r>
+      <w:r>
+        <w:rPr>
+          <w:rFonts w:ascii="Arial" w:hAnsi="Arial"/>
+          <w:sz w:val="22"/>
+          <w:szCs w:val="22"/>
+        </w:rPr>
+        <w:t>se evidencia que el importador todavía se encuentra dentro del plazo para realizar la transferencia por el pago de las mercancías; en tal sentido, corresponde la devolución solicitada por {fromDam-nombreEmpresa}</w:t>
+      </w:r>
       <w:r>
         <w:rPr>
           <w:rFonts w:ascii="Arial" w:hAnsi="Arial"/>
@@ -11132,82 +9296,118 @@
           <w:sz w:val="22"/>
           <w:szCs w:val="22"/>
         </w:rPr>
+        <w:t>{fromDam-nombreEmpresaRRR}</w:t>
+      </w:r>
+      <w:r>
+        <w:rPr>
+          <w:rFonts w:ascii="Arial" w:hAnsi="Arial"/>
+          <w:sz w:val="22"/>
+          <w:szCs w:val="22"/>
+        </w:rPr>
+        <w:t>. identificada con RUC n.º {fromDam-ruc} al amparo de la Ley n.º 27037, al no configurar la exclusión establecida en el artículo 8° de la Mencionada Ley</w:t>
+      </w:r>
+      <w:bookmarkEnd w:id="11"/>
+      <w:r>
+        <w:rPr>
+          <w:rFonts w:ascii="Arial" w:hAnsi="Arial"/>
+          <w:sz w:val="22"/>
+          <w:szCs w:val="22"/>
+        </w:rPr>
+        <w:t>.</w:t>
+      </w:r>
+    </w:p>
+    <w:p>
+      <w:pPr>
+        <w:spacing w:before="120" w:after="0" w:line="259" w:lineRule="auto"/>
+        <w:jc w:val="both"/>
+        <w:rPr>
+          <w:rFonts w:ascii="Arial" w:hAnsi="Arial"/>
+          <w:sz w:val="22"/>
+          <w:szCs w:val="22"/>
+        </w:rPr>
+      </w:pPr>
+    </w:p>
+    <w:p>
+      <w:pPr>
+        <w:rPr>
+          <w:rFonts w:ascii="Arial" w:hAnsi="Arial" w:cs="Arial"/>
+          <w:sz w:val="22"/>
+          <w:szCs w:val="22"/>
+        </w:rPr>
+      </w:pPr>
+      <w:r>
+        <w:rPr>
+          <w:rFonts w:ascii="Arial" w:hAnsi="Arial" w:cs="Arial"/>
+          <w:sz w:val="22"/>
+          <w:szCs w:val="22"/>
+        </w:rPr>
+        <w:t>{/</w:t>
+      </w:r>
+      <w:bookmarkStart w:id="12" w:name="_Hlk231251945"/>
+      <w:r>
+        <w:rPr>
+          <w:rFonts w:ascii="Arial" w:hAnsi="Arial" w:cs="Arial"/>
+          <w:sz w:val="22"/>
+          <w:szCs w:val="22"/>
+        </w:rPr>
+        <w:t>estadopagoFacturaTipoVencimiento</w:t>
+      </w:r>
+      <w:bookmarkEnd w:id="12"/>
+      <w:r>
+        <w:rPr>
+          <w:rFonts w:ascii="Arial" w:hAnsi="Arial" w:cs="Arial"/>
+          <w:sz w:val="22"/>
+          <w:szCs w:val="22"/>
+        </w:rPr>
         <w:t>}</w:t>
       </w:r>
+    </w:p>
+    <w:p>
+      <w:pPr>
+        <w:pStyle w:val="Textoindependiente"/>
+        <w:spacing w:after="0" w:line="240" w:lineRule="auto"/>
+        <w:jc w:val="both"/>
+        <w:rPr>
+          <w:rFonts w:ascii="Arial" w:hAnsi="Arial" w:cs="Arial"/>
+        </w:rPr>
+      </w:pPr>
+      <w:r>
+        <w:rPr>
+          <w:rFonts w:ascii="Arial" w:hAnsi="Arial" w:cs="Arial"/>
+        </w:rPr>
+        <w:t>{#</w:t>
+      </w:r>
+      <w:bookmarkStart w:id="13" w:name="_Hlk231251936"/>
+      <w:r>
+        <w:rPr>
+          <w:rFonts w:ascii="Arial" w:hAnsi="Arial" w:cs="Arial"/>
+        </w:rPr>
+        <w:t>estadoPagoFacturaTipoPlazo</w:t>
+      </w:r>
+      <w:bookmarkEnd w:id="13"/>
+      <w:r>
+        <w:rPr>
+          <w:rFonts w:ascii="Arial" w:hAnsi="Arial" w:cs="Arial"/>
+        </w:rPr>
+        <w:t>}</w:t>
+      </w:r>
+    </w:p>
+    <w:p>
+      <w:pPr>
+        <w:pStyle w:val="Textoindependiente"/>
+        <w:spacing w:after="0" w:line="240" w:lineRule="auto"/>
+        <w:ind w:left="284"/>
+        <w:jc w:val="both"/>
+        <w:rPr>
+          <w:rFonts w:ascii="Arial" w:hAnsi="Arial" w:cs="Arial"/>
+        </w:rPr>
+      </w:pPr>
       <w:r>
         <w:rPr>
           <w:rFonts w:ascii="Arial" w:hAnsi="Arial"/>
-          <w:sz w:val="22"/>
-          <w:szCs w:val="22"/>
-        </w:rPr>
-        <w:t>{</w:t>
-      </w:r>
-      <w:proofErr w:type="spellStart"/>
-      <w:r>
-        <w:rPr>
-          <w:rFonts w:ascii="Arial" w:hAnsi="Arial"/>
-          <w:sz w:val="22"/>
-          <w:szCs w:val="22"/>
-        </w:rPr>
-        <w:t>datosFactura-fechaReqFac</w:t>
-      </w:r>
-      <w:proofErr w:type="spellEnd"/>
-      <w:r>
-        <w:rPr>
-          <w:rFonts w:ascii="Arial" w:hAnsi="Arial"/>
-          <w:sz w:val="22"/>
-          <w:szCs w:val="22"/>
-        </w:rPr>
-        <w:t xml:space="preserve">} presentó a esta administración la factura digitalizada, la misma que se encuentra detallada en  </w:t>
-      </w:r>
-      <w:r>
-        <w:rPr>
-          <w:rStyle w:val="normaltextrun"/>
-          <w:rFonts w:ascii="Arial" w:hAnsi="Arial"/>
-          <w:sz w:val="22"/>
-          <w:szCs w:val="22"/>
-        </w:rPr>
-        <w:t>la casilla 4.1 del Formato B</w:t>
-      </w:r>
-      <w:r>
-        <w:rPr>
-          <w:rFonts w:ascii="Arial" w:hAnsi="Arial"/>
-          <w:sz w:val="22"/>
-          <w:szCs w:val="22"/>
-        </w:rPr>
-        <w:t xml:space="preserve">, se ha procedido a revisar y verificar las condiciones de pago establecidas entre el importador y su proveedor, se observa que la fecha de pago de las mercancías es </w:t>
-      </w:r>
-      <w:r>
-        <w:rPr>
-          <w:rFonts w:ascii="Arial" w:hAnsi="Arial"/>
-          <w:sz w:val="22"/>
-          <w:szCs w:val="22"/>
-        </w:rPr>
-        <w:t>el {</w:t>
-      </w:r>
-      <w:r>
-        <w:rPr>
-          <w:rFonts w:ascii="Arial" w:hAnsi="Arial"/>
-          <w:sz w:val="22"/>
-          <w:szCs w:val="22"/>
-        </w:rPr>
-        <w:t>datosFactura</w:t>
-      </w:r>
-      <w:r>
-        <w:rPr>
-          <w:rFonts w:ascii="Arial" w:hAnsi="Arial"/>
-          <w:sz w:val="22"/>
-          <w:szCs w:val="22"/>
-        </w:rPr>
-        <w:t>-</w:t>
-      </w:r>
-      <w:r>
-        <w:rPr>
-          <w:rFonts w:ascii="Arial" w:hAnsi="Arial"/>
-          <w:sz w:val="22"/>
-          <w:szCs w:val="22"/>
-        </w:rPr>
-        <w:t>fechaVencimiento}</w:t>
+          <w:color w:val="000000" w:themeColor="text1"/>
+        </w:rPr>
+        <w:t>La Ley n.º 28194 “Ley para la Lucha contra la Evasión y para la Formalización de la Economía” establece en su artículo 3-A la obligatoriedad del uso de medios de pago en la compraventa internacional de mercancías, en tal sentido, se procedió a evaluar la factura remitida por el administrado a través del requerimiento n.º {datosFactura-numeroReqFac}</w:t>
       </w:r>
       <w:r>
         <w:rPr>
@@ -11215,311 +9415,8 @@
           <w:b/>
           <w:bCs/>
           <w:color w:val="FF0000"/>
-          <w:sz w:val="22"/>
-          <w:szCs w:val="22"/>
-        </w:rPr>
-        <w:t>{datosFactura</w:t>
-      </w:r>
-      <w:r>
-        <w:rPr>
-          <w:rFonts w:ascii="Arial" w:hAnsi="Arial"/>
-          <w:b/>
-          <w:bCs/>
-          <w:color w:val="FF0000"/>
-          <w:sz w:val="22"/>
-          <w:szCs w:val="22"/>
-        </w:rPr>
-        <w:t>-</w:t>
-      </w:r>
-      <w:r>
-        <w:rPr>
-          <w:rFonts w:ascii="Arial" w:hAnsi="Arial"/>
-          <w:b/>
-          <w:bCs/>
-          <w:color w:val="FF0000"/>
-          <w:sz w:val="22"/>
-          <w:szCs w:val="22"/>
-        </w:rPr>
-        <w:t>fechaVencimientoRRR}</w:t>
-      </w:r>
-      <w:r>
-        <w:rPr>
-          <w:rFonts w:ascii="Arial" w:hAnsi="Arial"/>
-          <w:color w:val="FF0000"/>
-          <w:sz w:val="22"/>
-          <w:szCs w:val="22"/>
-        </w:rPr>
-        <w:t xml:space="preserve"> </w:t>
-      </w:r>
-      <w:r>
-        <w:rPr>
-          <w:rFonts w:ascii="Arial" w:hAnsi="Arial"/>
-          <w:sz w:val="22"/>
-          <w:szCs w:val="22"/>
-        </w:rPr>
-        <w:t xml:space="preserve">tal como se </w:t>
-      </w:r>
-      <w:r>
-        <w:rPr>
-          <w:rFonts w:ascii="Arial" w:hAnsi="Arial"/>
-          <w:sz w:val="22"/>
-          <w:szCs w:val="22"/>
-        </w:rPr>
-        <w:t>observa en la factura digitalizada por el importador y remitida a esta administración</w:t>
-      </w:r>
-      <w:r>
-        <w:rPr>
-          <w:rFonts w:ascii="Arial" w:hAnsi="Arial"/>
-          <w:sz w:val="22"/>
-          <w:szCs w:val="22"/>
-        </w:rPr>
-        <w:t xml:space="preserve">, por tanto </w:t>
-      </w:r>
-      <w:r>
-        <w:rPr>
-          <w:rFonts w:ascii="Arial" w:hAnsi="Arial"/>
-          <w:sz w:val="22"/>
-          <w:szCs w:val="22"/>
-        </w:rPr>
-        <w:t>se evidencia que el importador todavía se encuentra dentro del plazo para realizar la transferencia por el pago de las mercancías; en tal sentido, corresponde la devolución solicitada por {</w:t>
-      </w:r>
-      <w:proofErr w:type="spellStart"/>
-      <w:r>
-        <w:rPr>
-          <w:rFonts w:ascii="Arial" w:hAnsi="Arial"/>
-          <w:sz w:val="22"/>
-          <w:szCs w:val="22"/>
-        </w:rPr>
-        <w:t>fromDam-nombreEmpresa</w:t>
-      </w:r>
-      <w:proofErr w:type="spellEnd"/>
-      <w:r>
-        <w:rPr>
-          <w:rFonts w:ascii="Arial" w:hAnsi="Arial"/>
-          <w:sz w:val="22"/>
-          <w:szCs w:val="22"/>
-        </w:rPr>
-        <w:t>}</w:t>
-      </w:r>
-      <w:r>
-        <w:rPr>
-          <w:rFonts w:ascii="Arial" w:hAnsi="Arial"/>
-          <w:b/>
-          <w:bCs/>
-          <w:color w:val="FF0000"/>
-          <w:sz w:val="22"/>
-          <w:szCs w:val="22"/>
-        </w:rPr>
-        <w:t>{</w:t>
-      </w:r>
-      <w:proofErr w:type="spellStart"/>
-      <w:r>
-        <w:rPr>
-          <w:rFonts w:ascii="Arial" w:hAnsi="Arial"/>
-          <w:b/>
-          <w:bCs/>
-          <w:color w:val="FF0000"/>
-          <w:sz w:val="22"/>
-          <w:szCs w:val="22"/>
-        </w:rPr>
-        <w:t>fromDam-nombreEmpresaRRR</w:t>
-      </w:r>
-      <w:proofErr w:type="spellEnd"/>
-      <w:r>
-        <w:rPr>
-          <w:rFonts w:ascii="Arial" w:hAnsi="Arial"/>
-          <w:b/>
-          <w:bCs/>
-          <w:color w:val="FF0000"/>
-          <w:sz w:val="22"/>
-          <w:szCs w:val="22"/>
-        </w:rPr>
-        <w:t>}</w:t>
-      </w:r>
-      <w:r>
-        <w:rPr>
-          <w:rFonts w:ascii="Arial" w:hAnsi="Arial"/>
-          <w:sz w:val="22"/>
-          <w:szCs w:val="22"/>
-        </w:rPr>
-        <w:t>. identificada con RUC n.º {</w:t>
-      </w:r>
-      <w:proofErr w:type="spellStart"/>
-      <w:r>
-        <w:rPr>
-          <w:rFonts w:ascii="Arial" w:hAnsi="Arial"/>
-          <w:sz w:val="22"/>
-          <w:szCs w:val="22"/>
-        </w:rPr>
-        <w:t>fromDam</w:t>
-      </w:r>
-      <w:proofErr w:type="spellEnd"/>
-      <w:r>
-        <w:rPr>
-          <w:rFonts w:ascii="Arial" w:hAnsi="Arial"/>
-          <w:sz w:val="22"/>
-          <w:szCs w:val="22"/>
-        </w:rPr>
-        <w:t>-ruc} al amparo de la Ley n.º 27037, al no configurar la exclusión establecida en el artículo 8° de la Mencionada Ley</w:t>
-      </w:r>
-      <w:bookmarkEnd w:id="11"/>
-      <w:r>
-        <w:rPr>
-          <w:rFonts w:ascii="Arial" w:hAnsi="Arial"/>
-          <w:sz w:val="22"/>
-          <w:szCs w:val="22"/>
-        </w:rPr>
-        <w:t>;</w:t>
-      </w:r>
-    </w:p>
-    <w:p>
-      <w:pPr>
-        <w:spacing w:before="120" w:after="0" w:line="259" w:lineRule="auto"/>
-        <w:jc w:val="both"/>
-        <w:rPr>
-          <w:rFonts w:ascii="Arial" w:hAnsi="Arial"/>
-          <w:sz w:val="22"/>
-          <w:szCs w:val="22"/>
-        </w:rPr>
-      </w:pPr>
-    </w:p>
-    <w:p>
-      <w:pPr>
-        <w:rPr>
-          <w:rFonts w:ascii="Arial" w:hAnsi="Arial" w:cs="Arial"/>
-          <w:sz w:val="22"/>
-          <w:szCs w:val="22"/>
-        </w:rPr>
-      </w:pPr>
-      <w:r>
-        <w:rPr>
-          <w:rFonts w:ascii="Arial" w:hAnsi="Arial" w:cs="Arial"/>
-          <w:sz w:val="22"/>
-          <w:szCs w:val="22"/>
-        </w:rPr>
-        <w:t>{/</w:t>
-      </w:r>
-      <w:bookmarkStart w:id="12" w:name="_Hlk231251945"/>
-      <w:proofErr w:type="spellStart"/>
-      <w:r>
-        <w:rPr>
-          <w:rFonts w:ascii="Arial" w:hAnsi="Arial" w:cs="Arial"/>
-          <w:sz w:val="22"/>
-          <w:szCs w:val="22"/>
-        </w:rPr>
-        <w:t>estadopagoFacturaTipoVencimiento</w:t>
-      </w:r>
-      <w:bookmarkEnd w:id="12"/>
-      <w:proofErr w:type="spellEnd"/>
-      <w:r>
-        <w:rPr>
-          <w:rFonts w:ascii="Arial" w:hAnsi="Arial" w:cs="Arial"/>
-          <w:sz w:val="22"/>
-          <w:szCs w:val="22"/>
-        </w:rPr>
-        <w:t>}</w:t>
-      </w:r>
-    </w:p>
-    <w:p>
-      <w:pPr>
-        <w:pStyle w:val="Textoindependiente"/>
-        <w:spacing w:after="0" w:line="240" w:lineRule="auto"/>
-        <w:jc w:val="both"/>
-        <w:rPr>
-          <w:rFonts w:ascii="Arial" w:hAnsi="Arial" w:cs="Arial"/>
-        </w:rPr>
-      </w:pPr>
-      <w:r>
-        <w:rPr>
-          <w:rFonts w:ascii="Arial" w:hAnsi="Arial" w:cs="Arial"/>
-        </w:rPr>
-        <w:t>{#</w:t>
-      </w:r>
-      <w:bookmarkStart w:id="13" w:name="_Hlk231251936"/>
-      <w:r>
-        <w:rPr>
-          <w:rFonts w:ascii="Arial" w:hAnsi="Arial" w:cs="Arial"/>
-        </w:rPr>
-        <w:t>estadoPagoFacturaTipoPlazo</w:t>
-      </w:r>
-      <w:bookmarkEnd w:id="13"/>
-      <w:r>
-        <w:rPr>
-          <w:rFonts w:ascii="Arial" w:hAnsi="Arial" w:cs="Arial"/>
-        </w:rPr>
-        <w:t>}</w:t>
-      </w:r>
-    </w:p>
-    <w:p>
-      <w:pPr>
-        <w:pStyle w:val="Textoindependiente"/>
-        <w:spacing w:after="0" w:line="240" w:lineRule="auto"/>
-        <w:ind w:left="284"/>
-        <w:jc w:val="both"/>
-        <w:rPr>
-          <w:rFonts w:ascii="Arial" w:hAnsi="Arial" w:cs="Arial"/>
-        </w:rPr>
-      </w:pPr>
-      <w:r>
-        <w:rPr>
-          <w:rFonts w:ascii="Arial" w:hAnsi="Arial"/>
-          <w:color w:val="000000" w:themeColor="text1"/>
-        </w:rPr>
-        <w:t>La Ley n.º 28194 “Ley para la Lucha contra la Evasión y para la Formalización de la Economía” establece en su artículo 3-A la obligatoriedad del uso de medios de pago en la compraventa internacional de mercancías, en tal sentido, se procedió a evaluar la factura remitida por el administrado a través del requerimiento n.º {</w:t>
-      </w:r>
-      <w:proofErr w:type="spellStart"/>
-      <w:r>
-        <w:rPr>
-          <w:rFonts w:ascii="Arial" w:hAnsi="Arial"/>
-          <w:color w:val="000000" w:themeColor="text1"/>
-        </w:rPr>
-        <w:t>datosFactura-</w:t>
-      </w:r>
-      <w:proofErr w:type="gramStart"/>
-      <w:r>
-        <w:rPr>
-          <w:rFonts w:ascii="Arial" w:hAnsi="Arial"/>
-          <w:color w:val="000000" w:themeColor="text1"/>
-        </w:rPr>
-        <w:t>numeroReqFac</w:t>
-      </w:r>
-      <w:proofErr w:type="spellEnd"/>
-      <w:r>
-        <w:rPr>
-          <w:rFonts w:ascii="Arial" w:hAnsi="Arial"/>
-          <w:color w:val="000000" w:themeColor="text1"/>
-        </w:rPr>
-        <w:t>}</w:t>
-      </w:r>
-      <w:r>
-        <w:rPr>
-          <w:rFonts w:ascii="Arial" w:hAnsi="Arial"/>
-          <w:b/>
-          <w:bCs/>
-          <w:color w:val="FF0000"/>
-        </w:rPr>
-        <w:t>{</w:t>
-      </w:r>
-      <w:proofErr w:type="spellStart"/>
-      <w:proofErr w:type="gramEnd"/>
-      <w:r>
-        <w:rPr>
-          <w:rFonts w:ascii="Arial" w:hAnsi="Arial"/>
-          <w:b/>
-          <w:bCs/>
-          <w:color w:val="FF0000"/>
-        </w:rPr>
-        <w:t>datosFactura-numeroReqFacRRR</w:t>
-      </w:r>
-      <w:proofErr w:type="spellEnd"/>
-      <w:r>
-        <w:rPr>
-          <w:rFonts w:ascii="Arial" w:hAnsi="Arial"/>
-          <w:b/>
-          <w:bCs/>
-          <w:color w:val="FF0000"/>
-        </w:rPr>
-        <w:t>}</w:t>
+        </w:rPr>
+        <w:t>{datosFactura-numeroReqFacRRR}</w:t>
       </w:r>
       <w:r>
         <w:rPr>
@@ -11561,25 +9458,7 @@
           <w:sz w:val="22"/>
           <w:szCs w:val="22"/>
         </w:rPr>
-        <w:t>través del requerimiento n.º {</w:t>
-      </w:r>
-      <w:proofErr w:type="spellStart"/>
-      <w:r>
-        <w:rPr>
-          <w:rFonts w:ascii="Arial" w:hAnsi="Arial"/>
-          <w:sz w:val="22"/>
-          <w:szCs w:val="22"/>
-        </w:rPr>
-        <w:t>datosFactura-numeroReqFac</w:t>
-      </w:r>
-      <w:proofErr w:type="spellEnd"/>
-      <w:r>
-        <w:rPr>
-          <w:rFonts w:ascii="Arial" w:hAnsi="Arial"/>
-          <w:sz w:val="22"/>
-          <w:szCs w:val="22"/>
-        </w:rPr>
-        <w:t>}</w:t>
+        <w:t>través del requerimiento n.º {datosFactura-numeroReqFac}</w:t>
       </w:r>
       <w:r>
         <w:rPr>
@@ -11590,9 +9469,16 @@
           <w:sz w:val="22"/>
           <w:szCs w:val="22"/>
         </w:rPr>
-        <w:t>{</w:t>
-      </w:r>
-      <w:proofErr w:type="spellStart"/>
+        <w:t>{datosFactura-numeroReqFacRRR}</w:t>
+      </w:r>
+      <w:r>
+        <w:rPr>
+          <w:rFonts w:ascii="Arial" w:hAnsi="Arial"/>
+          <w:sz w:val="22"/>
+          <w:szCs w:val="22"/>
+        </w:rPr>
+        <w:t xml:space="preserve"> de fecha </w:t>
+      </w:r>
       <w:r>
         <w:rPr>
           <w:rFonts w:ascii="Arial" w:hAnsi="Arial"/>
@@ -11602,9 +9488,33 @@
           <w:sz w:val="22"/>
           <w:szCs w:val="22"/>
         </w:rPr>
-        <w:t>datosFactura-numeroReqFacRRR</w:t>
-      </w:r>
-      <w:proofErr w:type="spellEnd"/>
+        <w:t>{datosFactura-fechaReqFacRRR}</w:t>
+      </w:r>
+      <w:r>
+        <w:rPr>
+          <w:rFonts w:ascii="Arial" w:hAnsi="Arial"/>
+          <w:sz w:val="22"/>
+          <w:szCs w:val="22"/>
+        </w:rPr>
+        <w:t xml:space="preserve">{datosFactura-fechaReqFac} presentó a esta administración la factura digitalizada, la misma que se encuentra detallada en  </w:t>
+      </w:r>
+      <w:r>
+        <w:rPr>
+          <w:rStyle w:val="normaltextrun"/>
+          <w:rFonts w:ascii="Arial" w:hAnsi="Arial"/>
+          <w:sz w:val="22"/>
+          <w:szCs w:val="22"/>
+        </w:rPr>
+        <w:t>la casilla 4.1 del Formato B</w:t>
+      </w:r>
+      <w:r>
+        <w:rPr>
+          <w:rFonts w:ascii="Arial" w:hAnsi="Arial"/>
+          <w:sz w:val="22"/>
+          <w:szCs w:val="22"/>
+        </w:rPr>
+        <w:t>, se ha procedido a revisar y verificar las condiciones de pago establecidas entre el importador y su proveedor, se observa que la fecha de pago de las mercancías es {datosFactura-plazoFac}</w:t>
+      </w:r>
       <w:r>
         <w:rPr>
           <w:rFonts w:ascii="Arial" w:hAnsi="Arial"/>
@@ -11614,15 +9524,48 @@
           <w:sz w:val="22"/>
           <w:szCs w:val="22"/>
         </w:rPr>
+        <w:t>{datosFactura-plazoFacRRR}</w:t>
+      </w:r>
+      <w:r>
+        <w:rPr>
+          <w:rFonts w:ascii="Arial" w:hAnsi="Arial"/>
+          <w:color w:val="FF0000"/>
+          <w:sz w:val="22"/>
+          <w:szCs w:val="22"/>
+        </w:rPr>
+        <w:t xml:space="preserve"> </w:t>
+      </w:r>
+      <w:r>
+        <w:rPr>
+          <w:rFonts w:ascii="Arial" w:hAnsi="Arial"/>
+          <w:sz w:val="22"/>
+          <w:szCs w:val="22"/>
+        </w:rPr>
+        <w:t xml:space="preserve">días de la </w:t>
+      </w:r>
+      <w:r>
+        <w:rPr>
+          <w:rFonts w:ascii="Arial" w:hAnsi="Arial"/>
+          <w:sz w:val="22"/>
+          <w:szCs w:val="22"/>
+        </w:rPr>
+        <w:t>{</w:t>
+      </w:r>
+      <w:r>
+        <w:rPr>
+          <w:rFonts w:ascii="Arial" w:hAnsi="Arial"/>
+          <w:sz w:val="22"/>
+          <w:szCs w:val="22"/>
+        </w:rPr>
+        <w:t>textoFechaTipado</w:t>
+      </w:r>
+      <w:r>
+        <w:rPr>
+          <w:rFonts w:ascii="Arial" w:hAnsi="Arial"/>
+          <w:sz w:val="22"/>
+          <w:szCs w:val="22"/>
+        </w:rPr>
         <w:t>}</w:t>
-      </w:r>
-      <w:r>
-        <w:rPr>
-          <w:rFonts w:ascii="Arial" w:hAnsi="Arial"/>
-          <w:sz w:val="22"/>
-          <w:szCs w:val="22"/>
-        </w:rPr>
-        <w:t xml:space="preserve"> de fecha </w:t>
       </w:r>
       <w:r>
         <w:rPr>
@@ -11633,9 +9576,24 @@
           <w:sz w:val="22"/>
           <w:szCs w:val="22"/>
         </w:rPr>
-        <w:t>{</w:t>
-      </w:r>
-      <w:proofErr w:type="spellStart"/>
+        <w:t>{textoFechaTipadoRRR}</w:t>
+      </w:r>
+      <w:r>
+        <w:rPr>
+          <w:rFonts w:ascii="Arial" w:hAnsi="Arial"/>
+          <w:sz w:val="22"/>
+          <w:szCs w:val="22"/>
+        </w:rPr>
+        <w:t xml:space="preserve"> </w:t>
+      </w:r>
+      <w:r>
+        <w:rPr>
+          <w:rFonts w:ascii="Arial" w:hAnsi="Arial"/>
+          <w:sz w:val="22"/>
+          <w:szCs w:val="22"/>
+        </w:rPr>
+        <w:t>se evidencia que el importador todavía se encuentra dentro del plazo para realizar la transferencia por el pago de las mercancías; en tal sentido, corresponde la devolución solicitada por {fromDam-nombreEmpresa}</w:t>
+      </w:r>
       <w:r>
         <w:rPr>
           <w:rFonts w:ascii="Arial" w:hAnsi="Arial"/>
@@ -11645,297 +9603,24 @@
           <w:sz w:val="22"/>
           <w:szCs w:val="22"/>
         </w:rPr>
-        <w:t>datosFactura-fechaReqFacRRR</w:t>
-      </w:r>
-      <w:proofErr w:type="spellEnd"/>
+        <w:t>{fromDam-nombreEmpresaRRR}</w:t>
+      </w:r>
       <w:r>
         <w:rPr>
           <w:rFonts w:ascii="Arial" w:hAnsi="Arial"/>
-          <w:b/>
-          <w:bCs/>
-          <w:color w:val="FF0000"/>
-          <w:sz w:val="22"/>
-          <w:szCs w:val="22"/>
-        </w:rPr>
-        <w:t>}</w:t>
-      </w:r>
+          <w:sz w:val="22"/>
+          <w:szCs w:val="22"/>
+        </w:rPr>
+        <w:t>. identificada con RUC n.º {fromDam-ruc} al amparo de la Ley n.º 27037, al no configurar la exclusión establecida en el artículo 8° de la Mencionada Ley</w:t>
+      </w:r>
+      <w:bookmarkEnd w:id="14"/>
       <w:r>
         <w:rPr>
           <w:rFonts w:ascii="Arial" w:hAnsi="Arial"/>
           <w:sz w:val="22"/>
           <w:szCs w:val="22"/>
         </w:rPr>
-        <w:t>{</w:t>
-      </w:r>
-      <w:proofErr w:type="spellStart"/>
-      <w:r>
-        <w:rPr>
-          <w:rFonts w:ascii="Arial" w:hAnsi="Arial"/>
-          <w:sz w:val="22"/>
-          <w:szCs w:val="22"/>
-        </w:rPr>
-        <w:t>datosFactura-fechaReqFac</w:t>
-      </w:r>
-      <w:proofErr w:type="spellEnd"/>
-      <w:r>
-        <w:rPr>
-          <w:rFonts w:ascii="Arial" w:hAnsi="Arial"/>
-          <w:sz w:val="22"/>
-          <w:szCs w:val="22"/>
-        </w:rPr>
-        <w:t xml:space="preserve">} presentó a esta administración la factura digitalizada, la misma que se encuentra detallada en  </w:t>
-      </w:r>
-      <w:r>
-        <w:rPr>
-          <w:rStyle w:val="normaltextrun"/>
-          <w:rFonts w:ascii="Arial" w:hAnsi="Arial"/>
-          <w:sz w:val="22"/>
-          <w:szCs w:val="22"/>
-        </w:rPr>
-        <w:t>la casilla 4.1 del Formato B</w:t>
-      </w:r>
-      <w:r>
-        <w:rPr>
-          <w:rFonts w:ascii="Arial" w:hAnsi="Arial"/>
-          <w:sz w:val="22"/>
-          <w:szCs w:val="22"/>
-        </w:rPr>
-        <w:t>, se ha procedido a revisar y verificar las condiciones de pago establecidas entre el importador y su proveedor, se observa que la fecha de pago de las mercancías es {</w:t>
-      </w:r>
-      <w:proofErr w:type="spellStart"/>
-      <w:r>
-        <w:rPr>
-          <w:rFonts w:ascii="Arial" w:hAnsi="Arial"/>
-          <w:sz w:val="22"/>
-          <w:szCs w:val="22"/>
-        </w:rPr>
-        <w:t>datosFactura-plazoFac</w:t>
-      </w:r>
-      <w:proofErr w:type="spellEnd"/>
-      <w:r>
-        <w:rPr>
-          <w:rFonts w:ascii="Arial" w:hAnsi="Arial"/>
-          <w:sz w:val="22"/>
-          <w:szCs w:val="22"/>
-        </w:rPr>
-        <w:t>}</w:t>
-      </w:r>
-      <w:r>
-        <w:rPr>
-          <w:rFonts w:ascii="Arial" w:hAnsi="Arial"/>
-          <w:b/>
-          <w:bCs/>
-          <w:color w:val="FF0000"/>
-          <w:sz w:val="22"/>
-          <w:szCs w:val="22"/>
-        </w:rPr>
-        <w:t>{</w:t>
-      </w:r>
-      <w:proofErr w:type="spellStart"/>
-      <w:r>
-        <w:rPr>
-          <w:rFonts w:ascii="Arial" w:hAnsi="Arial"/>
-          <w:b/>
-          <w:bCs/>
-          <w:color w:val="FF0000"/>
-          <w:sz w:val="22"/>
-          <w:szCs w:val="22"/>
-        </w:rPr>
-        <w:t>datosFactura-plazoFacRRR</w:t>
-      </w:r>
-      <w:proofErr w:type="spellEnd"/>
-      <w:r>
-        <w:rPr>
-          <w:rFonts w:ascii="Arial" w:hAnsi="Arial"/>
-          <w:b/>
-          <w:bCs/>
-          <w:color w:val="FF0000"/>
-          <w:sz w:val="22"/>
-          <w:szCs w:val="22"/>
-        </w:rPr>
-        <w:t>}</w:t>
-      </w:r>
-      <w:r>
-        <w:rPr>
-          <w:rFonts w:ascii="Arial" w:hAnsi="Arial"/>
-          <w:color w:val="FF0000"/>
-          <w:sz w:val="22"/>
-          <w:szCs w:val="22"/>
-        </w:rPr>
-        <w:t xml:space="preserve"> </w:t>
-      </w:r>
-      <w:r>
-        <w:rPr>
-          <w:rFonts w:ascii="Arial" w:hAnsi="Arial"/>
-          <w:sz w:val="22"/>
-          <w:szCs w:val="22"/>
-        </w:rPr>
-        <w:t xml:space="preserve">días de la </w:t>
-      </w:r>
-      <w:r>
-        <w:rPr>
-          <w:rFonts w:ascii="Arial" w:hAnsi="Arial"/>
-          <w:sz w:val="22"/>
-          <w:szCs w:val="22"/>
-        </w:rPr>
-        <w:t>{</w:t>
-      </w:r>
-      <w:proofErr w:type="spellStart"/>
-      <w:r>
-        <w:rPr>
-          <w:rFonts w:ascii="Arial" w:hAnsi="Arial"/>
-          <w:sz w:val="22"/>
-          <w:szCs w:val="22"/>
-        </w:rPr>
-        <w:t>textoFechaTipado</w:t>
-      </w:r>
-      <w:proofErr w:type="spellEnd"/>
-      <w:r>
-        <w:rPr>
-          <w:rFonts w:ascii="Arial" w:hAnsi="Arial"/>
-          <w:sz w:val="22"/>
-          <w:szCs w:val="22"/>
-        </w:rPr>
-        <w:t>}</w:t>
-      </w:r>
-      <w:r>
-        <w:rPr>
-          <w:rFonts w:ascii="Arial" w:hAnsi="Arial"/>
-          <w:b/>
-          <w:bCs/>
-          <w:color w:val="FF0000"/>
-          <w:sz w:val="22"/>
-          <w:szCs w:val="22"/>
-        </w:rPr>
-        <w:t>{</w:t>
-      </w:r>
-      <w:proofErr w:type="spellStart"/>
-      <w:r>
-        <w:rPr>
-          <w:rFonts w:ascii="Arial" w:hAnsi="Arial"/>
-          <w:b/>
-          <w:bCs/>
-          <w:color w:val="FF0000"/>
-          <w:sz w:val="22"/>
-          <w:szCs w:val="22"/>
-        </w:rPr>
-        <w:t>textoFechaTipadoRRR</w:t>
-      </w:r>
-      <w:proofErr w:type="spellEnd"/>
-      <w:r>
-        <w:rPr>
-          <w:rFonts w:ascii="Arial" w:hAnsi="Arial"/>
-          <w:b/>
-          <w:bCs/>
-          <w:color w:val="FF0000"/>
-          <w:sz w:val="22"/>
-          <w:szCs w:val="22"/>
-        </w:rPr>
-        <w:t>}</w:t>
-      </w:r>
-      <w:r>
-        <w:rPr>
-          <w:rFonts w:ascii="Arial" w:hAnsi="Arial"/>
-          <w:sz w:val="22"/>
-          <w:szCs w:val="22"/>
-        </w:rPr>
-        <w:t xml:space="preserve"> </w:t>
-      </w:r>
-      <w:r>
-        <w:rPr>
-          <w:rFonts w:ascii="Arial" w:hAnsi="Arial"/>
-          <w:sz w:val="22"/>
-          <w:szCs w:val="22"/>
-        </w:rPr>
-        <w:t>se evidencia que el importador todavía se encuentra dentro del plazo para realizar la transferencia por el pago de las mercancías; en tal sentido, corresponde la devolución solicitada por {</w:t>
-      </w:r>
-      <w:proofErr w:type="spellStart"/>
-      <w:r>
-        <w:rPr>
-          <w:rFonts w:ascii="Arial" w:hAnsi="Arial"/>
-          <w:sz w:val="22"/>
-          <w:szCs w:val="22"/>
-        </w:rPr>
-        <w:t>fromDam-nombreEmpresa</w:t>
-      </w:r>
-      <w:proofErr w:type="spellEnd"/>
-      <w:r>
-        <w:rPr>
-          <w:rFonts w:ascii="Arial" w:hAnsi="Arial"/>
-          <w:sz w:val="22"/>
-          <w:szCs w:val="22"/>
-        </w:rPr>
-        <w:t>}</w:t>
-      </w:r>
-      <w:r>
-        <w:rPr>
-          <w:rFonts w:ascii="Arial" w:hAnsi="Arial"/>
-          <w:b/>
-          <w:bCs/>
-          <w:color w:val="FF0000"/>
-          <w:sz w:val="22"/>
-          <w:szCs w:val="22"/>
-        </w:rPr>
-        <w:t>{</w:t>
-      </w:r>
-      <w:proofErr w:type="spellStart"/>
-      <w:r>
-        <w:rPr>
-          <w:rFonts w:ascii="Arial" w:hAnsi="Arial"/>
-          <w:b/>
-          <w:bCs/>
-          <w:color w:val="FF0000"/>
-          <w:sz w:val="22"/>
-          <w:szCs w:val="22"/>
-        </w:rPr>
-        <w:t>fromDam-nombreEmpresaRRR</w:t>
-      </w:r>
-      <w:proofErr w:type="spellEnd"/>
-      <w:r>
-        <w:rPr>
-          <w:rFonts w:ascii="Arial" w:hAnsi="Arial"/>
-          <w:b/>
-          <w:bCs/>
-          <w:color w:val="FF0000"/>
-          <w:sz w:val="22"/>
-          <w:szCs w:val="22"/>
-        </w:rPr>
-        <w:t>}</w:t>
-      </w:r>
-      <w:r>
-        <w:rPr>
-          <w:rFonts w:ascii="Arial" w:hAnsi="Arial"/>
-          <w:sz w:val="22"/>
-          <w:szCs w:val="22"/>
-        </w:rPr>
-        <w:t>. identificada con RUC n.º {</w:t>
-      </w:r>
-      <w:proofErr w:type="spellStart"/>
-      <w:r>
-        <w:rPr>
-          <w:rFonts w:ascii="Arial" w:hAnsi="Arial"/>
-          <w:sz w:val="22"/>
-          <w:szCs w:val="22"/>
-        </w:rPr>
-        <w:t>fromDam</w:t>
-      </w:r>
-      <w:proofErr w:type="spellEnd"/>
-      <w:r>
-        <w:rPr>
-          <w:rFonts w:ascii="Arial" w:hAnsi="Arial"/>
-          <w:sz w:val="22"/>
-          <w:szCs w:val="22"/>
-        </w:rPr>
-        <w:t>-ruc} al amparo de la Ley n.º 27037, al no configurar la exclusión establecida en el artículo 8° de la Mencionada Ley</w:t>
-      </w:r>
-      <w:bookmarkEnd w:id="14"/>
-      <w:r>
-        <w:rPr>
-          <w:rFonts w:ascii="Arial" w:hAnsi="Arial"/>
-          <w:sz w:val="22"/>
-          <w:szCs w:val="22"/>
-        </w:rPr>
-        <w:t>;</w:t>
+        <w:t>.</w:t>
       </w:r>
     </w:p>
     <w:p>
@@ -11964,7 +9649,6 @@
         <w:t>{/</w:t>
       </w:r>
       <w:bookmarkStart w:id="15" w:name="_Hlk231251929"/>
-      <w:proofErr w:type="spellStart"/>
       <w:r>
         <w:rPr>
           <w:rFonts w:ascii="Arial" w:hAnsi="Arial" w:cs="Arial"/>
@@ -11972,7 +9656,6 @@
         <w:t>estadoPagoFacturaTipoPlazo</w:t>
       </w:r>
       <w:bookmarkEnd w:id="15"/>
-      <w:proofErr w:type="spellEnd"/>
       <w:r>
         <w:rPr>
           <w:rFonts w:ascii="Arial" w:hAnsi="Arial" w:cs="Arial"/>
@@ -12040,6 +9723,13 @@
           <w:color w:val="000000" w:themeColor="text1"/>
         </w:rPr>
         <w:t>.º 28194 “Ley para la Lucha contra la Evasión y para la Formalización de la Economía” establece en su artículo 3-A la obligatoriedad del uso de medios de pago en la compraventa internacional de mercancías, en tal sentido, se procedió a evaluar la factura remitida por el administrado y los medios de pago adjuntados, por lo cual sí acreditó los medios de pago correspondiente</w:t>
+      </w:r>
+      <w:r>
+        <w:rPr>
+          <w:rFonts w:ascii="Arial" w:hAnsi="Arial"/>
+          <w:color w:val="000000" w:themeColor="text1"/>
+        </w:rPr>
+        <w:t>.</w:t>
       </w:r>
     </w:p>
     <w:p>
@@ -12080,7 +9770,6 @@
         <w:t>{/</w:t>
       </w:r>
       <w:bookmarkStart w:id="17" w:name="_Hlk231251910"/>
-      <w:proofErr w:type="spellStart"/>
       <w:r>
         <w:rPr>
           <w:rFonts w:ascii="Arial" w:hAnsi="Arial" w:cs="Arial"/>
@@ -12090,7 +9779,6 @@
         <w:t>estadoPago</w:t>
       </w:r>
       <w:bookmarkEnd w:id="17"/>
-      <w:proofErr w:type="spellEnd"/>
       <w:r>
         <w:rPr>
           <w:rFonts w:ascii="Arial" w:hAnsi="Arial" w:cs="Arial"/>
@@ -12243,25 +9931,15 @@
           <w:sz w:val="22"/>
           <w:szCs w:val="22"/>
         </w:rPr>
-        <w:t xml:space="preserve"> la regularización la DAM n.º {</w:t>
-      </w:r>
-      <w:proofErr w:type="spellStart"/>
-      <w:r>
-        <w:rPr>
-          <w:rFonts w:ascii="Arial" w:hAnsi="Arial" w:cs="Arial"/>
-          <w:sz w:val="22"/>
-          <w:szCs w:val="22"/>
-        </w:rPr>
-        <w:t>fromDam-numeroDam</w:t>
-      </w:r>
-      <w:proofErr w:type="spellEnd"/>
-      <w:r>
-        <w:rPr>
-          <w:rFonts w:ascii="Arial" w:hAnsi="Arial" w:cs="Arial"/>
-          <w:sz w:val="22"/>
-          <w:szCs w:val="22"/>
-        </w:rPr>
-        <w:t>}, solicitada al amparo del Decreto Supremo N.º 015-94-EF, por los fundamentos expuestos en la presente</w:t>
+        <w:t xml:space="preserve"> la regularización la DAM n.º {fromDam-numeroDam}, solicitada al amparo del Decreto Supremo N.º 015-94-EF, por los fundamentos expuestos en la presente</w:t>
+      </w:r>
+      <w:r>
+        <w:rPr>
+          <w:rFonts w:ascii="Arial" w:hAnsi="Arial" w:cs="Arial"/>
+          <w:sz w:val="22"/>
+          <w:szCs w:val="22"/>
+        </w:rPr>
+        <w:t>.</w:t>
       </w:r>
     </w:p>
     <w:p>
@@ -12304,43 +9982,7 @@
           <w:sz w:val="22"/>
           <w:szCs w:val="22"/>
         </w:rPr>
-        <w:t xml:space="preserve">Declarar procedente la regularización de la DAM </w:t>
-      </w:r>
-      <w:proofErr w:type="spellStart"/>
-      <w:r>
-        <w:rPr>
-          <w:rFonts w:ascii="Arial" w:hAnsi="Arial" w:cs="Arial"/>
-          <w:sz w:val="22"/>
-          <w:szCs w:val="22"/>
-        </w:rPr>
-        <w:t>n.°</w:t>
-      </w:r>
-      <w:proofErr w:type="spellEnd"/>
-      <w:r>
-        <w:rPr>
-          <w:rFonts w:ascii="Arial" w:hAnsi="Arial" w:cs="Arial"/>
-          <w:sz w:val="22"/>
-          <w:szCs w:val="22"/>
-        </w:rPr>
-        <w:t xml:space="preserve"> {</w:t>
-      </w:r>
-      <w:proofErr w:type="spellStart"/>
-      <w:r>
-        <w:rPr>
-          <w:rFonts w:ascii="Arial" w:hAnsi="Arial" w:cs="Arial"/>
-          <w:sz w:val="22"/>
-          <w:szCs w:val="22"/>
-        </w:rPr>
-        <w:t>fromDam-numeroDam</w:t>
-      </w:r>
-      <w:proofErr w:type="spellEnd"/>
-      <w:r>
-        <w:rPr>
-          <w:rFonts w:ascii="Arial" w:hAnsi="Arial" w:cs="Arial"/>
-          <w:sz w:val="22"/>
-          <w:szCs w:val="22"/>
-        </w:rPr>
-        <w:t>} en el marco de la de la Ley n.º 27037</w:t>
+        <w:t>Declarar procedente la regularización de la DAM n.° {fromDam-numeroDam} en el marco de la de la Ley n.º 27037</w:t>
       </w:r>
       <w:bookmarkEnd w:id="18"/>
       <w:r>
@@ -12448,25 +10090,7 @@
           <w:sz w:val="22"/>
           <w:szCs w:val="22"/>
         </w:rPr>
-        <w:t>{</w:t>
-      </w:r>
-      <w:proofErr w:type="spellStart"/>
-      <w:r>
-        <w:rPr>
-          <w:rFonts w:ascii="Arial" w:hAnsi="Arial" w:cs="Arial"/>
-          <w:sz w:val="22"/>
-          <w:szCs w:val="22"/>
-        </w:rPr>
-        <w:t>fromDam-nombreEmpresa</w:t>
-      </w:r>
-      <w:proofErr w:type="spellEnd"/>
-      <w:r>
-        <w:rPr>
-          <w:rFonts w:ascii="Arial" w:hAnsi="Arial" w:cs="Arial"/>
-          <w:sz w:val="22"/>
-          <w:szCs w:val="22"/>
-        </w:rPr>
-        <w:t>}</w:t>
+        <w:t>{fromDam-nombreEmpresa}</w:t>
       </w:r>
       <w:r>
         <w:rPr>
@@ -12483,7 +10107,15 @@
           <w:sz w:val="22"/>
           <w:szCs w:val="22"/>
         </w:rPr>
-        <w:t>sin perjuicio de la fiscalización posterior que pudiera realizar la Superintendencia Nacional de Aduanas y de Administración Tributaria – SUNA</w:t>
+        <w:t xml:space="preserve">sin perjuicio de la fiscalización posterior que pudiera realizar la Superintendencia Nacional de Aduanas y de Administración Tributaria – </w:t>
+      </w:r>
+      <w:r>
+        <w:rPr>
+          <w:rFonts w:ascii="Arial" w:hAnsi="Arial" w:cs="Arial"/>
+          <w:sz w:val="22"/>
+          <w:szCs w:val="22"/>
+        </w:rPr>
+        <w:t>Sunat</w:t>
       </w:r>
       <w:r>
         <w:rPr>
@@ -12492,7 +10124,7 @@
           <w:sz w:val="22"/>
           <w:szCs w:val="22"/>
         </w:rPr>
-        <w:t>T.</w:t>
+        <w:t>.</w:t>
       </w:r>
     </w:p>
     <w:p>
@@ -12522,7 +10154,6 @@
         </w:rPr>
         <w:t>{/</w:t>
       </w:r>
-      <w:proofErr w:type="spellStart"/>
       <w:r>
         <w:rPr>
           <w:rFonts w:ascii="Arial" w:hAnsi="Arial" w:cs="Arial"/>
@@ -12533,14 +10164,7 @@
         <w:rPr>
           <w:rFonts w:ascii="Arial" w:hAnsi="Arial" w:cs="Arial"/>
         </w:rPr>
-        <w:t>noProcPECO</w:t>
-      </w:r>
-      <w:proofErr w:type="spellEnd"/>
-      <w:r>
-        <w:rPr>
-          <w:rFonts w:ascii="Arial" w:hAnsi="Arial" w:cs="Arial"/>
-        </w:rPr>
-        <w:t>}</w:t>
+        <w:t>noProcPECO}</w:t>
       </w:r>
     </w:p>
     <w:p>
@@ -12597,35 +10221,7 @@
         <w:rPr>
           <w:rFonts w:ascii="Arial" w:hAnsi="Arial" w:cs="Arial"/>
         </w:rPr>
-        <w:t xml:space="preserve">procedente la regularización de la DAM </w:t>
-      </w:r>
-      <w:proofErr w:type="spellStart"/>
-      <w:r>
-        <w:rPr>
-          <w:rFonts w:ascii="Arial" w:hAnsi="Arial" w:cs="Arial"/>
-        </w:rPr>
-        <w:t>n.°</w:t>
-      </w:r>
-      <w:proofErr w:type="spellEnd"/>
-      <w:r>
-        <w:rPr>
-          <w:rFonts w:ascii="Arial" w:hAnsi="Arial" w:cs="Arial"/>
-        </w:rPr>
-        <w:t xml:space="preserve"> {</w:t>
-      </w:r>
-      <w:proofErr w:type="spellStart"/>
-      <w:r>
-        <w:rPr>
-          <w:rFonts w:ascii="Arial" w:hAnsi="Arial" w:cs="Arial"/>
-        </w:rPr>
-        <w:t>fromDam-numeroDam</w:t>
-      </w:r>
-      <w:proofErr w:type="spellEnd"/>
-      <w:r>
-        <w:rPr>
-          <w:rFonts w:ascii="Arial" w:hAnsi="Arial" w:cs="Arial"/>
-        </w:rPr>
-        <w:t>} en el marco de la de la Ley n.º 27037 Ley de Promoción de la Inversión en la Amazonía y normas conexas</w:t>
+        <w:t>procedente la regularización de la DAM n.° {fromDam-numeroDam} en el marco de la de la Ley n.º 27037 Ley de Promoción de la Inversión en la Amazonía y normas conexas</w:t>
       </w:r>
       <w:r>
         <w:rPr>
@@ -12665,21 +10261,13 @@
         <w:rPr>
           <w:rFonts w:ascii="Arial" w:hAnsi="Arial" w:cs="Arial"/>
         </w:rPr>
-        <w:t>Autorizar la devolución por el importe de S/ {textoTotRegu27} en el marco de la Ley n.º 27037 Ley de Promoción de la Inversión en la Amazonía y normas conexas, a favor de {</w:t>
-      </w:r>
-      <w:proofErr w:type="spellStart"/>
-      <w:r>
-        <w:rPr>
-          <w:rFonts w:ascii="Arial" w:hAnsi="Arial" w:cs="Arial"/>
-        </w:rPr>
-        <w:t>fromDam-nombreEmpresa</w:t>
-      </w:r>
-      <w:proofErr w:type="spellEnd"/>
-      <w:r>
-        <w:rPr>
-          <w:rFonts w:ascii="Arial" w:hAnsi="Arial" w:cs="Arial"/>
-        </w:rPr>
-        <w:t>}, sin perjuicio de la fiscalización posterior que pudiera realizar la Superintendencia Nacional de Aduanas y de Administración Tributaria – SUNAT</w:t>
+        <w:t xml:space="preserve">Autorizar la devolución por el importe de S/ {textoTotRegu27} en el marco de la Ley n.º 27037 Ley de Promoción de la Inversión en la Amazonía y normas conexas, a favor de {fromDam-nombreEmpresa}, sin perjuicio de la fiscalización posterior que pudiera realizar la Superintendencia Nacional de Aduanas y de Administración Tributaria – </w:t>
+      </w:r>
+      <w:r>
+        <w:rPr>
+          <w:rFonts w:ascii="Arial" w:hAnsi="Arial" w:cs="Arial"/>
+        </w:rPr>
+        <w:t>Sunat</w:t>
       </w:r>
       <w:r>
         <w:rPr>
@@ -12717,7 +10305,6 @@
         </w:rPr>
         <w:t>{/</w:t>
       </w:r>
-      <w:proofErr w:type="spellStart"/>
       <w:r>
         <w:rPr>
           <w:rFonts w:ascii="Arial" w:hAnsi="Arial" w:cs="Arial"/>
@@ -12725,7 +10312,6 @@
         </w:rPr>
         <w:t>estadoOnlyAMAZONIA</w:t>
       </w:r>
-      <w:proofErr w:type="spellEnd"/>
       <w:r>
         <w:rPr>
           <w:rFonts w:ascii="Arial" w:hAnsi="Arial" w:cs="Arial"/>
@@ -12800,43 +10386,7 @@
           <w:sz w:val="22"/>
           <w:szCs w:val="22"/>
         </w:rPr>
-        <w:t xml:space="preserve">procedente la regularización de la DAM </w:t>
-      </w:r>
-      <w:proofErr w:type="spellStart"/>
-      <w:r>
-        <w:rPr>
-          <w:rFonts w:ascii="Arial" w:hAnsi="Arial" w:cs="Arial"/>
-          <w:sz w:val="22"/>
-          <w:szCs w:val="22"/>
-        </w:rPr>
-        <w:t>n.°</w:t>
-      </w:r>
-      <w:proofErr w:type="spellEnd"/>
-      <w:r>
-        <w:rPr>
-          <w:rFonts w:ascii="Arial" w:hAnsi="Arial" w:cs="Arial"/>
-          <w:sz w:val="22"/>
-          <w:szCs w:val="22"/>
-        </w:rPr>
-        <w:t xml:space="preserve"> {</w:t>
-      </w:r>
-      <w:proofErr w:type="spellStart"/>
-      <w:r>
-        <w:rPr>
-          <w:rFonts w:ascii="Arial" w:hAnsi="Arial" w:cs="Arial"/>
-          <w:sz w:val="22"/>
-          <w:szCs w:val="22"/>
-        </w:rPr>
-        <w:t>fromDam-numeroDam</w:t>
-      </w:r>
-      <w:proofErr w:type="spellEnd"/>
-      <w:r>
-        <w:rPr>
-          <w:rFonts w:ascii="Arial" w:hAnsi="Arial" w:cs="Arial"/>
-          <w:sz w:val="22"/>
-          <w:szCs w:val="22"/>
-        </w:rPr>
-        <w:t>} en el marco del Decreto Supremo n.º 015-94-EF y la Ley n.º 27037 Ley de Promoción de la Inversión en la Amazonía y normas conexas</w:t>
+        <w:t>procedente la regularización de la DAM n.° {fromDam-numeroDam} en el marco del Decreto Supremo n.º 015-94-EF y la Ley n.º 27037 Ley de Promoción de la Inversión en la Amazonía y normas conexas</w:t>
       </w:r>
       <w:r>
         <w:rPr>
@@ -12882,43 +10432,15 @@
           <w:sz w:val="22"/>
           <w:szCs w:val="22"/>
         </w:rPr>
-        <w:t>Autorizar la devolución por el importe de S/ {</w:t>
-      </w:r>
-      <w:proofErr w:type="spellStart"/>
-      <w:r>
-        <w:rPr>
-          <w:rFonts w:ascii="Arial" w:hAnsi="Arial" w:cs="Arial"/>
-          <w:sz w:val="22"/>
-          <w:szCs w:val="22"/>
-        </w:rPr>
-        <w:t>textoTotReguPECO</w:t>
-      </w:r>
-      <w:proofErr w:type="spellEnd"/>
-      <w:r>
-        <w:rPr>
-          <w:rFonts w:ascii="Arial" w:hAnsi="Arial" w:cs="Arial"/>
-          <w:sz w:val="22"/>
-          <w:szCs w:val="22"/>
-        </w:rPr>
-        <w:t>} con cargo a la “Sub - Cuenta Especial Tesoro Público Decreto Supremo n. º 015-94-EF” y por el importe de S/ {textoTotRegu27} en el marco de la Ley n.º 27037 Ley de Promoción de la Inversión en la Amazonía y normas conexas, a favor de {</w:t>
-      </w:r>
-      <w:proofErr w:type="spellStart"/>
-      <w:r>
-        <w:rPr>
-          <w:rFonts w:ascii="Arial" w:hAnsi="Arial" w:cs="Arial"/>
-          <w:sz w:val="22"/>
-          <w:szCs w:val="22"/>
-        </w:rPr>
-        <w:t>fromDam-nombreEmpresa</w:t>
-      </w:r>
-      <w:proofErr w:type="spellEnd"/>
-      <w:r>
-        <w:rPr>
-          <w:rFonts w:ascii="Arial" w:hAnsi="Arial" w:cs="Arial"/>
-          <w:sz w:val="22"/>
-          <w:szCs w:val="22"/>
-        </w:rPr>
-        <w:t>}, sin perjuicio de la fiscalización posterior que pudiera realizar la Superintendencia Nacional de Aduanas y de Administración Tributaria – SUNAT</w:t>
+        <w:t xml:space="preserve">Autorizar la devolución por el importe de S/ {textoTotReguPECO} con cargo a la “Sub - Cuenta Especial Tesoro Público Decreto Supremo n. º 015-94-EF” y por el importe de S/ {textoTotRegu27} en el marco de la Ley n.º 27037 Ley de Promoción de la Inversión en la Amazonía y normas conexas, a favor de {fromDam-nombreEmpresa}, sin perjuicio de la fiscalización posterior que pudiera realizar la Superintendencia Nacional de Aduanas y de Administración Tributaria – </w:t>
+      </w:r>
+      <w:r>
+        <w:rPr>
+          <w:rFonts w:ascii="Arial" w:hAnsi="Arial" w:cs="Arial"/>
+          <w:sz w:val="22"/>
+          <w:szCs w:val="22"/>
+        </w:rPr>
+        <w:t>Sunat</w:t>
       </w:r>
       <w:r>
         <w:rPr>
@@ -12969,7 +10491,6 @@
         </w:rPr>
         <w:t>{/</w:t>
       </w:r>
-      <w:proofErr w:type="spellStart"/>
       <w:r>
         <w:rPr>
           <w:rFonts w:ascii="Arial" w:hAnsi="Arial" w:cs="Arial"/>
@@ -12980,14 +10501,7 @@
         <w:rPr>
           <w:rFonts w:ascii="Arial" w:hAnsi="Arial" w:cs="Arial"/>
         </w:rPr>
-        <w:t>Proc</w:t>
-      </w:r>
-      <w:proofErr w:type="spellEnd"/>
-      <w:r>
-        <w:rPr>
-          <w:rFonts w:ascii="Arial" w:hAnsi="Arial" w:cs="Arial"/>
-        </w:rPr>
-        <w:t>}</w:t>
+        <w:t>Proc}</w:t>
       </w:r>
     </w:p>
     <w:p>
@@ -13045,43 +10559,7 @@
           <w:sz w:val="22"/>
           <w:szCs w:val="22"/>
         </w:rPr>
-        <w:t xml:space="preserve">de la DAM </w:t>
-      </w:r>
-      <w:proofErr w:type="spellStart"/>
-      <w:r>
-        <w:rPr>
-          <w:rFonts w:ascii="Arial" w:hAnsi="Arial" w:cs="Arial"/>
-          <w:sz w:val="22"/>
-          <w:szCs w:val="22"/>
-        </w:rPr>
-        <w:t>n.°</w:t>
-      </w:r>
-      <w:proofErr w:type="spellEnd"/>
-      <w:r>
-        <w:rPr>
-          <w:rFonts w:ascii="Arial" w:hAnsi="Arial" w:cs="Arial"/>
-          <w:sz w:val="22"/>
-          <w:szCs w:val="22"/>
-        </w:rPr>
-        <w:t xml:space="preserve"> {</w:t>
-      </w:r>
-      <w:proofErr w:type="spellStart"/>
-      <w:r>
-        <w:rPr>
-          <w:rFonts w:ascii="Arial" w:hAnsi="Arial" w:cs="Arial"/>
-          <w:sz w:val="22"/>
-          <w:szCs w:val="22"/>
-        </w:rPr>
-        <w:t>fromDam-numeroDam</w:t>
-      </w:r>
-      <w:proofErr w:type="spellEnd"/>
-      <w:r>
-        <w:rPr>
-          <w:rFonts w:ascii="Arial" w:hAnsi="Arial" w:cs="Arial"/>
-          <w:sz w:val="22"/>
-          <w:szCs w:val="22"/>
-        </w:rPr>
-        <w:t>} en el marco del Decreto Supremo n.º 015-94-EF y normas conexas.</w:t>
+        <w:t>de la DAM n.° {fromDam-numeroDam} en el marco del Decreto Supremo n.º 015-94-EF y normas conexas.</w:t>
       </w:r>
     </w:p>
     <w:p>
@@ -13119,25 +10597,23 @@
           <w:sz w:val="22"/>
           <w:szCs w:val="22"/>
         </w:rPr>
-        <w:t>Autorizar la devolución por el importe de S/ {textoTotRegu27} en el marco del Decreto Supremo n.º 015-94-EF y normas conexas, a favor de {</w:t>
-      </w:r>
-      <w:proofErr w:type="spellStart"/>
-      <w:r>
-        <w:rPr>
-          <w:rFonts w:ascii="Arial" w:hAnsi="Arial" w:cs="Arial"/>
-          <w:sz w:val="22"/>
-          <w:szCs w:val="22"/>
-        </w:rPr>
-        <w:t>fromDam-nombreEmpresa</w:t>
-      </w:r>
-      <w:proofErr w:type="spellEnd"/>
-      <w:r>
-        <w:rPr>
-          <w:rFonts w:ascii="Arial" w:hAnsi="Arial" w:cs="Arial"/>
-          <w:sz w:val="22"/>
-          <w:szCs w:val="22"/>
-        </w:rPr>
-        <w:t>}, sin perjuicio de la fiscalización posterior que pudiera realizar la Superintendencia Nacional de Aduanas y de Administración Tributaria – SUNAT.</w:t>
+        <w:t xml:space="preserve">Autorizar la devolución por el importe de S/ {textoTotRegu27} en el marco del Decreto Supremo n.º 015-94-EF y normas conexas, a favor de {fromDam-nombreEmpresa}, sin perjuicio de la fiscalización posterior que pudiera realizar la Superintendencia Nacional de Aduanas y de Administración Tributaria – </w:t>
+      </w:r>
+      <w:r>
+        <w:rPr>
+          <w:rFonts w:ascii="Arial" w:hAnsi="Arial" w:cs="Arial"/>
+          <w:sz w:val="22"/>
+          <w:szCs w:val="22"/>
+        </w:rPr>
+        <w:t>Sunat</w:t>
+      </w:r>
+      <w:r>
+        <w:rPr>
+          <w:rFonts w:ascii="Arial" w:hAnsi="Arial" w:cs="Arial"/>
+          <w:sz w:val="22"/>
+          <w:szCs w:val="22"/>
+        </w:rPr>
+        <w:t>.</w:t>
       </w:r>
     </w:p>
     <w:p>
@@ -13166,25 +10642,7 @@
           <w:sz w:val="22"/>
           <w:szCs w:val="22"/>
         </w:rPr>
-        <w:t>{/</w:t>
-      </w:r>
-      <w:proofErr w:type="spellStart"/>
-      <w:r>
-        <w:rPr>
-          <w:rFonts w:ascii="Arial" w:hAnsi="Arial" w:cs="Arial"/>
-          <w:sz w:val="22"/>
-          <w:szCs w:val="22"/>
-        </w:rPr>
-        <w:t>estadoOnlyPECO</w:t>
-      </w:r>
-      <w:proofErr w:type="spellEnd"/>
-      <w:r>
-        <w:rPr>
-          <w:rFonts w:ascii="Arial" w:hAnsi="Arial" w:cs="Arial"/>
-          <w:sz w:val="22"/>
-          <w:szCs w:val="22"/>
-        </w:rPr>
-        <w:t>}</w:t>
+        <w:t>{/estadoOnlyPECO}</w:t>
       </w:r>
     </w:p>
     <w:p>

--- a/recursos/words/semiPlantillaFinalInformeV2NUEVO.docx
+++ b/recursos/words/semiPlantillaFinalInformeV2NUEVO.docx
@@ -1,6 +1,6 @@
 
 <file path=word/document.xml><?xml version="1.0" encoding="utf-8"?>
-<w:document xmlns:wpc="http://schemas.microsoft.com/office/word/2010/wordprocessingCanvas" xmlns:cx="http://schemas.microsoft.com/office/drawing/2014/chartex" xmlns:cx1="http://schemas.microsoft.com/office/drawing/2015/9/8/chartex" xmlns:cx2="http://schemas.microsoft.com/office/drawing/2015/10/21/chartex" xmlns:cx3="http://schemas.microsoft.com/office/drawing/2016/5/9/chartex" xmlns:cx4="http://schemas.microsoft.com/office/drawing/2016/5/10/chartex" xmlns:cx5="http://schemas.microsoft.com/office/drawing/2016/5/11/chartex" xmlns:cx6="http://schemas.microsoft.com/office/drawing/2016/5/12/chartex" xmlns:cx7="http://schemas.microsoft.com/office/drawing/2016/5/13/chartex" xmlns:cx8="http://schemas.microsoft.com/office/drawing/2016/5/14/chartex" xmlns:mc="http://schemas.openxmlformats.org/markup-compatibility/2006" xmlns:aink="http://schemas.microsoft.com/office/drawing/2016/ink" xmlns:am3d="http://schemas.microsoft.com/office/drawing/2017/model3d" xmlns:o="urn:schemas-microsoft-com:office:office" xmlns:oel="http://schemas.microsoft.com/office/2019/extlst" xmlns:r="http://schemas.openxmlformats.org/officeDocument/2006/relationships" xmlns:m="http://schemas.openxmlformats.org/officeDocument/2006/math" xmlns:v="urn:schemas-microsoft-com:vml" xmlns:wp14="http://schemas.microsoft.com/office/word/2010/wordprocessingDrawing" xmlns:wp="http://schemas.openxmlformats.org/drawingml/2006/wordprocessingDrawing" xmlns:w10="urn:schemas-microsoft-com:office:word" xmlns:w="http://schemas.openxmlformats.org/wordprocessingml/2006/main" xmlns:w14="http://schemas.microsoft.com/office/word/2010/wordml" xmlns:w15="http://schemas.microsoft.com/office/word/2012/wordml" xmlns:w16cex="http://schemas.microsoft.com/office/word/2018/wordml/cex" xmlns:w16cid="http://schemas.microsoft.com/office/word/2016/wordml/cid" xmlns:w16="http://schemas.microsoft.com/office/word/2018/wordml" xmlns:w16sdtdh="http://schemas.microsoft.com/office/word/2020/wordml/sdtdatahash" xmlns:w16se="http://schemas.microsoft.com/office/word/2015/wordml/symex" xmlns:wpg="http://schemas.microsoft.com/office/word/2010/wordprocessingGroup" xmlns:wpi="http://schemas.microsoft.com/office/word/2010/wordprocessingInk" xmlns:wne="http://schemas.microsoft.com/office/word/2006/wordml" xmlns:wps="http://schemas.microsoft.com/office/word/2010/wordprocessingShape" mc:Ignorable="w14 w15 w16se w16cid w16 w16cex w16sdtdh wp14">
+<w:document xmlns:wpc="http://schemas.microsoft.com/office/word/2010/wordprocessingCanvas" xmlns:cx="http://schemas.microsoft.com/office/drawing/2014/chartex" xmlns:cx1="http://schemas.microsoft.com/office/drawing/2015/9/8/chartex" xmlns:cx2="http://schemas.microsoft.com/office/drawing/2015/10/21/chartex" xmlns:cx3="http://schemas.microsoft.com/office/drawing/2016/5/9/chartex" xmlns:cx4="http://schemas.microsoft.com/office/drawing/2016/5/10/chartex" xmlns:cx5="http://schemas.microsoft.com/office/drawing/2016/5/11/chartex" xmlns:cx6="http://schemas.microsoft.com/office/drawing/2016/5/12/chartex" xmlns:cx7="http://schemas.microsoft.com/office/drawing/2016/5/13/chartex" xmlns:cx8="http://schemas.microsoft.com/office/drawing/2016/5/14/chartex" xmlns:mc="http://schemas.openxmlformats.org/markup-compatibility/2006" xmlns:aink="http://schemas.microsoft.com/office/drawing/2016/ink" xmlns:am3d="http://schemas.microsoft.com/office/drawing/2017/model3d" xmlns:o="urn:schemas-microsoft-com:office:office" xmlns:oel="http://schemas.microsoft.com/office/2019/extlst" xmlns:r="http://schemas.openxmlformats.org/officeDocument/2006/relationships" xmlns:m="http://schemas.openxmlformats.org/officeDocument/2006/math" xmlns:v="urn:schemas-microsoft-com:vml" xmlns:wp14="http://schemas.microsoft.com/office/word/2010/wordprocessingDrawing" xmlns:wp="http://schemas.openxmlformats.org/drawingml/2006/wordprocessingDrawing" xmlns:w10="urn:schemas-microsoft-com:office:word" xmlns:w="http://schemas.openxmlformats.org/wordprocessingml/2006/main" xmlns:w14="http://schemas.microsoft.com/office/word/2010/wordml" xmlns:w15="http://schemas.microsoft.com/office/word/2012/wordml" xmlns:w16cex="http://schemas.microsoft.com/office/word/2018/wordml/cex" xmlns:w16cid="http://schemas.microsoft.com/office/word/2016/wordml/cid" xmlns:w16="http://schemas.microsoft.com/office/word/2018/wordml" xmlns:w16du="http://schemas.microsoft.com/office/word/2023/wordml/word16du" xmlns:w16sdtdh="http://schemas.microsoft.com/office/word/2020/wordml/sdtdatahash" xmlns:w16se="http://schemas.microsoft.com/office/word/2015/wordml/symex" xmlns:wpg="http://schemas.microsoft.com/office/word/2010/wordprocessingGroup" xmlns:wpi="http://schemas.microsoft.com/office/word/2010/wordprocessingInk" xmlns:wne="http://schemas.microsoft.com/office/word/2006/wordml" xmlns:wps="http://schemas.microsoft.com/office/word/2010/wordprocessingShape" mc:Ignorable="w14 w15 w16se w16cid w16 w16cex w16sdtdh w16du wp14">
   <w:body>
     <w:p>
       <w:pPr>
@@ -587,7 +587,25 @@
           <w:szCs w:val="22"/>
           <w:shd w:val="clear" w:color="auto" w:fill="FAF9F8"/>
         </w:rPr>
-        <w:t>n°</w:t>
+        <w:t>n</w:t>
+      </w:r>
+      <w:r>
+        <w:rPr>
+          <w:rFonts w:ascii="Arial" w:hAnsi="Arial" w:cs="Arial"/>
+          <w:sz w:val="22"/>
+          <w:szCs w:val="22"/>
+          <w:shd w:val="clear" w:color="auto" w:fill="FAF9F8"/>
+        </w:rPr>
+        <w:t>.</w:t>
+      </w:r>
+      <w:r>
+        <w:rPr>
+          <w:rFonts w:ascii="Arial" w:hAnsi="Arial" w:cs="Arial"/>
+          <w:sz w:val="22"/>
+          <w:szCs w:val="22"/>
+          <w:shd w:val="clear" w:color="auto" w:fill="FAF9F8"/>
+        </w:rPr>
+        <w:t>°</w:t>
       </w:r>
       <w:r>
         <w:rPr>
@@ -634,7 +652,25 @@
           <w:szCs w:val="22"/>
           <w:shd w:val="clear" w:color="auto" w:fill="FAF9F8"/>
         </w:rPr>
-        <w:t>n°</w:t>
+        <w:t>n</w:t>
+      </w:r>
+      <w:r>
+        <w:rPr>
+          <w:rFonts w:ascii="Arial" w:hAnsi="Arial" w:cs="Arial"/>
+          <w:sz w:val="22"/>
+          <w:szCs w:val="22"/>
+          <w:shd w:val="clear" w:color="auto" w:fill="FAF9F8"/>
+        </w:rPr>
+        <w:t>.</w:t>
+      </w:r>
+      <w:r>
+        <w:rPr>
+          <w:rFonts w:ascii="Arial" w:hAnsi="Arial" w:cs="Arial"/>
+          <w:sz w:val="22"/>
+          <w:szCs w:val="22"/>
+          <w:shd w:val="clear" w:color="auto" w:fill="FAF9F8"/>
+        </w:rPr>
+        <w:t>°</w:t>
       </w:r>
       <w:r>
         <w:rPr>
@@ -735,7 +771,25 @@
           <w:szCs w:val="22"/>
           <w:shd w:val="clear" w:color="auto" w:fill="FAF9F8"/>
         </w:rPr>
-        <w:t>n°</w:t>
+        <w:t>n</w:t>
+      </w:r>
+      <w:r>
+        <w:rPr>
+          <w:rFonts w:ascii="Arial" w:hAnsi="Arial" w:cs="Arial"/>
+          <w:sz w:val="22"/>
+          <w:szCs w:val="22"/>
+          <w:shd w:val="clear" w:color="auto" w:fill="FAF9F8"/>
+        </w:rPr>
+        <w:t>.</w:t>
+      </w:r>
+      <w:r>
+        <w:rPr>
+          <w:rFonts w:ascii="Arial" w:hAnsi="Arial" w:cs="Arial"/>
+          <w:sz w:val="22"/>
+          <w:szCs w:val="22"/>
+          <w:shd w:val="clear" w:color="auto" w:fill="FAF9F8"/>
+        </w:rPr>
+        <w:t>°</w:t>
       </w:r>
       <w:r>
         <w:rPr>
@@ -782,7 +836,25 @@
           <w:szCs w:val="22"/>
           <w:shd w:val="clear" w:color="auto" w:fill="FAF9F8"/>
         </w:rPr>
-        <w:t>n°</w:t>
+        <w:t>n</w:t>
+      </w:r>
+      <w:r>
+        <w:rPr>
+          <w:rFonts w:ascii="Arial" w:hAnsi="Arial" w:cs="Arial"/>
+          <w:sz w:val="22"/>
+          <w:szCs w:val="22"/>
+          <w:shd w:val="clear" w:color="auto" w:fill="FAF9F8"/>
+        </w:rPr>
+        <w:t>.</w:t>
+      </w:r>
+      <w:r>
+        <w:rPr>
+          <w:rFonts w:ascii="Arial" w:hAnsi="Arial" w:cs="Arial"/>
+          <w:sz w:val="22"/>
+          <w:szCs w:val="22"/>
+          <w:shd w:val="clear" w:color="auto" w:fill="FAF9F8"/>
+        </w:rPr>
+        <w:t>°</w:t>
       </w:r>
       <w:r>
         <w:rPr>
@@ -829,7 +901,25 @@
           <w:szCs w:val="22"/>
           <w:shd w:val="clear" w:color="auto" w:fill="FAF9F8"/>
         </w:rPr>
-        <w:t>n°</w:t>
+        <w:t>n</w:t>
+      </w:r>
+      <w:r>
+        <w:rPr>
+          <w:rFonts w:ascii="Arial" w:hAnsi="Arial" w:cs="Arial"/>
+          <w:sz w:val="22"/>
+          <w:szCs w:val="22"/>
+          <w:shd w:val="clear" w:color="auto" w:fill="FAF9F8"/>
+        </w:rPr>
+        <w:t>.</w:t>
+      </w:r>
+      <w:r>
+        <w:rPr>
+          <w:rFonts w:ascii="Arial" w:hAnsi="Arial" w:cs="Arial"/>
+          <w:sz w:val="22"/>
+          <w:szCs w:val="22"/>
+          <w:shd w:val="clear" w:color="auto" w:fill="FAF9F8"/>
+        </w:rPr>
+        <w:t>°</w:t>
       </w:r>
       <w:r>
         <w:rPr>
@@ -847,7 +937,25 @@
           <w:szCs w:val="22"/>
           <w:shd w:val="clear" w:color="auto" w:fill="FAF9F8"/>
         </w:rPr>
-        <w:t>n°</w:t>
+        <w:t>n</w:t>
+      </w:r>
+      <w:r>
+        <w:rPr>
+          <w:rFonts w:ascii="Arial" w:hAnsi="Arial" w:cs="Arial"/>
+          <w:sz w:val="22"/>
+          <w:szCs w:val="22"/>
+          <w:shd w:val="clear" w:color="auto" w:fill="FAF9F8"/>
+        </w:rPr>
+        <w:t>.</w:t>
+      </w:r>
+      <w:r>
+        <w:rPr>
+          <w:rFonts w:ascii="Arial" w:hAnsi="Arial" w:cs="Arial"/>
+          <w:sz w:val="22"/>
+          <w:szCs w:val="22"/>
+          <w:shd w:val="clear" w:color="auto" w:fill="FAF9F8"/>
+        </w:rPr>
+        <w:t>°</w:t>
       </w:r>
       <w:r>
         <w:rPr>
@@ -975,7 +1083,25 @@
           <w:szCs w:val="22"/>
           <w:shd w:val="clear" w:color="auto" w:fill="FAF9F8"/>
         </w:rPr>
-        <w:t>n°</w:t>
+        <w:t>n</w:t>
+      </w:r>
+      <w:r>
+        <w:rPr>
+          <w:rFonts w:ascii="Arial" w:hAnsi="Arial" w:cs="Arial"/>
+          <w:sz w:val="22"/>
+          <w:szCs w:val="22"/>
+          <w:shd w:val="clear" w:color="auto" w:fill="FAF9F8"/>
+        </w:rPr>
+        <w:t>.</w:t>
+      </w:r>
+      <w:r>
+        <w:rPr>
+          <w:rFonts w:ascii="Arial" w:hAnsi="Arial" w:cs="Arial"/>
+          <w:sz w:val="22"/>
+          <w:szCs w:val="22"/>
+          <w:shd w:val="clear" w:color="auto" w:fill="FAF9F8"/>
+        </w:rPr>
+        <w:t>°</w:t>
       </w:r>
       <w:r>
         <w:rPr>
@@ -1022,7 +1148,25 @@
           <w:szCs w:val="22"/>
           <w:shd w:val="clear" w:color="auto" w:fill="FAF9F8"/>
         </w:rPr>
-        <w:t>n°</w:t>
+        <w:t>n</w:t>
+      </w:r>
+      <w:r>
+        <w:rPr>
+          <w:rFonts w:ascii="Arial" w:hAnsi="Arial" w:cs="Arial"/>
+          <w:sz w:val="22"/>
+          <w:szCs w:val="22"/>
+          <w:shd w:val="clear" w:color="auto" w:fill="FAF9F8"/>
+        </w:rPr>
+        <w:t>.</w:t>
+      </w:r>
+      <w:r>
+        <w:rPr>
+          <w:rFonts w:ascii="Arial" w:hAnsi="Arial" w:cs="Arial"/>
+          <w:sz w:val="22"/>
+          <w:szCs w:val="22"/>
+          <w:shd w:val="clear" w:color="auto" w:fill="FAF9F8"/>
+        </w:rPr>
+        <w:t>°</w:t>
       </w:r>
       <w:r>
         <w:rPr>
@@ -1114,7 +1258,25 @@
           <w:szCs w:val="22"/>
           <w:shd w:val="clear" w:color="auto" w:fill="FAF9F8"/>
         </w:rPr>
-        <w:t>n°</w:t>
+        <w:t>n</w:t>
+      </w:r>
+      <w:r>
+        <w:rPr>
+          <w:rFonts w:ascii="Arial" w:hAnsi="Arial" w:cs="Arial"/>
+          <w:sz w:val="22"/>
+          <w:szCs w:val="22"/>
+          <w:shd w:val="clear" w:color="auto" w:fill="FAF9F8"/>
+        </w:rPr>
+        <w:t>.</w:t>
+      </w:r>
+      <w:r>
+        <w:rPr>
+          <w:rFonts w:ascii="Arial" w:hAnsi="Arial" w:cs="Arial"/>
+          <w:sz w:val="22"/>
+          <w:szCs w:val="22"/>
+          <w:shd w:val="clear" w:color="auto" w:fill="FAF9F8"/>
+        </w:rPr>
+        <w:t>°</w:t>
       </w:r>
       <w:r>
         <w:rPr>
@@ -1256,7 +1418,25 @@
           <w:szCs w:val="22"/>
           <w:shd w:val="clear" w:color="auto" w:fill="FAF9F8"/>
         </w:rPr>
-        <w:t>n°</w:t>
+        <w:t>n</w:t>
+      </w:r>
+      <w:r>
+        <w:rPr>
+          <w:rFonts w:ascii="Arial" w:hAnsi="Arial" w:cs="Arial"/>
+          <w:sz w:val="22"/>
+          <w:szCs w:val="22"/>
+          <w:shd w:val="clear" w:color="auto" w:fill="FAF9F8"/>
+        </w:rPr>
+        <w:t>.</w:t>
+      </w:r>
+      <w:r>
+        <w:rPr>
+          <w:rFonts w:ascii="Arial" w:hAnsi="Arial" w:cs="Arial"/>
+          <w:sz w:val="22"/>
+          <w:szCs w:val="22"/>
+          <w:shd w:val="clear" w:color="auto" w:fill="FAF9F8"/>
+        </w:rPr>
+        <w:t>°</w:t>
       </w:r>
       <w:r>
         <w:rPr>
@@ -1303,7 +1483,25 @@
           <w:szCs w:val="22"/>
           <w:shd w:val="clear" w:color="auto" w:fill="FAF9F8"/>
         </w:rPr>
-        <w:t>n°</w:t>
+        <w:t>n</w:t>
+      </w:r>
+      <w:r>
+        <w:rPr>
+          <w:rFonts w:ascii="Arial" w:hAnsi="Arial" w:cs="Arial"/>
+          <w:sz w:val="22"/>
+          <w:szCs w:val="22"/>
+          <w:shd w:val="clear" w:color="auto" w:fill="FAF9F8"/>
+        </w:rPr>
+        <w:t>.</w:t>
+      </w:r>
+      <w:r>
+        <w:rPr>
+          <w:rFonts w:ascii="Arial" w:hAnsi="Arial" w:cs="Arial"/>
+          <w:sz w:val="22"/>
+          <w:szCs w:val="22"/>
+          <w:shd w:val="clear" w:color="auto" w:fill="FAF9F8"/>
+        </w:rPr>
+        <w:t>°</w:t>
       </w:r>
       <w:r>
         <w:rPr>
@@ -1321,7 +1519,25 @@
           <w:szCs w:val="22"/>
           <w:shd w:val="clear" w:color="auto" w:fill="FAF9F8"/>
         </w:rPr>
-        <w:t>n°</w:t>
+        <w:t>n</w:t>
+      </w:r>
+      <w:r>
+        <w:rPr>
+          <w:rFonts w:ascii="Arial" w:hAnsi="Arial" w:cs="Arial"/>
+          <w:sz w:val="22"/>
+          <w:szCs w:val="22"/>
+          <w:shd w:val="clear" w:color="auto" w:fill="FAF9F8"/>
+        </w:rPr>
+        <w:t>.</w:t>
+      </w:r>
+      <w:r>
+        <w:rPr>
+          <w:rFonts w:ascii="Arial" w:hAnsi="Arial" w:cs="Arial"/>
+          <w:sz w:val="22"/>
+          <w:szCs w:val="22"/>
+          <w:shd w:val="clear" w:color="auto" w:fill="FAF9F8"/>
+        </w:rPr>
+        <w:t>°</w:t>
       </w:r>
       <w:r>
         <w:rPr>
@@ -1368,7 +1584,25 @@
           <w:szCs w:val="22"/>
           <w:shd w:val="clear" w:color="auto" w:fill="FAF9F8"/>
         </w:rPr>
-        <w:t>n°</w:t>
+        <w:t>n</w:t>
+      </w:r>
+      <w:r>
+        <w:rPr>
+          <w:rFonts w:ascii="Arial" w:hAnsi="Arial" w:cs="Arial"/>
+          <w:sz w:val="22"/>
+          <w:szCs w:val="22"/>
+          <w:shd w:val="clear" w:color="auto" w:fill="FAF9F8"/>
+        </w:rPr>
+        <w:t>.</w:t>
+      </w:r>
+      <w:r>
+        <w:rPr>
+          <w:rFonts w:ascii="Arial" w:hAnsi="Arial" w:cs="Arial"/>
+          <w:sz w:val="22"/>
+          <w:szCs w:val="22"/>
+          <w:shd w:val="clear" w:color="auto" w:fill="FAF9F8"/>
+        </w:rPr>
+        <w:t>°</w:t>
       </w:r>
       <w:r>
         <w:rPr>
@@ -1498,7 +1732,25 @@
           <w:szCs w:val="22"/>
           <w:shd w:val="clear" w:color="auto" w:fill="FAF9F8"/>
         </w:rPr>
-        <w:t>n°</w:t>
+        <w:t>n</w:t>
+      </w:r>
+      <w:r>
+        <w:rPr>
+          <w:rFonts w:ascii="Arial" w:hAnsi="Arial" w:cs="Arial"/>
+          <w:sz w:val="22"/>
+          <w:szCs w:val="22"/>
+          <w:shd w:val="clear" w:color="auto" w:fill="FAF9F8"/>
+        </w:rPr>
+        <w:t>.</w:t>
+      </w:r>
+      <w:r>
+        <w:rPr>
+          <w:rFonts w:ascii="Arial" w:hAnsi="Arial" w:cs="Arial"/>
+          <w:sz w:val="22"/>
+          <w:szCs w:val="22"/>
+          <w:shd w:val="clear" w:color="auto" w:fill="FAF9F8"/>
+        </w:rPr>
+        <w:t>°</w:t>
       </w:r>
       <w:r>
         <w:rPr>
@@ -1693,7 +1945,25 @@
           <w:szCs w:val="22"/>
           <w:shd w:val="clear" w:color="auto" w:fill="FAF9F8"/>
         </w:rPr>
-        <w:t>n°</w:t>
+        <w:t>n</w:t>
+      </w:r>
+      <w:r>
+        <w:rPr>
+          <w:rFonts w:ascii="Arial" w:hAnsi="Arial" w:cs="Arial"/>
+          <w:sz w:val="22"/>
+          <w:szCs w:val="22"/>
+          <w:shd w:val="clear" w:color="auto" w:fill="FAF9F8"/>
+        </w:rPr>
+        <w:t>.</w:t>
+      </w:r>
+      <w:r>
+        <w:rPr>
+          <w:rFonts w:ascii="Arial" w:hAnsi="Arial" w:cs="Arial"/>
+          <w:sz w:val="22"/>
+          <w:szCs w:val="22"/>
+          <w:shd w:val="clear" w:color="auto" w:fill="FAF9F8"/>
+        </w:rPr>
+        <w:t>°</w:t>
       </w:r>
       <w:r>
         <w:rPr>
@@ -1740,7 +2010,25 @@
           <w:szCs w:val="22"/>
           <w:shd w:val="clear" w:color="auto" w:fill="FAF9F8"/>
         </w:rPr>
-        <w:t>n°</w:t>
+        <w:t>n</w:t>
+      </w:r>
+      <w:r>
+        <w:rPr>
+          <w:rFonts w:ascii="Arial" w:hAnsi="Arial" w:cs="Arial"/>
+          <w:sz w:val="22"/>
+          <w:szCs w:val="22"/>
+          <w:shd w:val="clear" w:color="auto" w:fill="FAF9F8"/>
+        </w:rPr>
+        <w:t>.</w:t>
+      </w:r>
+      <w:r>
+        <w:rPr>
+          <w:rFonts w:ascii="Arial" w:hAnsi="Arial" w:cs="Arial"/>
+          <w:sz w:val="22"/>
+          <w:szCs w:val="22"/>
+          <w:shd w:val="clear" w:color="auto" w:fill="FAF9F8"/>
+        </w:rPr>
+        <w:t>°</w:t>
       </w:r>
       <w:r>
         <w:rPr>
@@ -2503,7 +2791,23 @@
           <w:sz w:val="22"/>
           <w:szCs w:val="22"/>
         </w:rPr>
-        <w:t xml:space="preserve">.º27037” el importe de S/ </w:t>
+        <w:t>.º</w:t>
+      </w:r>
+      <w:r>
+        <w:rPr>
+          <w:rFonts w:ascii="Arial" w:hAnsi="Arial" w:cs="Arial"/>
+          <w:sz w:val="22"/>
+          <w:szCs w:val="22"/>
+        </w:rPr>
+        <w:t xml:space="preserve"> </w:t>
+      </w:r>
+      <w:r>
+        <w:rPr>
+          <w:rFonts w:ascii="Arial" w:hAnsi="Arial" w:cs="Arial"/>
+          <w:sz w:val="22"/>
+          <w:szCs w:val="22"/>
+        </w:rPr>
+        <w:t xml:space="preserve">27037” el importe de S/ </w:t>
       </w:r>
       <w:r>
         <w:rPr>
@@ -2535,7 +2839,23 @@
           <w:sz w:val="22"/>
           <w:szCs w:val="22"/>
         </w:rPr>
-        <w:t>.º245-99-EF/15</w:t>
+        <w:t>.º</w:t>
+      </w:r>
+      <w:r>
+        <w:rPr>
+          <w:rFonts w:ascii="Arial" w:hAnsi="Arial" w:cs="Arial"/>
+          <w:sz w:val="22"/>
+          <w:szCs w:val="22"/>
+        </w:rPr>
+        <w:t xml:space="preserve"> </w:t>
+      </w:r>
+      <w:r>
+        <w:rPr>
+          <w:rFonts w:ascii="Arial" w:hAnsi="Arial" w:cs="Arial"/>
+          <w:sz w:val="22"/>
+          <w:szCs w:val="22"/>
+        </w:rPr>
+        <w:t>245-99-EF/15</w:t>
       </w:r>
       <w:r>
         <w:rPr>
@@ -2858,7 +3178,23 @@
           <w:sz w:val="22"/>
           <w:szCs w:val="22"/>
         </w:rPr>
-        <w:t>.º245-99-EF/15;</w:t>
+        <w:t>.º</w:t>
+      </w:r>
+      <w:r>
+        <w:rPr>
+          <w:rFonts w:ascii="Arial" w:hAnsi="Arial" w:cs="Arial"/>
+          <w:sz w:val="22"/>
+          <w:szCs w:val="22"/>
+        </w:rPr>
+        <w:t xml:space="preserve"> </w:t>
+      </w:r>
+      <w:r>
+        <w:rPr>
+          <w:rFonts w:ascii="Arial" w:hAnsi="Arial" w:cs="Arial"/>
+          <w:sz w:val="22"/>
+          <w:szCs w:val="22"/>
+        </w:rPr>
+        <w:t>245-99-EF/15;</w:t>
       </w:r>
     </w:p>
     <w:p>
@@ -3013,7 +3349,23 @@
           <w:sz w:val="22"/>
           <w:szCs w:val="22"/>
         </w:rPr>
-        <w:t>, correspondientes a la importación señalada en el considerando anterior, siendo abonados a la “Sub-Cuenta Especial Tesoro Público – D.S. n.º 015-94-EF” el importe de S/ {textoTotReguPECO} en cumplimiento de la Resolución Ministerial n.º107-94-EF/10.</w:t>
+        <w:t>, correspondientes a la importación señalada en el considerando anterior, siendo abonados a la “Sub-Cuenta Especial Tesoro Público – D.S. n.º 015-94-EF” el importe de S/ {textoTotReguPECO} en cumplimiento de la Resolución Ministerial n.º</w:t>
+      </w:r>
+      <w:r>
+        <w:rPr>
+          <w:rFonts w:ascii="Arial" w:hAnsi="Arial" w:cs="Arial"/>
+          <w:sz w:val="22"/>
+          <w:szCs w:val="22"/>
+        </w:rPr>
+        <w:t xml:space="preserve"> </w:t>
+      </w:r>
+      <w:r>
+        <w:rPr>
+          <w:rFonts w:ascii="Arial" w:hAnsi="Arial" w:cs="Arial"/>
+          <w:sz w:val="22"/>
+          <w:szCs w:val="22"/>
+        </w:rPr>
+        <w:t>107-94-EF/10.</w:t>
       </w:r>
     </w:p>
     <w:p>
@@ -3695,7 +4047,25 @@
           <w:sz w:val="22"/>
           <w:szCs w:val="22"/>
         </w:rPr>
-        <w:t xml:space="preserve">Supremo n.º015-94-EF, en el artículo 1° dispone lo siguiente: “El pago de los impuestos que se haya efectuado en la importación de mercancías cuyo destino final sea la zona de selva comprendida en el Convenio de Cooperación Aduanera Peruano - Colombiano, será considerado como un pago a cuenta sujeto a </w:t>
+        <w:t>Supremo n.º</w:t>
+      </w:r>
+      <w:r>
+        <w:rPr>
+          <w:rFonts w:ascii="Arial" w:hAnsi="Arial" w:cs="Arial"/>
+          <w:color w:val="000000" w:themeColor="text1"/>
+          <w:sz w:val="22"/>
+          <w:szCs w:val="22"/>
+        </w:rPr>
+        <w:t xml:space="preserve"> </w:t>
+      </w:r>
+      <w:r>
+        <w:rPr>
+          <w:rFonts w:ascii="Arial" w:hAnsi="Arial" w:cs="Arial"/>
+          <w:color w:val="000000" w:themeColor="text1"/>
+          <w:sz w:val="22"/>
+          <w:szCs w:val="22"/>
+        </w:rPr>
+        <w:t xml:space="preserve">015-94-EF, en el artículo 1° dispone lo siguiente: “El pago de los impuestos que se haya efectuado en la importación de mercancías cuyo destino final sea la zona de selva comprendida en el Convenio de Cooperación Aduanera Peruano - Colombiano, será considerado como un pago a cuenta sujeto a </w:t>
       </w:r>
       <w:r>
         <w:rPr>
@@ -3813,7 +4183,7 @@
           <w:sz w:val="22"/>
           <w:szCs w:val="22"/>
         </w:rPr>
-        <w:t xml:space="preserve">Respecto a la Regularización/ Reconocimiento Físico al amparo de las exoneraciones establecidas mediante Decreto Supremo nº 015-94-EF se verifica que la mercancía de las series {fromDam-rangoSeriesAcogidaSoloPeco} declaradas con TPI 35 en el casillero 7.23 de la DAM, tienen un Ad-valoren de 0%, por lo que no se reporta montó abonado a la Subcuenta Especial del Tesoro Público Decreto Supremo </w:t>
+        <w:t>Respecto a la Regularización/ Reconocimiento Físico al amparo de las exoneraciones establecidas mediante Decreto Supremo n</w:t>
       </w:r>
       <w:r>
         <w:rPr>
@@ -3822,7 +4192,43 @@
           <w:sz w:val="22"/>
           <w:szCs w:val="22"/>
         </w:rPr>
-        <w:t>n°</w:t>
+        <w:t>.</w:t>
+      </w:r>
+      <w:r>
+        <w:rPr>
+          <w:rFonts w:ascii="Arial" w:hAnsi="Arial" w:cs="Arial"/>
+          <w:color w:val="000000" w:themeColor="text1"/>
+          <w:sz w:val="22"/>
+          <w:szCs w:val="22"/>
+        </w:rPr>
+        <w:t xml:space="preserve">º 015-94-EF se verifica que la mercancía de las series {fromDam-rangoSeriesAcogidaSoloPeco} declaradas con TPI 35 en el casillero 7.23 de la DAM, tienen un Ad-valoren de 0%, por lo que no se reporta montó abonado a la Subcuenta Especial del Tesoro Público Decreto Supremo </w:t>
+      </w:r>
+      <w:r>
+        <w:rPr>
+          <w:rFonts w:ascii="Arial" w:hAnsi="Arial" w:cs="Arial"/>
+          <w:color w:val="000000" w:themeColor="text1"/>
+          <w:sz w:val="22"/>
+          <w:szCs w:val="22"/>
+        </w:rPr>
+        <w:t>n</w:t>
+      </w:r>
+      <w:r>
+        <w:rPr>
+          <w:rFonts w:ascii="Arial" w:hAnsi="Arial" w:cs="Arial"/>
+          <w:color w:val="000000" w:themeColor="text1"/>
+          <w:sz w:val="22"/>
+          <w:szCs w:val="22"/>
+        </w:rPr>
+        <w:t>.</w:t>
+      </w:r>
+      <w:r>
+        <w:rPr>
+          <w:rFonts w:ascii="Arial" w:hAnsi="Arial" w:cs="Arial"/>
+          <w:color w:val="000000" w:themeColor="text1"/>
+          <w:sz w:val="22"/>
+          <w:szCs w:val="22"/>
+        </w:rPr>
+        <w:t>°</w:t>
       </w:r>
       <w:r>
         <w:rPr>
@@ -4448,7 +4854,25 @@
           <w:sz w:val="22"/>
           <w:szCs w:val="22"/>
         </w:rPr>
-        <w:t>en virtud de las solicitudes de regularización y confirmación de llegada de mercancías anteriormente indicadas, declara que cumple con los requisitos dispuestos en el artículo 2° del Decreto Supremo n.º103-99-EF – “Reglamento de las Disposiciones Tributarias contenidas en la Ley de Promoción de la Inversión en la Amazonía", tal como se puede evidenciar de la información contenida en el Informe n.º</w:t>
+        <w:t>en virtud de las solicitudes de regularización y confirmación de llegada de mercancías anteriormente indicadas, declara que cumple con los requisitos dispuestos en el artículo 2° del Decreto Supremo n.º</w:t>
+      </w:r>
+      <w:r>
+        <w:rPr>
+          <w:rFonts w:ascii="Arial" w:hAnsi="Arial" w:cs="Arial"/>
+          <w:color w:val="000000" w:themeColor="text1"/>
+          <w:sz w:val="22"/>
+          <w:szCs w:val="22"/>
+        </w:rPr>
+        <w:t xml:space="preserve"> </w:t>
+      </w:r>
+      <w:r>
+        <w:rPr>
+          <w:rFonts w:ascii="Arial" w:hAnsi="Arial" w:cs="Arial"/>
+          <w:color w:val="000000" w:themeColor="text1"/>
+          <w:sz w:val="22"/>
+          <w:szCs w:val="22"/>
+        </w:rPr>
+        <w:t>103-99-EF – “Reglamento de las Disposiciones Tributarias contenidas en la Ley de Promoción de la Inversión en la Amazonía", tal como se puede evidenciar de la información contenida en el Informe n.º</w:t>
       </w:r>
       <w:r>
         <w:rPr>
@@ -5503,7 +5927,25 @@
                 <w:bCs/>
                 <w:color w:val="000000"/>
               </w:rPr>
-              <w:t xml:space="preserve">Empresa de Transportes </w:t>
+              <w:t xml:space="preserve">Empresa de </w:t>
+            </w:r>
+            <w:r>
+              <w:rPr>
+                <w:rFonts w:ascii="Arial" w:eastAsia="Arial" w:hAnsi="Arial" w:cs="Arial"/>
+                <w:b/>
+                <w:bCs/>
+                <w:color w:val="000000"/>
+              </w:rPr>
+              <w:t>t</w:t>
+            </w:r>
+            <w:r>
+              <w:rPr>
+                <w:rFonts w:ascii="Arial" w:eastAsia="Arial" w:hAnsi="Arial" w:cs="Arial"/>
+                <w:b/>
+                <w:bCs/>
+                <w:color w:val="000000"/>
+              </w:rPr>
+              <w:t xml:space="preserve">ransportes </w:t>
             </w:r>
           </w:p>
         </w:tc>
@@ -5689,7 +6131,27 @@
           <w:szCs w:val="20"/>
           <w:lang w:val="es-ES" w:eastAsia="es-ES"/>
         </w:rPr>
-        <w:t>Liquidación de Tributos a devolver:</w:t>
+        <w:t xml:space="preserve">Liquidación de </w:t>
+      </w:r>
+      <w:r>
+        <w:rPr>
+          <w:rFonts w:ascii="Arial" w:eastAsia="Times New Roman" w:hAnsi="Arial" w:cs="Arial"/>
+          <w:b/>
+          <w:sz w:val="20"/>
+          <w:szCs w:val="20"/>
+          <w:lang w:val="es-ES" w:eastAsia="es-ES"/>
+        </w:rPr>
+        <w:t>t</w:t>
+      </w:r>
+      <w:r>
+        <w:rPr>
+          <w:rFonts w:ascii="Arial" w:eastAsia="Times New Roman" w:hAnsi="Arial" w:cs="Arial"/>
+          <w:b/>
+          <w:sz w:val="20"/>
+          <w:szCs w:val="20"/>
+          <w:lang w:val="es-ES" w:eastAsia="es-ES"/>
+        </w:rPr>
+        <w:t>ributos a devolver:</w:t>
       </w:r>
     </w:p>
     <w:p>
@@ -5753,7 +6215,39 @@
           <w:sz w:val="20"/>
           <w:szCs w:val="20"/>
         </w:rPr>
-        <w:t>Se verificó que la mercancía declarada en la DAM y presentada a regularización, se encuentra negociada en el Arancel Común Anexo al Protocolo Modificatorio del Convenio de Cooperación Aduanero Peruano Colombiano con una tasa Libre, por tanto, corresponde su acogimiento a las exoneraciones tributarias previstas en la Tercera Disposición Complementaria de la Ley n. º27037, conforme a lo siguiente:</w:t>
+        <w:t xml:space="preserve">Se verificó que la mercancía declarada en la DAM y presentada a regularización, se encuentra negociada en el Arancel Común Anexo al Protocolo Modificatorio del Convenio de Cooperación Aduanero Peruano Colombiano con una tasa </w:t>
+      </w:r>
+      <w:r>
+        <w:rPr>
+          <w:rFonts w:ascii="Arial" w:hAnsi="Arial" w:cs="Arial"/>
+          <w:sz w:val="20"/>
+          <w:szCs w:val="20"/>
+        </w:rPr>
+        <w:t>l</w:t>
+      </w:r>
+      <w:r>
+        <w:rPr>
+          <w:rFonts w:ascii="Arial" w:hAnsi="Arial" w:cs="Arial"/>
+          <w:sz w:val="20"/>
+          <w:szCs w:val="20"/>
+        </w:rPr>
+        <w:t>ibre, por tanto, corresponde su acogimiento a las exoneraciones tributarias previstas en la Tercera Disposición Complementaria de la Ley n.º</w:t>
+      </w:r>
+      <w:r>
+        <w:rPr>
+          <w:rFonts w:ascii="Arial" w:hAnsi="Arial" w:cs="Arial"/>
+          <w:sz w:val="20"/>
+          <w:szCs w:val="20"/>
+        </w:rPr>
+        <w:t xml:space="preserve"> </w:t>
+      </w:r>
+      <w:r>
+        <w:rPr>
+          <w:rFonts w:ascii="Arial" w:hAnsi="Arial" w:cs="Arial"/>
+          <w:sz w:val="20"/>
+          <w:szCs w:val="20"/>
+        </w:rPr>
+        <w:t>27037, conforme a lo siguiente:</w:t>
       </w:r>
     </w:p>
     <w:p>
@@ -5845,7 +6339,27 @@
           <w:szCs w:val="20"/>
           <w:lang w:val="es-ES" w:eastAsia="es-ES"/>
         </w:rPr>
-        <w:t>Se verificó que lo solicitado a regularización se encuentra negociado en el Arancel Común Anexo al Protocolo Modificatorio del Convenio de Cooperación Aduanero Peruano Colombiano con una tasa Ad/Valorem – Libre:</w:t>
+        <w:t xml:space="preserve">Se verificó que lo solicitado a regularización se encuentra negociado en el Arancel Común Anexo al Protocolo Modificatorio del Convenio de Cooperación Aduanero Peruano Colombiano con una tasa Ad/Valorem – </w:t>
+      </w:r>
+      <w:r>
+        <w:rPr>
+          <w:rFonts w:ascii="Arial" w:eastAsia="Times New Roman" w:hAnsi="Arial" w:cs="Arial"/>
+          <w:color w:val="000000"/>
+          <w:sz w:val="20"/>
+          <w:szCs w:val="20"/>
+          <w:lang w:val="es-ES" w:eastAsia="es-ES"/>
+        </w:rPr>
+        <w:t>l</w:t>
+      </w:r>
+      <w:r>
+        <w:rPr>
+          <w:rFonts w:ascii="Arial" w:eastAsia="Times New Roman" w:hAnsi="Arial" w:cs="Arial"/>
+          <w:color w:val="000000"/>
+          <w:sz w:val="20"/>
+          <w:szCs w:val="20"/>
+          <w:lang w:val="es-ES" w:eastAsia="es-ES"/>
+        </w:rPr>
+        <w:t>ibre:</w:t>
       </w:r>
     </w:p>
     <w:p>
@@ -6234,7 +6748,27 @@
                 <w:sz w:val="22"/>
                 <w:szCs w:val="22"/>
               </w:rPr>
-              <w:t>.º27037</w:t>
+              <w:t>.º</w:t>
+            </w:r>
+            <w:r>
+              <w:rPr>
+                <w:rFonts w:ascii="Arial" w:hAnsi="Arial" w:cs="Arial"/>
+                <w:b/>
+                <w:bCs/>
+                <w:sz w:val="22"/>
+                <w:szCs w:val="22"/>
+              </w:rPr>
+              <w:t xml:space="preserve"> </w:t>
+            </w:r>
+            <w:r>
+              <w:rPr>
+                <w:rFonts w:ascii="Arial" w:hAnsi="Arial" w:cs="Arial"/>
+                <w:b/>
+                <w:bCs/>
+                <w:sz w:val="22"/>
+                <w:szCs w:val="22"/>
+              </w:rPr>
+              <w:t>27037</w:t>
             </w:r>
           </w:p>
         </w:tc>
@@ -8658,7 +9192,63 @@
           <w:rFonts w:ascii="Arial" w:hAnsi="Arial" w:cs="Arial"/>
           <w:color w:val="000000" w:themeColor="text1"/>
         </w:rPr>
-        <w:t>, se establece que la mercancía materia de regularización ha sido objeto de reconocimiento físico dentro del plazo previsto en el artículo 2º de la Resolución Ministerial n.º107-94-EF/10; por lo tanto, corresponde atender las series de la referida DAM solicitadas a regularización toda vez que se  encuentran  negociadas  en  el  Arancel  Común  del Convenio Peruano - Colombiano con una tasa Ad/Valorem – Libre; determinándose que el monto a regularizar en el marco de la Ley N.º27037 es de S/ {textoTotRegu27}.</w:t>
+        <w:t>, se establece que la mercancía materia de regularización ha sido objeto de reconocimiento físico dentro del plazo previsto en el artículo 2º de la Resolución Ministerial n.º</w:t>
+      </w:r>
+      <w:r>
+        <w:rPr>
+          <w:rFonts w:ascii="Arial" w:hAnsi="Arial" w:cs="Arial"/>
+          <w:color w:val="000000" w:themeColor="text1"/>
+        </w:rPr>
+        <w:t xml:space="preserve"> </w:t>
+      </w:r>
+      <w:r>
+        <w:rPr>
+          <w:rFonts w:ascii="Arial" w:hAnsi="Arial" w:cs="Arial"/>
+          <w:color w:val="000000" w:themeColor="text1"/>
+        </w:rPr>
+        <w:t xml:space="preserve">107-94-EF/10; por lo tanto, corresponde atender las series de la referida DAM solicitadas a regularización toda vez que se  encuentran  negociadas  en  el  Arancel  Común  del Convenio Peruano - Colombiano con una tasa Ad/Valorem – </w:t>
+      </w:r>
+      <w:r>
+        <w:rPr>
+          <w:rFonts w:ascii="Arial" w:hAnsi="Arial" w:cs="Arial"/>
+          <w:color w:val="000000" w:themeColor="text1"/>
+        </w:rPr>
+        <w:t>l</w:t>
+      </w:r>
+      <w:r>
+        <w:rPr>
+          <w:rFonts w:ascii="Arial" w:hAnsi="Arial" w:cs="Arial"/>
+          <w:color w:val="000000" w:themeColor="text1"/>
+        </w:rPr>
+        <w:t xml:space="preserve">ibre; determinándose que el monto a regularizar en el marco de la Ley </w:t>
+      </w:r>
+      <w:r>
+        <w:rPr>
+          <w:rFonts w:ascii="Arial" w:hAnsi="Arial" w:cs="Arial"/>
+          <w:color w:val="000000" w:themeColor="text1"/>
+        </w:rPr>
+        <w:t>n</w:t>
+      </w:r>
+      <w:r>
+        <w:rPr>
+          <w:rFonts w:ascii="Arial" w:hAnsi="Arial" w:cs="Arial"/>
+          <w:color w:val="000000" w:themeColor="text1"/>
+        </w:rPr>
+        <w:t>.º</w:t>
+      </w:r>
+      <w:r>
+        <w:rPr>
+          <w:rFonts w:ascii="Arial" w:hAnsi="Arial" w:cs="Arial"/>
+          <w:color w:val="000000" w:themeColor="text1"/>
+        </w:rPr>
+        <w:t xml:space="preserve"> </w:t>
+      </w:r>
+      <w:r>
+        <w:rPr>
+          <w:rFonts w:ascii="Arial" w:hAnsi="Arial" w:cs="Arial"/>
+          <w:color w:val="000000" w:themeColor="text1"/>
+        </w:rPr>
+        <w:t>27037 es de S/ {textoTotRegu27}.</w:t>
       </w:r>
     </w:p>
     <w:p/>
@@ -8855,7 +9445,21 @@
           <w:rFonts w:ascii="Arial" w:hAnsi="Arial" w:cs="Arial"/>
           <w:color w:val="000000" w:themeColor="text1"/>
         </w:rPr>
-        <w:t>, se establece que la mercancía materia de regularización ha sido objeto de reconocimiento físico dentro del plazo previsto en el artículo 2º de la Resolución Ministerial n.º107-94-EF/10; por lo tanto, corresponde atender las series de la referida DAM solicitadas a regularización toda vez que se encuentran negociadas en el Arancel Común del Convenio Peruano - Colombiano con una tasa Ad/Valorem – Libre; asimismo, se debe tener en cuenta lo opinado en el informe n.º 50-2008-SUNAT/2B4000, ratificado mediante Informe n.º 11-2017-SUNAT/340000, donde dice que: “la devolución de los tributos pagados a cuenta, como regularización del despacho de mercancía acogidas estrictamente a los beneficios arancelarios otorgados por el PECO, comprende únicamente los derechos Ad/Valorem cancelados de las mercancías liberadas total o parcialmente por acogimiento del PECO; determinándose que el monto a regularizar en el marco del Decreto Supremo n.º 015-94-EF es de S/ {textoTotReguPECO} y en el marco de la Ley n.º 2703</w:t>
+        <w:t>, se establece que la mercancía materia de regularización ha sido objeto de reconocimiento físico dentro del plazo previsto en el artículo 2º de la Resolución Ministerial n.º</w:t>
+      </w:r>
+      <w:r>
+        <w:rPr>
+          <w:rFonts w:ascii="Arial" w:hAnsi="Arial" w:cs="Arial"/>
+          <w:color w:val="000000" w:themeColor="text1"/>
+        </w:rPr>
+        <w:t xml:space="preserve"> </w:t>
+      </w:r>
+      <w:r>
+        <w:rPr>
+          <w:rFonts w:ascii="Arial" w:hAnsi="Arial" w:cs="Arial"/>
+          <w:color w:val="000000" w:themeColor="text1"/>
+        </w:rPr>
+        <w:t>107-94-EF/10; por lo tanto, corresponde atender las series de la referida DAM solicitadas a regularización toda vez que se encuentran negociadas en el Arancel Común del Convenio Peruano - Colombiano con una tasa Ad/Valorem – Libre; asimismo, se debe tener en cuenta lo opinado en el informe n.º 50-2008-SUNAT/2B4000, ratificado mediante Informe n.º 11-2017-SUNAT/340000, donde dice que: “la devolución de los tributos pagados a cuenta, como regularización del despacho de mercancía acogidas estrictamente a los beneficios arancelarios otorgados por el PECO, comprende únicamente los derechos Ad/Valorem cancelados de las mercancías liberadas total o parcialmente por acogimiento del PECO; determinándose que el monto a regularizar en el marco del Decreto Supremo n.º 015-94-EF es de S/ {textoTotReguPECO} y en el marco de la Ley n.º 2703</w:t>
       </w:r>
       <w:r>
         <w:rPr>
@@ -9005,7 +9609,25 @@
           <w:sz w:val="22"/>
           <w:szCs w:val="22"/>
         </w:rPr>
-        <w:t>, se establece que la mercancía materia de regularización ha sido objeto de reconocimiento físico dentro del plazo previsto en el artículo 2º de la Resolución Ministerial n.º107-94-EF/10; por lo tanto, corresponde atender las series de la referida DAM solicitadas a regularización toda vez que se encuentran negociadas en el Arancel Común del Convenio Peruano - Colombiano con una tasa Ad/Valorem – Libre; asimismo, se debe tener en cuenta lo opinado en el informe n.º 50-2008-SUNAT/2B4000, ratificado mediante Informe n.º 11-2017-SUNAT/340000, donde dice que: “la devolución de los tributos pagados a cuenta, como regularización del despacho de mercancía acogidas estrictamente a los beneficios arancelarios otorgados por el PECO, comprende únicamente los derechos Ad/Valorem cancelados de las mercancías liberadas total o parcialmente por acogimiento del PECO; determinándose que el monto a regularizar en el marco del Decreto Supremo n.º 015-94-EF es de S/ {textoTotReguPECO}</w:t>
+        <w:t>, se establece que la mercancía materia de regularización ha sido objeto de reconocimiento físico dentro del plazo previsto en el artículo 2º de la Resolución Ministerial n.º</w:t>
+      </w:r>
+      <w:r>
+        <w:rPr>
+          <w:rFonts w:ascii="Arial" w:hAnsi="Arial" w:cs="Arial"/>
+          <w:color w:val="000000" w:themeColor="text1"/>
+          <w:sz w:val="22"/>
+          <w:szCs w:val="22"/>
+        </w:rPr>
+        <w:t xml:space="preserve"> </w:t>
+      </w:r>
+      <w:r>
+        <w:rPr>
+          <w:rFonts w:ascii="Arial" w:hAnsi="Arial" w:cs="Arial"/>
+          <w:color w:val="000000" w:themeColor="text1"/>
+          <w:sz w:val="22"/>
+          <w:szCs w:val="22"/>
+        </w:rPr>
+        <w:t>107-94-EF/10; por lo tanto, corresponde atender las series de la referida DAM solicitadas a regularización toda vez que se encuentran negociadas en el Arancel Común del Convenio Peruano - Colombiano con una tasa Ad/Valorem – Libre; asimismo, se debe tener en cuenta lo opinado en el informe n.º 50-2008-SUNAT/2B4000, ratificado mediante Informe n.º 11-2017-SUNAT/340000, donde dice que: “la devolución de los tributos pagados a cuenta, como regularización del despacho de mercancía acogidas estrictamente a los beneficios arancelarios otorgados por el PECO, comprende únicamente los derechos Ad/Valorem cancelados de las mercancías liberadas total o parcialmente por acogimiento del PECO; determinándose que el monto a regularizar en el marco del Decreto Supremo n.º 015-94-EF es de S/ {textoTotReguPECO}</w:t>
       </w:r>
       <w:r>
         <w:rPr>
@@ -9931,7 +10553,23 @@
           <w:sz w:val="22"/>
           <w:szCs w:val="22"/>
         </w:rPr>
-        <w:t xml:space="preserve"> la regularización la DAM n.º {fromDam-numeroDam}, solicitada al amparo del Decreto Supremo N.º 015-94-EF, por los fundamentos expuestos en la presente</w:t>
+        <w:t xml:space="preserve"> la regularización la DAM n.º {fromDam-numeroDam}, solicitada al amparo del Decreto Supremo </w:t>
+      </w:r>
+      <w:r>
+        <w:rPr>
+          <w:rFonts w:ascii="Arial" w:hAnsi="Arial" w:cs="Arial"/>
+          <w:sz w:val="22"/>
+          <w:szCs w:val="22"/>
+        </w:rPr>
+        <w:t>n</w:t>
+      </w:r>
+      <w:r>
+        <w:rPr>
+          <w:rFonts w:ascii="Arial" w:hAnsi="Arial" w:cs="Arial"/>
+          <w:sz w:val="22"/>
+          <w:szCs w:val="22"/>
+        </w:rPr>
+        <w:t>.º 015-94-EF, por los fundamentos expuestos en la presente</w:t>
       </w:r>
       <w:r>
         <w:rPr>
@@ -10708,7 +11346,7 @@
 </file>
 
 <file path=word/numbering.xml><?xml version="1.0" encoding="utf-8"?>
-<w:numbering xmlns:wpc="http://schemas.microsoft.com/office/word/2010/wordprocessingCanvas" xmlns:cx="http://schemas.microsoft.com/office/drawing/2014/chartex" xmlns:cx1="http://schemas.microsoft.com/office/drawing/2015/9/8/chartex" xmlns:cx2="http://schemas.microsoft.com/office/drawing/2015/10/21/chartex" xmlns:cx3="http://schemas.microsoft.com/office/drawing/2016/5/9/chartex" xmlns:cx4="http://schemas.microsoft.com/office/drawing/2016/5/10/chartex" xmlns:cx5="http://schemas.microsoft.com/office/drawing/2016/5/11/chartex" xmlns:cx6="http://schemas.microsoft.com/office/drawing/2016/5/12/chartex" xmlns:cx7="http://schemas.microsoft.com/office/drawing/2016/5/13/chartex" xmlns:cx8="http://schemas.microsoft.com/office/drawing/2016/5/14/chartex" xmlns:mc="http://schemas.openxmlformats.org/markup-compatibility/2006" xmlns:aink="http://schemas.microsoft.com/office/drawing/2016/ink" xmlns:am3d="http://schemas.microsoft.com/office/drawing/2017/model3d" xmlns:o="urn:schemas-microsoft-com:office:office" xmlns:oel="http://schemas.microsoft.com/office/2019/extlst" xmlns:r="http://schemas.openxmlformats.org/officeDocument/2006/relationships" xmlns:m="http://schemas.openxmlformats.org/officeDocument/2006/math" xmlns:v="urn:schemas-microsoft-com:vml" xmlns:wp14="http://schemas.microsoft.com/office/word/2010/wordprocessingDrawing" xmlns:wp="http://schemas.openxmlformats.org/drawingml/2006/wordprocessingDrawing" xmlns:w10="urn:schemas-microsoft-com:office:word" xmlns:w="http://schemas.openxmlformats.org/wordprocessingml/2006/main" xmlns:w14="http://schemas.microsoft.com/office/word/2010/wordml" xmlns:w15="http://schemas.microsoft.com/office/word/2012/wordml" xmlns:w16cex="http://schemas.microsoft.com/office/word/2018/wordml/cex" xmlns:w16cid="http://schemas.microsoft.com/office/word/2016/wordml/cid" xmlns:w16="http://schemas.microsoft.com/office/word/2018/wordml" xmlns:w16sdtdh="http://schemas.microsoft.com/office/word/2020/wordml/sdtdatahash" xmlns:w16se="http://schemas.microsoft.com/office/word/2015/wordml/symex" xmlns:wpg="http://schemas.microsoft.com/office/word/2010/wordprocessingGroup" xmlns:wpi="http://schemas.microsoft.com/office/word/2010/wordprocessingInk" xmlns:wne="http://schemas.microsoft.com/office/word/2006/wordml" xmlns:wps="http://schemas.microsoft.com/office/word/2010/wordprocessingShape" mc:Ignorable="w14 w15 w16se w16cid w16 w16cex w16sdtdh wp14">
+<w:numbering xmlns:wpc="http://schemas.microsoft.com/office/word/2010/wordprocessingCanvas" xmlns:cx="http://schemas.microsoft.com/office/drawing/2014/chartex" xmlns:cx1="http://schemas.microsoft.com/office/drawing/2015/9/8/chartex" xmlns:cx2="http://schemas.microsoft.com/office/drawing/2015/10/21/chartex" xmlns:cx3="http://schemas.microsoft.com/office/drawing/2016/5/9/chartex" xmlns:cx4="http://schemas.microsoft.com/office/drawing/2016/5/10/chartex" xmlns:cx5="http://schemas.microsoft.com/office/drawing/2016/5/11/chartex" xmlns:cx6="http://schemas.microsoft.com/office/drawing/2016/5/12/chartex" xmlns:cx7="http://schemas.microsoft.com/office/drawing/2016/5/13/chartex" xmlns:cx8="http://schemas.microsoft.com/office/drawing/2016/5/14/chartex" xmlns:mc="http://schemas.openxmlformats.org/markup-compatibility/2006" xmlns:aink="http://schemas.microsoft.com/office/drawing/2016/ink" xmlns:am3d="http://schemas.microsoft.com/office/drawing/2017/model3d" xmlns:o="urn:schemas-microsoft-com:office:office" xmlns:oel="http://schemas.microsoft.com/office/2019/extlst" xmlns:r="http://schemas.openxmlformats.org/officeDocument/2006/relationships" xmlns:m="http://schemas.openxmlformats.org/officeDocument/2006/math" xmlns:v="urn:schemas-microsoft-com:vml" xmlns:wp14="http://schemas.microsoft.com/office/word/2010/wordprocessingDrawing" xmlns:wp="http://schemas.openxmlformats.org/drawingml/2006/wordprocessingDrawing" xmlns:w10="urn:schemas-microsoft-com:office:word" xmlns:w="http://schemas.openxmlformats.org/wordprocessingml/2006/main" xmlns:w14="http://schemas.microsoft.com/office/word/2010/wordml" xmlns:w15="http://schemas.microsoft.com/office/word/2012/wordml" xmlns:w16cex="http://schemas.microsoft.com/office/word/2018/wordml/cex" xmlns:w16cid="http://schemas.microsoft.com/office/word/2016/wordml/cid" xmlns:w16="http://schemas.microsoft.com/office/word/2018/wordml" xmlns:w16du="http://schemas.microsoft.com/office/word/2023/wordml/word16du" xmlns:w16sdtdh="http://schemas.microsoft.com/office/word/2020/wordml/sdtdatahash" xmlns:w16se="http://schemas.microsoft.com/office/word/2015/wordml/symex" xmlns:wpg="http://schemas.microsoft.com/office/word/2010/wordprocessingGroup" xmlns:wpi="http://schemas.microsoft.com/office/word/2010/wordprocessingInk" xmlns:wne="http://schemas.microsoft.com/office/word/2006/wordml" xmlns:wps="http://schemas.microsoft.com/office/word/2010/wordprocessingShape" mc:Ignorable="w14 w15 w16se w16cid w16 w16cex w16sdtdh w16du wp14">
   <w:abstractNum w:abstractNumId="0" w15:restartNumberingAfterBreak="0">
     <w:nsid w:val="0F643300"/>
     <w:multiLevelType w:val="hybridMultilevel"/>
@@ -12959,7 +13597,7 @@
 </file>
 
 <file path=word/styles.xml><?xml version="1.0" encoding="utf-8"?>
-<w:styles xmlns:mc="http://schemas.openxmlformats.org/markup-compatibility/2006" xmlns:r="http://schemas.openxmlformats.org/officeDocument/2006/relationships" xmlns:w="http://schemas.openxmlformats.org/wordprocessingml/2006/main" xmlns:w14="http://schemas.microsoft.com/office/word/2010/wordml" xmlns:w15="http://schemas.microsoft.com/office/word/2012/wordml" xmlns:w16cex="http://schemas.microsoft.com/office/word/2018/wordml/cex" xmlns:w16cid="http://schemas.microsoft.com/office/word/2016/wordml/cid" xmlns:w16="http://schemas.microsoft.com/office/word/2018/wordml" xmlns:w16sdtdh="http://schemas.microsoft.com/office/word/2020/wordml/sdtdatahash" xmlns:w16se="http://schemas.microsoft.com/office/word/2015/wordml/symex" mc:Ignorable="w14 w15 w16se w16cid w16 w16cex w16sdtdh">
+<w:styles xmlns:mc="http://schemas.openxmlformats.org/markup-compatibility/2006" xmlns:r="http://schemas.openxmlformats.org/officeDocument/2006/relationships" xmlns:w="http://schemas.openxmlformats.org/wordprocessingml/2006/main" xmlns:w14="http://schemas.microsoft.com/office/word/2010/wordml" xmlns:w15="http://schemas.microsoft.com/office/word/2012/wordml" xmlns:w16cex="http://schemas.microsoft.com/office/word/2018/wordml/cex" xmlns:w16cid="http://schemas.microsoft.com/office/word/2016/wordml/cid" xmlns:w16="http://schemas.microsoft.com/office/word/2018/wordml" xmlns:w16du="http://schemas.microsoft.com/office/word/2023/wordml/word16du" xmlns:w16sdtdh="http://schemas.microsoft.com/office/word/2020/wordml/sdtdatahash" xmlns:w16se="http://schemas.microsoft.com/office/word/2015/wordml/symex" mc:Ignorable="w14 w15 w16se w16cid w16 w16cex w16sdtdh w16du">
   <w:docDefaults>
     <w:rPrDefault>
       <w:rPr>

--- a/recursos/words/semiPlantillaFinalInformeV2NUEVO.docx
+++ b/recursos/words/semiPlantillaFinalInformeV2NUEVO.docx
@@ -1,6 +1,6 @@
 
 <file path=word/document.xml><?xml version="1.0" encoding="utf-8"?>
-<w:document xmlns:wpc="http://schemas.microsoft.com/office/word/2010/wordprocessingCanvas" xmlns:cx="http://schemas.microsoft.com/office/drawing/2014/chartex" xmlns:cx1="http://schemas.microsoft.com/office/drawing/2015/9/8/chartex" xmlns:cx2="http://schemas.microsoft.com/office/drawing/2015/10/21/chartex" xmlns:cx3="http://schemas.microsoft.com/office/drawing/2016/5/9/chartex" xmlns:cx4="http://schemas.microsoft.com/office/drawing/2016/5/10/chartex" xmlns:cx5="http://schemas.microsoft.com/office/drawing/2016/5/11/chartex" xmlns:cx6="http://schemas.microsoft.com/office/drawing/2016/5/12/chartex" xmlns:cx7="http://schemas.microsoft.com/office/drawing/2016/5/13/chartex" xmlns:cx8="http://schemas.microsoft.com/office/drawing/2016/5/14/chartex" xmlns:mc="http://schemas.openxmlformats.org/markup-compatibility/2006" xmlns:aink="http://schemas.microsoft.com/office/drawing/2016/ink" xmlns:am3d="http://schemas.microsoft.com/office/drawing/2017/model3d" xmlns:o="urn:schemas-microsoft-com:office:office" xmlns:oel="http://schemas.microsoft.com/office/2019/extlst" xmlns:r="http://schemas.openxmlformats.org/officeDocument/2006/relationships" xmlns:m="http://schemas.openxmlformats.org/officeDocument/2006/math" xmlns:v="urn:schemas-microsoft-com:vml" xmlns:wp14="http://schemas.microsoft.com/office/word/2010/wordprocessingDrawing" xmlns:wp="http://schemas.openxmlformats.org/drawingml/2006/wordprocessingDrawing" xmlns:w10="urn:schemas-microsoft-com:office:word" xmlns:w="http://schemas.openxmlformats.org/wordprocessingml/2006/main" xmlns:w14="http://schemas.microsoft.com/office/word/2010/wordml" xmlns:w15="http://schemas.microsoft.com/office/word/2012/wordml" xmlns:w16cex="http://schemas.microsoft.com/office/word/2018/wordml/cex" xmlns:w16cid="http://schemas.microsoft.com/office/word/2016/wordml/cid" xmlns:w16="http://schemas.microsoft.com/office/word/2018/wordml" xmlns:w16du="http://schemas.microsoft.com/office/word/2023/wordml/word16du" xmlns:w16sdtdh="http://schemas.microsoft.com/office/word/2020/wordml/sdtdatahash" xmlns:w16se="http://schemas.microsoft.com/office/word/2015/wordml/symex" xmlns:wpg="http://schemas.microsoft.com/office/word/2010/wordprocessingGroup" xmlns:wpi="http://schemas.microsoft.com/office/word/2010/wordprocessingInk" xmlns:wne="http://schemas.microsoft.com/office/word/2006/wordml" xmlns:wps="http://schemas.microsoft.com/office/word/2010/wordprocessingShape" mc:Ignorable="w14 w15 w16se w16cid w16 w16cex w16sdtdh w16du wp14">
+<w:document xmlns:wpc="http://schemas.microsoft.com/office/word/2010/wordprocessingCanvas" xmlns:cx="http://schemas.microsoft.com/office/drawing/2014/chartex" xmlns:cx1="http://schemas.microsoft.com/office/drawing/2015/9/8/chartex" xmlns:cx2="http://schemas.microsoft.com/office/drawing/2015/10/21/chartex" xmlns:cx3="http://schemas.microsoft.com/office/drawing/2016/5/9/chartex" xmlns:cx4="http://schemas.microsoft.com/office/drawing/2016/5/10/chartex" xmlns:cx5="http://schemas.microsoft.com/office/drawing/2016/5/11/chartex" xmlns:cx6="http://schemas.microsoft.com/office/drawing/2016/5/12/chartex" xmlns:cx7="http://schemas.microsoft.com/office/drawing/2016/5/13/chartex" xmlns:cx8="http://schemas.microsoft.com/office/drawing/2016/5/14/chartex" xmlns:mc="http://schemas.openxmlformats.org/markup-compatibility/2006" xmlns:aink="http://schemas.microsoft.com/office/drawing/2016/ink" xmlns:am3d="http://schemas.microsoft.com/office/drawing/2017/model3d" xmlns:o="urn:schemas-microsoft-com:office:office" xmlns:oel="http://schemas.microsoft.com/office/2019/extlst" xmlns:r="http://schemas.openxmlformats.org/officeDocument/2006/relationships" xmlns:m="http://schemas.openxmlformats.org/officeDocument/2006/math" xmlns:v="urn:schemas-microsoft-com:vml" xmlns:wp14="http://schemas.microsoft.com/office/word/2010/wordprocessingDrawing" xmlns:wp="http://schemas.openxmlformats.org/drawingml/2006/wordprocessingDrawing" xmlns:w10="urn:schemas-microsoft-com:office:word" xmlns:w="http://schemas.openxmlformats.org/wordprocessingml/2006/main" xmlns:w14="http://schemas.microsoft.com/office/word/2010/wordml" xmlns:w15="http://schemas.microsoft.com/office/word/2012/wordml" xmlns:w16cex="http://schemas.microsoft.com/office/word/2018/wordml/cex" xmlns:w16cid="http://schemas.microsoft.com/office/word/2016/wordml/cid" xmlns:w16="http://schemas.microsoft.com/office/word/2018/wordml" xmlns:w16sdtdh="http://schemas.microsoft.com/office/word/2020/wordml/sdtdatahash" xmlns:w16se="http://schemas.microsoft.com/office/word/2015/wordml/symex" xmlns:wpg="http://schemas.microsoft.com/office/word/2010/wordprocessingGroup" xmlns:wpi="http://schemas.microsoft.com/office/word/2010/wordprocessingInk" xmlns:wne="http://schemas.microsoft.com/office/word/2006/wordml" xmlns:wps="http://schemas.microsoft.com/office/word/2010/wordprocessingShape" mc:Ignorable="w14 w15 w16se w16cid w16 w16cex w16sdtdh wp14">
   <w:body>
     <w:p>
       <w:pPr>
@@ -425,7 +425,25 @@
           <w:sz w:val="22"/>
           <w:szCs w:val="22"/>
         </w:rPr>
-        <w:t>{fromDam-numeroDam}</w:t>
+        <w:t>{</w:t>
+      </w:r>
+      <w:proofErr w:type="spellStart"/>
+      <w:r>
+        <w:rPr>
+          <w:rFonts w:ascii="Arial" w:hAnsi="Arial" w:cs="Arial"/>
+          <w:sz w:val="22"/>
+          <w:szCs w:val="22"/>
+        </w:rPr>
+        <w:t>fromDam-numeroDam</w:t>
+      </w:r>
+      <w:proofErr w:type="spellEnd"/>
+      <w:r>
+        <w:rPr>
+          <w:rFonts w:ascii="Arial" w:hAnsi="Arial" w:cs="Arial"/>
+          <w:sz w:val="22"/>
+          <w:szCs w:val="22"/>
+        </w:rPr>
+        <w:t>}</w:t>
       </w:r>
       <w:r>
         <w:rPr>
@@ -436,7 +454,31 @@
           <w:sz w:val="22"/>
           <w:szCs w:val="22"/>
         </w:rPr>
-        <w:t>{fromDam-numeroDamRRR}</w:t>
+        <w:t>{</w:t>
+      </w:r>
+      <w:proofErr w:type="spellStart"/>
+      <w:r>
+        <w:rPr>
+          <w:rFonts w:ascii="Arial" w:hAnsi="Arial" w:cs="Arial"/>
+          <w:b/>
+          <w:bCs/>
+          <w:color w:val="FF0000"/>
+          <w:sz w:val="22"/>
+          <w:szCs w:val="22"/>
+        </w:rPr>
+        <w:t>fromDam-numeroDamRRR</w:t>
+      </w:r>
+      <w:proofErr w:type="spellEnd"/>
+      <w:r>
+        <w:rPr>
+          <w:rFonts w:ascii="Arial" w:hAnsi="Arial" w:cs="Arial"/>
+          <w:b/>
+          <w:bCs/>
+          <w:color w:val="FF0000"/>
+          <w:sz w:val="22"/>
+          <w:szCs w:val="22"/>
+        </w:rPr>
+        <w:t>}</w:t>
       </w:r>
       <w:r>
         <w:rPr>
@@ -453,7 +495,27 @@
           <w:szCs w:val="22"/>
           <w:shd w:val="clear" w:color="auto" w:fill="FAF9F8"/>
         </w:rPr>
-        <w:t>{textoVisto}</w:t>
+        <w:t>{</w:t>
+      </w:r>
+      <w:proofErr w:type="spellStart"/>
+      <w:r>
+        <w:rPr>
+          <w:rFonts w:ascii="Arial" w:hAnsi="Arial" w:cs="Arial"/>
+          <w:sz w:val="22"/>
+          <w:szCs w:val="22"/>
+          <w:shd w:val="clear" w:color="auto" w:fill="FAF9F8"/>
+        </w:rPr>
+        <w:t>textoVisto</w:t>
+      </w:r>
+      <w:proofErr w:type="spellEnd"/>
+      <w:r>
+        <w:rPr>
+          <w:rFonts w:ascii="Arial" w:hAnsi="Arial" w:cs="Arial"/>
+          <w:sz w:val="22"/>
+          <w:szCs w:val="22"/>
+          <w:shd w:val="clear" w:color="auto" w:fill="FAF9F8"/>
+        </w:rPr>
+        <w:t>}</w:t>
       </w:r>
       <w:r>
         <w:rPr>
@@ -580,6 +642,7 @@
         </w:rPr>
         <w:t>Ley General de Aduanas, Decreto Legislativo </w:t>
       </w:r>
+      <w:proofErr w:type="spellStart"/>
       <w:r>
         <w:rPr>
           <w:rFonts w:ascii="Arial" w:hAnsi="Arial" w:cs="Arial"/>
@@ -607,6 +670,7 @@
         </w:rPr>
         <w:t>°</w:t>
       </w:r>
+      <w:proofErr w:type="spellEnd"/>
       <w:r>
         <w:rPr>
           <w:rFonts w:ascii="Arial" w:hAnsi="Arial" w:cs="Arial"/>
@@ -645,6 +709,7 @@
         </w:rPr>
         <w:t>Ley </w:t>
       </w:r>
+      <w:proofErr w:type="spellStart"/>
       <w:r>
         <w:rPr>
           <w:rFonts w:ascii="Arial" w:hAnsi="Arial" w:cs="Arial"/>
@@ -672,6 +737,7 @@
         </w:rPr>
         <w:t>°</w:t>
       </w:r>
+      <w:proofErr w:type="spellEnd"/>
       <w:r>
         <w:rPr>
           <w:rFonts w:ascii="Arial" w:hAnsi="Arial" w:cs="Arial"/>
@@ -764,6 +830,7 @@
         </w:rPr>
         <w:t>Decreto Supremo </w:t>
       </w:r>
+      <w:proofErr w:type="spellStart"/>
       <w:r>
         <w:rPr>
           <w:rFonts w:ascii="Arial" w:hAnsi="Arial" w:cs="Arial"/>
@@ -791,6 +858,7 @@
         </w:rPr>
         <w:t>°</w:t>
       </w:r>
+      <w:proofErr w:type="spellEnd"/>
       <w:r>
         <w:rPr>
           <w:rFonts w:ascii="Arial" w:hAnsi="Arial" w:cs="Arial"/>
@@ -829,6 +897,7 @@
         </w:rPr>
         <w:t>Arancel Común Anexo al Protocolo Modificatorio del Convenio de Cooperación Aduanera Peruano-Colombiano de 1938, puesto en vigencia por el Decreto Supremo </w:t>
       </w:r>
+      <w:proofErr w:type="spellStart"/>
       <w:r>
         <w:rPr>
           <w:rFonts w:ascii="Arial" w:hAnsi="Arial" w:cs="Arial"/>
@@ -856,6 +925,7 @@
         </w:rPr>
         <w:t>°</w:t>
       </w:r>
+      <w:proofErr w:type="spellEnd"/>
       <w:r>
         <w:rPr>
           <w:rFonts w:ascii="Arial" w:hAnsi="Arial" w:cs="Arial"/>
@@ -894,6 +964,7 @@
         </w:rPr>
         <w:t>Resolución de Superintendencia </w:t>
       </w:r>
+      <w:proofErr w:type="spellStart"/>
       <w:r>
         <w:rPr>
           <w:rFonts w:ascii="Arial" w:hAnsi="Arial" w:cs="Arial"/>
@@ -921,6 +992,7 @@
         </w:rPr>
         <w:t>°</w:t>
       </w:r>
+      <w:proofErr w:type="spellEnd"/>
       <w:r>
         <w:rPr>
           <w:rFonts w:ascii="Arial" w:hAnsi="Arial" w:cs="Arial"/>
@@ -930,6 +1002,7 @@
         </w:rPr>
         <w:t> 247-2025/SUNAT - Procedimiento Especifico DESPA-PE.01.15 (versión 3) Exoneración del IGV e IPM a la Importación de bienes para el consumo en la Amazonía - Ley </w:t>
       </w:r>
+      <w:proofErr w:type="spellStart"/>
       <w:r>
         <w:rPr>
           <w:rFonts w:ascii="Arial" w:hAnsi="Arial" w:cs="Arial"/>
@@ -957,6 +1030,7 @@
         </w:rPr>
         <w:t>°</w:t>
       </w:r>
+      <w:proofErr w:type="spellEnd"/>
       <w:r>
         <w:rPr>
           <w:rFonts w:ascii="Arial" w:hAnsi="Arial" w:cs="Arial"/>
@@ -990,6 +1064,7 @@
         </w:rPr>
         <w:t>{/</w:t>
       </w:r>
+      <w:proofErr w:type="spellStart"/>
       <w:r>
         <w:rPr>
           <w:rFonts w:ascii="Arial" w:hAnsi="Arial" w:cs="Arial"/>
@@ -997,6 +1072,7 @@
         </w:rPr>
         <w:t>estadoOnlyAMAZONIA</w:t>
       </w:r>
+      <w:proofErr w:type="spellEnd"/>
       <w:r>
         <w:rPr>
           <w:rFonts w:ascii="Arial" w:hAnsi="Arial" w:cs="Arial"/>
@@ -1076,6 +1152,7 @@
         </w:rPr>
         <w:t>Ley General de Aduanas, Decreto Legislativo </w:t>
       </w:r>
+      <w:proofErr w:type="spellStart"/>
       <w:r>
         <w:rPr>
           <w:rFonts w:ascii="Arial" w:hAnsi="Arial" w:cs="Arial"/>
@@ -1103,6 +1180,7 @@
         </w:rPr>
         <w:t>°</w:t>
       </w:r>
+      <w:proofErr w:type="spellEnd"/>
       <w:r>
         <w:rPr>
           <w:rFonts w:ascii="Arial" w:hAnsi="Arial" w:cs="Arial"/>
@@ -1141,6 +1219,7 @@
         </w:rPr>
         <w:t>Ley </w:t>
       </w:r>
+      <w:proofErr w:type="spellStart"/>
       <w:r>
         <w:rPr>
           <w:rFonts w:ascii="Arial" w:hAnsi="Arial" w:cs="Arial"/>
@@ -1168,6 +1247,7 @@
         </w:rPr>
         <w:t>°</w:t>
       </w:r>
+      <w:proofErr w:type="spellEnd"/>
       <w:r>
         <w:rPr>
           <w:rFonts w:ascii="Arial" w:hAnsi="Arial" w:cs="Arial"/>
@@ -1251,6 +1331,7 @@
         </w:rPr>
         <w:t>Decreto Supremo </w:t>
       </w:r>
+      <w:proofErr w:type="spellStart"/>
       <w:r>
         <w:rPr>
           <w:rFonts w:ascii="Arial" w:hAnsi="Arial" w:cs="Arial"/>
@@ -1278,6 +1359,7 @@
         </w:rPr>
         <w:t>°</w:t>
       </w:r>
+      <w:proofErr w:type="spellEnd"/>
       <w:r>
         <w:rPr>
           <w:rFonts w:ascii="Arial" w:hAnsi="Arial" w:cs="Arial"/>
@@ -1317,6 +1399,7 @@
         <w:lastRenderedPageBreak/>
         <w:t>Convenio de Cooperación Aduanera Peruano-Colombiano de 1938 y su Protocolo Modificatorio, aprobado por Resolución Legislativa </w:t>
       </w:r>
+      <w:proofErr w:type="spellStart"/>
       <w:r>
         <w:rPr>
           <w:rFonts w:ascii="Arial" w:hAnsi="Arial" w:cs="Arial"/>
@@ -1333,7 +1416,17 @@
           <w:szCs w:val="22"/>
           <w:shd w:val="clear" w:color="auto" w:fill="FAF9F8"/>
         </w:rPr>
-        <w:t>.° 23254, publicada el 22.05.1981. </w:t>
+        <w:t>.°</w:t>
+      </w:r>
+      <w:proofErr w:type="spellEnd"/>
+      <w:r>
+        <w:rPr>
+          <w:rFonts w:ascii="Arial" w:hAnsi="Arial" w:cs="Arial"/>
+          <w:sz w:val="22"/>
+          <w:szCs w:val="22"/>
+          <w:shd w:val="clear" w:color="auto" w:fill="FAF9F8"/>
+        </w:rPr>
+        <w:t> 23254, publicada el 22.05.1981. </w:t>
       </w:r>
     </w:p>
     <w:p>
@@ -1364,6 +1457,7 @@
         </w:rPr>
         <w:t>Medidas a fin de garantizar el cumplimiento de las obligaciones asumidas por nuestro país en el Convenio de Cooperación Aduanera con Colombia, dictada por Decreto Supremo </w:t>
       </w:r>
+      <w:proofErr w:type="spellStart"/>
       <w:r>
         <w:rPr>
           <w:rFonts w:ascii="Arial" w:hAnsi="Arial" w:cs="Arial"/>
@@ -1380,7 +1474,17 @@
           <w:szCs w:val="22"/>
           <w:shd w:val="clear" w:color="auto" w:fill="FAF9F8"/>
         </w:rPr>
-        <w:t>.° 15-94-EF, publicado el 09.02.1994, y modificatorias. </w:t>
+        <w:t>.°</w:t>
+      </w:r>
+      <w:proofErr w:type="spellEnd"/>
+      <w:r>
+        <w:rPr>
+          <w:rFonts w:ascii="Arial" w:hAnsi="Arial" w:cs="Arial"/>
+          <w:sz w:val="22"/>
+          <w:szCs w:val="22"/>
+          <w:shd w:val="clear" w:color="auto" w:fill="FAF9F8"/>
+        </w:rPr>
+        <w:t> 15-94-EF, publicado el 09.02.1994, y modificatorias. </w:t>
       </w:r>
     </w:p>
     <w:p>
@@ -1411,6 +1515,7 @@
         </w:rPr>
         <w:t>Arancel Común Anexo al Protocolo Modificatorio del Convenio de Cooperación Aduanera Peruano-Colombiano de 1938, puesto en vigencia por el Decreto Supremo </w:t>
       </w:r>
+      <w:proofErr w:type="spellStart"/>
       <w:r>
         <w:rPr>
           <w:rFonts w:ascii="Arial" w:hAnsi="Arial" w:cs="Arial"/>
@@ -1438,6 +1543,7 @@
         </w:rPr>
         <w:t>°</w:t>
       </w:r>
+      <w:proofErr w:type="spellEnd"/>
       <w:r>
         <w:rPr>
           <w:rFonts w:ascii="Arial" w:hAnsi="Arial" w:cs="Arial"/>
@@ -1476,6 +1582,7 @@
         </w:rPr>
         <w:t>Resolución de Superintendencia </w:t>
       </w:r>
+      <w:proofErr w:type="spellStart"/>
       <w:r>
         <w:rPr>
           <w:rFonts w:ascii="Arial" w:hAnsi="Arial" w:cs="Arial"/>
@@ -1503,6 +1610,7 @@
         </w:rPr>
         <w:t>°</w:t>
       </w:r>
+      <w:proofErr w:type="spellEnd"/>
       <w:r>
         <w:rPr>
           <w:rFonts w:ascii="Arial" w:hAnsi="Arial" w:cs="Arial"/>
@@ -1512,6 +1620,7 @@
         </w:rPr>
         <w:t> 247-2025/SUNAT - Procedimiento Especifico DESPA-PE.01.15 (versión 3) Exoneración del IGV e IPM a la Importación de bienes para el consumo en la Amazonía - Ley </w:t>
       </w:r>
+      <w:proofErr w:type="spellStart"/>
       <w:r>
         <w:rPr>
           <w:rFonts w:ascii="Arial" w:hAnsi="Arial" w:cs="Arial"/>
@@ -1539,6 +1648,7 @@
         </w:rPr>
         <w:t>°</w:t>
       </w:r>
+      <w:proofErr w:type="spellEnd"/>
       <w:r>
         <w:rPr>
           <w:rFonts w:ascii="Arial" w:hAnsi="Arial" w:cs="Arial"/>
@@ -1577,6 +1687,7 @@
         </w:rPr>
         <w:t>Resolución de Superintendencia </w:t>
       </w:r>
+      <w:proofErr w:type="spellStart"/>
       <w:r>
         <w:rPr>
           <w:rFonts w:ascii="Arial" w:hAnsi="Arial" w:cs="Arial"/>
@@ -1604,6 +1715,7 @@
         </w:rPr>
         <w:t>°</w:t>
       </w:r>
+      <w:proofErr w:type="spellEnd"/>
       <w:r>
         <w:rPr>
           <w:rFonts w:ascii="Arial" w:hAnsi="Arial" w:cs="Arial"/>
@@ -1637,6 +1749,7 @@
         </w:rPr>
         <w:t>{/</w:t>
       </w:r>
+      <w:proofErr w:type="spellStart"/>
       <w:r>
         <w:rPr>
           <w:rFonts w:ascii="Arial" w:hAnsi="Arial" w:cs="Arial"/>
@@ -1645,6 +1758,7 @@
         </w:rPr>
         <w:t>estadoPECOyAMAZONIA</w:t>
       </w:r>
+      <w:proofErr w:type="spellEnd"/>
       <w:r>
         <w:rPr>
           <w:rFonts w:ascii="Arial" w:hAnsi="Arial" w:cs="Arial"/>
@@ -1725,6 +1839,7 @@
         </w:rPr>
         <w:t xml:space="preserve">Ley General de Aduanas, Decreto Legislativo </w:t>
       </w:r>
+      <w:proofErr w:type="spellStart"/>
       <w:r>
         <w:rPr>
           <w:rFonts w:ascii="Arial" w:hAnsi="Arial" w:cs="Arial"/>
@@ -1752,6 +1867,7 @@
         </w:rPr>
         <w:t>°</w:t>
       </w:r>
+      <w:proofErr w:type="spellEnd"/>
       <w:r>
         <w:rPr>
           <w:rFonts w:ascii="Arial" w:hAnsi="Arial" w:cs="Arial"/>
@@ -1808,6 +1924,7 @@
         </w:rPr>
         <w:t xml:space="preserve">de Cooperación Aduanera Peruano-Colombiano de 1938 y su Protocolo Modificatorio, aprobado por Resolución Legislativa </w:t>
       </w:r>
+      <w:proofErr w:type="spellStart"/>
       <w:r>
         <w:rPr>
           <w:rFonts w:ascii="Arial" w:hAnsi="Arial" w:cs="Arial"/>
@@ -1824,7 +1941,17 @@
           <w:szCs w:val="22"/>
           <w:shd w:val="clear" w:color="auto" w:fill="FAF9F8"/>
         </w:rPr>
-        <w:t>.° 23254, publicada el 22.05.1981</w:t>
+        <w:t>.°</w:t>
+      </w:r>
+      <w:proofErr w:type="spellEnd"/>
+      <w:r>
+        <w:rPr>
+          <w:rFonts w:ascii="Arial" w:hAnsi="Arial" w:cs="Arial"/>
+          <w:sz w:val="22"/>
+          <w:szCs w:val="22"/>
+          <w:shd w:val="clear" w:color="auto" w:fill="FAF9F8"/>
+        </w:rPr>
+        <w:t xml:space="preserve"> 23254, publicada el 22.05.1981</w:t>
       </w:r>
       <w:r>
         <w:rPr>
@@ -1882,6 +2009,7 @@
         </w:rPr>
         <w:t xml:space="preserve">a fin de garantizar el cumplimiento de las obligaciones asumidas por nuestro país en el Convenio de Cooperación Aduanera con Colombia, dictada por Decreto Supremo </w:t>
       </w:r>
+      <w:proofErr w:type="spellStart"/>
       <w:r>
         <w:rPr>
           <w:rFonts w:ascii="Arial" w:hAnsi="Arial" w:cs="Arial"/>
@@ -1898,7 +2026,17 @@
           <w:szCs w:val="22"/>
           <w:shd w:val="clear" w:color="auto" w:fill="FAF9F8"/>
         </w:rPr>
-        <w:t>.° 15-94-EF, publicado el 09.02.1994, y modificatorias.</w:t>
+        <w:t>.°</w:t>
+      </w:r>
+      <w:proofErr w:type="spellEnd"/>
+      <w:r>
+        <w:rPr>
+          <w:rFonts w:ascii="Arial" w:hAnsi="Arial" w:cs="Arial"/>
+          <w:sz w:val="22"/>
+          <w:szCs w:val="22"/>
+          <w:shd w:val="clear" w:color="auto" w:fill="FAF9F8"/>
+        </w:rPr>
+        <w:t xml:space="preserve"> 15-94-EF, publicado el 09.02.1994, y modificatorias.</w:t>
       </w:r>
     </w:p>
     <w:p>
@@ -1938,6 +2076,7 @@
         </w:rPr>
         <w:t xml:space="preserve">Común Anexo al Protocolo Modificatorio del Convenio de Cooperación Aduanera Peruano-Colombiano de 1938, puesto en vigencia por el Decreto Supremo </w:t>
       </w:r>
+      <w:proofErr w:type="spellStart"/>
       <w:r>
         <w:rPr>
           <w:rFonts w:ascii="Arial" w:hAnsi="Arial" w:cs="Arial"/>
@@ -1965,6 +2104,7 @@
         </w:rPr>
         <w:t>°</w:t>
       </w:r>
+      <w:proofErr w:type="spellEnd"/>
       <w:r>
         <w:rPr>
           <w:rFonts w:ascii="Arial" w:hAnsi="Arial" w:cs="Arial"/>
@@ -2003,6 +2143,7 @@
         </w:rPr>
         <w:t xml:space="preserve">Resolución Superintendencia </w:t>
       </w:r>
+      <w:proofErr w:type="spellStart"/>
       <w:r>
         <w:rPr>
           <w:rFonts w:ascii="Arial" w:hAnsi="Arial" w:cs="Arial"/>
@@ -2030,6 +2171,7 @@
         </w:rPr>
         <w:t>°</w:t>
       </w:r>
+      <w:proofErr w:type="spellEnd"/>
       <w:r>
         <w:rPr>
           <w:rFonts w:ascii="Arial" w:hAnsi="Arial" w:cs="Arial"/>
@@ -2063,6 +2205,7 @@
         </w:rPr>
         <w:t>{/</w:t>
       </w:r>
+      <w:proofErr w:type="spellStart"/>
       <w:r>
         <w:rPr>
           <w:rFonts w:ascii="Arial" w:hAnsi="Arial" w:cs="Arial"/>
@@ -2072,6 +2215,7 @@
         </w:rPr>
         <w:t>estadoOnlyPECO</w:t>
       </w:r>
+      <w:proofErr w:type="spellEnd"/>
       <w:r>
         <w:rPr>
           <w:rFonts w:ascii="Arial" w:hAnsi="Arial" w:cs="Arial"/>
@@ -2178,8 +2322,9 @@
           <w:sz w:val="22"/>
           <w:szCs w:val="22"/>
         </w:rPr>
-        <w:t>{fromDam-fechaNumeracion</w:t>
-      </w:r>
+        <w:t>{</w:t>
+      </w:r>
+      <w:proofErr w:type="spellStart"/>
       <w:r>
         <w:rPr>
           <w:rFonts w:ascii="Arial" w:hAnsi="Arial" w:cs="Arial"/>
@@ -2189,7 +2334,7 @@
           <w:sz w:val="22"/>
           <w:szCs w:val="22"/>
         </w:rPr>
-        <w:t>RRR</w:t>
+        <w:t>fromDam-fechaNumeracion</w:t>
       </w:r>
       <w:r>
         <w:rPr>
@@ -2200,64 +2345,9 @@
           <w:sz w:val="22"/>
           <w:szCs w:val="22"/>
         </w:rPr>
-        <w:t>}</w:t>
-      </w:r>
-      <w:r>
-        <w:rPr>
-          <w:rFonts w:ascii="Arial" w:hAnsi="Arial" w:cs="Arial"/>
-          <w:sz w:val="22"/>
-          <w:szCs w:val="22"/>
-        </w:rPr>
-        <w:t>{</w:t>
-      </w:r>
-      <w:r>
-        <w:rPr>
-          <w:rFonts w:ascii="Arial" w:hAnsi="Arial" w:cs="Arial"/>
-          <w:sz w:val="22"/>
-          <w:szCs w:val="22"/>
-        </w:rPr>
-        <w:t>fromDam-fechaNumeracion</w:t>
-      </w:r>
-      <w:r>
-        <w:rPr>
-          <w:rFonts w:ascii="Arial" w:hAnsi="Arial" w:cs="Arial"/>
-          <w:sz w:val="22"/>
-          <w:szCs w:val="22"/>
-        </w:rPr>
-        <w:t>}</w:t>
-      </w:r>
-      <w:r>
-        <w:rPr>
-          <w:rFonts w:ascii="Arial" w:hAnsi="Arial" w:cs="Arial"/>
-          <w:sz w:val="22"/>
-          <w:szCs w:val="22"/>
-        </w:rPr>
-        <w:t xml:space="preserve">, </w:t>
-      </w:r>
-      <w:r>
-        <w:rPr>
-          <w:rFonts w:ascii="Arial" w:hAnsi="Arial" w:cs="Arial"/>
-          <w:sz w:val="22"/>
-          <w:szCs w:val="22"/>
-        </w:rPr>
-        <w:t>{</w:t>
-      </w:r>
-      <w:r>
-        <w:rPr>
-          <w:rFonts w:ascii="Arial" w:hAnsi="Arial" w:cs="Arial"/>
-          <w:sz w:val="22"/>
-          <w:szCs w:val="22"/>
-        </w:rPr>
-        <w:t>fromDam-agenteAduana</w:t>
-      </w:r>
-      <w:r>
-        <w:rPr>
-          <w:rFonts w:ascii="Arial" w:hAnsi="Arial" w:cs="Arial"/>
-          <w:sz w:val="22"/>
-          <w:szCs w:val="22"/>
-        </w:rPr>
-        <w:t>}</w:t>
-      </w:r>
+        <w:t>RRR</w:t>
+      </w:r>
+      <w:proofErr w:type="spellEnd"/>
       <w:r>
         <w:rPr>
           <w:rFonts w:ascii="Arial" w:hAnsi="Arial" w:cs="Arial"/>
@@ -2267,23 +2357,67 @@
           <w:sz w:val="22"/>
           <w:szCs w:val="22"/>
         </w:rPr>
-        <w:t xml:space="preserve">{fromDam-agenteAduanaRRR} </w:t>
-      </w:r>
-      <w:r>
-        <w:rPr>
-          <w:rFonts w:ascii="Arial" w:hAnsi="Arial" w:cs="Arial"/>
-          <w:sz w:val="22"/>
-          <w:szCs w:val="22"/>
-        </w:rPr>
-        <w:t xml:space="preserve">en representación de su comitente </w:t>
-      </w:r>
-      <w:r>
-        <w:rPr>
-          <w:rFonts w:ascii="Arial" w:hAnsi="Arial" w:cs="Arial"/>
-          <w:sz w:val="22"/>
-          <w:szCs w:val="22"/>
-        </w:rPr>
-        <w:t>{fromDam-nombreEmpresa}</w:t>
+        <w:t>}</w:t>
+      </w:r>
+      <w:r>
+        <w:rPr>
+          <w:rFonts w:ascii="Arial" w:hAnsi="Arial" w:cs="Arial"/>
+          <w:sz w:val="22"/>
+          <w:szCs w:val="22"/>
+        </w:rPr>
+        <w:t>{</w:t>
+      </w:r>
+      <w:proofErr w:type="spellStart"/>
+      <w:r>
+        <w:rPr>
+          <w:rFonts w:ascii="Arial" w:hAnsi="Arial" w:cs="Arial"/>
+          <w:sz w:val="22"/>
+          <w:szCs w:val="22"/>
+        </w:rPr>
+        <w:t>fromDam-fechaNumeracion</w:t>
+      </w:r>
+      <w:proofErr w:type="spellEnd"/>
+      <w:r>
+        <w:rPr>
+          <w:rFonts w:ascii="Arial" w:hAnsi="Arial" w:cs="Arial"/>
+          <w:sz w:val="22"/>
+          <w:szCs w:val="22"/>
+        </w:rPr>
+        <w:t>}</w:t>
+      </w:r>
+      <w:r>
+        <w:rPr>
+          <w:rFonts w:ascii="Arial" w:hAnsi="Arial" w:cs="Arial"/>
+          <w:sz w:val="22"/>
+          <w:szCs w:val="22"/>
+        </w:rPr>
+        <w:t xml:space="preserve">, </w:t>
+      </w:r>
+      <w:r>
+        <w:rPr>
+          <w:rFonts w:ascii="Arial" w:hAnsi="Arial" w:cs="Arial"/>
+          <w:sz w:val="22"/>
+          <w:szCs w:val="22"/>
+        </w:rPr>
+        <w:t>{</w:t>
+      </w:r>
+      <w:proofErr w:type="spellStart"/>
+      <w:r>
+        <w:rPr>
+          <w:rFonts w:ascii="Arial" w:hAnsi="Arial" w:cs="Arial"/>
+          <w:sz w:val="22"/>
+          <w:szCs w:val="22"/>
+        </w:rPr>
+        <w:t>fromDam-agenteAduana</w:t>
+      </w:r>
+      <w:proofErr w:type="spellEnd"/>
+      <w:r>
+        <w:rPr>
+          <w:rFonts w:ascii="Arial" w:hAnsi="Arial" w:cs="Arial"/>
+          <w:sz w:val="22"/>
+          <w:szCs w:val="22"/>
+        </w:rPr>
+        <w:t>}</w:t>
       </w:r>
       <w:r>
         <w:rPr>
@@ -2294,50 +2428,9 @@
           <w:sz w:val="22"/>
           <w:szCs w:val="22"/>
         </w:rPr>
-        <w:t>{fromDam-nombreEmpresaRRR}</w:t>
-      </w:r>
-      <w:r>
-        <w:rPr>
-          <w:rFonts w:ascii="Arial" w:hAnsi="Arial" w:cs="Arial"/>
-          <w:color w:val="000000" w:themeColor="text1"/>
-          <w:sz w:val="22"/>
-          <w:szCs w:val="22"/>
-        </w:rPr>
-        <w:t>,</w:t>
-      </w:r>
-      <w:r>
-        <w:rPr>
-          <w:rFonts w:ascii="Arial" w:hAnsi="Arial" w:cs="Arial"/>
-          <w:color w:val="FF0000"/>
-          <w:sz w:val="22"/>
-          <w:szCs w:val="22"/>
-        </w:rPr>
-        <w:t xml:space="preserve"> </w:t>
-      </w:r>
-      <w:r>
-        <w:rPr>
-          <w:rFonts w:ascii="Arial" w:hAnsi="Arial" w:cs="Arial"/>
-          <w:sz w:val="22"/>
-          <w:szCs w:val="22"/>
-        </w:rPr>
-        <w:t>numeró en la</w:t>
-      </w:r>
-      <w:r>
-        <w:rPr>
-          <w:rFonts w:ascii="Arial" w:hAnsi="Arial" w:cs="Arial"/>
-          <w:sz w:val="22"/>
-          <w:szCs w:val="22"/>
-        </w:rPr>
-        <w:t xml:space="preserve"> </w:t>
-      </w:r>
-      <w:r>
-        <w:rPr>
-          <w:rFonts w:ascii="Arial" w:hAnsi="Arial" w:cs="Arial"/>
-          <w:sz w:val="22"/>
-          <w:szCs w:val="22"/>
-        </w:rPr>
-        <w:t>{fromDam-aduanaNumeracion}</w:t>
-      </w:r>
+        <w:t>{</w:t>
+      </w:r>
+      <w:proofErr w:type="spellStart"/>
       <w:r>
         <w:rPr>
           <w:rFonts w:ascii="Arial" w:hAnsi="Arial" w:cs="Arial"/>
@@ -2347,56 +2440,9 @@
           <w:sz w:val="22"/>
           <w:szCs w:val="22"/>
         </w:rPr>
-        <w:t>{fromDam-aduanaNumeracionRRR}</w:t>
-      </w:r>
-      <w:r>
-        <w:rPr>
-          <w:rFonts w:ascii="Arial" w:hAnsi="Arial" w:cs="Arial"/>
-          <w:color w:val="FF0000"/>
-          <w:sz w:val="22"/>
-          <w:szCs w:val="22"/>
-        </w:rPr>
-        <w:t xml:space="preserve"> </w:t>
-      </w:r>
-      <w:r>
-        <w:rPr>
-          <w:rFonts w:ascii="Arial" w:hAnsi="Arial" w:cs="Arial"/>
-          <w:sz w:val="22"/>
-          <w:szCs w:val="22"/>
-        </w:rPr>
-        <w:t xml:space="preserve">la DAM </w:t>
-      </w:r>
-      <w:r>
-        <w:rPr>
-          <w:rFonts w:ascii="Arial" w:hAnsi="Arial" w:cs="Arial"/>
-          <w:sz w:val="22"/>
-          <w:szCs w:val="22"/>
-        </w:rPr>
-        <w:t>n</w:t>
-      </w:r>
-      <w:r>
-        <w:rPr>
-          <w:rFonts w:ascii="Arial" w:hAnsi="Arial" w:cs="Arial"/>
-          <w:sz w:val="22"/>
-          <w:szCs w:val="22"/>
-        </w:rPr>
-        <w:t>.º</w:t>
-      </w:r>
-      <w:r>
-        <w:rPr>
-          <w:sz w:val="22"/>
-          <w:szCs w:val="22"/>
-        </w:rPr>
-        <w:t xml:space="preserve"> </w:t>
-      </w:r>
-      <w:r>
-        <w:rPr>
-          <w:rFonts w:ascii="Arial" w:hAnsi="Arial" w:cs="Arial"/>
-          <w:sz w:val="22"/>
-          <w:szCs w:val="22"/>
-        </w:rPr>
-        <w:t>{fromDam-numeroDam}</w:t>
-      </w:r>
+        <w:t>fromDam-agenteAduanaRRR</w:t>
+      </w:r>
+      <w:proofErr w:type="spellEnd"/>
       <w:r>
         <w:rPr>
           <w:rFonts w:ascii="Arial" w:hAnsi="Arial" w:cs="Arial"/>
@@ -2406,23 +2452,41 @@
           <w:sz w:val="22"/>
           <w:szCs w:val="22"/>
         </w:rPr>
-        <w:t>{fromDam-numeroDamRRR}</w:t>
-      </w:r>
-      <w:r>
-        <w:rPr>
-          <w:rFonts w:ascii="Arial" w:hAnsi="Arial" w:cs="Arial"/>
-          <w:sz w:val="22"/>
-          <w:szCs w:val="22"/>
-        </w:rPr>
-        <w:t xml:space="preserve"> nacionalizando </w:t>
-      </w:r>
-      <w:r>
-        <w:rPr>
-          <w:rFonts w:ascii="Arial" w:hAnsi="Arial" w:cs="Arial"/>
-          <w:sz w:val="22"/>
-          <w:szCs w:val="22"/>
-        </w:rPr>
-        <w:t>{fromDam-cantBultosTexto}</w:t>
+        <w:t xml:space="preserve">} </w:t>
+      </w:r>
+      <w:r>
+        <w:rPr>
+          <w:rFonts w:ascii="Arial" w:hAnsi="Arial" w:cs="Arial"/>
+          <w:sz w:val="22"/>
+          <w:szCs w:val="22"/>
+        </w:rPr>
+        <w:t xml:space="preserve">en representación de su comitente </w:t>
+      </w:r>
+      <w:r>
+        <w:rPr>
+          <w:rFonts w:ascii="Arial" w:hAnsi="Arial" w:cs="Arial"/>
+          <w:sz w:val="22"/>
+          <w:szCs w:val="22"/>
+        </w:rPr>
+        <w:t>{</w:t>
+      </w:r>
+      <w:proofErr w:type="spellStart"/>
+      <w:r>
+        <w:rPr>
+          <w:rFonts w:ascii="Arial" w:hAnsi="Arial" w:cs="Arial"/>
+          <w:sz w:val="22"/>
+          <w:szCs w:val="22"/>
+        </w:rPr>
+        <w:t>fromDam-nombreEmpresa</w:t>
+      </w:r>
+      <w:proofErr w:type="spellEnd"/>
+      <w:r>
+        <w:rPr>
+          <w:rFonts w:ascii="Arial" w:hAnsi="Arial" w:cs="Arial"/>
+          <w:sz w:val="22"/>
+          <w:szCs w:val="22"/>
+        </w:rPr>
+        <w:t>}</w:t>
       </w:r>
       <w:r>
         <w:rPr>
@@ -2433,40 +2497,9 @@
           <w:sz w:val="22"/>
           <w:szCs w:val="22"/>
         </w:rPr>
-        <w:t xml:space="preserve">{fromDam-cantBultosTextoRRR} </w:t>
-      </w:r>
-      <w:r>
-        <w:rPr>
-          <w:rFonts w:ascii="Arial" w:hAnsi="Arial" w:cs="Arial"/>
-          <w:sz w:val="22"/>
-          <w:szCs w:val="22"/>
-        </w:rPr>
-        <w:t>(</w:t>
-      </w:r>
-      <w:r>
-        <w:rPr>
-          <w:rFonts w:ascii="Arial" w:hAnsi="Arial" w:cs="Arial"/>
-          <w:sz w:val="22"/>
-          <w:szCs w:val="22"/>
-        </w:rPr>
-        <w:t>{fromDam-cantBultosNumero}</w:t>
-      </w:r>
-      <w:r>
-        <w:rPr>
-          <w:rFonts w:ascii="Arial" w:hAnsi="Arial" w:cs="Arial"/>
-          <w:sz w:val="22"/>
-          <w:szCs w:val="22"/>
-        </w:rPr>
-        <w:t xml:space="preserve">) bultos conteniendo </w:t>
-      </w:r>
-      <w:r>
-        <w:rPr>
-          <w:rFonts w:ascii="Arial" w:hAnsi="Arial" w:cs="Arial"/>
-          <w:sz w:val="22"/>
-          <w:szCs w:val="22"/>
-        </w:rPr>
-        <w:t>{fromDam-descripcionMerca}</w:t>
-      </w:r>
+        <w:t>{</w:t>
+      </w:r>
+      <w:proofErr w:type="spellStart"/>
       <w:r>
         <w:rPr>
           <w:rFonts w:ascii="Arial" w:hAnsi="Arial" w:cs="Arial"/>
@@ -2476,8 +2509,9 @@
           <w:sz w:val="22"/>
           <w:szCs w:val="22"/>
         </w:rPr>
-        <w:t>{from</w:t>
-      </w:r>
+        <w:t>fromDam-nombreEmpresaRRR</w:t>
+      </w:r>
+      <w:proofErr w:type="spellEnd"/>
       <w:r>
         <w:rPr>
           <w:rFonts w:ascii="Arial" w:hAnsi="Arial" w:cs="Arial"/>
@@ -2487,7 +2521,67 @@
           <w:sz w:val="22"/>
           <w:szCs w:val="22"/>
         </w:rPr>
-        <w:t>D</w:t>
+        <w:t>}</w:t>
+      </w:r>
+      <w:r>
+        <w:rPr>
+          <w:rFonts w:ascii="Arial" w:hAnsi="Arial" w:cs="Arial"/>
+          <w:color w:val="000000" w:themeColor="text1"/>
+          <w:sz w:val="22"/>
+          <w:szCs w:val="22"/>
+        </w:rPr>
+        <w:t>,</w:t>
+      </w:r>
+      <w:r>
+        <w:rPr>
+          <w:rFonts w:ascii="Arial" w:hAnsi="Arial" w:cs="Arial"/>
+          <w:color w:val="FF0000"/>
+          <w:sz w:val="22"/>
+          <w:szCs w:val="22"/>
+        </w:rPr>
+        <w:t xml:space="preserve"> </w:t>
+      </w:r>
+      <w:r>
+        <w:rPr>
+          <w:rFonts w:ascii="Arial" w:hAnsi="Arial" w:cs="Arial"/>
+          <w:sz w:val="22"/>
+          <w:szCs w:val="22"/>
+        </w:rPr>
+        <w:t>numeró en la</w:t>
+      </w:r>
+      <w:r>
+        <w:rPr>
+          <w:rFonts w:ascii="Arial" w:hAnsi="Arial" w:cs="Arial"/>
+          <w:sz w:val="22"/>
+          <w:szCs w:val="22"/>
+        </w:rPr>
+        <w:t xml:space="preserve"> </w:t>
+      </w:r>
+      <w:r>
+        <w:rPr>
+          <w:rFonts w:ascii="Arial" w:hAnsi="Arial" w:cs="Arial"/>
+          <w:sz w:val="22"/>
+          <w:szCs w:val="22"/>
+        </w:rPr>
+        <w:t>{</w:t>
+      </w:r>
+      <w:proofErr w:type="spellStart"/>
+      <w:r>
+        <w:rPr>
+          <w:rFonts w:ascii="Arial" w:hAnsi="Arial" w:cs="Arial"/>
+          <w:sz w:val="22"/>
+          <w:szCs w:val="22"/>
+        </w:rPr>
+        <w:t>fromDam-aduanaNumeracion</w:t>
+      </w:r>
+      <w:proofErr w:type="spellEnd"/>
+      <w:r>
+        <w:rPr>
+          <w:rFonts w:ascii="Arial" w:hAnsi="Arial" w:cs="Arial"/>
+          <w:sz w:val="22"/>
+          <w:szCs w:val="22"/>
+        </w:rPr>
+        <w:t>}</w:t>
       </w:r>
       <w:r>
         <w:rPr>
@@ -2498,8 +2592,9 @@
           <w:sz w:val="22"/>
           <w:szCs w:val="22"/>
         </w:rPr>
-        <w:t>am-descripcion</w:t>
-      </w:r>
+        <w:t>{</w:t>
+      </w:r>
+      <w:proofErr w:type="spellStart"/>
       <w:r>
         <w:rPr>
           <w:rFonts w:ascii="Arial" w:hAnsi="Arial" w:cs="Arial"/>
@@ -2509,8 +2604,9 @@
           <w:sz w:val="22"/>
           <w:szCs w:val="22"/>
         </w:rPr>
-        <w:t>M</w:t>
-      </w:r>
+        <w:t>fromDam-aduanaNumeracionRRR</w:t>
+      </w:r>
+      <w:proofErr w:type="spellEnd"/>
       <w:r>
         <w:rPr>
           <w:rFonts w:ascii="Arial" w:hAnsi="Arial" w:cs="Arial"/>
@@ -2520,7 +2616,73 @@
           <w:sz w:val="22"/>
           <w:szCs w:val="22"/>
         </w:rPr>
-        <w:t>erca</w:t>
+        <w:t>}</w:t>
+      </w:r>
+      <w:r>
+        <w:rPr>
+          <w:rFonts w:ascii="Arial" w:hAnsi="Arial" w:cs="Arial"/>
+          <w:color w:val="FF0000"/>
+          <w:sz w:val="22"/>
+          <w:szCs w:val="22"/>
+        </w:rPr>
+        <w:t xml:space="preserve"> </w:t>
+      </w:r>
+      <w:r>
+        <w:rPr>
+          <w:rFonts w:ascii="Arial" w:hAnsi="Arial" w:cs="Arial"/>
+          <w:sz w:val="22"/>
+          <w:szCs w:val="22"/>
+        </w:rPr>
+        <w:t xml:space="preserve">la DAM </w:t>
+      </w:r>
+      <w:r>
+        <w:rPr>
+          <w:rFonts w:ascii="Arial" w:hAnsi="Arial" w:cs="Arial"/>
+          <w:sz w:val="22"/>
+          <w:szCs w:val="22"/>
+        </w:rPr>
+        <w:t>n</w:t>
+      </w:r>
+      <w:r>
+        <w:rPr>
+          <w:rFonts w:ascii="Arial" w:hAnsi="Arial" w:cs="Arial"/>
+          <w:sz w:val="22"/>
+          <w:szCs w:val="22"/>
+        </w:rPr>
+        <w:t>.º</w:t>
+      </w:r>
+      <w:r>
+        <w:rPr>
+          <w:sz w:val="22"/>
+          <w:szCs w:val="22"/>
+        </w:rPr>
+        <w:t xml:space="preserve"> </w:t>
+      </w:r>
+      <w:r>
+        <w:rPr>
+          <w:rFonts w:ascii="Arial" w:hAnsi="Arial" w:cs="Arial"/>
+          <w:sz w:val="22"/>
+          <w:szCs w:val="22"/>
+        </w:rPr>
+        <w:t>{</w:t>
+      </w:r>
+      <w:proofErr w:type="spellStart"/>
+      <w:r>
+        <w:rPr>
+          <w:rFonts w:ascii="Arial" w:hAnsi="Arial" w:cs="Arial"/>
+          <w:sz w:val="22"/>
+          <w:szCs w:val="22"/>
+        </w:rPr>
+        <w:t>fromDam-numeroDam</w:t>
+      </w:r>
+      <w:proofErr w:type="spellEnd"/>
+      <w:r>
+        <w:rPr>
+          <w:rFonts w:ascii="Arial" w:hAnsi="Arial" w:cs="Arial"/>
+          <w:sz w:val="22"/>
+          <w:szCs w:val="22"/>
+        </w:rPr>
+        <w:t>}</w:t>
       </w:r>
       <w:r>
         <w:rPr>
@@ -2531,8 +2693,9 @@
           <w:sz w:val="22"/>
           <w:szCs w:val="22"/>
         </w:rPr>
-        <w:t>RRR</w:t>
-      </w:r>
+        <w:t>{</w:t>
+      </w:r>
+      <w:proofErr w:type="spellStart"/>
       <w:r>
         <w:rPr>
           <w:rFonts w:ascii="Arial" w:hAnsi="Arial" w:cs="Arial"/>
@@ -2542,24 +2705,9 @@
           <w:sz w:val="22"/>
           <w:szCs w:val="22"/>
         </w:rPr>
-        <w:t>}</w:t>
-      </w:r>
-      <w:r>
-        <w:rPr>
-          <w:rFonts w:ascii="Arial" w:hAnsi="Arial" w:cs="Arial"/>
-          <w:sz w:val="22"/>
-          <w:szCs w:val="22"/>
-        </w:rPr>
-        <w:t xml:space="preserve">; según lo declarado en DAM; con destino final la jurisdicción de la Intendencia de la Aduana de Pucallpa, para cuyos efectos consignó en las series </w:t>
-      </w:r>
-      <w:r>
-        <w:rPr>
-          <w:rFonts w:ascii="Arial" w:hAnsi="Arial" w:cs="Arial"/>
-          <w:sz w:val="22"/>
-          <w:szCs w:val="22"/>
-        </w:rPr>
-        <w:t>{fromDam-rangoSeriesAcogida}</w:t>
-      </w:r>
+        <w:t>fromDam-numeroDamRRR</w:t>
+      </w:r>
+      <w:proofErr w:type="spellEnd"/>
       <w:r>
         <w:rPr>
           <w:rFonts w:ascii="Arial" w:hAnsi="Arial" w:cs="Arial"/>
@@ -2569,7 +2717,303 @@
           <w:sz w:val="22"/>
           <w:szCs w:val="22"/>
         </w:rPr>
-        <w:t xml:space="preserve">{fromDam-rangoSeriesAcogidaRRR} </w:t>
+        <w:t>}</w:t>
+      </w:r>
+      <w:r>
+        <w:rPr>
+          <w:rFonts w:ascii="Arial" w:hAnsi="Arial" w:cs="Arial"/>
+          <w:sz w:val="22"/>
+          <w:szCs w:val="22"/>
+        </w:rPr>
+        <w:t xml:space="preserve"> nacionalizando </w:t>
+      </w:r>
+      <w:r>
+        <w:rPr>
+          <w:rFonts w:ascii="Arial" w:hAnsi="Arial" w:cs="Arial"/>
+          <w:sz w:val="22"/>
+          <w:szCs w:val="22"/>
+        </w:rPr>
+        <w:t>{</w:t>
+      </w:r>
+      <w:proofErr w:type="spellStart"/>
+      <w:r>
+        <w:rPr>
+          <w:rFonts w:ascii="Arial" w:hAnsi="Arial" w:cs="Arial"/>
+          <w:sz w:val="22"/>
+          <w:szCs w:val="22"/>
+        </w:rPr>
+        <w:t>fromDam-cantBultosTexto</w:t>
+      </w:r>
+      <w:proofErr w:type="spellEnd"/>
+      <w:r>
+        <w:rPr>
+          <w:rFonts w:ascii="Arial" w:hAnsi="Arial" w:cs="Arial"/>
+          <w:sz w:val="22"/>
+          <w:szCs w:val="22"/>
+        </w:rPr>
+        <w:t>}</w:t>
+      </w:r>
+      <w:r>
+        <w:rPr>
+          <w:rFonts w:ascii="Arial" w:hAnsi="Arial" w:cs="Arial"/>
+          <w:b/>
+          <w:bCs/>
+          <w:color w:val="FF0000"/>
+          <w:sz w:val="22"/>
+          <w:szCs w:val="22"/>
+        </w:rPr>
+        <w:t>{</w:t>
+      </w:r>
+      <w:proofErr w:type="spellStart"/>
+      <w:r>
+        <w:rPr>
+          <w:rFonts w:ascii="Arial" w:hAnsi="Arial" w:cs="Arial"/>
+          <w:b/>
+          <w:bCs/>
+          <w:color w:val="FF0000"/>
+          <w:sz w:val="22"/>
+          <w:szCs w:val="22"/>
+        </w:rPr>
+        <w:t>fromDam-cantBultosTextoRRR</w:t>
+      </w:r>
+      <w:proofErr w:type="spellEnd"/>
+      <w:r>
+        <w:rPr>
+          <w:rFonts w:ascii="Arial" w:hAnsi="Arial" w:cs="Arial"/>
+          <w:b/>
+          <w:bCs/>
+          <w:color w:val="FF0000"/>
+          <w:sz w:val="22"/>
+          <w:szCs w:val="22"/>
+        </w:rPr>
+        <w:t xml:space="preserve">} </w:t>
+      </w:r>
+      <w:r>
+        <w:rPr>
+          <w:rFonts w:ascii="Arial" w:hAnsi="Arial" w:cs="Arial"/>
+          <w:sz w:val="22"/>
+          <w:szCs w:val="22"/>
+        </w:rPr>
+        <w:t>(</w:t>
+      </w:r>
+      <w:r>
+        <w:rPr>
+          <w:rFonts w:ascii="Arial" w:hAnsi="Arial" w:cs="Arial"/>
+          <w:sz w:val="22"/>
+          <w:szCs w:val="22"/>
+        </w:rPr>
+        <w:t>{</w:t>
+      </w:r>
+      <w:proofErr w:type="spellStart"/>
+      <w:r>
+        <w:rPr>
+          <w:rFonts w:ascii="Arial" w:hAnsi="Arial" w:cs="Arial"/>
+          <w:sz w:val="22"/>
+          <w:szCs w:val="22"/>
+        </w:rPr>
+        <w:t>fromDam-cantBultosNumero</w:t>
+      </w:r>
+      <w:proofErr w:type="spellEnd"/>
+      <w:r>
+        <w:rPr>
+          <w:rFonts w:ascii="Arial" w:hAnsi="Arial" w:cs="Arial"/>
+          <w:sz w:val="22"/>
+          <w:szCs w:val="22"/>
+        </w:rPr>
+        <w:t>}</w:t>
+      </w:r>
+      <w:r>
+        <w:rPr>
+          <w:rFonts w:ascii="Arial" w:hAnsi="Arial" w:cs="Arial"/>
+          <w:sz w:val="22"/>
+          <w:szCs w:val="22"/>
+        </w:rPr>
+        <w:t xml:space="preserve">) bultos conteniendo </w:t>
+      </w:r>
+      <w:r>
+        <w:rPr>
+          <w:rFonts w:ascii="Arial" w:hAnsi="Arial" w:cs="Arial"/>
+          <w:sz w:val="22"/>
+          <w:szCs w:val="22"/>
+        </w:rPr>
+        <w:t>{</w:t>
+      </w:r>
+      <w:proofErr w:type="spellStart"/>
+      <w:r>
+        <w:rPr>
+          <w:rFonts w:ascii="Arial" w:hAnsi="Arial" w:cs="Arial"/>
+          <w:sz w:val="22"/>
+          <w:szCs w:val="22"/>
+        </w:rPr>
+        <w:t>fromDam-descripcionMerca</w:t>
+      </w:r>
+      <w:proofErr w:type="spellEnd"/>
+      <w:r>
+        <w:rPr>
+          <w:rFonts w:ascii="Arial" w:hAnsi="Arial" w:cs="Arial"/>
+          <w:sz w:val="22"/>
+          <w:szCs w:val="22"/>
+        </w:rPr>
+        <w:t>}</w:t>
+      </w:r>
+      <w:r>
+        <w:rPr>
+          <w:rFonts w:ascii="Arial" w:hAnsi="Arial" w:cs="Arial"/>
+          <w:b/>
+          <w:bCs/>
+          <w:color w:val="FF0000"/>
+          <w:sz w:val="22"/>
+          <w:szCs w:val="22"/>
+        </w:rPr>
+        <w:t>{</w:t>
+      </w:r>
+      <w:proofErr w:type="spellStart"/>
+      <w:r>
+        <w:rPr>
+          <w:rFonts w:ascii="Arial" w:hAnsi="Arial" w:cs="Arial"/>
+          <w:b/>
+          <w:bCs/>
+          <w:color w:val="FF0000"/>
+          <w:sz w:val="22"/>
+          <w:szCs w:val="22"/>
+        </w:rPr>
+        <w:t>from</w:t>
+      </w:r>
+      <w:r>
+        <w:rPr>
+          <w:rFonts w:ascii="Arial" w:hAnsi="Arial" w:cs="Arial"/>
+          <w:b/>
+          <w:bCs/>
+          <w:color w:val="FF0000"/>
+          <w:sz w:val="22"/>
+          <w:szCs w:val="22"/>
+        </w:rPr>
+        <w:t>D</w:t>
+      </w:r>
+      <w:r>
+        <w:rPr>
+          <w:rFonts w:ascii="Arial" w:hAnsi="Arial" w:cs="Arial"/>
+          <w:b/>
+          <w:bCs/>
+          <w:color w:val="FF0000"/>
+          <w:sz w:val="22"/>
+          <w:szCs w:val="22"/>
+        </w:rPr>
+        <w:t>am-descripcion</w:t>
+      </w:r>
+      <w:r>
+        <w:rPr>
+          <w:rFonts w:ascii="Arial" w:hAnsi="Arial" w:cs="Arial"/>
+          <w:b/>
+          <w:bCs/>
+          <w:color w:val="FF0000"/>
+          <w:sz w:val="22"/>
+          <w:szCs w:val="22"/>
+        </w:rPr>
+        <w:t>M</w:t>
+      </w:r>
+      <w:r>
+        <w:rPr>
+          <w:rFonts w:ascii="Arial" w:hAnsi="Arial" w:cs="Arial"/>
+          <w:b/>
+          <w:bCs/>
+          <w:color w:val="FF0000"/>
+          <w:sz w:val="22"/>
+          <w:szCs w:val="22"/>
+        </w:rPr>
+        <w:t>erca</w:t>
+      </w:r>
+      <w:r>
+        <w:rPr>
+          <w:rFonts w:ascii="Arial" w:hAnsi="Arial" w:cs="Arial"/>
+          <w:b/>
+          <w:bCs/>
+          <w:color w:val="FF0000"/>
+          <w:sz w:val="22"/>
+          <w:szCs w:val="22"/>
+        </w:rPr>
+        <w:t>RRR</w:t>
+      </w:r>
+      <w:proofErr w:type="spellEnd"/>
+      <w:r>
+        <w:rPr>
+          <w:rFonts w:ascii="Arial" w:hAnsi="Arial" w:cs="Arial"/>
+          <w:b/>
+          <w:bCs/>
+          <w:color w:val="FF0000"/>
+          <w:sz w:val="22"/>
+          <w:szCs w:val="22"/>
+        </w:rPr>
+        <w:t>}</w:t>
+      </w:r>
+      <w:r>
+        <w:rPr>
+          <w:rFonts w:ascii="Arial" w:hAnsi="Arial" w:cs="Arial"/>
+          <w:sz w:val="22"/>
+          <w:szCs w:val="22"/>
+        </w:rPr>
+        <w:t xml:space="preserve">; según lo declarado en DAM; con destino final la jurisdicción de la Intendencia de la Aduana de Pucallpa, para cuyos efectos consignó en las series </w:t>
+      </w:r>
+      <w:r>
+        <w:rPr>
+          <w:rFonts w:ascii="Arial" w:hAnsi="Arial" w:cs="Arial"/>
+          <w:sz w:val="22"/>
+          <w:szCs w:val="22"/>
+        </w:rPr>
+        <w:t>{</w:t>
+      </w:r>
+      <w:proofErr w:type="spellStart"/>
+      <w:r>
+        <w:rPr>
+          <w:rFonts w:ascii="Arial" w:hAnsi="Arial" w:cs="Arial"/>
+          <w:sz w:val="22"/>
+          <w:szCs w:val="22"/>
+        </w:rPr>
+        <w:t>fromDam-rangoSeriesAcogida</w:t>
+      </w:r>
+      <w:proofErr w:type="spellEnd"/>
+      <w:r>
+        <w:rPr>
+          <w:rFonts w:ascii="Arial" w:hAnsi="Arial" w:cs="Arial"/>
+          <w:sz w:val="22"/>
+          <w:szCs w:val="22"/>
+        </w:rPr>
+        <w:t>}</w:t>
+      </w:r>
+      <w:r>
+        <w:rPr>
+          <w:rFonts w:ascii="Arial" w:hAnsi="Arial" w:cs="Arial"/>
+          <w:b/>
+          <w:bCs/>
+          <w:color w:val="FF0000"/>
+          <w:sz w:val="22"/>
+          <w:szCs w:val="22"/>
+        </w:rPr>
+        <w:t>{</w:t>
+      </w:r>
+      <w:proofErr w:type="spellStart"/>
+      <w:r>
+        <w:rPr>
+          <w:rFonts w:ascii="Arial" w:hAnsi="Arial" w:cs="Arial"/>
+          <w:b/>
+          <w:bCs/>
+          <w:color w:val="FF0000"/>
+          <w:sz w:val="22"/>
+          <w:szCs w:val="22"/>
+        </w:rPr>
+        <w:t>fromDam-rangoSeriesAcogidaRRR</w:t>
+      </w:r>
+      <w:proofErr w:type="spellEnd"/>
+      <w:r>
+        <w:rPr>
+          <w:rFonts w:ascii="Arial" w:hAnsi="Arial" w:cs="Arial"/>
+          <w:b/>
+          <w:bCs/>
+          <w:color w:val="FF0000"/>
+          <w:sz w:val="22"/>
+          <w:szCs w:val="22"/>
+        </w:rPr>
+        <w:t xml:space="preserve">} </w:t>
       </w:r>
       <w:r>
         <w:rPr>
@@ -2682,6 +3126,7 @@
           <w:shd w:val="clear" w:color="auto" w:fill="FAF9F8"/>
         </w:rPr>
       </w:pPr>
+      <w:proofErr w:type="spellStart"/>
       <w:r>
         <w:rPr>
           <w:rFonts w:ascii="Arial" w:hAnsi="Arial" w:cs="Arial"/>
@@ -2691,6 +3136,7 @@
         </w:rPr>
         <w:t>El</w:t>
       </w:r>
+      <w:proofErr w:type="spellEnd"/>
       <w:r>
         <w:rPr>
           <w:rFonts w:ascii="Arial" w:hAnsi="Arial" w:cs="Arial"/>
@@ -2904,6 +3350,7 @@
         </w:rPr>
         <w:t>{/</w:t>
       </w:r>
+      <w:proofErr w:type="spellStart"/>
       <w:r>
         <w:rPr>
           <w:rFonts w:ascii="Arial" w:hAnsi="Arial" w:cs="Arial"/>
@@ -2912,6 +3359,7 @@
         </w:rPr>
         <w:t>estadoOnlyAMAZONIA</w:t>
       </w:r>
+      <w:proofErr w:type="spellEnd"/>
       <w:r>
         <w:rPr>
           <w:rFonts w:ascii="Arial" w:hAnsi="Arial" w:cs="Arial"/>
@@ -2974,6 +3422,7 @@
           <w:szCs w:val="22"/>
         </w:rPr>
       </w:pPr>
+      <w:proofErr w:type="spellStart"/>
       <w:r>
         <w:rPr>
           <w:rFonts w:ascii="Arial" w:hAnsi="Arial" w:cs="Arial"/>
@@ -2981,7 +3430,17 @@
           <w:szCs w:val="22"/>
           <w:shd w:val="clear" w:color="auto" w:fill="FAF9F8"/>
         </w:rPr>
-        <w:t xml:space="preserve">El </w:t>
+        <w:t>El</w:t>
+      </w:r>
+      <w:proofErr w:type="spellEnd"/>
+      <w:r>
+        <w:rPr>
+          <w:rFonts w:ascii="Arial" w:hAnsi="Arial" w:cs="Arial"/>
+          <w:sz w:val="22"/>
+          <w:szCs w:val="22"/>
+          <w:shd w:val="clear" w:color="auto" w:fill="FAF9F8"/>
+        </w:rPr>
+        <w:t xml:space="preserve"> </w:t>
       </w:r>
       <w:r>
         <w:rPr>
@@ -3100,6 +3559,7 @@
         </w:rPr>
         <w:t xml:space="preserve"> {</w:t>
       </w:r>
+      <w:proofErr w:type="spellStart"/>
       <w:r>
         <w:rPr>
           <w:rFonts w:ascii="Arial" w:hAnsi="Arial" w:cs="Arial"/>
@@ -3108,6 +3568,7 @@
         </w:rPr>
         <w:t>textoTotReguPECO</w:t>
       </w:r>
+      <w:proofErr w:type="spellEnd"/>
       <w:r>
         <w:rPr>
           <w:rFonts w:ascii="Arial" w:hAnsi="Arial" w:cs="Arial"/>
@@ -3235,6 +3696,7 @@
         </w:rPr>
         <w:t>{/</w:t>
       </w:r>
+      <w:proofErr w:type="spellStart"/>
       <w:r>
         <w:rPr>
           <w:rFonts w:ascii="Arial" w:hAnsi="Arial" w:cs="Arial"/>
@@ -3243,6 +3705,7 @@
         </w:rPr>
         <w:t>estadoPECOyAMAZONIA</w:t>
       </w:r>
+      <w:proofErr w:type="spellEnd"/>
       <w:r>
         <w:rPr>
           <w:rFonts w:ascii="Arial" w:hAnsi="Arial" w:cs="Arial"/>
@@ -3290,13 +3753,23 @@
           <w:shd w:val="clear" w:color="auto" w:fill="FAF9F8"/>
         </w:rPr>
       </w:pPr>
-      <w:r>
-        <w:rPr>
-          <w:rFonts w:ascii="Arial" w:hAnsi="Arial" w:cs="Arial"/>
-          <w:sz w:val="22"/>
-          <w:szCs w:val="22"/>
-        </w:rPr>
-        <w:t>El {fromDam-fechaCancelacionTributos}</w:t>
+      <w:proofErr w:type="spellStart"/>
+      <w:r>
+        <w:rPr>
+          <w:rFonts w:ascii="Arial" w:hAnsi="Arial" w:cs="Arial"/>
+          <w:sz w:val="22"/>
+          <w:szCs w:val="22"/>
+        </w:rPr>
+        <w:t>El</w:t>
+      </w:r>
+      <w:proofErr w:type="spellEnd"/>
+      <w:r>
+        <w:rPr>
+          <w:rFonts w:ascii="Arial" w:hAnsi="Arial" w:cs="Arial"/>
+          <w:sz w:val="22"/>
+          <w:szCs w:val="22"/>
+        </w:rPr>
+        <w:t xml:space="preserve"> {fromDam-fechaCancelacionTributos}</w:t>
       </w:r>
       <w:r>
         <w:rPr>
@@ -3349,7 +3822,25 @@
           <w:sz w:val="22"/>
           <w:szCs w:val="22"/>
         </w:rPr>
-        <w:t>, correspondientes a la importación señalada en el considerando anterior, siendo abonados a la “Sub-Cuenta Especial Tesoro Público – D.S. n.º 015-94-EF” el importe de S/ {textoTotReguPECO} en cumplimiento de la Resolución Ministerial n.º</w:t>
+        <w:t>, correspondientes a la importación señalada en el considerando anterior, siendo abonados a la “Sub-Cuenta Especial Tesoro Público – D.S. n.º 015-94-EF” el importe de S/ {</w:t>
+      </w:r>
+      <w:proofErr w:type="spellStart"/>
+      <w:r>
+        <w:rPr>
+          <w:rFonts w:ascii="Arial" w:hAnsi="Arial" w:cs="Arial"/>
+          <w:sz w:val="22"/>
+          <w:szCs w:val="22"/>
+        </w:rPr>
+        <w:t>textoTotReguPECO</w:t>
+      </w:r>
+      <w:proofErr w:type="spellEnd"/>
+      <w:r>
+        <w:rPr>
+          <w:rFonts w:ascii="Arial" w:hAnsi="Arial" w:cs="Arial"/>
+          <w:sz w:val="22"/>
+          <w:szCs w:val="22"/>
+        </w:rPr>
+        <w:t>} en cumplimiento de la Resolución Ministerial n.º</w:t>
       </w:r>
       <w:r>
         <w:rPr>
@@ -3404,7 +3895,25 @@
           <w:sz w:val="22"/>
           <w:szCs w:val="22"/>
         </w:rPr>
-        <w:t>{/estadoOnlyPECO}</w:t>
+        <w:t>{/</w:t>
+      </w:r>
+      <w:proofErr w:type="spellStart"/>
+      <w:r>
+        <w:rPr>
+          <w:rFonts w:ascii="Arial" w:hAnsi="Arial" w:cs="Arial"/>
+          <w:sz w:val="22"/>
+          <w:szCs w:val="22"/>
+        </w:rPr>
+        <w:t>estadoOnlyPECO</w:t>
+      </w:r>
+      <w:proofErr w:type="spellEnd"/>
+      <w:r>
+        <w:rPr>
+          <w:rFonts w:ascii="Arial" w:hAnsi="Arial" w:cs="Arial"/>
+          <w:sz w:val="22"/>
+          <w:szCs w:val="22"/>
+        </w:rPr>
+        <w:t>}</w:t>
       </w:r>
     </w:p>
     <w:p>
@@ -3595,7 +4104,25 @@
           <w:sz w:val="22"/>
           <w:szCs w:val="22"/>
         </w:rPr>
-        <w:t>{fromDam-nombreEmpresa}</w:t>
+        <w:t>{</w:t>
+      </w:r>
+      <w:proofErr w:type="spellStart"/>
+      <w:r>
+        <w:rPr>
+          <w:rFonts w:ascii="Arial" w:hAnsi="Arial" w:cs="Arial"/>
+          <w:sz w:val="22"/>
+          <w:szCs w:val="22"/>
+        </w:rPr>
+        <w:t>fromDam-nombreEmpresa</w:t>
+      </w:r>
+      <w:proofErr w:type="spellEnd"/>
+      <w:r>
+        <w:rPr>
+          <w:rFonts w:ascii="Arial" w:hAnsi="Arial" w:cs="Arial"/>
+          <w:sz w:val="22"/>
+          <w:szCs w:val="22"/>
+        </w:rPr>
+        <w:t>}</w:t>
       </w:r>
       <w:r>
         <w:rPr>
@@ -3606,79 +4133,9 @@
           <w:sz w:val="22"/>
           <w:szCs w:val="22"/>
         </w:rPr>
-        <w:t>{fromDam-nombreEmpresaRRR}</w:t>
-      </w:r>
-      <w:r>
-        <w:rPr>
-          <w:rFonts w:ascii="Arial" w:hAnsi="Arial" w:cs="Arial"/>
-          <w:sz w:val="22"/>
-          <w:szCs w:val="22"/>
-        </w:rPr>
-        <w:t xml:space="preserve">, </w:t>
-      </w:r>
-      <w:r>
-        <w:rPr>
-          <w:rFonts w:ascii="Arial" w:hAnsi="Arial" w:cs="Arial"/>
-          <w:sz w:val="22"/>
-          <w:szCs w:val="22"/>
-        </w:rPr>
         <w:t>{</w:t>
       </w:r>
-      <w:r>
-        <w:rPr>
-          <w:rFonts w:ascii="Arial" w:hAnsi="Arial" w:cs="Arial"/>
-          <w:sz w:val="22"/>
-          <w:szCs w:val="22"/>
-        </w:rPr>
-        <w:t>textoSolReg02</w:t>
-      </w:r>
-      <w:r>
-        <w:rPr>
-          <w:rFonts w:ascii="Arial" w:hAnsi="Arial" w:cs="Arial"/>
-          <w:sz w:val="22"/>
-          <w:szCs w:val="22"/>
-        </w:rPr>
-        <w:t>}</w:t>
-      </w:r>
-      <w:r>
-        <w:rPr>
-          <w:rFonts w:ascii="Arial" w:hAnsi="Arial" w:cs="Arial"/>
-          <w:sz w:val="22"/>
-          <w:szCs w:val="22"/>
-        </w:rPr>
-        <w:t xml:space="preserve">; y, con confirmación de llegada </w:t>
-      </w:r>
-      <w:r>
-        <w:rPr>
-          <w:rFonts w:ascii="Arial" w:hAnsi="Arial" w:cs="Arial"/>
-          <w:sz w:val="22"/>
-          <w:szCs w:val="22"/>
-        </w:rPr>
-        <w:t>n</w:t>
-      </w:r>
-      <w:r>
-        <w:rPr>
-          <w:rFonts w:ascii="Arial" w:hAnsi="Arial" w:cs="Arial"/>
-          <w:sz w:val="22"/>
-          <w:szCs w:val="22"/>
-        </w:rPr>
-        <w:t>.º</w:t>
-      </w:r>
-      <w:r>
-        <w:rPr>
-          <w:sz w:val="22"/>
-          <w:szCs w:val="22"/>
-        </w:rPr>
-        <w:t xml:space="preserve"> </w:t>
-      </w:r>
-      <w:r>
-        <w:rPr>
-          <w:rFonts w:ascii="Arial" w:hAnsi="Arial" w:cs="Arial"/>
-          <w:sz w:val="22"/>
-          <w:szCs w:val="22"/>
-        </w:rPr>
-        <w:t>{cuadroPedoAmazonia-numeroConfirmacion}</w:t>
-      </w:r>
+      <w:proofErr w:type="spellStart"/>
       <w:r>
         <w:rPr>
           <w:rFonts w:ascii="Arial" w:hAnsi="Arial" w:cs="Arial"/>
@@ -3688,15 +4145,119 @@
           <w:sz w:val="22"/>
           <w:szCs w:val="22"/>
         </w:rPr>
+        <w:t>fromDam-nombreEmpresaRRR</w:t>
+      </w:r>
+      <w:proofErr w:type="spellEnd"/>
+      <w:r>
+        <w:rPr>
+          <w:rFonts w:ascii="Arial" w:hAnsi="Arial" w:cs="Arial"/>
+          <w:b/>
+          <w:bCs/>
+          <w:color w:val="FF0000"/>
+          <w:sz w:val="22"/>
+          <w:szCs w:val="22"/>
+        </w:rPr>
+        <w:t>}</w:t>
+      </w:r>
+      <w:r>
+        <w:rPr>
+          <w:rFonts w:ascii="Arial" w:hAnsi="Arial" w:cs="Arial"/>
+          <w:sz w:val="22"/>
+          <w:szCs w:val="22"/>
+        </w:rPr>
+        <w:t xml:space="preserve">, </w:t>
+      </w:r>
+      <w:r>
+        <w:rPr>
+          <w:rFonts w:ascii="Arial" w:hAnsi="Arial" w:cs="Arial"/>
+          <w:sz w:val="22"/>
+          <w:szCs w:val="22"/>
+        </w:rPr>
+        <w:t>{</w:t>
+      </w:r>
+      <w:r>
+        <w:rPr>
+          <w:rFonts w:ascii="Arial" w:hAnsi="Arial" w:cs="Arial"/>
+          <w:sz w:val="22"/>
+          <w:szCs w:val="22"/>
+        </w:rPr>
+        <w:t>textoSolReg02</w:t>
+      </w:r>
+      <w:r>
+        <w:rPr>
+          <w:rFonts w:ascii="Arial" w:hAnsi="Arial" w:cs="Arial"/>
+          <w:sz w:val="22"/>
+          <w:szCs w:val="22"/>
+        </w:rPr>
+        <w:t>}</w:t>
+      </w:r>
+      <w:r>
+        <w:rPr>
+          <w:rFonts w:ascii="Arial" w:hAnsi="Arial" w:cs="Arial"/>
+          <w:sz w:val="22"/>
+          <w:szCs w:val="22"/>
+        </w:rPr>
+        <w:t xml:space="preserve">; y, con confirmación de llegada </w:t>
+      </w:r>
+      <w:r>
+        <w:rPr>
+          <w:rFonts w:ascii="Arial" w:hAnsi="Arial" w:cs="Arial"/>
+          <w:sz w:val="22"/>
+          <w:szCs w:val="22"/>
+        </w:rPr>
+        <w:t>n</w:t>
+      </w:r>
+      <w:r>
+        <w:rPr>
+          <w:rFonts w:ascii="Arial" w:hAnsi="Arial" w:cs="Arial"/>
+          <w:sz w:val="22"/>
+          <w:szCs w:val="22"/>
+        </w:rPr>
+        <w:t>.º</w:t>
+      </w:r>
+      <w:r>
+        <w:rPr>
+          <w:sz w:val="22"/>
+          <w:szCs w:val="22"/>
+        </w:rPr>
+        <w:t xml:space="preserve"> </w:t>
+      </w:r>
+      <w:r>
+        <w:rPr>
+          <w:rFonts w:ascii="Arial" w:hAnsi="Arial" w:cs="Arial"/>
+          <w:sz w:val="22"/>
+          <w:szCs w:val="22"/>
+        </w:rPr>
+        <w:t>{cuadroPedoAmazonia-numeroConfirmacion}</w:t>
+      </w:r>
+      <w:r>
+        <w:rPr>
+          <w:rFonts w:ascii="Arial" w:hAnsi="Arial" w:cs="Arial"/>
+          <w:b/>
+          <w:bCs/>
+          <w:color w:val="FF0000"/>
+          <w:sz w:val="22"/>
+          <w:szCs w:val="22"/>
+        </w:rPr>
         <w:t xml:space="preserve">{cuadroPedoAmazonia-numeroConfirmacionRRR} </w:t>
       </w:r>
-      <w:r>
-        <w:rPr>
-          <w:rFonts w:ascii="Arial" w:hAnsi="Arial" w:cs="Arial"/>
-          <w:sz w:val="22"/>
-          <w:szCs w:val="22"/>
-        </w:rPr>
-        <w:t xml:space="preserve">del </w:t>
+      <w:proofErr w:type="spellStart"/>
+      <w:r>
+        <w:rPr>
+          <w:rFonts w:ascii="Arial" w:hAnsi="Arial" w:cs="Arial"/>
+          <w:sz w:val="22"/>
+          <w:szCs w:val="22"/>
+        </w:rPr>
+        <w:t>del</w:t>
+      </w:r>
+      <w:proofErr w:type="spellEnd"/>
+      <w:r>
+        <w:rPr>
+          <w:rFonts w:ascii="Arial" w:hAnsi="Arial" w:cs="Arial"/>
+          <w:sz w:val="22"/>
+          <w:szCs w:val="22"/>
+        </w:rPr>
+        <w:t xml:space="preserve"> </w:t>
       </w:r>
       <w:r>
         <w:rPr>
@@ -3848,16 +4409,9 @@
           <w:sz w:val="22"/>
           <w:szCs w:val="22"/>
         </w:rPr>
-        <w:t>{fromInputs-fechaCorreoCecaRRR}</w:t>
-      </w:r>
-      <w:r>
-        <w:rPr>
-          <w:rFonts w:ascii="Arial" w:hAnsi="Arial" w:cs="Arial"/>
-          <w:sz w:val="22"/>
-          <w:szCs w:val="22"/>
-        </w:rPr>
-        <w:t xml:space="preserve">{fromInputs-fechaCorreoCeca}, se comunicó al solicitante a la dirección de correo electrónico </w:t>
-      </w:r>
+        <w:t>{</w:t>
+      </w:r>
+      <w:proofErr w:type="spellStart"/>
       <w:r>
         <w:rPr>
           <w:rFonts w:ascii="Arial" w:hAnsi="Arial" w:cs="Arial"/>
@@ -3867,15 +4421,124 @@
           <w:sz w:val="22"/>
           <w:szCs w:val="22"/>
         </w:rPr>
-        <w:t>{fromInputs-correoCecaRRR}</w:t>
-      </w:r>
-      <w:r>
-        <w:rPr>
-          <w:rFonts w:ascii="Arial" w:hAnsi="Arial" w:cs="Arial"/>
-          <w:sz w:val="22"/>
-          <w:szCs w:val="22"/>
-        </w:rPr>
-        <w:t>{fromInputs-correoCeca}; la programación de reconocimiento físico conforme {textoProceReco}.</w:t>
+        <w:t>fromInputs-fechaCorreoCecaRRR</w:t>
+      </w:r>
+      <w:proofErr w:type="spellEnd"/>
+      <w:r>
+        <w:rPr>
+          <w:rFonts w:ascii="Arial" w:hAnsi="Arial" w:cs="Arial"/>
+          <w:b/>
+          <w:bCs/>
+          <w:color w:val="FF0000"/>
+          <w:sz w:val="22"/>
+          <w:szCs w:val="22"/>
+        </w:rPr>
+        <w:t>}</w:t>
+      </w:r>
+      <w:r>
+        <w:rPr>
+          <w:rFonts w:ascii="Arial" w:hAnsi="Arial" w:cs="Arial"/>
+          <w:sz w:val="22"/>
+          <w:szCs w:val="22"/>
+        </w:rPr>
+        <w:t>{</w:t>
+      </w:r>
+      <w:proofErr w:type="spellStart"/>
+      <w:r>
+        <w:rPr>
+          <w:rFonts w:ascii="Arial" w:hAnsi="Arial" w:cs="Arial"/>
+          <w:sz w:val="22"/>
+          <w:szCs w:val="22"/>
+        </w:rPr>
+        <w:t>fromInputs-fechaCorreoCeca</w:t>
+      </w:r>
+      <w:proofErr w:type="spellEnd"/>
+      <w:r>
+        <w:rPr>
+          <w:rFonts w:ascii="Arial" w:hAnsi="Arial" w:cs="Arial"/>
+          <w:sz w:val="22"/>
+          <w:szCs w:val="22"/>
+        </w:rPr>
+        <w:t xml:space="preserve">}, se comunicó al solicitante a la dirección de correo electrónico </w:t>
+      </w:r>
+      <w:r>
+        <w:rPr>
+          <w:rFonts w:ascii="Arial" w:hAnsi="Arial" w:cs="Arial"/>
+          <w:b/>
+          <w:bCs/>
+          <w:color w:val="FF0000"/>
+          <w:sz w:val="22"/>
+          <w:szCs w:val="22"/>
+        </w:rPr>
+        <w:t>{</w:t>
+      </w:r>
+      <w:proofErr w:type="spellStart"/>
+      <w:r>
+        <w:rPr>
+          <w:rFonts w:ascii="Arial" w:hAnsi="Arial" w:cs="Arial"/>
+          <w:b/>
+          <w:bCs/>
+          <w:color w:val="FF0000"/>
+          <w:sz w:val="22"/>
+          <w:szCs w:val="22"/>
+        </w:rPr>
+        <w:t>fromInputs-correoCecaRRR</w:t>
+      </w:r>
+      <w:proofErr w:type="spellEnd"/>
+      <w:r>
+        <w:rPr>
+          <w:rFonts w:ascii="Arial" w:hAnsi="Arial" w:cs="Arial"/>
+          <w:b/>
+          <w:bCs/>
+          <w:color w:val="FF0000"/>
+          <w:sz w:val="22"/>
+          <w:szCs w:val="22"/>
+        </w:rPr>
+        <w:t>}</w:t>
+      </w:r>
+      <w:r>
+        <w:rPr>
+          <w:rFonts w:ascii="Arial" w:hAnsi="Arial" w:cs="Arial"/>
+          <w:sz w:val="22"/>
+          <w:szCs w:val="22"/>
+        </w:rPr>
+        <w:t>{</w:t>
+      </w:r>
+      <w:proofErr w:type="spellStart"/>
+      <w:r>
+        <w:rPr>
+          <w:rFonts w:ascii="Arial" w:hAnsi="Arial" w:cs="Arial"/>
+          <w:sz w:val="22"/>
+          <w:szCs w:val="22"/>
+        </w:rPr>
+        <w:t>fromInputs-correoCeca</w:t>
+      </w:r>
+      <w:proofErr w:type="spellEnd"/>
+      <w:r>
+        <w:rPr>
+          <w:rFonts w:ascii="Arial" w:hAnsi="Arial" w:cs="Arial"/>
+          <w:sz w:val="22"/>
+          <w:szCs w:val="22"/>
+        </w:rPr>
+        <w:t>}; la programación de reconocimiento físico conforme {</w:t>
+      </w:r>
+      <w:proofErr w:type="spellStart"/>
+      <w:r>
+        <w:rPr>
+          <w:rFonts w:ascii="Arial" w:hAnsi="Arial" w:cs="Arial"/>
+          <w:sz w:val="22"/>
+          <w:szCs w:val="22"/>
+        </w:rPr>
+        <w:t>textoProceReco</w:t>
+      </w:r>
+      <w:proofErr w:type="spellEnd"/>
+      <w:r>
+        <w:rPr>
+          <w:rFonts w:ascii="Arial" w:hAnsi="Arial" w:cs="Arial"/>
+          <w:sz w:val="22"/>
+          <w:szCs w:val="22"/>
+        </w:rPr>
+        <w:t>}.</w:t>
       </w:r>
       <w:bookmarkEnd w:id="1"/>
       <w:bookmarkEnd w:id="2"/>
@@ -3935,7 +4598,31 @@
           <w:sz w:val="22"/>
           <w:szCs w:val="22"/>
         </w:rPr>
-        <w:t>{fromInputs-fechaAforoRRR}</w:t>
+        <w:t>{</w:t>
+      </w:r>
+      <w:proofErr w:type="spellStart"/>
+      <w:r>
+        <w:rPr>
+          <w:rFonts w:ascii="Arial" w:hAnsi="Arial" w:cs="Arial"/>
+          <w:b/>
+          <w:bCs/>
+          <w:color w:val="FF0000"/>
+          <w:sz w:val="22"/>
+          <w:szCs w:val="22"/>
+        </w:rPr>
+        <w:t>fromInputs-fechaAforoRRR</w:t>
+      </w:r>
+      <w:proofErr w:type="spellEnd"/>
+      <w:r>
+        <w:rPr>
+          <w:rFonts w:ascii="Arial" w:hAnsi="Arial" w:cs="Arial"/>
+          <w:b/>
+          <w:bCs/>
+          <w:color w:val="FF0000"/>
+          <w:sz w:val="22"/>
+          <w:szCs w:val="22"/>
+        </w:rPr>
+        <w:t>}</w:t>
       </w:r>
       <w:r>
         <w:rPr>
@@ -3944,7 +4631,27 @@
           <w:sz w:val="22"/>
           <w:szCs w:val="22"/>
         </w:rPr>
-        <w:t>{fromInputs-fechaAforo}, en</w:t>
+        <w:t>{</w:t>
+      </w:r>
+      <w:proofErr w:type="spellStart"/>
+      <w:r>
+        <w:rPr>
+          <w:rFonts w:ascii="Arial" w:hAnsi="Arial" w:cs="Arial"/>
+          <w:color w:val="000000" w:themeColor="text1"/>
+          <w:sz w:val="22"/>
+          <w:szCs w:val="22"/>
+        </w:rPr>
+        <w:t>fromInputs-fechaAforo</w:t>
+      </w:r>
+      <w:proofErr w:type="spellEnd"/>
+      <w:r>
+        <w:rPr>
+          <w:rFonts w:ascii="Arial" w:hAnsi="Arial" w:cs="Arial"/>
+          <w:color w:val="000000" w:themeColor="text1"/>
+          <w:sz w:val="22"/>
+          <w:szCs w:val="22"/>
+        </w:rPr>
+        <w:t>}, en</w:t>
       </w:r>
       <w:r>
         <w:rPr>
@@ -3964,7 +4671,27 @@
           <w:sz w:val="22"/>
           <w:szCs w:val="22"/>
         </w:rPr>
-        <w:t>el {textoRecoFis} y normas legales conexas</w:t>
+        <w:t>el {</w:t>
+      </w:r>
+      <w:proofErr w:type="spellStart"/>
+      <w:r>
+        <w:rPr>
+          <w:rFonts w:ascii="Arial" w:hAnsi="Arial" w:cs="Arial"/>
+          <w:color w:val="000000" w:themeColor="text1"/>
+          <w:sz w:val="22"/>
+          <w:szCs w:val="22"/>
+        </w:rPr>
+        <w:t>textoRecoFis</w:t>
+      </w:r>
+      <w:proofErr w:type="spellEnd"/>
+      <w:r>
+        <w:rPr>
+          <w:rFonts w:ascii="Arial" w:hAnsi="Arial" w:cs="Arial"/>
+          <w:color w:val="000000" w:themeColor="text1"/>
+          <w:sz w:val="22"/>
+          <w:szCs w:val="22"/>
+        </w:rPr>
+        <w:t>} y normas legales conexas</w:t>
       </w:r>
       <w:r>
         <w:rPr>
@@ -4111,6 +4838,7 @@
         </w:rPr>
         <w:t>{/</w:t>
       </w:r>
+      <w:proofErr w:type="spellStart"/>
       <w:r>
         <w:rPr>
           <w:rFonts w:ascii="Arial" w:hAnsi="Arial" w:cs="Arial"/>
@@ -4119,6 +4847,7 @@
         </w:rPr>
         <w:t>estadoIncluyePeco</w:t>
       </w:r>
+      <w:proofErr w:type="spellEnd"/>
       <w:r>
         <w:rPr>
           <w:rFonts w:ascii="Arial" w:hAnsi="Arial" w:cs="Arial"/>
@@ -4201,8 +4930,9 @@
           <w:sz w:val="22"/>
           <w:szCs w:val="22"/>
         </w:rPr>
-        <w:t xml:space="preserve">º 015-94-EF se verifica que la mercancía de las series {fromDam-rangoSeriesAcogidaSoloPeco} declaradas con TPI 35 en el casillero 7.23 de la DAM, tienen un Ad-valoren de 0%, por lo que no se reporta montó abonado a la Subcuenta Especial del Tesoro Público Decreto Supremo </w:t>
-      </w:r>
+        <w:t>º 015-94-EF se verifica que la mercancía de las series {</w:t>
+      </w:r>
+      <w:proofErr w:type="spellStart"/>
       <w:r>
         <w:rPr>
           <w:rFonts w:ascii="Arial" w:hAnsi="Arial" w:cs="Arial"/>
@@ -4210,6 +4940,26 @@
           <w:sz w:val="22"/>
           <w:szCs w:val="22"/>
         </w:rPr>
+        <w:t>fromDam-rangoSeriesAcogidaSoloPeco</w:t>
+      </w:r>
+      <w:proofErr w:type="spellEnd"/>
+      <w:r>
+        <w:rPr>
+          <w:rFonts w:ascii="Arial" w:hAnsi="Arial" w:cs="Arial"/>
+          <w:color w:val="000000" w:themeColor="text1"/>
+          <w:sz w:val="22"/>
+          <w:szCs w:val="22"/>
+        </w:rPr>
+        <w:t xml:space="preserve">} declaradas con TPI 35 en el casillero 7.23 de la DAM, tienen un Ad-valoren de 0%, por lo que no se reporta montó abonado a la Subcuenta Especial del Tesoro Público Decreto Supremo </w:t>
+      </w:r>
+      <w:proofErr w:type="spellStart"/>
+      <w:r>
+        <w:rPr>
+          <w:rFonts w:ascii="Arial" w:hAnsi="Arial" w:cs="Arial"/>
+          <w:color w:val="000000" w:themeColor="text1"/>
+          <w:sz w:val="22"/>
+          <w:szCs w:val="22"/>
+        </w:rPr>
         <w:t>n</w:t>
       </w:r>
       <w:r>
@@ -4230,6 +4980,7 @@
         </w:rPr>
         <w:t>°</w:t>
       </w:r>
+      <w:proofErr w:type="spellEnd"/>
       <w:r>
         <w:rPr>
           <w:rFonts w:ascii="Arial" w:hAnsi="Arial" w:cs="Arial"/>
@@ -4272,7 +5023,25 @@
           <w:sz w:val="22"/>
           <w:szCs w:val="22"/>
         </w:rPr>
-        <w:t>{/estadoPECOyAMAZONIAnoProcPECO}</w:t>
+        <w:t>{/</w:t>
+      </w:r>
+      <w:proofErr w:type="spellStart"/>
+      <w:r>
+        <w:rPr>
+          <w:rFonts w:ascii="Arial" w:hAnsi="Arial" w:cs="Arial"/>
+          <w:sz w:val="22"/>
+          <w:szCs w:val="22"/>
+        </w:rPr>
+        <w:t>estadoPECOyAMAZONIAnoProcPECO</w:t>
+      </w:r>
+      <w:proofErr w:type="spellEnd"/>
+      <w:r>
+        <w:rPr>
+          <w:rFonts w:ascii="Arial" w:hAnsi="Arial" w:cs="Arial"/>
+          <w:sz w:val="22"/>
+          <w:szCs w:val="22"/>
+        </w:rPr>
+        <w:t>}</w:t>
       </w:r>
     </w:p>
     <w:p>
@@ -4476,6 +5245,7 @@
         </w:rPr>
         <w:t>{/</w:t>
       </w:r>
+      <w:proofErr w:type="spellStart"/>
       <w:r>
         <w:rPr>
           <w:rFonts w:ascii="Arial" w:hAnsi="Arial" w:cs="Arial"/>
@@ -4484,6 +5254,7 @@
         </w:rPr>
         <w:t>estadoJuridiccionLoreto</w:t>
       </w:r>
+      <w:proofErr w:type="spellEnd"/>
       <w:r>
         <w:rPr>
           <w:rFonts w:ascii="Arial" w:hAnsi="Arial" w:cs="Arial"/>
@@ -4766,6 +5537,7 @@
         </w:rPr>
         <w:t>{/</w:t>
       </w:r>
+      <w:proofErr w:type="spellStart"/>
       <w:r>
         <w:rPr>
           <w:rFonts w:ascii="Arial" w:hAnsi="Arial" w:cs="Arial"/>
@@ -4774,6 +5546,7 @@
         </w:rPr>
         <w:t>estadoJuridiccionOtros</w:t>
       </w:r>
+      <w:proofErr w:type="spellEnd"/>
       <w:r>
         <w:rPr>
           <w:rFonts w:ascii="Arial" w:hAnsi="Arial" w:cs="Arial"/>
@@ -4814,7 +5587,27 @@
           <w:sz w:val="22"/>
           <w:szCs w:val="22"/>
         </w:rPr>
-        <w:t>{fromDam-nombreEmpresa}</w:t>
+        <w:t>{</w:t>
+      </w:r>
+      <w:proofErr w:type="spellStart"/>
+      <w:r>
+        <w:rPr>
+          <w:rFonts w:ascii="Arial" w:hAnsi="Arial" w:cs="Arial"/>
+          <w:color w:val="000000" w:themeColor="text1"/>
+          <w:sz w:val="22"/>
+          <w:szCs w:val="22"/>
+        </w:rPr>
+        <w:t>fromDam-nombreEmpresa</w:t>
+      </w:r>
+      <w:proofErr w:type="spellEnd"/>
+      <w:r>
+        <w:rPr>
+          <w:rFonts w:ascii="Arial" w:hAnsi="Arial" w:cs="Arial"/>
+          <w:color w:val="000000" w:themeColor="text1"/>
+          <w:sz w:val="22"/>
+          <w:szCs w:val="22"/>
+        </w:rPr>
+        <w:t>}</w:t>
       </w:r>
       <w:r>
         <w:rPr>
@@ -4825,7 +5618,31 @@
           <w:sz w:val="22"/>
           <w:szCs w:val="22"/>
         </w:rPr>
-        <w:t>{fromDam-nombreEmpresaRRR}</w:t>
+        <w:t>{</w:t>
+      </w:r>
+      <w:proofErr w:type="spellStart"/>
+      <w:r>
+        <w:rPr>
+          <w:rFonts w:ascii="Arial" w:hAnsi="Arial" w:cs="Arial"/>
+          <w:b/>
+          <w:bCs/>
+          <w:color w:val="FF0000"/>
+          <w:sz w:val="22"/>
+          <w:szCs w:val="22"/>
+        </w:rPr>
+        <w:t>fromDam-nombreEmpresaRRR</w:t>
+      </w:r>
+      <w:proofErr w:type="spellEnd"/>
+      <w:r>
+        <w:rPr>
+          <w:rFonts w:ascii="Arial" w:hAnsi="Arial" w:cs="Arial"/>
+          <w:b/>
+          <w:bCs/>
+          <w:color w:val="FF0000"/>
+          <w:sz w:val="22"/>
+          <w:szCs w:val="22"/>
+        </w:rPr>
+        <w:t>}</w:t>
       </w:r>
       <w:r>
         <w:rPr>
@@ -4935,6 +5752,7 @@
       <w:r>
         <w:t>{/</w:t>
       </w:r>
+      <w:proofErr w:type="spellStart"/>
       <w:r>
         <w:rPr>
           <w:rFonts w:ascii="Arial" w:hAnsi="Arial" w:cs="Arial"/>
@@ -4943,6 +5761,7 @@
         </w:rPr>
         <w:t>estadoIncluyeAmazonia</w:t>
       </w:r>
+      <w:proofErr w:type="spellEnd"/>
       <w:r>
         <w:t>}</w:t>
       </w:r>
@@ -5009,6 +5828,7 @@
         </w:rPr>
         <w:t>{/</w:t>
       </w:r>
+      <w:proofErr w:type="spellStart"/>
       <w:r>
         <w:rPr>
           <w:rFonts w:ascii="Arial" w:hAnsi="Arial" w:cs="Arial"/>
@@ -5017,6 +5837,7 @@
         </w:rPr>
         <w:t>estadoOnlyPECO</w:t>
       </w:r>
+      <w:proofErr w:type="spellEnd"/>
       <w:r>
         <w:rPr>
           <w:sz w:val="22"/>
@@ -5156,7 +5977,14 @@
         <w:rPr>
           <w:rFonts w:ascii="Arial" w:hAnsi="Arial" w:cs="Arial"/>
         </w:rPr>
-        <w:t>{/veriFaltan</w:t>
+        <w:t>{/</w:t>
+      </w:r>
+      <w:proofErr w:type="spellStart"/>
+      <w:r>
+        <w:rPr>
+          <w:rFonts w:ascii="Arial" w:hAnsi="Arial" w:cs="Arial"/>
+        </w:rPr>
+        <w:t>veriFaltan</w:t>
       </w:r>
       <w:r>
         <w:rPr>
@@ -5164,6 +5992,7 @@
         </w:rPr>
         <w:t>DatosMercaReconocido</w:t>
       </w:r>
+      <w:proofErr w:type="spellEnd"/>
       <w:r>
         <w:rPr>
           <w:rFonts w:ascii="Arial" w:hAnsi="Arial" w:cs="Arial"/>
@@ -5386,7 +6215,25 @@
                 <w:sz w:val="20"/>
                 <w:szCs w:val="20"/>
               </w:rPr>
-              <w:t>{fromDam-descripcionMerca}</w:t>
+              <w:t>{</w:t>
+            </w:r>
+            <w:proofErr w:type="spellStart"/>
+            <w:r>
+              <w:rPr>
+                <w:rFonts w:ascii="Arial" w:hAnsi="Arial" w:cs="Arial"/>
+                <w:sz w:val="20"/>
+                <w:szCs w:val="20"/>
+              </w:rPr>
+              <w:t>fromDam-descripcionMerca</w:t>
+            </w:r>
+            <w:proofErr w:type="spellEnd"/>
+            <w:r>
+              <w:rPr>
+                <w:rFonts w:ascii="Arial" w:hAnsi="Arial" w:cs="Arial"/>
+                <w:sz w:val="20"/>
+                <w:szCs w:val="20"/>
+              </w:rPr>
+              <w:t>}</w:t>
             </w:r>
             <w:r>
               <w:rPr>
@@ -5397,7 +6244,31 @@
                 <w:sz w:val="20"/>
                 <w:szCs w:val="20"/>
               </w:rPr>
-              <w:t>{fromDam-descripcionMercaRRR}</w:t>
+              <w:t>{</w:t>
+            </w:r>
+            <w:proofErr w:type="spellStart"/>
+            <w:r>
+              <w:rPr>
+                <w:rFonts w:ascii="Arial" w:hAnsi="Arial" w:cs="Arial"/>
+                <w:b/>
+                <w:bCs/>
+                <w:color w:val="FF0000"/>
+                <w:sz w:val="20"/>
+                <w:szCs w:val="20"/>
+              </w:rPr>
+              <w:t>fromDam-descripcionMercaRRR</w:t>
+            </w:r>
+            <w:proofErr w:type="spellEnd"/>
+            <w:r>
+              <w:rPr>
+                <w:rFonts w:ascii="Arial" w:hAnsi="Arial" w:cs="Arial"/>
+                <w:b/>
+                <w:bCs/>
+                <w:color w:val="FF0000"/>
+                <w:sz w:val="20"/>
+                <w:szCs w:val="20"/>
+              </w:rPr>
+              <w:t>}</w:t>
             </w:r>
             <w:r>
               <w:rPr>
@@ -5431,7 +6302,25 @@
                 <w:sz w:val="20"/>
                 <w:szCs w:val="20"/>
               </w:rPr>
-              <w:t>{fromDam-cantMODI}</w:t>
+              <w:t>{</w:t>
+            </w:r>
+            <w:proofErr w:type="spellStart"/>
+            <w:r>
+              <w:rPr>
+                <w:rFonts w:ascii="Arial" w:hAnsi="Arial" w:cs="Arial"/>
+                <w:sz w:val="20"/>
+                <w:szCs w:val="20"/>
+              </w:rPr>
+              <w:t>fromDam-cantMODI</w:t>
+            </w:r>
+            <w:proofErr w:type="spellEnd"/>
+            <w:r>
+              <w:rPr>
+                <w:rFonts w:ascii="Arial" w:hAnsi="Arial" w:cs="Arial"/>
+                <w:sz w:val="20"/>
+                <w:szCs w:val="20"/>
+              </w:rPr>
+              <w:t>}</w:t>
             </w:r>
           </w:p>
         </w:tc>
@@ -5501,7 +6390,25 @@
                 <w:sz w:val="20"/>
                 <w:szCs w:val="20"/>
               </w:rPr>
-              <w:t>{fromDam-partidaNandina}</w:t>
+              <w:t>{</w:t>
+            </w:r>
+            <w:proofErr w:type="spellStart"/>
+            <w:r>
+              <w:rPr>
+                <w:rFonts w:ascii="Arial" w:hAnsi="Arial" w:cs="Arial"/>
+                <w:sz w:val="20"/>
+                <w:szCs w:val="20"/>
+              </w:rPr>
+              <w:t>fromDam-partidaNandina</w:t>
+            </w:r>
+            <w:proofErr w:type="spellEnd"/>
+            <w:r>
+              <w:rPr>
+                <w:rFonts w:ascii="Arial" w:hAnsi="Arial" w:cs="Arial"/>
+                <w:sz w:val="20"/>
+                <w:szCs w:val="20"/>
+              </w:rPr>
+              <w:t>}</w:t>
             </w:r>
           </w:p>
         </w:tc>
@@ -5538,7 +6445,25 @@
                 <w:szCs w:val="20"/>
               </w:rPr>
               <w:br/>
-              <w:t>{fromDam-partidaNabandina}</w:t>
+              <w:t>{</w:t>
+            </w:r>
+            <w:proofErr w:type="spellStart"/>
+            <w:r>
+              <w:rPr>
+                <w:rFonts w:ascii="Arial" w:hAnsi="Arial" w:cs="Arial"/>
+                <w:sz w:val="20"/>
+                <w:szCs w:val="20"/>
+              </w:rPr>
+              <w:t>fromDam-partidaNabandina</w:t>
+            </w:r>
+            <w:proofErr w:type="spellEnd"/>
+            <w:r>
+              <w:rPr>
+                <w:rFonts w:ascii="Arial" w:hAnsi="Arial" w:cs="Arial"/>
+                <w:sz w:val="20"/>
+                <w:szCs w:val="20"/>
+              </w:rPr>
+              <w:t>}</w:t>
             </w:r>
           </w:p>
           <w:p>
@@ -5609,7 +6534,25 @@
           <w:sz w:val="20"/>
           <w:szCs w:val="20"/>
         </w:rPr>
-        <w:t>(*) Se revisó {fromDam-bultosReconocidos}</w:t>
+        <w:t>(*) Se revisó {</w:t>
+      </w:r>
+      <w:proofErr w:type="spellStart"/>
+      <w:r>
+        <w:rPr>
+          <w:rFonts w:ascii="Arial" w:hAnsi="Arial" w:cs="Arial"/>
+          <w:sz w:val="20"/>
+          <w:szCs w:val="20"/>
+        </w:rPr>
+        <w:t>fromDam-bultosReconocidos</w:t>
+      </w:r>
+      <w:proofErr w:type="spellEnd"/>
+      <w:r>
+        <w:rPr>
+          <w:rFonts w:ascii="Arial" w:hAnsi="Arial" w:cs="Arial"/>
+          <w:sz w:val="20"/>
+          <w:szCs w:val="20"/>
+        </w:rPr>
+        <w:t>}</w:t>
       </w:r>
       <w:r>
         <w:rPr>
@@ -5620,15 +6563,57 @@
           <w:sz w:val="20"/>
           <w:szCs w:val="20"/>
         </w:rPr>
-        <w:t>{fromDam-bultosReconocidosRRR}</w:t>
-      </w:r>
-      <w:r>
-        <w:rPr>
-          <w:rFonts w:ascii="Arial" w:hAnsi="Arial" w:cs="Arial"/>
+        <w:t>{</w:t>
+      </w:r>
+      <w:proofErr w:type="spellStart"/>
+      <w:r>
+        <w:rPr>
+          <w:rFonts w:ascii="Arial" w:hAnsi="Arial" w:cs="Arial"/>
+          <w:b/>
+          <w:bCs/>
+          <w:color w:val="FF0000"/>
           <w:sz w:val="20"/>
           <w:szCs w:val="20"/>
         </w:rPr>
-        <w:t xml:space="preserve"> de {fromDam-cantBultosNumero} bultos. </w:t>
+        <w:t>fromDam-bultosReconocidosRRR</w:t>
+      </w:r>
+      <w:proofErr w:type="spellEnd"/>
+      <w:r>
+        <w:rPr>
+          <w:rFonts w:ascii="Arial" w:hAnsi="Arial" w:cs="Arial"/>
+          <w:b/>
+          <w:bCs/>
+          <w:color w:val="FF0000"/>
+          <w:sz w:val="20"/>
+          <w:szCs w:val="20"/>
+        </w:rPr>
+        <w:t>}</w:t>
+      </w:r>
+      <w:r>
+        <w:rPr>
+          <w:rFonts w:ascii="Arial" w:hAnsi="Arial" w:cs="Arial"/>
+          <w:sz w:val="20"/>
+          <w:szCs w:val="20"/>
+        </w:rPr>
+        <w:t xml:space="preserve"> de {</w:t>
+      </w:r>
+      <w:proofErr w:type="spellStart"/>
+      <w:r>
+        <w:rPr>
+          <w:rFonts w:ascii="Arial" w:hAnsi="Arial" w:cs="Arial"/>
+          <w:sz w:val="20"/>
+          <w:szCs w:val="20"/>
+        </w:rPr>
+        <w:t>fromDam-cantBultosNumero</w:t>
+      </w:r>
+      <w:proofErr w:type="spellEnd"/>
+      <w:r>
+        <w:rPr>
+          <w:rFonts w:ascii="Arial" w:hAnsi="Arial" w:cs="Arial"/>
+          <w:sz w:val="20"/>
+          <w:szCs w:val="20"/>
+        </w:rPr>
+        <w:t xml:space="preserve">} bultos. </w:t>
       </w:r>
     </w:p>
     <w:p>
@@ -5650,7 +6635,25 @@
           <w:sz w:val="20"/>
           <w:szCs w:val="20"/>
         </w:rPr>
-        <w:t>{/veriBultosRevisados}</w:t>
+        <w:t>{/</w:t>
+      </w:r>
+      <w:proofErr w:type="spellStart"/>
+      <w:r>
+        <w:rPr>
+          <w:rFonts w:ascii="Arial" w:hAnsi="Arial" w:cs="Arial"/>
+          <w:sz w:val="20"/>
+          <w:szCs w:val="20"/>
+        </w:rPr>
+        <w:t>veriBultosRevisados</w:t>
+      </w:r>
+      <w:proofErr w:type="spellEnd"/>
+      <w:r>
+        <w:rPr>
+          <w:rFonts w:ascii="Arial" w:hAnsi="Arial" w:cs="Arial"/>
+          <w:sz w:val="20"/>
+          <w:szCs w:val="20"/>
+        </w:rPr>
+        <w:t>}</w:t>
       </w:r>
     </w:p>
     <w:p/>
@@ -5710,15 +6713,57 @@
           <w:sz w:val="20"/>
           <w:szCs w:val="20"/>
         </w:rPr>
-        <w:t>{fromInputs-lugarAforoRRR}</w:t>
-      </w:r>
-      <w:r>
-        <w:rPr>
-          <w:rFonts w:ascii="Arial" w:hAnsi="Arial" w:cs="Arial"/>
+        <w:t>{</w:t>
+      </w:r>
+      <w:proofErr w:type="spellStart"/>
+      <w:r>
+        <w:rPr>
+          <w:rFonts w:ascii="Arial" w:hAnsi="Arial" w:cs="Arial"/>
+          <w:b/>
+          <w:bCs/>
+          <w:color w:val="FF0000"/>
           <w:sz w:val="20"/>
           <w:szCs w:val="20"/>
         </w:rPr>
-        <w:t>{fromInputs-lugarAforo}</w:t>
+        <w:t>fromInputs-lugarAforoRRR</w:t>
+      </w:r>
+      <w:proofErr w:type="spellEnd"/>
+      <w:r>
+        <w:rPr>
+          <w:rFonts w:ascii="Arial" w:hAnsi="Arial" w:cs="Arial"/>
+          <w:b/>
+          <w:bCs/>
+          <w:color w:val="FF0000"/>
+          <w:sz w:val="20"/>
+          <w:szCs w:val="20"/>
+        </w:rPr>
+        <w:t>}</w:t>
+      </w:r>
+      <w:r>
+        <w:rPr>
+          <w:rFonts w:ascii="Arial" w:hAnsi="Arial" w:cs="Arial"/>
+          <w:sz w:val="20"/>
+          <w:szCs w:val="20"/>
+        </w:rPr>
+        <w:t>{</w:t>
+      </w:r>
+      <w:proofErr w:type="spellStart"/>
+      <w:r>
+        <w:rPr>
+          <w:rFonts w:ascii="Arial" w:hAnsi="Arial" w:cs="Arial"/>
+          <w:sz w:val="20"/>
+          <w:szCs w:val="20"/>
+        </w:rPr>
+        <w:t>fromInputs-lugarAforo</w:t>
+      </w:r>
+      <w:proofErr w:type="spellEnd"/>
+      <w:r>
+        <w:rPr>
+          <w:rFonts w:ascii="Arial" w:hAnsi="Arial" w:cs="Arial"/>
+          <w:sz w:val="20"/>
+          <w:szCs w:val="20"/>
+        </w:rPr>
+        <w:t>}</w:t>
       </w:r>
     </w:p>
     <w:p>
@@ -5836,7 +6881,21 @@
         <w:rPr>
           <w:rFonts w:ascii="Arial" w:hAnsi="Arial" w:cs="Arial"/>
         </w:rPr>
-        <w:t>{/veriFaltanGuias}</w:t>
+        <w:t>{/</w:t>
+      </w:r>
+      <w:proofErr w:type="spellStart"/>
+      <w:r>
+        <w:rPr>
+          <w:rFonts w:ascii="Arial" w:hAnsi="Arial" w:cs="Arial"/>
+        </w:rPr>
+        <w:t>veriFaltanGuias</w:t>
+      </w:r>
+      <w:proofErr w:type="spellEnd"/>
+      <w:r>
+        <w:rPr>
+          <w:rFonts w:ascii="Arial" w:hAnsi="Arial" w:cs="Arial"/>
+        </w:rPr>
+        <w:t>}</w:t>
       </w:r>
     </w:p>
     <w:tbl>
@@ -6058,7 +7117,23 @@
                 <w:rFonts w:ascii="Arial" w:eastAsiaTheme="minorHAnsi" w:hAnsi="Arial" w:cs="Arial"/>
                 <w:lang w:eastAsia="en-US"/>
               </w:rPr>
-              <w:t>{razonSocial}</w:t>
+              <w:t>{</w:t>
+            </w:r>
+            <w:proofErr w:type="spellStart"/>
+            <w:r>
+              <w:rPr>
+                <w:rFonts w:ascii="Arial" w:eastAsiaTheme="minorHAnsi" w:hAnsi="Arial" w:cs="Arial"/>
+                <w:lang w:eastAsia="en-US"/>
+              </w:rPr>
+              <w:t>razonSocial</w:t>
+            </w:r>
+            <w:proofErr w:type="spellEnd"/>
+            <w:r>
+              <w:rPr>
+                <w:rFonts w:ascii="Arial" w:eastAsiaTheme="minorHAnsi" w:hAnsi="Arial" w:cs="Arial"/>
+                <w:lang w:eastAsia="en-US"/>
+              </w:rPr>
+              <w:t>}</w:t>
             </w:r>
           </w:p>
         </w:tc>
@@ -6177,6 +7252,7 @@
         </w:rPr>
         <w:t>{#</w:t>
       </w:r>
+      <w:proofErr w:type="spellStart"/>
       <w:r>
         <w:rPr>
           <w:rFonts w:ascii="Arial" w:eastAsia="Times New Roman" w:hAnsi="Arial" w:cs="Arial"/>
@@ -6187,6 +7263,7 @@
         </w:rPr>
         <w:t>estadoIncluyeAmazonia</w:t>
       </w:r>
+      <w:proofErr w:type="spellEnd"/>
       <w:r>
         <w:rPr>
           <w:rFonts w:ascii="Arial" w:eastAsia="Times New Roman" w:hAnsi="Arial" w:cs="Arial"/>
@@ -6273,6 +7350,7 @@
         </w:rPr>
         <w:t>{/</w:t>
       </w:r>
+      <w:proofErr w:type="spellStart"/>
       <w:r>
         <w:rPr>
           <w:rFonts w:ascii="Arial" w:eastAsia="Times New Roman" w:hAnsi="Arial" w:cs="Arial"/>
@@ -6283,6 +7361,7 @@
         </w:rPr>
         <w:t>estadoIncluyeAmazonia</w:t>
       </w:r>
+      <w:proofErr w:type="spellEnd"/>
       <w:r>
         <w:rPr>
           <w:rFonts w:ascii="Arial" w:eastAsia="Times New Roman" w:hAnsi="Arial" w:cs="Arial"/>
@@ -6384,13 +7463,10 @@
           <w:lang w:val="es-ES" w:eastAsia="es-ES"/>
         </w:rPr>
         <w:lastRenderedPageBreak/>
-        <w:t>{/estadoOnlyPECO}</w:t>
-      </w:r>
-    </w:p>
-    <w:p>
-      <w:pPr>
-        <w:spacing w:after="0" w:line="240" w:lineRule="auto"/>
-        <w:jc w:val="both"/>
+        <w:t>{/</w:t>
+      </w:r>
+      <w:proofErr w:type="spellStart"/>
+      <w:r>
         <w:rPr>
           <w:rFonts w:ascii="Arial" w:eastAsia="Times New Roman" w:hAnsi="Arial" w:cs="Arial"/>
           <w:color w:val="000000"/>
@@ -6398,13 +7474,10 @@
           <w:szCs w:val="20"/>
           <w:lang w:val="es-ES" w:eastAsia="es-ES"/>
         </w:rPr>
-      </w:pPr>
-    </w:p>
-    <w:p>
-      <w:pPr>
-        <w:spacing w:after="0" w:line="240" w:lineRule="auto"/>
-        <w:ind w:left="426"/>
-        <w:jc w:val="both"/>
+        <w:t>estadoOnlyPECO</w:t>
+      </w:r>
+      <w:proofErr w:type="spellEnd"/>
+      <w:r>
         <w:rPr>
           <w:rFonts w:ascii="Arial" w:eastAsia="Times New Roman" w:hAnsi="Arial" w:cs="Arial"/>
           <w:color w:val="000000"/>
@@ -6412,8 +7485,13 @@
           <w:szCs w:val="20"/>
           <w:lang w:val="es-ES" w:eastAsia="es-ES"/>
         </w:rPr>
-      </w:pPr>
-      <w:r>
+        <w:t>}</w:t>
+      </w:r>
+    </w:p>
+    <w:p>
+      <w:pPr>
+        <w:spacing w:after="0" w:line="240" w:lineRule="auto"/>
+        <w:jc w:val="both"/>
         <w:rPr>
           <w:rFonts w:ascii="Arial" w:eastAsia="Times New Roman" w:hAnsi="Arial" w:cs="Arial"/>
           <w:color w:val="000000"/>
@@ -6421,7 +7499,52 @@
           <w:szCs w:val="20"/>
           <w:lang w:val="es-ES" w:eastAsia="es-ES"/>
         </w:rPr>
-        <w:t>T.C S/ {cuadroDeudaTributaria-miniCuadro-tipoCambio}</w:t>
+      </w:pPr>
+    </w:p>
+    <w:p>
+      <w:pPr>
+        <w:spacing w:after="0" w:line="240" w:lineRule="auto"/>
+        <w:ind w:left="426"/>
+        <w:jc w:val="both"/>
+        <w:rPr>
+          <w:rFonts w:ascii="Arial" w:eastAsia="Times New Roman" w:hAnsi="Arial" w:cs="Arial"/>
+          <w:color w:val="000000"/>
+          <w:sz w:val="20"/>
+          <w:szCs w:val="20"/>
+          <w:lang w:val="es-ES" w:eastAsia="es-ES"/>
+        </w:rPr>
+      </w:pPr>
+      <w:r>
+        <w:rPr>
+          <w:rFonts w:ascii="Arial" w:eastAsia="Times New Roman" w:hAnsi="Arial" w:cs="Arial"/>
+          <w:color w:val="000000"/>
+          <w:sz w:val="20"/>
+          <w:szCs w:val="20"/>
+          <w:lang w:val="es-ES" w:eastAsia="es-ES"/>
+        </w:rPr>
+        <w:t>T.C S/ {</w:t>
+      </w:r>
+      <w:proofErr w:type="spellStart"/>
+      <w:r>
+        <w:rPr>
+          <w:rFonts w:ascii="Arial" w:eastAsia="Times New Roman" w:hAnsi="Arial" w:cs="Arial"/>
+          <w:color w:val="000000"/>
+          <w:sz w:val="20"/>
+          <w:szCs w:val="20"/>
+          <w:lang w:val="es-ES" w:eastAsia="es-ES"/>
+        </w:rPr>
+        <w:t>cuadroDeudaTributaria-miniCuadro-tipoCambio</w:t>
+      </w:r>
+      <w:proofErr w:type="spellEnd"/>
+      <w:r>
+        <w:rPr>
+          <w:rFonts w:ascii="Arial" w:eastAsia="Times New Roman" w:hAnsi="Arial" w:cs="Arial"/>
+          <w:color w:val="000000"/>
+          <w:sz w:val="20"/>
+          <w:szCs w:val="20"/>
+          <w:lang w:val="es-ES" w:eastAsia="es-ES"/>
+        </w:rPr>
+        <w:t>}</w:t>
       </w:r>
     </w:p>
     <w:p>
@@ -6524,7 +7647,14 @@
         <w:rPr>
           <w:rFonts w:ascii="Arial" w:hAnsi="Arial" w:cs="Arial"/>
         </w:rPr>
-        <w:t>{/veri</w:t>
+        <w:t>{/</w:t>
+      </w:r>
+      <w:proofErr w:type="spellStart"/>
+      <w:r>
+        <w:rPr>
+          <w:rFonts w:ascii="Arial" w:hAnsi="Arial" w:cs="Arial"/>
+        </w:rPr>
+        <w:t>veri</w:t>
       </w:r>
       <w:r>
         <w:rPr>
@@ -6532,6 +7662,7 @@
         </w:rPr>
         <w:t>FaltaDeudaTributaria</w:t>
       </w:r>
+      <w:proofErr w:type="spellEnd"/>
       <w:r>
         <w:rPr>
           <w:rFonts w:ascii="Arial" w:hAnsi="Arial" w:cs="Arial"/>
@@ -6798,6 +7929,7 @@
               </w:rPr>
               <w:t>Ad/</w:t>
             </w:r>
+            <w:proofErr w:type="spellStart"/>
             <w:r>
               <w:rPr>
                 <w:rFonts w:ascii="Arial" w:hAnsi="Arial" w:cs="Arial"/>
@@ -6814,6 +7946,7 @@
               </w:rPr>
               <w:t>alorem</w:t>
             </w:r>
+            <w:proofErr w:type="spellEnd"/>
           </w:p>
         </w:tc>
         <w:tc>
@@ -6839,7 +7972,27 @@
                 <w:sz w:val="22"/>
                 <w:szCs w:val="22"/>
               </w:rPr>
-              <w:t>{textoAVLiqu}</w:t>
+              <w:t>{</w:t>
+            </w:r>
+            <w:proofErr w:type="spellStart"/>
+            <w:r>
+              <w:rPr>
+                <w:rFonts w:ascii="Calibri" w:hAnsi="Calibri" w:cs="Calibri"/>
+                <w:color w:val="000000"/>
+                <w:sz w:val="22"/>
+                <w:szCs w:val="22"/>
+              </w:rPr>
+              <w:t>textoAVLiqu</w:t>
+            </w:r>
+            <w:proofErr w:type="spellEnd"/>
+            <w:r>
+              <w:rPr>
+                <w:rFonts w:ascii="Calibri" w:hAnsi="Calibri" w:cs="Calibri"/>
+                <w:color w:val="000000"/>
+                <w:sz w:val="22"/>
+                <w:szCs w:val="22"/>
+              </w:rPr>
+              <w:t>}</w:t>
             </w:r>
           </w:p>
         </w:tc>
@@ -6865,7 +8018,27 @@
                 <w:sz w:val="22"/>
                 <w:szCs w:val="22"/>
               </w:rPr>
-              <w:t>{textoAVNoReg}</w:t>
+              <w:t>{</w:t>
+            </w:r>
+            <w:proofErr w:type="spellStart"/>
+            <w:r>
+              <w:rPr>
+                <w:rFonts w:ascii="Calibri" w:hAnsi="Calibri" w:cs="Calibri"/>
+                <w:color w:val="000000"/>
+                <w:sz w:val="22"/>
+                <w:szCs w:val="22"/>
+              </w:rPr>
+              <w:t>textoAVNoReg</w:t>
+            </w:r>
+            <w:proofErr w:type="spellEnd"/>
+            <w:r>
+              <w:rPr>
+                <w:rFonts w:ascii="Calibri" w:hAnsi="Calibri" w:cs="Calibri"/>
+                <w:color w:val="000000"/>
+                <w:sz w:val="22"/>
+                <w:szCs w:val="22"/>
+              </w:rPr>
+              <w:t>}</w:t>
             </w:r>
           </w:p>
         </w:tc>
@@ -6947,7 +8120,27 @@
                 <w:sz w:val="22"/>
                 <w:szCs w:val="22"/>
               </w:rPr>
-              <w:t>{textoIPMLiqu}</w:t>
+              <w:t>{</w:t>
+            </w:r>
+            <w:proofErr w:type="spellStart"/>
+            <w:r>
+              <w:rPr>
+                <w:rFonts w:ascii="Calibri" w:hAnsi="Calibri" w:cs="Calibri"/>
+                <w:color w:val="000000"/>
+                <w:sz w:val="22"/>
+                <w:szCs w:val="22"/>
+              </w:rPr>
+              <w:t>textoIPMLiqu</w:t>
+            </w:r>
+            <w:proofErr w:type="spellEnd"/>
+            <w:r>
+              <w:rPr>
+                <w:rFonts w:ascii="Calibri" w:hAnsi="Calibri" w:cs="Calibri"/>
+                <w:color w:val="000000"/>
+                <w:sz w:val="22"/>
+                <w:szCs w:val="22"/>
+              </w:rPr>
+              <w:t>}</w:t>
             </w:r>
           </w:p>
         </w:tc>
@@ -6973,7 +8166,27 @@
                 <w:sz w:val="22"/>
                 <w:szCs w:val="22"/>
               </w:rPr>
-              <w:t>{textoIPMNoReg}</w:t>
+              <w:t>{</w:t>
+            </w:r>
+            <w:proofErr w:type="spellStart"/>
+            <w:r>
+              <w:rPr>
+                <w:rFonts w:ascii="Calibri" w:hAnsi="Calibri" w:cs="Calibri"/>
+                <w:color w:val="000000"/>
+                <w:sz w:val="22"/>
+                <w:szCs w:val="22"/>
+              </w:rPr>
+              <w:t>textoIPMNoReg</w:t>
+            </w:r>
+            <w:proofErr w:type="spellEnd"/>
+            <w:r>
+              <w:rPr>
+                <w:rFonts w:ascii="Calibri" w:hAnsi="Calibri" w:cs="Calibri"/>
+                <w:color w:val="000000"/>
+                <w:sz w:val="22"/>
+                <w:szCs w:val="22"/>
+              </w:rPr>
+              <w:t>}</w:t>
             </w:r>
           </w:p>
         </w:tc>
@@ -7063,7 +8276,27 @@
                 <w:sz w:val="22"/>
                 <w:szCs w:val="22"/>
               </w:rPr>
-              <w:t>{textoIGVLiqu}</w:t>
+              <w:t>{</w:t>
+            </w:r>
+            <w:proofErr w:type="spellStart"/>
+            <w:r>
+              <w:rPr>
+                <w:rFonts w:ascii="Calibri" w:hAnsi="Calibri" w:cs="Calibri"/>
+                <w:color w:val="000000"/>
+                <w:sz w:val="22"/>
+                <w:szCs w:val="22"/>
+              </w:rPr>
+              <w:t>textoIGVLiqu</w:t>
+            </w:r>
+            <w:proofErr w:type="spellEnd"/>
+            <w:r>
+              <w:rPr>
+                <w:rFonts w:ascii="Calibri" w:hAnsi="Calibri" w:cs="Calibri"/>
+                <w:color w:val="000000"/>
+                <w:sz w:val="22"/>
+                <w:szCs w:val="22"/>
+              </w:rPr>
+              <w:t>}</w:t>
             </w:r>
           </w:p>
         </w:tc>
@@ -7089,7 +8322,27 @@
                 <w:sz w:val="22"/>
                 <w:szCs w:val="22"/>
               </w:rPr>
-              <w:t>{textoIGVNoReg}</w:t>
+              <w:t>{</w:t>
+            </w:r>
+            <w:proofErr w:type="spellStart"/>
+            <w:r>
+              <w:rPr>
+                <w:rFonts w:ascii="Calibri" w:hAnsi="Calibri" w:cs="Calibri"/>
+                <w:color w:val="000000"/>
+                <w:sz w:val="22"/>
+                <w:szCs w:val="22"/>
+              </w:rPr>
+              <w:t>textoIGVNoReg</w:t>
+            </w:r>
+            <w:proofErr w:type="spellEnd"/>
+            <w:r>
+              <w:rPr>
+                <w:rFonts w:ascii="Calibri" w:hAnsi="Calibri" w:cs="Calibri"/>
+                <w:color w:val="000000"/>
+                <w:sz w:val="22"/>
+                <w:szCs w:val="22"/>
+              </w:rPr>
+              <w:t>}</w:t>
             </w:r>
           </w:p>
         </w:tc>
@@ -7175,7 +8428,29 @@
                 <w:szCs w:val="22"/>
                 <w:lang w:val="es-ES" w:eastAsia="es-ES"/>
               </w:rPr>
-              <w:t>{textoTotLiqu}</w:t>
+              <w:t>{</w:t>
+            </w:r>
+            <w:proofErr w:type="spellStart"/>
+            <w:r>
+              <w:rPr>
+                <w:rFonts w:ascii="Arial" w:eastAsia="Times New Roman" w:hAnsi="Arial" w:cs="Arial"/>
+                <w:color w:val="000000"/>
+                <w:sz w:val="22"/>
+                <w:szCs w:val="22"/>
+                <w:lang w:val="es-ES" w:eastAsia="es-ES"/>
+              </w:rPr>
+              <w:t>textoTotLiqu</w:t>
+            </w:r>
+            <w:proofErr w:type="spellEnd"/>
+            <w:r>
+              <w:rPr>
+                <w:rFonts w:ascii="Arial" w:eastAsia="Times New Roman" w:hAnsi="Arial" w:cs="Arial"/>
+                <w:color w:val="000000"/>
+                <w:sz w:val="22"/>
+                <w:szCs w:val="22"/>
+                <w:lang w:val="es-ES" w:eastAsia="es-ES"/>
+              </w:rPr>
+              <w:t>}</w:t>
             </w:r>
           </w:p>
         </w:tc>
@@ -7204,7 +8479,29 @@
                 <w:szCs w:val="22"/>
                 <w:lang w:val="es-ES" w:eastAsia="es-ES"/>
               </w:rPr>
-              <w:t>{textoTotNoReg}</w:t>
+              <w:t>{</w:t>
+            </w:r>
+            <w:proofErr w:type="spellStart"/>
+            <w:r>
+              <w:rPr>
+                <w:rFonts w:ascii="Arial" w:eastAsia="Times New Roman" w:hAnsi="Arial" w:cs="Arial"/>
+                <w:color w:val="000000"/>
+                <w:sz w:val="22"/>
+                <w:szCs w:val="22"/>
+                <w:lang w:val="es-ES" w:eastAsia="es-ES"/>
+              </w:rPr>
+              <w:t>textoTotNoReg</w:t>
+            </w:r>
+            <w:proofErr w:type="spellEnd"/>
+            <w:r>
+              <w:rPr>
+                <w:rFonts w:ascii="Arial" w:eastAsia="Times New Roman" w:hAnsi="Arial" w:cs="Arial"/>
+                <w:color w:val="000000"/>
+                <w:sz w:val="22"/>
+                <w:szCs w:val="22"/>
+                <w:lang w:val="es-ES" w:eastAsia="es-ES"/>
+              </w:rPr>
+              <w:t>}</w:t>
             </w:r>
           </w:p>
         </w:tc>
@@ -7252,12 +8549,14 @@
         </w:rPr>
         <w:t>{/</w:t>
       </w:r>
+      <w:proofErr w:type="spellStart"/>
       <w:r>
         <w:rPr>
           <w:rFonts w:ascii="Arial" w:hAnsi="Arial" w:cs="Arial"/>
         </w:rPr>
         <w:t>estadoOnlyAMAZONIA</w:t>
       </w:r>
+      <w:proofErr w:type="spellEnd"/>
       <w:r>
         <w:rPr>
           <w:rFonts w:ascii="Arial" w:hAnsi="Arial" w:cs="Arial"/>
@@ -7554,6 +8853,7 @@
               </w:rPr>
               <w:t>Ad/</w:t>
             </w:r>
+            <w:proofErr w:type="spellStart"/>
             <w:r>
               <w:rPr>
                 <w:rFonts w:ascii="Arial" w:hAnsi="Arial" w:cs="Arial"/>
@@ -7570,6 +8870,7 @@
               </w:rPr>
               <w:t>alorem</w:t>
             </w:r>
+            <w:proofErr w:type="spellEnd"/>
           </w:p>
         </w:tc>
         <w:tc>
@@ -7595,7 +8896,27 @@
                 <w:sz w:val="20"/>
                 <w:szCs w:val="20"/>
               </w:rPr>
-              <w:t>{textoAVLiqu}</w:t>
+              <w:t>{</w:t>
+            </w:r>
+            <w:proofErr w:type="spellStart"/>
+            <w:r>
+              <w:rPr>
+                <w:rFonts w:ascii="Calibri" w:hAnsi="Calibri" w:cs="Calibri"/>
+                <w:color w:val="000000"/>
+                <w:sz w:val="20"/>
+                <w:szCs w:val="20"/>
+              </w:rPr>
+              <w:t>textoAVLiqu</w:t>
+            </w:r>
+            <w:proofErr w:type="spellEnd"/>
+            <w:r>
+              <w:rPr>
+                <w:rFonts w:ascii="Calibri" w:hAnsi="Calibri" w:cs="Calibri"/>
+                <w:color w:val="000000"/>
+                <w:sz w:val="20"/>
+                <w:szCs w:val="20"/>
+              </w:rPr>
+              <w:t>}</w:t>
             </w:r>
           </w:p>
         </w:tc>
@@ -7621,7 +8942,27 @@
                 <w:sz w:val="20"/>
                 <w:szCs w:val="20"/>
               </w:rPr>
-              <w:t>{textoAVNoReg}</w:t>
+              <w:t>{</w:t>
+            </w:r>
+            <w:proofErr w:type="spellStart"/>
+            <w:r>
+              <w:rPr>
+                <w:rFonts w:ascii="Calibri" w:hAnsi="Calibri" w:cs="Calibri"/>
+                <w:color w:val="000000"/>
+                <w:sz w:val="20"/>
+                <w:szCs w:val="20"/>
+              </w:rPr>
+              <w:t>textoAVNoReg</w:t>
+            </w:r>
+            <w:proofErr w:type="spellEnd"/>
+            <w:r>
+              <w:rPr>
+                <w:rFonts w:ascii="Calibri" w:hAnsi="Calibri" w:cs="Calibri"/>
+                <w:color w:val="000000"/>
+                <w:sz w:val="20"/>
+                <w:szCs w:val="20"/>
+              </w:rPr>
+              <w:t>}</w:t>
             </w:r>
           </w:p>
         </w:tc>
@@ -7649,6 +8990,7 @@
               </w:rPr>
               <w:t>{</w:t>
             </w:r>
+            <w:proofErr w:type="spellStart"/>
             <w:r>
               <w:rPr>
                 <w:rFonts w:ascii="Calibri" w:hAnsi="Calibri" w:cs="Calibri"/>
@@ -7658,6 +9000,7 @@
               </w:rPr>
               <w:t>textoAVReguPECO</w:t>
             </w:r>
+            <w:proofErr w:type="spellEnd"/>
             <w:r>
               <w:rPr>
                 <w:rFonts w:ascii="Calibri" w:hAnsi="Calibri" w:cs="Calibri"/>
@@ -7747,7 +9090,27 @@
                 <w:sz w:val="20"/>
                 <w:szCs w:val="20"/>
               </w:rPr>
-              <w:t>{textoIPMLiqu}</w:t>
+              <w:t>{</w:t>
+            </w:r>
+            <w:proofErr w:type="spellStart"/>
+            <w:r>
+              <w:rPr>
+                <w:rFonts w:ascii="Calibri" w:hAnsi="Calibri" w:cs="Calibri"/>
+                <w:color w:val="000000"/>
+                <w:sz w:val="20"/>
+                <w:szCs w:val="20"/>
+              </w:rPr>
+              <w:t>textoIPMLiqu</w:t>
+            </w:r>
+            <w:proofErr w:type="spellEnd"/>
+            <w:r>
+              <w:rPr>
+                <w:rFonts w:ascii="Calibri" w:hAnsi="Calibri" w:cs="Calibri"/>
+                <w:color w:val="000000"/>
+                <w:sz w:val="20"/>
+                <w:szCs w:val="20"/>
+              </w:rPr>
+              <w:t>}</w:t>
             </w:r>
           </w:p>
         </w:tc>
@@ -7773,7 +9136,27 @@
                 <w:sz w:val="20"/>
                 <w:szCs w:val="20"/>
               </w:rPr>
-              <w:t>{textoIPMNoReg}</w:t>
+              <w:t>{</w:t>
+            </w:r>
+            <w:proofErr w:type="spellStart"/>
+            <w:r>
+              <w:rPr>
+                <w:rFonts w:ascii="Calibri" w:hAnsi="Calibri" w:cs="Calibri"/>
+                <w:color w:val="000000"/>
+                <w:sz w:val="20"/>
+                <w:szCs w:val="20"/>
+              </w:rPr>
+              <w:t>textoIPMNoReg</w:t>
+            </w:r>
+            <w:proofErr w:type="spellEnd"/>
+            <w:r>
+              <w:rPr>
+                <w:rFonts w:ascii="Calibri" w:hAnsi="Calibri" w:cs="Calibri"/>
+                <w:color w:val="000000"/>
+                <w:sz w:val="20"/>
+                <w:szCs w:val="20"/>
+              </w:rPr>
+              <w:t>}</w:t>
             </w:r>
           </w:p>
         </w:tc>
@@ -7801,6 +9184,7 @@
               </w:rPr>
               <w:t>{</w:t>
             </w:r>
+            <w:proofErr w:type="spellStart"/>
             <w:r>
               <w:rPr>
                 <w:rFonts w:ascii="Calibri" w:eastAsia="Times New Roman" w:hAnsi="Calibri" w:cs="Calibri"/>
@@ -7810,6 +9194,7 @@
               </w:rPr>
               <w:t>textoIPMReguPECO</w:t>
             </w:r>
+            <w:proofErr w:type="spellEnd"/>
             <w:r>
               <w:rPr>
                 <w:rFonts w:ascii="Calibri" w:eastAsia="Times New Roman" w:hAnsi="Calibri" w:cs="Calibri"/>
@@ -7907,7 +9292,27 @@
                 <w:sz w:val="20"/>
                 <w:szCs w:val="20"/>
               </w:rPr>
-              <w:t>{textoIGVLiqu}</w:t>
+              <w:t>{</w:t>
+            </w:r>
+            <w:proofErr w:type="spellStart"/>
+            <w:r>
+              <w:rPr>
+                <w:rFonts w:ascii="Calibri" w:hAnsi="Calibri" w:cs="Calibri"/>
+                <w:color w:val="000000"/>
+                <w:sz w:val="20"/>
+                <w:szCs w:val="20"/>
+              </w:rPr>
+              <w:t>textoIGVLiqu</w:t>
+            </w:r>
+            <w:proofErr w:type="spellEnd"/>
+            <w:r>
+              <w:rPr>
+                <w:rFonts w:ascii="Calibri" w:hAnsi="Calibri" w:cs="Calibri"/>
+                <w:color w:val="000000"/>
+                <w:sz w:val="20"/>
+                <w:szCs w:val="20"/>
+              </w:rPr>
+              <w:t>}</w:t>
             </w:r>
           </w:p>
         </w:tc>
@@ -7933,7 +9338,27 @@
                 <w:sz w:val="20"/>
                 <w:szCs w:val="20"/>
               </w:rPr>
-              <w:t>{textoIGVNoReg}</w:t>
+              <w:t>{</w:t>
+            </w:r>
+            <w:proofErr w:type="spellStart"/>
+            <w:r>
+              <w:rPr>
+                <w:rFonts w:ascii="Calibri" w:hAnsi="Calibri" w:cs="Calibri"/>
+                <w:color w:val="000000"/>
+                <w:sz w:val="20"/>
+                <w:szCs w:val="20"/>
+              </w:rPr>
+              <w:t>textoIGVNoReg</w:t>
+            </w:r>
+            <w:proofErr w:type="spellEnd"/>
+            <w:r>
+              <w:rPr>
+                <w:rFonts w:ascii="Calibri" w:hAnsi="Calibri" w:cs="Calibri"/>
+                <w:color w:val="000000"/>
+                <w:sz w:val="20"/>
+                <w:szCs w:val="20"/>
+              </w:rPr>
+              <w:t>}</w:t>
             </w:r>
           </w:p>
         </w:tc>
@@ -7961,6 +9386,7 @@
               </w:rPr>
               <w:t>{</w:t>
             </w:r>
+            <w:proofErr w:type="spellStart"/>
             <w:r>
               <w:rPr>
                 <w:rFonts w:ascii="Calibri" w:hAnsi="Calibri" w:cs="Calibri"/>
@@ -7970,6 +9396,7 @@
               </w:rPr>
               <w:t>textoIGVReguPECO</w:t>
             </w:r>
+            <w:proofErr w:type="spellEnd"/>
             <w:r>
               <w:rPr>
                 <w:rFonts w:ascii="Calibri" w:hAnsi="Calibri" w:cs="Calibri"/>
@@ -8063,7 +9490,29 @@
                 <w:szCs w:val="20"/>
                 <w:lang w:val="es-ES" w:eastAsia="es-ES"/>
               </w:rPr>
-              <w:t>{textoTotLiqu}</w:t>
+              <w:t>{</w:t>
+            </w:r>
+            <w:proofErr w:type="spellStart"/>
+            <w:r>
+              <w:rPr>
+                <w:rFonts w:ascii="Arial" w:eastAsia="Times New Roman" w:hAnsi="Arial" w:cs="Arial"/>
+                <w:color w:val="000000"/>
+                <w:sz w:val="20"/>
+                <w:szCs w:val="20"/>
+                <w:lang w:val="es-ES" w:eastAsia="es-ES"/>
+              </w:rPr>
+              <w:t>textoTotLiqu</w:t>
+            </w:r>
+            <w:proofErr w:type="spellEnd"/>
+            <w:r>
+              <w:rPr>
+                <w:rFonts w:ascii="Arial" w:eastAsia="Times New Roman" w:hAnsi="Arial" w:cs="Arial"/>
+                <w:color w:val="000000"/>
+                <w:sz w:val="20"/>
+                <w:szCs w:val="20"/>
+                <w:lang w:val="es-ES" w:eastAsia="es-ES"/>
+              </w:rPr>
+              <w:t>}</w:t>
             </w:r>
           </w:p>
         </w:tc>
@@ -8092,7 +9541,29 @@
                 <w:szCs w:val="20"/>
                 <w:lang w:val="es-ES" w:eastAsia="es-ES"/>
               </w:rPr>
-              <w:t>{textoTotNoReg}</w:t>
+              <w:t>{</w:t>
+            </w:r>
+            <w:proofErr w:type="spellStart"/>
+            <w:r>
+              <w:rPr>
+                <w:rFonts w:ascii="Arial" w:eastAsia="Times New Roman" w:hAnsi="Arial" w:cs="Arial"/>
+                <w:color w:val="000000"/>
+                <w:sz w:val="20"/>
+                <w:szCs w:val="20"/>
+                <w:lang w:val="es-ES" w:eastAsia="es-ES"/>
+              </w:rPr>
+              <w:t>textoTotNoReg</w:t>
+            </w:r>
+            <w:proofErr w:type="spellEnd"/>
+            <w:r>
+              <w:rPr>
+                <w:rFonts w:ascii="Arial" w:eastAsia="Times New Roman" w:hAnsi="Arial" w:cs="Arial"/>
+                <w:color w:val="000000"/>
+                <w:sz w:val="20"/>
+                <w:szCs w:val="20"/>
+                <w:lang w:val="es-ES" w:eastAsia="es-ES"/>
+              </w:rPr>
+              <w:t>}</w:t>
             </w:r>
           </w:p>
         </w:tc>
@@ -8123,6 +9594,7 @@
               </w:rPr>
               <w:t>{</w:t>
             </w:r>
+            <w:proofErr w:type="spellStart"/>
             <w:r>
               <w:rPr>
                 <w:rFonts w:ascii="Arial" w:eastAsia="Times New Roman" w:hAnsi="Arial" w:cs="Arial"/>
@@ -8133,6 +9605,7 @@
               </w:rPr>
               <w:t>textoTotReguPECO</w:t>
             </w:r>
+            <w:proofErr w:type="spellEnd"/>
             <w:r>
               <w:rPr>
                 <w:rFonts w:ascii="Arial" w:eastAsia="Times New Roman" w:hAnsi="Arial" w:cs="Arial"/>
@@ -8196,6 +9669,7 @@
         <w:t>{/</w:t>
       </w:r>
       <w:bookmarkStart w:id="10" w:name="_Hlk231148438"/>
+      <w:proofErr w:type="spellStart"/>
       <w:r>
         <w:rPr>
           <w:rFonts w:ascii="Arial" w:hAnsi="Arial" w:cs="Arial"/>
@@ -8205,6 +9679,7 @@
         <w:t>estadoPECOyAMAZONIA</w:t>
       </w:r>
       <w:bookmarkEnd w:id="10"/>
+      <w:proofErr w:type="spellEnd"/>
       <w:r>
         <w:rPr>
           <w:rFonts w:ascii="Arial" w:hAnsi="Arial" w:cs="Arial"/>
@@ -8443,6 +9918,7 @@
               </w:rPr>
               <w:t>Ad/</w:t>
             </w:r>
+            <w:proofErr w:type="spellStart"/>
             <w:r>
               <w:rPr>
                 <w:rFonts w:ascii="Arial" w:hAnsi="Arial" w:cs="Arial"/>
@@ -8459,6 +9935,7 @@
               </w:rPr>
               <w:t>alorem</w:t>
             </w:r>
+            <w:proofErr w:type="spellEnd"/>
           </w:p>
         </w:tc>
         <w:tc>
@@ -8484,7 +9961,27 @@
                 <w:sz w:val="20"/>
                 <w:szCs w:val="20"/>
               </w:rPr>
-              <w:t>{textoAVLiqu}</w:t>
+              <w:t>{</w:t>
+            </w:r>
+            <w:proofErr w:type="spellStart"/>
+            <w:r>
+              <w:rPr>
+                <w:rFonts w:ascii="Calibri" w:hAnsi="Calibri" w:cs="Calibri"/>
+                <w:color w:val="000000"/>
+                <w:sz w:val="20"/>
+                <w:szCs w:val="20"/>
+              </w:rPr>
+              <w:t>textoAVLiqu</w:t>
+            </w:r>
+            <w:proofErr w:type="spellEnd"/>
+            <w:r>
+              <w:rPr>
+                <w:rFonts w:ascii="Calibri" w:hAnsi="Calibri" w:cs="Calibri"/>
+                <w:color w:val="000000"/>
+                <w:sz w:val="20"/>
+                <w:szCs w:val="20"/>
+              </w:rPr>
+              <w:t>}</w:t>
             </w:r>
           </w:p>
         </w:tc>
@@ -8510,7 +10007,27 @@
                 <w:sz w:val="20"/>
                 <w:szCs w:val="20"/>
               </w:rPr>
-              <w:t>{textoAVNoReg}</w:t>
+              <w:t>{</w:t>
+            </w:r>
+            <w:proofErr w:type="spellStart"/>
+            <w:r>
+              <w:rPr>
+                <w:rFonts w:ascii="Calibri" w:hAnsi="Calibri" w:cs="Calibri"/>
+                <w:color w:val="000000"/>
+                <w:sz w:val="20"/>
+                <w:szCs w:val="20"/>
+              </w:rPr>
+              <w:t>textoAVNoReg</w:t>
+            </w:r>
+            <w:proofErr w:type="spellEnd"/>
+            <w:r>
+              <w:rPr>
+                <w:rFonts w:ascii="Calibri" w:hAnsi="Calibri" w:cs="Calibri"/>
+                <w:color w:val="000000"/>
+                <w:sz w:val="20"/>
+                <w:szCs w:val="20"/>
+              </w:rPr>
+              <w:t>}</w:t>
             </w:r>
           </w:p>
         </w:tc>
@@ -8538,6 +10055,7 @@
               </w:rPr>
               <w:t>{</w:t>
             </w:r>
+            <w:proofErr w:type="spellStart"/>
             <w:r>
               <w:rPr>
                 <w:rFonts w:ascii="Calibri" w:hAnsi="Calibri" w:cs="Calibri"/>
@@ -8547,6 +10065,7 @@
               </w:rPr>
               <w:t>textoAVReguPECO</w:t>
             </w:r>
+            <w:proofErr w:type="spellEnd"/>
             <w:r>
               <w:rPr>
                 <w:rFonts w:ascii="Calibri" w:hAnsi="Calibri" w:cs="Calibri"/>
@@ -8612,7 +10131,27 @@
                 <w:sz w:val="20"/>
                 <w:szCs w:val="20"/>
               </w:rPr>
-              <w:t>{textoIPMLiqu}</w:t>
+              <w:t>{</w:t>
+            </w:r>
+            <w:proofErr w:type="spellStart"/>
+            <w:r>
+              <w:rPr>
+                <w:rFonts w:ascii="Calibri" w:hAnsi="Calibri" w:cs="Calibri"/>
+                <w:color w:val="000000"/>
+                <w:sz w:val="20"/>
+                <w:szCs w:val="20"/>
+              </w:rPr>
+              <w:t>textoIPMLiqu</w:t>
+            </w:r>
+            <w:proofErr w:type="spellEnd"/>
+            <w:r>
+              <w:rPr>
+                <w:rFonts w:ascii="Calibri" w:hAnsi="Calibri" w:cs="Calibri"/>
+                <w:color w:val="000000"/>
+                <w:sz w:val="20"/>
+                <w:szCs w:val="20"/>
+              </w:rPr>
+              <w:t>}</w:t>
             </w:r>
           </w:p>
         </w:tc>
@@ -8638,7 +10177,27 @@
                 <w:sz w:val="20"/>
                 <w:szCs w:val="20"/>
               </w:rPr>
-              <w:t>{textoIPMNoReg}</w:t>
+              <w:t>{</w:t>
+            </w:r>
+            <w:proofErr w:type="spellStart"/>
+            <w:r>
+              <w:rPr>
+                <w:rFonts w:ascii="Calibri" w:hAnsi="Calibri" w:cs="Calibri"/>
+                <w:color w:val="000000"/>
+                <w:sz w:val="20"/>
+                <w:szCs w:val="20"/>
+              </w:rPr>
+              <w:t>textoIPMNoReg</w:t>
+            </w:r>
+            <w:proofErr w:type="spellEnd"/>
+            <w:r>
+              <w:rPr>
+                <w:rFonts w:ascii="Calibri" w:hAnsi="Calibri" w:cs="Calibri"/>
+                <w:color w:val="000000"/>
+                <w:sz w:val="20"/>
+                <w:szCs w:val="20"/>
+              </w:rPr>
+              <w:t>}</w:t>
             </w:r>
           </w:p>
         </w:tc>
@@ -8666,6 +10225,7 @@
               </w:rPr>
               <w:t>{</w:t>
             </w:r>
+            <w:proofErr w:type="spellStart"/>
             <w:r>
               <w:rPr>
                 <w:rFonts w:ascii="Calibri" w:eastAsia="Times New Roman" w:hAnsi="Calibri" w:cs="Calibri"/>
@@ -8675,6 +10235,7 @@
               </w:rPr>
               <w:t>textoIPMReguPECO</w:t>
             </w:r>
+            <w:proofErr w:type="spellEnd"/>
             <w:r>
               <w:rPr>
                 <w:rFonts w:ascii="Calibri" w:eastAsia="Times New Roman" w:hAnsi="Calibri" w:cs="Calibri"/>
@@ -8748,7 +10309,27 @@
                 <w:sz w:val="20"/>
                 <w:szCs w:val="20"/>
               </w:rPr>
-              <w:t>{textoIGVLiqu}</w:t>
+              <w:t>{</w:t>
+            </w:r>
+            <w:proofErr w:type="spellStart"/>
+            <w:r>
+              <w:rPr>
+                <w:rFonts w:ascii="Calibri" w:hAnsi="Calibri" w:cs="Calibri"/>
+                <w:color w:val="000000"/>
+                <w:sz w:val="20"/>
+                <w:szCs w:val="20"/>
+              </w:rPr>
+              <w:t>textoIGVLiqu</w:t>
+            </w:r>
+            <w:proofErr w:type="spellEnd"/>
+            <w:r>
+              <w:rPr>
+                <w:rFonts w:ascii="Calibri" w:hAnsi="Calibri" w:cs="Calibri"/>
+                <w:color w:val="000000"/>
+                <w:sz w:val="20"/>
+                <w:szCs w:val="20"/>
+              </w:rPr>
+              <w:t>}</w:t>
             </w:r>
           </w:p>
         </w:tc>
@@ -8774,7 +10355,27 @@
                 <w:sz w:val="20"/>
                 <w:szCs w:val="20"/>
               </w:rPr>
-              <w:t>{textoIGVNoReg}</w:t>
+              <w:t>{</w:t>
+            </w:r>
+            <w:proofErr w:type="spellStart"/>
+            <w:r>
+              <w:rPr>
+                <w:rFonts w:ascii="Calibri" w:hAnsi="Calibri" w:cs="Calibri"/>
+                <w:color w:val="000000"/>
+                <w:sz w:val="20"/>
+                <w:szCs w:val="20"/>
+              </w:rPr>
+              <w:t>textoIGVNoReg</w:t>
+            </w:r>
+            <w:proofErr w:type="spellEnd"/>
+            <w:r>
+              <w:rPr>
+                <w:rFonts w:ascii="Calibri" w:hAnsi="Calibri" w:cs="Calibri"/>
+                <w:color w:val="000000"/>
+                <w:sz w:val="20"/>
+                <w:szCs w:val="20"/>
+              </w:rPr>
+              <w:t>}</w:t>
             </w:r>
           </w:p>
         </w:tc>
@@ -8802,6 +10403,7 @@
               </w:rPr>
               <w:t>{</w:t>
             </w:r>
+            <w:proofErr w:type="spellStart"/>
             <w:r>
               <w:rPr>
                 <w:rFonts w:ascii="Calibri" w:hAnsi="Calibri" w:cs="Calibri"/>
@@ -8811,6 +10413,7 @@
               </w:rPr>
               <w:t>textoIGVReguPECO</w:t>
             </w:r>
+            <w:proofErr w:type="spellEnd"/>
             <w:r>
               <w:rPr>
                 <w:rFonts w:ascii="Calibri" w:hAnsi="Calibri" w:cs="Calibri"/>
@@ -8880,7 +10483,29 @@
                 <w:szCs w:val="20"/>
                 <w:lang w:val="es-ES" w:eastAsia="es-ES"/>
               </w:rPr>
-              <w:t>{textoTotLiqu}</w:t>
+              <w:t>{</w:t>
+            </w:r>
+            <w:proofErr w:type="spellStart"/>
+            <w:r>
+              <w:rPr>
+                <w:rFonts w:ascii="Arial" w:eastAsia="Times New Roman" w:hAnsi="Arial" w:cs="Arial"/>
+                <w:color w:val="000000"/>
+                <w:sz w:val="20"/>
+                <w:szCs w:val="20"/>
+                <w:lang w:val="es-ES" w:eastAsia="es-ES"/>
+              </w:rPr>
+              <w:t>textoTotLiqu</w:t>
+            </w:r>
+            <w:proofErr w:type="spellEnd"/>
+            <w:r>
+              <w:rPr>
+                <w:rFonts w:ascii="Arial" w:eastAsia="Times New Roman" w:hAnsi="Arial" w:cs="Arial"/>
+                <w:color w:val="000000"/>
+                <w:sz w:val="20"/>
+                <w:szCs w:val="20"/>
+                <w:lang w:val="es-ES" w:eastAsia="es-ES"/>
+              </w:rPr>
+              <w:t>}</w:t>
             </w:r>
           </w:p>
         </w:tc>
@@ -8909,7 +10534,29 @@
                 <w:szCs w:val="20"/>
                 <w:lang w:val="es-ES" w:eastAsia="es-ES"/>
               </w:rPr>
-              <w:t>{textoTotNoReg}</w:t>
+              <w:t>{</w:t>
+            </w:r>
+            <w:proofErr w:type="spellStart"/>
+            <w:r>
+              <w:rPr>
+                <w:rFonts w:ascii="Arial" w:eastAsia="Times New Roman" w:hAnsi="Arial" w:cs="Arial"/>
+                <w:color w:val="000000"/>
+                <w:sz w:val="20"/>
+                <w:szCs w:val="20"/>
+                <w:lang w:val="es-ES" w:eastAsia="es-ES"/>
+              </w:rPr>
+              <w:t>textoTotNoReg</w:t>
+            </w:r>
+            <w:proofErr w:type="spellEnd"/>
+            <w:r>
+              <w:rPr>
+                <w:rFonts w:ascii="Arial" w:eastAsia="Times New Roman" w:hAnsi="Arial" w:cs="Arial"/>
+                <w:color w:val="000000"/>
+                <w:sz w:val="20"/>
+                <w:szCs w:val="20"/>
+                <w:lang w:val="es-ES" w:eastAsia="es-ES"/>
+              </w:rPr>
+              <w:t>}</w:t>
             </w:r>
           </w:p>
         </w:tc>
@@ -8940,6 +10587,7 @@
               </w:rPr>
               <w:t>{</w:t>
             </w:r>
+            <w:proofErr w:type="spellStart"/>
             <w:r>
               <w:rPr>
                 <w:rFonts w:ascii="Arial" w:eastAsia="Times New Roman" w:hAnsi="Arial" w:cs="Arial"/>
@@ -8950,6 +10598,7 @@
               </w:rPr>
               <w:t>textoTotReguPECO</w:t>
             </w:r>
+            <w:proofErr w:type="spellEnd"/>
             <w:r>
               <w:rPr>
                 <w:rFonts w:ascii="Arial" w:eastAsia="Times New Roman" w:hAnsi="Arial" w:cs="Arial"/>
@@ -8995,6 +10644,7 @@
         </w:rPr>
         <w:t>{/</w:t>
       </w:r>
+      <w:proofErr w:type="spellStart"/>
       <w:r>
         <w:rPr>
           <w:rFonts w:ascii="Arial" w:hAnsi="Arial" w:cs="Arial"/>
@@ -9003,6 +10653,7 @@
         </w:rPr>
         <w:t>estadoOnlyPECO</w:t>
       </w:r>
+      <w:proofErr w:type="spellEnd"/>
       <w:r>
         <w:rPr>
           <w:rFonts w:ascii="Arial" w:hAnsi="Arial" w:cs="Arial"/>
@@ -9131,7 +10782,23 @@
           <w:rFonts w:ascii="Arial" w:hAnsi="Arial" w:cs="Arial"/>
           <w:color w:val="000000" w:themeColor="text1"/>
         </w:rPr>
-        <w:t>, presentado por {fromDam-nombreEmpresa}</w:t>
+        <w:t>, presentado por {</w:t>
+      </w:r>
+      <w:proofErr w:type="spellStart"/>
+      <w:r>
+        <w:rPr>
+          <w:rFonts w:ascii="Arial" w:hAnsi="Arial" w:cs="Arial"/>
+          <w:color w:val="000000" w:themeColor="text1"/>
+        </w:rPr>
+        <w:t>fromDam-nombreEmpresa</w:t>
+      </w:r>
+      <w:proofErr w:type="spellEnd"/>
+      <w:r>
+        <w:rPr>
+          <w:rFonts w:ascii="Arial" w:hAnsi="Arial" w:cs="Arial"/>
+          <w:color w:val="000000" w:themeColor="text1"/>
+        </w:rPr>
+        <w:t>}</w:t>
       </w:r>
       <w:r>
         <w:rPr>
@@ -9140,7 +10807,27 @@
           <w:bCs/>
           <w:color w:val="FF0000"/>
         </w:rPr>
-        <w:t>{fromDam-nombreEmpresaRRR}</w:t>
+        <w:t>{</w:t>
+      </w:r>
+      <w:proofErr w:type="spellStart"/>
+      <w:r>
+        <w:rPr>
+          <w:rFonts w:ascii="Arial" w:hAnsi="Arial" w:cs="Arial"/>
+          <w:b/>
+          <w:bCs/>
+          <w:color w:val="FF0000"/>
+        </w:rPr>
+        <w:t>fromDam-nombreEmpresaRRR</w:t>
+      </w:r>
+      <w:proofErr w:type="spellEnd"/>
+      <w:r>
+        <w:rPr>
+          <w:rFonts w:ascii="Arial" w:hAnsi="Arial" w:cs="Arial"/>
+          <w:b/>
+          <w:bCs/>
+          <w:color w:val="FF0000"/>
+        </w:rPr>
+        <w:t>}</w:t>
       </w:r>
       <w:r>
         <w:rPr>
@@ -9176,7 +10863,23 @@
           <w:rFonts w:ascii="Arial" w:hAnsi="Arial" w:cs="Arial"/>
           <w:color w:val="000000" w:themeColor="text1"/>
         </w:rPr>
-        <w:t>{fromDam-ruc}</w:t>
+        <w:t>{</w:t>
+      </w:r>
+      <w:proofErr w:type="spellStart"/>
+      <w:r>
+        <w:rPr>
+          <w:rFonts w:ascii="Arial" w:hAnsi="Arial" w:cs="Arial"/>
+          <w:color w:val="000000" w:themeColor="text1"/>
+        </w:rPr>
+        <w:t>fromDam</w:t>
+      </w:r>
+      <w:proofErr w:type="spellEnd"/>
+      <w:r>
+        <w:rPr>
+          <w:rFonts w:ascii="Arial" w:hAnsi="Arial" w:cs="Arial"/>
+          <w:color w:val="000000" w:themeColor="text1"/>
+        </w:rPr>
+        <w:t>-ruc}</w:t>
       </w:r>
       <w:r>
         <w:rPr>
@@ -9185,7 +10888,27 @@
           <w:bCs/>
           <w:color w:val="FF0000"/>
         </w:rPr>
-        <w:t>{fromDam-rucRRR}</w:t>
+        <w:t>{</w:t>
+      </w:r>
+      <w:proofErr w:type="spellStart"/>
+      <w:r>
+        <w:rPr>
+          <w:rFonts w:ascii="Arial" w:hAnsi="Arial" w:cs="Arial"/>
+          <w:b/>
+          <w:bCs/>
+          <w:color w:val="FF0000"/>
+        </w:rPr>
+        <w:t>fromDam-rucRRR</w:t>
+      </w:r>
+      <w:proofErr w:type="spellEnd"/>
+      <w:r>
+        <w:rPr>
+          <w:rFonts w:ascii="Arial" w:hAnsi="Arial" w:cs="Arial"/>
+          <w:b/>
+          <w:bCs/>
+          <w:color w:val="FF0000"/>
+        </w:rPr>
+        <w:t>}</w:t>
       </w:r>
       <w:r>
         <w:rPr>
@@ -9267,12 +10990,14 @@
         </w:rPr>
         <w:t>{/</w:t>
       </w:r>
+      <w:proofErr w:type="spellStart"/>
       <w:r>
         <w:rPr>
           <w:rFonts w:ascii="Arial" w:hAnsi="Arial" w:cs="Arial"/>
         </w:rPr>
         <w:t>estadoOnlyAMAZONIA</w:t>
       </w:r>
+      <w:proofErr w:type="spellEnd"/>
       <w:r>
         <w:rPr>
           <w:rFonts w:ascii="Arial" w:hAnsi="Arial" w:cs="Arial"/>
@@ -9384,7 +11109,23 @@
           <w:rFonts w:ascii="Arial" w:hAnsi="Arial" w:cs="Arial"/>
           <w:color w:val="000000" w:themeColor="text1"/>
         </w:rPr>
-        <w:t>, presentado por {fromDam-nombreEmpresa}</w:t>
+        <w:t>, presentado por {</w:t>
+      </w:r>
+      <w:proofErr w:type="spellStart"/>
+      <w:r>
+        <w:rPr>
+          <w:rFonts w:ascii="Arial" w:hAnsi="Arial" w:cs="Arial"/>
+          <w:color w:val="000000" w:themeColor="text1"/>
+        </w:rPr>
+        <w:t>fromDam-nombreEmpresa</w:t>
+      </w:r>
+      <w:proofErr w:type="spellEnd"/>
+      <w:r>
+        <w:rPr>
+          <w:rFonts w:ascii="Arial" w:hAnsi="Arial" w:cs="Arial"/>
+          <w:color w:val="000000" w:themeColor="text1"/>
+        </w:rPr>
+        <w:t>}</w:t>
       </w:r>
       <w:r>
         <w:rPr>
@@ -9393,7 +11134,27 @@
           <w:bCs/>
           <w:color w:val="FF0000"/>
         </w:rPr>
-        <w:t>{fromDam-nombreEmpresaRRR}</w:t>
+        <w:t>{</w:t>
+      </w:r>
+      <w:proofErr w:type="spellStart"/>
+      <w:r>
+        <w:rPr>
+          <w:rFonts w:ascii="Arial" w:hAnsi="Arial" w:cs="Arial"/>
+          <w:b/>
+          <w:bCs/>
+          <w:color w:val="FF0000"/>
+        </w:rPr>
+        <w:t>fromDam-nombreEmpresaRRR</w:t>
+      </w:r>
+      <w:proofErr w:type="spellEnd"/>
+      <w:r>
+        <w:rPr>
+          <w:rFonts w:ascii="Arial" w:hAnsi="Arial" w:cs="Arial"/>
+          <w:b/>
+          <w:bCs/>
+          <w:color w:val="FF0000"/>
+        </w:rPr>
+        <w:t>}</w:t>
       </w:r>
       <w:r>
         <w:rPr>
@@ -9429,7 +11190,23 @@
           <w:rFonts w:ascii="Arial" w:hAnsi="Arial" w:cs="Arial"/>
           <w:color w:val="000000" w:themeColor="text1"/>
         </w:rPr>
-        <w:t>{fromDam-ruc}</w:t>
+        <w:t>{</w:t>
+      </w:r>
+      <w:proofErr w:type="spellStart"/>
+      <w:r>
+        <w:rPr>
+          <w:rFonts w:ascii="Arial" w:hAnsi="Arial" w:cs="Arial"/>
+          <w:color w:val="000000" w:themeColor="text1"/>
+        </w:rPr>
+        <w:t>fromDam</w:t>
+      </w:r>
+      <w:proofErr w:type="spellEnd"/>
+      <w:r>
+        <w:rPr>
+          <w:rFonts w:ascii="Arial" w:hAnsi="Arial" w:cs="Arial"/>
+          <w:color w:val="000000" w:themeColor="text1"/>
+        </w:rPr>
+        <w:t>-ruc}</w:t>
       </w:r>
       <w:r>
         <w:rPr>
@@ -9438,7 +11215,27 @@
           <w:bCs/>
           <w:color w:val="FF0000"/>
         </w:rPr>
-        <w:t>{fromDam-rucRRR}</w:t>
+        <w:t>{</w:t>
+      </w:r>
+      <w:proofErr w:type="spellStart"/>
+      <w:r>
+        <w:rPr>
+          <w:rFonts w:ascii="Arial" w:hAnsi="Arial" w:cs="Arial"/>
+          <w:b/>
+          <w:bCs/>
+          <w:color w:val="FF0000"/>
+        </w:rPr>
+        <w:t>fromDam-rucRRR</w:t>
+      </w:r>
+      <w:proofErr w:type="spellEnd"/>
+      <w:r>
+        <w:rPr>
+          <w:rFonts w:ascii="Arial" w:hAnsi="Arial" w:cs="Arial"/>
+          <w:b/>
+          <w:bCs/>
+          <w:color w:val="FF0000"/>
+        </w:rPr>
+        <w:t>}</w:t>
       </w:r>
       <w:r>
         <w:rPr>
@@ -9459,7 +11256,23 @@
           <w:rFonts w:ascii="Arial" w:hAnsi="Arial" w:cs="Arial"/>
           <w:color w:val="000000" w:themeColor="text1"/>
         </w:rPr>
-        <w:t>107-94-EF/10; por lo tanto, corresponde atender las series de la referida DAM solicitadas a regularización toda vez que se encuentran negociadas en el Arancel Común del Convenio Peruano - Colombiano con una tasa Ad/Valorem – Libre; asimismo, se debe tener en cuenta lo opinado en el informe n.º 50-2008-SUNAT/2B4000, ratificado mediante Informe n.º 11-2017-SUNAT/340000, donde dice que: “la devolución de los tributos pagados a cuenta, como regularización del despacho de mercancía acogidas estrictamente a los beneficios arancelarios otorgados por el PECO, comprende únicamente los derechos Ad/Valorem cancelados de las mercancías liberadas total o parcialmente por acogimiento del PECO; determinándose que el monto a regularizar en el marco del Decreto Supremo n.º 015-94-EF es de S/ {textoTotReguPECO} y en el marco de la Ley n.º 2703</w:t>
+        <w:t>107-94-EF/10; por lo tanto, corresponde atender las series de la referida DAM solicitadas a regularización toda vez que se encuentran negociadas en el Arancel Común del Convenio Peruano - Colombiano con una tasa Ad/Valorem – Libre; asimismo, se debe tener en cuenta lo opinado en el informe n.º 50-2008-SUNAT/2B4000, ratificado mediante Informe n.º 11-2017-SUNAT/340000, donde dice que: “la devolución de los tributos pagados a cuenta, como regularización del despacho de mercancía acogidas estrictamente a los beneficios arancelarios otorgados por el PECO, comprende únicamente los derechos Ad/Valorem cancelados de las mercancías liberadas total o parcialmente por acogimiento del PECO; determinándose que el monto a regularizar en el marco del Decreto Supremo n.º 015-94-EF es de S/ {</w:t>
+      </w:r>
+      <w:proofErr w:type="spellStart"/>
+      <w:r>
+        <w:rPr>
+          <w:rFonts w:ascii="Arial" w:hAnsi="Arial" w:cs="Arial"/>
+          <w:color w:val="000000" w:themeColor="text1"/>
+        </w:rPr>
+        <w:t>textoTotReguPECO</w:t>
+      </w:r>
+      <w:proofErr w:type="spellEnd"/>
+      <w:r>
+        <w:rPr>
+          <w:rFonts w:ascii="Arial" w:hAnsi="Arial" w:cs="Arial"/>
+          <w:color w:val="000000" w:themeColor="text1"/>
+        </w:rPr>
+        <w:t>} y en el marco de la Ley n.º 2703</w:t>
       </w:r>
       <w:r>
         <w:rPr>
@@ -9501,11 +11314,19 @@
         </w:rPr>
         <w:t>/</w:t>
       </w:r>
-      <w:r>
-        <w:rPr>
-          <w:rFonts w:ascii="Arial" w:hAnsi="Arial" w:cs="Arial"/>
-        </w:rPr>
-        <w:t>estadoPECOyAMAZONIA}</w:t>
+      <w:proofErr w:type="spellStart"/>
+      <w:r>
+        <w:rPr>
+          <w:rFonts w:ascii="Arial" w:hAnsi="Arial" w:cs="Arial"/>
+        </w:rPr>
+        <w:t>estadoPECOyAMAZONIA</w:t>
+      </w:r>
+      <w:proofErr w:type="spellEnd"/>
+      <w:r>
+        <w:rPr>
+          <w:rFonts w:ascii="Arial" w:hAnsi="Arial" w:cs="Arial"/>
+        </w:rPr>
+        <w:t>}</w:t>
       </w:r>
     </w:p>
     <w:p>
@@ -9573,7 +11394,27 @@
           <w:sz w:val="22"/>
           <w:szCs w:val="22"/>
         </w:rPr>
-        <w:t>, presentado por {fromDam-nombreEmpresa}</w:t>
+        <w:t>, presentado por {</w:t>
+      </w:r>
+      <w:proofErr w:type="spellStart"/>
+      <w:r>
+        <w:rPr>
+          <w:rFonts w:ascii="Arial" w:hAnsi="Arial" w:cs="Arial"/>
+          <w:color w:val="000000" w:themeColor="text1"/>
+          <w:sz w:val="22"/>
+          <w:szCs w:val="22"/>
+        </w:rPr>
+        <w:t>fromDam-nombreEmpresa</w:t>
+      </w:r>
+      <w:proofErr w:type="spellEnd"/>
+      <w:r>
+        <w:rPr>
+          <w:rFonts w:ascii="Arial" w:hAnsi="Arial" w:cs="Arial"/>
+          <w:color w:val="000000" w:themeColor="text1"/>
+          <w:sz w:val="22"/>
+          <w:szCs w:val="22"/>
+        </w:rPr>
+        <w:t>}</w:t>
       </w:r>
       <w:r>
         <w:rPr>
@@ -9582,7 +11423,27 @@
           <w:sz w:val="22"/>
           <w:szCs w:val="22"/>
         </w:rPr>
-        <w:t>{fromDam-nombreEmpresaRRR}</w:t>
+        <w:t>{</w:t>
+      </w:r>
+      <w:proofErr w:type="spellStart"/>
+      <w:r>
+        <w:rPr>
+          <w:rFonts w:ascii="Arial" w:hAnsi="Arial" w:cs="Arial"/>
+          <w:color w:val="FF0000"/>
+          <w:sz w:val="22"/>
+          <w:szCs w:val="22"/>
+        </w:rPr>
+        <w:t>fromDam-nombreEmpresaRRR</w:t>
+      </w:r>
+      <w:proofErr w:type="spellEnd"/>
+      <w:r>
+        <w:rPr>
+          <w:rFonts w:ascii="Arial" w:hAnsi="Arial" w:cs="Arial"/>
+          <w:color w:val="FF0000"/>
+          <w:sz w:val="22"/>
+          <w:szCs w:val="22"/>
+        </w:rPr>
+        <w:t>}</w:t>
       </w:r>
       <w:r>
         <w:rPr>
@@ -9591,7 +11452,27 @@
           <w:sz w:val="22"/>
           <w:szCs w:val="22"/>
         </w:rPr>
-        <w:t>, identificado con RUC n.º {fromDam-ruc}</w:t>
+        <w:t>, identificado con RUC n.º {</w:t>
+      </w:r>
+      <w:proofErr w:type="spellStart"/>
+      <w:r>
+        <w:rPr>
+          <w:rFonts w:ascii="Arial" w:hAnsi="Arial" w:cs="Arial"/>
+          <w:color w:val="000000" w:themeColor="text1"/>
+          <w:sz w:val="22"/>
+          <w:szCs w:val="22"/>
+        </w:rPr>
+        <w:t>fromDam</w:t>
+      </w:r>
+      <w:proofErr w:type="spellEnd"/>
+      <w:r>
+        <w:rPr>
+          <w:rFonts w:ascii="Arial" w:hAnsi="Arial" w:cs="Arial"/>
+          <w:color w:val="000000" w:themeColor="text1"/>
+          <w:sz w:val="22"/>
+          <w:szCs w:val="22"/>
+        </w:rPr>
+        <w:t>-ruc}</w:t>
       </w:r>
       <w:r>
         <w:rPr>
@@ -9600,7 +11481,27 @@
           <w:sz w:val="22"/>
           <w:szCs w:val="22"/>
         </w:rPr>
-        <w:t>{fromDam-rucRRR}</w:t>
+        <w:t>{</w:t>
+      </w:r>
+      <w:proofErr w:type="spellStart"/>
+      <w:r>
+        <w:rPr>
+          <w:rFonts w:ascii="Arial" w:hAnsi="Arial" w:cs="Arial"/>
+          <w:color w:val="FF0000"/>
+          <w:sz w:val="22"/>
+          <w:szCs w:val="22"/>
+        </w:rPr>
+        <w:t>fromDam-rucRRR</w:t>
+      </w:r>
+      <w:proofErr w:type="spellEnd"/>
+      <w:r>
+        <w:rPr>
+          <w:rFonts w:ascii="Arial" w:hAnsi="Arial" w:cs="Arial"/>
+          <w:color w:val="FF0000"/>
+          <w:sz w:val="22"/>
+          <w:szCs w:val="22"/>
+        </w:rPr>
+        <w:t>}</w:t>
       </w:r>
       <w:r>
         <w:rPr>
@@ -9627,7 +11528,27 @@
           <w:sz w:val="22"/>
           <w:szCs w:val="22"/>
         </w:rPr>
-        <w:t>107-94-EF/10; por lo tanto, corresponde atender las series de la referida DAM solicitadas a regularización toda vez que se encuentran negociadas en el Arancel Común del Convenio Peruano - Colombiano con una tasa Ad/Valorem – Libre; asimismo, se debe tener en cuenta lo opinado en el informe n.º 50-2008-SUNAT/2B4000, ratificado mediante Informe n.º 11-2017-SUNAT/340000, donde dice que: “la devolución de los tributos pagados a cuenta, como regularización del despacho de mercancía acogidas estrictamente a los beneficios arancelarios otorgados por el PECO, comprende únicamente los derechos Ad/Valorem cancelados de las mercancías liberadas total o parcialmente por acogimiento del PECO; determinándose que el monto a regularizar en el marco del Decreto Supremo n.º 015-94-EF es de S/ {textoTotReguPECO}</w:t>
+        <w:t>107-94-EF/10; por lo tanto, corresponde atender las series de la referida DAM solicitadas a regularización toda vez que se encuentran negociadas en el Arancel Común del Convenio Peruano - Colombiano con una tasa Ad/Valorem – Libre; asimismo, se debe tener en cuenta lo opinado en el informe n.º 50-2008-SUNAT/2B4000, ratificado mediante Informe n.º 11-2017-SUNAT/340000, donde dice que: “la devolución de los tributos pagados a cuenta, como regularización del despacho de mercancía acogidas estrictamente a los beneficios arancelarios otorgados por el PECO, comprende únicamente los derechos Ad/Valorem cancelados de las mercancías liberadas total o parcialmente por acogimiento del PECO; determinándose que el monto a regularizar en el marco del Decreto Supremo n.º 015-94-EF es de S/ {</w:t>
+      </w:r>
+      <w:proofErr w:type="spellStart"/>
+      <w:r>
+        <w:rPr>
+          <w:rFonts w:ascii="Arial" w:hAnsi="Arial" w:cs="Arial"/>
+          <w:color w:val="000000" w:themeColor="text1"/>
+          <w:sz w:val="22"/>
+          <w:szCs w:val="22"/>
+        </w:rPr>
+        <w:t>textoTotReguPECO</w:t>
+      </w:r>
+      <w:proofErr w:type="spellEnd"/>
+      <w:r>
+        <w:rPr>
+          <w:rFonts w:ascii="Arial" w:hAnsi="Arial" w:cs="Arial"/>
+          <w:color w:val="000000" w:themeColor="text1"/>
+          <w:sz w:val="22"/>
+          <w:szCs w:val="22"/>
+        </w:rPr>
+        <w:t>}</w:t>
       </w:r>
       <w:r>
         <w:rPr>
@@ -9655,9 +11576,11 @@
       <w:r>
         <w:t>{/</w:t>
       </w:r>
+      <w:proofErr w:type="spellStart"/>
       <w:r>
         <w:t>estadoOnlyPECO</w:t>
       </w:r>
+      <w:proofErr w:type="spellEnd"/>
       <w:r>
         <w:t>}</w:t>
       </w:r>
@@ -9695,7 +11618,23 @@
           <w:rFonts w:ascii="Arial" w:hAnsi="Arial"/>
           <w:color w:val="000000" w:themeColor="text1"/>
         </w:rPr>
-        <w:t>La Ley n.º 28194 “Ley para la Lucha contra la Evasión y para la Formalización de la Economía” establece en su artículo 3-A la obligatoriedad del uso de medios de pago en la compraventa internacional de mercancías, en tal sentido, se procedió a evaluar la factura remitida por el administrado a través del requerimiento n.º {datosFactura-numeroReqFac}</w:t>
+        <w:t>La Ley n.º 28194 “Ley para la Lucha contra la Evasión y para la Formalización de la Economía” establece en su artículo 3-A la obligatoriedad del uso de medios de pago en la compraventa internacional de mercancías, en tal sentido, se procedió a evaluar la factura remitida por el administrado a través del requerimiento n.º {</w:t>
+      </w:r>
+      <w:proofErr w:type="spellStart"/>
+      <w:r>
+        <w:rPr>
+          <w:rFonts w:ascii="Arial" w:hAnsi="Arial"/>
+          <w:color w:val="000000" w:themeColor="text1"/>
+        </w:rPr>
+        <w:t>datosFactura-numeroReqFac</w:t>
+      </w:r>
+      <w:proofErr w:type="spellEnd"/>
+      <w:r>
+        <w:rPr>
+          <w:rFonts w:ascii="Arial" w:hAnsi="Arial"/>
+          <w:color w:val="000000" w:themeColor="text1"/>
+        </w:rPr>
+        <w:t>}</w:t>
       </w:r>
       <w:r>
         <w:rPr>
@@ -9704,7 +11643,27 @@
           <w:bCs/>
           <w:color w:val="FF0000"/>
         </w:rPr>
-        <w:t>{datosFactura-numeroReqFacRRR}</w:t>
+        <w:t>{</w:t>
+      </w:r>
+      <w:proofErr w:type="spellStart"/>
+      <w:r>
+        <w:rPr>
+          <w:rFonts w:ascii="Arial" w:hAnsi="Arial"/>
+          <w:b/>
+          <w:bCs/>
+          <w:color w:val="FF0000"/>
+        </w:rPr>
+        <w:t>datosFactura-numeroReqFacRRR</w:t>
+      </w:r>
+      <w:proofErr w:type="spellEnd"/>
+      <w:r>
+        <w:rPr>
+          <w:rFonts w:ascii="Arial" w:hAnsi="Arial"/>
+          <w:b/>
+          <w:bCs/>
+          <w:color w:val="FF0000"/>
+        </w:rPr>
+        <w:t>}</w:t>
       </w:r>
       <w:r>
         <w:rPr>
@@ -9746,7 +11705,25 @@
           <w:sz w:val="22"/>
           <w:szCs w:val="22"/>
         </w:rPr>
-        <w:t>del requerimiento n.º {datosFactura-numeroReqFac}</w:t>
+        <w:t>del requerimiento n.º {</w:t>
+      </w:r>
+      <w:proofErr w:type="spellStart"/>
+      <w:r>
+        <w:rPr>
+          <w:rFonts w:ascii="Arial" w:hAnsi="Arial"/>
+          <w:sz w:val="22"/>
+          <w:szCs w:val="22"/>
+        </w:rPr>
+        <w:t>datosFactura-numeroReqFac</w:t>
+      </w:r>
+      <w:proofErr w:type="spellEnd"/>
+      <w:r>
+        <w:rPr>
+          <w:rFonts w:ascii="Arial" w:hAnsi="Arial"/>
+          <w:sz w:val="22"/>
+          <w:szCs w:val="22"/>
+        </w:rPr>
+        <w:t>}</w:t>
       </w:r>
       <w:r>
         <w:rPr>
@@ -9757,16 +11734,9 @@
           <w:sz w:val="22"/>
           <w:szCs w:val="22"/>
         </w:rPr>
-        <w:t>{datosFactura-numeroReqFacRRR}</w:t>
-      </w:r>
-      <w:r>
-        <w:rPr>
-          <w:rFonts w:ascii="Arial" w:hAnsi="Arial"/>
-          <w:sz w:val="22"/>
-          <w:szCs w:val="22"/>
-        </w:rPr>
-        <w:t xml:space="preserve"> de fecha </w:t>
-      </w:r>
+        <w:t>{</w:t>
+      </w:r>
+      <w:proofErr w:type="spellStart"/>
       <w:r>
         <w:rPr>
           <w:rFonts w:ascii="Arial" w:hAnsi="Arial"/>
@@ -9776,15 +11746,88 @@
           <w:sz w:val="22"/>
           <w:szCs w:val="22"/>
         </w:rPr>
-        <w:t>{datosFactura-fechaReqFacRRR}</w:t>
-      </w:r>
+        <w:t>datosFactura-numeroReqFacRRR</w:t>
+      </w:r>
+      <w:proofErr w:type="spellEnd"/>
       <w:r>
         <w:rPr>
           <w:rFonts w:ascii="Arial" w:hAnsi="Arial"/>
-          <w:sz w:val="22"/>
-          <w:szCs w:val="22"/>
-        </w:rPr>
-        <w:t xml:space="preserve">{datosFactura-fechaReqFac} presentó a esta administración la factura digitalizada, la misma que se encuentra detallada en  </w:t>
+          <w:b/>
+          <w:bCs/>
+          <w:color w:val="FF0000"/>
+          <w:sz w:val="22"/>
+          <w:szCs w:val="22"/>
+        </w:rPr>
+        <w:t>}</w:t>
+      </w:r>
+      <w:r>
+        <w:rPr>
+          <w:rFonts w:ascii="Arial" w:hAnsi="Arial"/>
+          <w:sz w:val="22"/>
+          <w:szCs w:val="22"/>
+        </w:rPr>
+        <w:t xml:space="preserve"> de fecha </w:t>
+      </w:r>
+      <w:r>
+        <w:rPr>
+          <w:rFonts w:ascii="Arial" w:hAnsi="Arial"/>
+          <w:b/>
+          <w:bCs/>
+          <w:color w:val="FF0000"/>
+          <w:sz w:val="22"/>
+          <w:szCs w:val="22"/>
+        </w:rPr>
+        <w:t>{</w:t>
+      </w:r>
+      <w:proofErr w:type="spellStart"/>
+      <w:r>
+        <w:rPr>
+          <w:rFonts w:ascii="Arial" w:hAnsi="Arial"/>
+          <w:b/>
+          <w:bCs/>
+          <w:color w:val="FF0000"/>
+          <w:sz w:val="22"/>
+          <w:szCs w:val="22"/>
+        </w:rPr>
+        <w:t>datosFactura-fechaReqFacRRR</w:t>
+      </w:r>
+      <w:proofErr w:type="spellEnd"/>
+      <w:r>
+        <w:rPr>
+          <w:rFonts w:ascii="Arial" w:hAnsi="Arial"/>
+          <w:b/>
+          <w:bCs/>
+          <w:color w:val="FF0000"/>
+          <w:sz w:val="22"/>
+          <w:szCs w:val="22"/>
+        </w:rPr>
+        <w:t>}</w:t>
+      </w:r>
+      <w:r>
+        <w:rPr>
+          <w:rFonts w:ascii="Arial" w:hAnsi="Arial"/>
+          <w:sz w:val="22"/>
+          <w:szCs w:val="22"/>
+        </w:rPr>
+        <w:t>{</w:t>
+      </w:r>
+      <w:proofErr w:type="spellStart"/>
+      <w:r>
+        <w:rPr>
+          <w:rFonts w:ascii="Arial" w:hAnsi="Arial"/>
+          <w:sz w:val="22"/>
+          <w:szCs w:val="22"/>
+        </w:rPr>
+        <w:t>datosFactura-fechaReqFac</w:t>
+      </w:r>
+      <w:proofErr w:type="spellEnd"/>
+      <w:r>
+        <w:rPr>
+          <w:rFonts w:ascii="Arial" w:hAnsi="Arial"/>
+          <w:sz w:val="22"/>
+          <w:szCs w:val="22"/>
+        </w:rPr>
+        <w:t xml:space="preserve">} presentó a esta administración la factura digitalizada, la misma que se encuentra detallada en  </w:t>
       </w:r>
       <w:r>
         <w:rPr>
@@ -9907,7 +11950,25 @@
           <w:sz w:val="22"/>
           <w:szCs w:val="22"/>
         </w:rPr>
-        <w:t>se evidencia que el importador todavía se encuentra dentro del plazo para realizar la transferencia por el pago de las mercancías; en tal sentido, corresponde la devolución solicitada por {fromDam-nombreEmpresa}</w:t>
+        <w:t>se evidencia que el importador todavía se encuentra dentro del plazo para realizar la transferencia por el pago de las mercancías; en tal sentido, corresponde la devolución solicitada por {</w:t>
+      </w:r>
+      <w:proofErr w:type="spellStart"/>
+      <w:r>
+        <w:rPr>
+          <w:rFonts w:ascii="Arial" w:hAnsi="Arial"/>
+          <w:sz w:val="22"/>
+          <w:szCs w:val="22"/>
+        </w:rPr>
+        <w:t>fromDam-nombreEmpresa</w:t>
+      </w:r>
+      <w:proofErr w:type="spellEnd"/>
+      <w:r>
+        <w:rPr>
+          <w:rFonts w:ascii="Arial" w:hAnsi="Arial"/>
+          <w:sz w:val="22"/>
+          <w:szCs w:val="22"/>
+        </w:rPr>
+        <w:t>}</w:t>
       </w:r>
       <w:r>
         <w:rPr>
@@ -9918,15 +11979,57 @@
           <w:sz w:val="22"/>
           <w:szCs w:val="22"/>
         </w:rPr>
-        <w:t>{fromDam-nombreEmpresaRRR}</w:t>
-      </w:r>
+        <w:t>{</w:t>
+      </w:r>
+      <w:proofErr w:type="spellStart"/>
       <w:r>
         <w:rPr>
           <w:rFonts w:ascii="Arial" w:hAnsi="Arial"/>
-          <w:sz w:val="22"/>
-          <w:szCs w:val="22"/>
-        </w:rPr>
-        <w:t>. identificada con RUC n.º {fromDam-ruc} al amparo de la Ley n.º 27037, al no configurar la exclusión establecida en el artículo 8° de la Mencionada Ley</w:t>
+          <w:b/>
+          <w:bCs/>
+          <w:color w:val="FF0000"/>
+          <w:sz w:val="22"/>
+          <w:szCs w:val="22"/>
+        </w:rPr>
+        <w:t>fromDam-nombreEmpresaRRR</w:t>
+      </w:r>
+      <w:proofErr w:type="spellEnd"/>
+      <w:r>
+        <w:rPr>
+          <w:rFonts w:ascii="Arial" w:hAnsi="Arial"/>
+          <w:b/>
+          <w:bCs/>
+          <w:color w:val="FF0000"/>
+          <w:sz w:val="22"/>
+          <w:szCs w:val="22"/>
+        </w:rPr>
+        <w:t>}</w:t>
+      </w:r>
+      <w:r>
+        <w:rPr>
+          <w:rFonts w:ascii="Arial" w:hAnsi="Arial"/>
+          <w:sz w:val="22"/>
+          <w:szCs w:val="22"/>
+        </w:rPr>
+        <w:t>. identificada con RUC n.º {</w:t>
+      </w:r>
+      <w:proofErr w:type="spellStart"/>
+      <w:r>
+        <w:rPr>
+          <w:rFonts w:ascii="Arial" w:hAnsi="Arial"/>
+          <w:sz w:val="22"/>
+          <w:szCs w:val="22"/>
+        </w:rPr>
+        <w:t>fromDam</w:t>
+      </w:r>
+      <w:proofErr w:type="spellEnd"/>
+      <w:r>
+        <w:rPr>
+          <w:rFonts w:ascii="Arial" w:hAnsi="Arial"/>
+          <w:sz w:val="22"/>
+          <w:szCs w:val="22"/>
+        </w:rPr>
+        <w:t>-ruc} al amparo de la Ley n.º 27037, al no configurar la exclusión establecida en el artículo 8° de la Mencionada Ley</w:t>
       </w:r>
       <w:bookmarkEnd w:id="11"/>
       <w:r>
@@ -9966,6 +12069,7 @@
         <w:t>{/</w:t>
       </w:r>
       <w:bookmarkStart w:id="12" w:name="_Hlk231251945"/>
+      <w:proofErr w:type="spellStart"/>
       <w:r>
         <w:rPr>
           <w:rFonts w:ascii="Arial" w:hAnsi="Arial" w:cs="Arial"/>
@@ -9975,6 +12079,7 @@
         <w:t>estadopagoFacturaTipoVencimiento</w:t>
       </w:r>
       <w:bookmarkEnd w:id="12"/>
+      <w:proofErr w:type="spellEnd"/>
       <w:r>
         <w:rPr>
           <w:rFonts w:ascii="Arial" w:hAnsi="Arial" w:cs="Arial"/>
@@ -10029,7 +12134,23 @@
           <w:rFonts w:ascii="Arial" w:hAnsi="Arial"/>
           <w:color w:val="000000" w:themeColor="text1"/>
         </w:rPr>
-        <w:t>La Ley n.º 28194 “Ley para la Lucha contra la Evasión y para la Formalización de la Economía” establece en su artículo 3-A la obligatoriedad del uso de medios de pago en la compraventa internacional de mercancías, en tal sentido, se procedió a evaluar la factura remitida por el administrado a través del requerimiento n.º {datosFactura-numeroReqFac}</w:t>
+        <w:t>La Ley n.º 28194 “Ley para la Lucha contra la Evasión y para la Formalización de la Economía” establece en su artículo 3-A la obligatoriedad del uso de medios de pago en la compraventa internacional de mercancías, en tal sentido, se procedió a evaluar la factura remitida por el administrado a través del requerimiento n.º {</w:t>
+      </w:r>
+      <w:proofErr w:type="spellStart"/>
+      <w:r>
+        <w:rPr>
+          <w:rFonts w:ascii="Arial" w:hAnsi="Arial"/>
+          <w:color w:val="000000" w:themeColor="text1"/>
+        </w:rPr>
+        <w:t>datosFactura-numeroReqFac</w:t>
+      </w:r>
+      <w:proofErr w:type="spellEnd"/>
+      <w:r>
+        <w:rPr>
+          <w:rFonts w:ascii="Arial" w:hAnsi="Arial"/>
+          <w:color w:val="000000" w:themeColor="text1"/>
+        </w:rPr>
+        <w:t>}</w:t>
       </w:r>
       <w:r>
         <w:rPr>
@@ -10038,7 +12159,27 @@
           <w:bCs/>
           <w:color w:val="FF0000"/>
         </w:rPr>
-        <w:t>{datosFactura-numeroReqFacRRR}</w:t>
+        <w:t>{</w:t>
+      </w:r>
+      <w:proofErr w:type="spellStart"/>
+      <w:r>
+        <w:rPr>
+          <w:rFonts w:ascii="Arial" w:hAnsi="Arial"/>
+          <w:b/>
+          <w:bCs/>
+          <w:color w:val="FF0000"/>
+        </w:rPr>
+        <w:t>datosFactura-numeroReqFacRRR</w:t>
+      </w:r>
+      <w:proofErr w:type="spellEnd"/>
+      <w:r>
+        <w:rPr>
+          <w:rFonts w:ascii="Arial" w:hAnsi="Arial"/>
+          <w:b/>
+          <w:bCs/>
+          <w:color w:val="FF0000"/>
+        </w:rPr>
+        <w:t>}</w:t>
       </w:r>
       <w:r>
         <w:rPr>
@@ -10080,7 +12221,25 @@
           <w:sz w:val="22"/>
           <w:szCs w:val="22"/>
         </w:rPr>
-        <w:t>través del requerimiento n.º {datosFactura-numeroReqFac}</w:t>
+        <w:t>través del requerimiento n.º {</w:t>
+      </w:r>
+      <w:proofErr w:type="spellStart"/>
+      <w:r>
+        <w:rPr>
+          <w:rFonts w:ascii="Arial" w:hAnsi="Arial"/>
+          <w:sz w:val="22"/>
+          <w:szCs w:val="22"/>
+        </w:rPr>
+        <w:t>datosFactura-numeroReqFac</w:t>
+      </w:r>
+      <w:proofErr w:type="spellEnd"/>
+      <w:r>
+        <w:rPr>
+          <w:rFonts w:ascii="Arial" w:hAnsi="Arial"/>
+          <w:sz w:val="22"/>
+          <w:szCs w:val="22"/>
+        </w:rPr>
+        <w:t>}</w:t>
       </w:r>
       <w:r>
         <w:rPr>
@@ -10091,16 +12250,9 @@
           <w:sz w:val="22"/>
           <w:szCs w:val="22"/>
         </w:rPr>
-        <w:t>{datosFactura-numeroReqFacRRR}</w:t>
-      </w:r>
-      <w:r>
-        <w:rPr>
-          <w:rFonts w:ascii="Arial" w:hAnsi="Arial"/>
-          <w:sz w:val="22"/>
-          <w:szCs w:val="22"/>
-        </w:rPr>
-        <w:t xml:space="preserve"> de fecha </w:t>
-      </w:r>
+        <w:t>{</w:t>
+      </w:r>
+      <w:proofErr w:type="spellStart"/>
       <w:r>
         <w:rPr>
           <w:rFonts w:ascii="Arial" w:hAnsi="Arial"/>
@@ -10110,15 +12262,88 @@
           <w:sz w:val="22"/>
           <w:szCs w:val="22"/>
         </w:rPr>
-        <w:t>{datosFactura-fechaReqFacRRR}</w:t>
-      </w:r>
+        <w:t>datosFactura-numeroReqFacRRR</w:t>
+      </w:r>
+      <w:proofErr w:type="spellEnd"/>
       <w:r>
         <w:rPr>
           <w:rFonts w:ascii="Arial" w:hAnsi="Arial"/>
-          <w:sz w:val="22"/>
-          <w:szCs w:val="22"/>
-        </w:rPr>
-        <w:t xml:space="preserve">{datosFactura-fechaReqFac} presentó a esta administración la factura digitalizada, la misma que se encuentra detallada en  </w:t>
+          <w:b/>
+          <w:bCs/>
+          <w:color w:val="FF0000"/>
+          <w:sz w:val="22"/>
+          <w:szCs w:val="22"/>
+        </w:rPr>
+        <w:t>}</w:t>
+      </w:r>
+      <w:r>
+        <w:rPr>
+          <w:rFonts w:ascii="Arial" w:hAnsi="Arial"/>
+          <w:sz w:val="22"/>
+          <w:szCs w:val="22"/>
+        </w:rPr>
+        <w:t xml:space="preserve"> de fecha </w:t>
+      </w:r>
+      <w:r>
+        <w:rPr>
+          <w:rFonts w:ascii="Arial" w:hAnsi="Arial"/>
+          <w:b/>
+          <w:bCs/>
+          <w:color w:val="FF0000"/>
+          <w:sz w:val="22"/>
+          <w:szCs w:val="22"/>
+        </w:rPr>
+        <w:t>{</w:t>
+      </w:r>
+      <w:proofErr w:type="spellStart"/>
+      <w:r>
+        <w:rPr>
+          <w:rFonts w:ascii="Arial" w:hAnsi="Arial"/>
+          <w:b/>
+          <w:bCs/>
+          <w:color w:val="FF0000"/>
+          <w:sz w:val="22"/>
+          <w:szCs w:val="22"/>
+        </w:rPr>
+        <w:t>datosFactura-fechaReqFacRRR</w:t>
+      </w:r>
+      <w:proofErr w:type="spellEnd"/>
+      <w:r>
+        <w:rPr>
+          <w:rFonts w:ascii="Arial" w:hAnsi="Arial"/>
+          <w:b/>
+          <w:bCs/>
+          <w:color w:val="FF0000"/>
+          <w:sz w:val="22"/>
+          <w:szCs w:val="22"/>
+        </w:rPr>
+        <w:t>}</w:t>
+      </w:r>
+      <w:r>
+        <w:rPr>
+          <w:rFonts w:ascii="Arial" w:hAnsi="Arial"/>
+          <w:sz w:val="22"/>
+          <w:szCs w:val="22"/>
+        </w:rPr>
+        <w:t>{</w:t>
+      </w:r>
+      <w:proofErr w:type="spellStart"/>
+      <w:r>
+        <w:rPr>
+          <w:rFonts w:ascii="Arial" w:hAnsi="Arial"/>
+          <w:sz w:val="22"/>
+          <w:szCs w:val="22"/>
+        </w:rPr>
+        <w:t>datosFactura-fechaReqFac</w:t>
+      </w:r>
+      <w:proofErr w:type="spellEnd"/>
+      <w:r>
+        <w:rPr>
+          <w:rFonts w:ascii="Arial" w:hAnsi="Arial"/>
+          <w:sz w:val="22"/>
+          <w:szCs w:val="22"/>
+        </w:rPr>
+        <w:t xml:space="preserve">} presentó a esta administración la factura digitalizada, la misma que se encuentra detallada en  </w:t>
       </w:r>
       <w:r>
         <w:rPr>
@@ -10135,7 +12360,25 @@
           <w:sz w:val="22"/>
           <w:szCs w:val="22"/>
         </w:rPr>
-        <w:t>, se ha procedido a revisar y verificar las condiciones de pago establecidas entre el importador y su proveedor, se observa que la fecha de pago de las mercancías es {datosFactura-plazoFac}</w:t>
+        <w:t>, se ha procedido a revisar y verificar las condiciones de pago establecidas entre el importador y su proveedor, se observa que la fecha de pago de las mercancías es {</w:t>
+      </w:r>
+      <w:proofErr w:type="spellStart"/>
+      <w:r>
+        <w:rPr>
+          <w:rFonts w:ascii="Arial" w:hAnsi="Arial"/>
+          <w:sz w:val="22"/>
+          <w:szCs w:val="22"/>
+        </w:rPr>
+        <w:t>datosFactura-plazoFac</w:t>
+      </w:r>
+      <w:proofErr w:type="spellEnd"/>
+      <w:r>
+        <w:rPr>
+          <w:rFonts w:ascii="Arial" w:hAnsi="Arial"/>
+          <w:sz w:val="22"/>
+          <w:szCs w:val="22"/>
+        </w:rPr>
+        <w:t>}</w:t>
       </w:r>
       <w:r>
         <w:rPr>
@@ -10146,7 +12389,31 @@
           <w:sz w:val="22"/>
           <w:szCs w:val="22"/>
         </w:rPr>
-        <w:t>{datosFactura-plazoFacRRR}</w:t>
+        <w:t>{</w:t>
+      </w:r>
+      <w:proofErr w:type="spellStart"/>
+      <w:r>
+        <w:rPr>
+          <w:rFonts w:ascii="Arial" w:hAnsi="Arial"/>
+          <w:b/>
+          <w:bCs/>
+          <w:color w:val="FF0000"/>
+          <w:sz w:val="22"/>
+          <w:szCs w:val="22"/>
+        </w:rPr>
+        <w:t>datosFactura-plazoFacRRR</w:t>
+      </w:r>
+      <w:proofErr w:type="spellEnd"/>
+      <w:r>
+        <w:rPr>
+          <w:rFonts w:ascii="Arial" w:hAnsi="Arial"/>
+          <w:b/>
+          <w:bCs/>
+          <w:color w:val="FF0000"/>
+          <w:sz w:val="22"/>
+          <w:szCs w:val="22"/>
+        </w:rPr>
+        <w:t>}</w:t>
       </w:r>
       <w:r>
         <w:rPr>
@@ -10173,6 +12440,7 @@
         </w:rPr>
         <w:t>{</w:t>
       </w:r>
+      <w:proofErr w:type="spellStart"/>
       <w:r>
         <w:rPr>
           <w:rFonts w:ascii="Arial" w:hAnsi="Arial"/>
@@ -10181,6 +12449,7 @@
         </w:rPr>
         <w:t>textoFechaTipado</w:t>
       </w:r>
+      <w:proofErr w:type="spellEnd"/>
       <w:r>
         <w:rPr>
           <w:rFonts w:ascii="Arial" w:hAnsi="Arial"/>
@@ -10198,24 +12467,9 @@
           <w:sz w:val="22"/>
           <w:szCs w:val="22"/>
         </w:rPr>
-        <w:t>{textoFechaTipadoRRR}</w:t>
-      </w:r>
-      <w:r>
-        <w:rPr>
-          <w:rFonts w:ascii="Arial" w:hAnsi="Arial"/>
-          <w:sz w:val="22"/>
-          <w:szCs w:val="22"/>
-        </w:rPr>
-        <w:t xml:space="preserve"> </w:t>
-      </w:r>
-      <w:r>
-        <w:rPr>
-          <w:rFonts w:ascii="Arial" w:hAnsi="Arial"/>
-          <w:sz w:val="22"/>
-          <w:szCs w:val="22"/>
-        </w:rPr>
-        <w:t>se evidencia que el importador todavía se encuentra dentro del plazo para realizar la transferencia por el pago de las mercancías; en tal sentido, corresponde la devolución solicitada por {fromDam-nombreEmpresa}</w:t>
-      </w:r>
+        <w:t>{</w:t>
+      </w:r>
+      <w:proofErr w:type="spellStart"/>
       <w:r>
         <w:rPr>
           <w:rFonts w:ascii="Arial" w:hAnsi="Arial"/>
@@ -10225,15 +12479,114 @@
           <w:sz w:val="22"/>
           <w:szCs w:val="22"/>
         </w:rPr>
-        <w:t>{fromDam-nombreEmpresaRRR}</w:t>
-      </w:r>
+        <w:t>textoFechaTipadoRRR</w:t>
+      </w:r>
+      <w:proofErr w:type="spellEnd"/>
       <w:r>
         <w:rPr>
           <w:rFonts w:ascii="Arial" w:hAnsi="Arial"/>
-          <w:sz w:val="22"/>
-          <w:szCs w:val="22"/>
-        </w:rPr>
-        <w:t>. identificada con RUC n.º {fromDam-ruc} al amparo de la Ley n.º 27037, al no configurar la exclusión establecida en el artículo 8° de la Mencionada Ley</w:t>
+          <w:b/>
+          <w:bCs/>
+          <w:color w:val="FF0000"/>
+          <w:sz w:val="22"/>
+          <w:szCs w:val="22"/>
+        </w:rPr>
+        <w:t>}</w:t>
+      </w:r>
+      <w:r>
+        <w:rPr>
+          <w:rFonts w:ascii="Arial" w:hAnsi="Arial"/>
+          <w:sz w:val="22"/>
+          <w:szCs w:val="22"/>
+        </w:rPr>
+        <w:t xml:space="preserve"> </w:t>
+      </w:r>
+      <w:r>
+        <w:rPr>
+          <w:rFonts w:ascii="Arial" w:hAnsi="Arial"/>
+          <w:sz w:val="22"/>
+          <w:szCs w:val="22"/>
+        </w:rPr>
+        <w:t>se evidencia que el importador todavía se encuentra dentro del plazo para realizar la transferencia por el pago de las mercancías; en tal sentido, corresponde la devolución solicitada por {</w:t>
+      </w:r>
+      <w:proofErr w:type="spellStart"/>
+      <w:r>
+        <w:rPr>
+          <w:rFonts w:ascii="Arial" w:hAnsi="Arial"/>
+          <w:sz w:val="22"/>
+          <w:szCs w:val="22"/>
+        </w:rPr>
+        <w:t>fromDam-nombreEmpresa</w:t>
+      </w:r>
+      <w:proofErr w:type="spellEnd"/>
+      <w:r>
+        <w:rPr>
+          <w:rFonts w:ascii="Arial" w:hAnsi="Arial"/>
+          <w:sz w:val="22"/>
+          <w:szCs w:val="22"/>
+        </w:rPr>
+        <w:t>}</w:t>
+      </w:r>
+      <w:r>
+        <w:rPr>
+          <w:rFonts w:ascii="Arial" w:hAnsi="Arial"/>
+          <w:b/>
+          <w:bCs/>
+          <w:color w:val="FF0000"/>
+          <w:sz w:val="22"/>
+          <w:szCs w:val="22"/>
+        </w:rPr>
+        <w:t>{</w:t>
+      </w:r>
+      <w:proofErr w:type="spellStart"/>
+      <w:r>
+        <w:rPr>
+          <w:rFonts w:ascii="Arial" w:hAnsi="Arial"/>
+          <w:b/>
+          <w:bCs/>
+          <w:color w:val="FF0000"/>
+          <w:sz w:val="22"/>
+          <w:szCs w:val="22"/>
+        </w:rPr>
+        <w:t>fromDam-nombreEmpresaRRR</w:t>
+      </w:r>
+      <w:proofErr w:type="spellEnd"/>
+      <w:r>
+        <w:rPr>
+          <w:rFonts w:ascii="Arial" w:hAnsi="Arial"/>
+          <w:b/>
+          <w:bCs/>
+          <w:color w:val="FF0000"/>
+          <w:sz w:val="22"/>
+          <w:szCs w:val="22"/>
+        </w:rPr>
+        <w:t>}</w:t>
+      </w:r>
+      <w:r>
+        <w:rPr>
+          <w:rFonts w:ascii="Arial" w:hAnsi="Arial"/>
+          <w:sz w:val="22"/>
+          <w:szCs w:val="22"/>
+        </w:rPr>
+        <w:t>. identificada con RUC n.º {</w:t>
+      </w:r>
+      <w:proofErr w:type="spellStart"/>
+      <w:r>
+        <w:rPr>
+          <w:rFonts w:ascii="Arial" w:hAnsi="Arial"/>
+          <w:sz w:val="22"/>
+          <w:szCs w:val="22"/>
+        </w:rPr>
+        <w:t>fromDam</w:t>
+      </w:r>
+      <w:proofErr w:type="spellEnd"/>
+      <w:r>
+        <w:rPr>
+          <w:rFonts w:ascii="Arial" w:hAnsi="Arial"/>
+          <w:sz w:val="22"/>
+          <w:szCs w:val="22"/>
+        </w:rPr>
+        <w:t>-ruc} al amparo de la Ley n.º 27037, al no configurar la exclusión establecida en el artículo 8° de la Mencionada Ley</w:t>
       </w:r>
       <w:bookmarkEnd w:id="14"/>
       <w:r>
@@ -10271,6 +12624,7 @@
         <w:t>{/</w:t>
       </w:r>
       <w:bookmarkStart w:id="15" w:name="_Hlk231251929"/>
+      <w:proofErr w:type="spellStart"/>
       <w:r>
         <w:rPr>
           <w:rFonts w:ascii="Arial" w:hAnsi="Arial" w:cs="Arial"/>
@@ -10278,6 +12632,7 @@
         <w:t>estadoPagoFacturaTipoPlazo</w:t>
       </w:r>
       <w:bookmarkEnd w:id="15"/>
+      <w:proofErr w:type="spellEnd"/>
       <w:r>
         <w:rPr>
           <w:rFonts w:ascii="Arial" w:hAnsi="Arial" w:cs="Arial"/>
@@ -10392,6 +12747,7 @@
         <w:t>{/</w:t>
       </w:r>
       <w:bookmarkStart w:id="17" w:name="_Hlk231251910"/>
+      <w:proofErr w:type="spellStart"/>
       <w:r>
         <w:rPr>
           <w:rFonts w:ascii="Arial" w:hAnsi="Arial" w:cs="Arial"/>
@@ -10401,6 +12757,7 @@
         <w:t>estadoPago</w:t>
       </w:r>
       <w:bookmarkEnd w:id="17"/>
+      <w:proofErr w:type="spellEnd"/>
       <w:r>
         <w:rPr>
           <w:rFonts w:ascii="Arial" w:hAnsi="Arial" w:cs="Arial"/>
@@ -10553,7 +12910,25 @@
           <w:sz w:val="22"/>
           <w:szCs w:val="22"/>
         </w:rPr>
-        <w:t xml:space="preserve"> la regularización la DAM n.º {fromDam-numeroDam}, solicitada al amparo del Decreto Supremo </w:t>
+        <w:t xml:space="preserve"> la regularización la DAM n.º {</w:t>
+      </w:r>
+      <w:proofErr w:type="spellStart"/>
+      <w:r>
+        <w:rPr>
+          <w:rFonts w:ascii="Arial" w:hAnsi="Arial" w:cs="Arial"/>
+          <w:sz w:val="22"/>
+          <w:szCs w:val="22"/>
+        </w:rPr>
+        <w:t>fromDam-numeroDam</w:t>
+      </w:r>
+      <w:proofErr w:type="spellEnd"/>
+      <w:r>
+        <w:rPr>
+          <w:rFonts w:ascii="Arial" w:hAnsi="Arial" w:cs="Arial"/>
+          <w:sz w:val="22"/>
+          <w:szCs w:val="22"/>
+        </w:rPr>
+        <w:t xml:space="preserve">}, solicitada al amparo del Decreto Supremo </w:t>
       </w:r>
       <w:r>
         <w:rPr>
@@ -10620,7 +12995,43 @@
           <w:sz w:val="22"/>
           <w:szCs w:val="22"/>
         </w:rPr>
-        <w:t>Declarar procedente la regularización de la DAM n.° {fromDam-numeroDam} en el marco de la de la Ley n.º 27037</w:t>
+        <w:t xml:space="preserve">Declarar procedente la regularización de la DAM </w:t>
+      </w:r>
+      <w:proofErr w:type="spellStart"/>
+      <w:r>
+        <w:rPr>
+          <w:rFonts w:ascii="Arial" w:hAnsi="Arial" w:cs="Arial"/>
+          <w:sz w:val="22"/>
+          <w:szCs w:val="22"/>
+        </w:rPr>
+        <w:t>n.°</w:t>
+      </w:r>
+      <w:proofErr w:type="spellEnd"/>
+      <w:r>
+        <w:rPr>
+          <w:rFonts w:ascii="Arial" w:hAnsi="Arial" w:cs="Arial"/>
+          <w:sz w:val="22"/>
+          <w:szCs w:val="22"/>
+        </w:rPr>
+        <w:t xml:space="preserve"> {</w:t>
+      </w:r>
+      <w:proofErr w:type="spellStart"/>
+      <w:r>
+        <w:rPr>
+          <w:rFonts w:ascii="Arial" w:hAnsi="Arial" w:cs="Arial"/>
+          <w:sz w:val="22"/>
+          <w:szCs w:val="22"/>
+        </w:rPr>
+        <w:t>fromDam-numeroDam</w:t>
+      </w:r>
+      <w:proofErr w:type="spellEnd"/>
+      <w:r>
+        <w:rPr>
+          <w:rFonts w:ascii="Arial" w:hAnsi="Arial" w:cs="Arial"/>
+          <w:sz w:val="22"/>
+          <w:szCs w:val="22"/>
+        </w:rPr>
+        <w:t>} en el marco de la de la Ley n.º 27037</w:t>
       </w:r>
       <w:bookmarkEnd w:id="18"/>
       <w:r>
@@ -10728,7 +13139,25 @@
           <w:sz w:val="22"/>
           <w:szCs w:val="22"/>
         </w:rPr>
-        <w:t>{fromDam-nombreEmpresa}</w:t>
+        <w:t>{</w:t>
+      </w:r>
+      <w:proofErr w:type="spellStart"/>
+      <w:r>
+        <w:rPr>
+          <w:rFonts w:ascii="Arial" w:hAnsi="Arial" w:cs="Arial"/>
+          <w:sz w:val="22"/>
+          <w:szCs w:val="22"/>
+        </w:rPr>
+        <w:t>fromDam-nombreEmpresa</w:t>
+      </w:r>
+      <w:proofErr w:type="spellEnd"/>
+      <w:r>
+        <w:rPr>
+          <w:rFonts w:ascii="Arial" w:hAnsi="Arial" w:cs="Arial"/>
+          <w:sz w:val="22"/>
+          <w:szCs w:val="22"/>
+        </w:rPr>
+        <w:t>}</w:t>
       </w:r>
       <w:r>
         <w:rPr>
@@ -10747,6 +13176,7 @@
         </w:rPr>
         <w:t xml:space="preserve">sin perjuicio de la fiscalización posterior que pudiera realizar la Superintendencia Nacional de Aduanas y de Administración Tributaria – </w:t>
       </w:r>
+      <w:proofErr w:type="spellStart"/>
       <w:r>
         <w:rPr>
           <w:rFonts w:ascii="Arial" w:hAnsi="Arial" w:cs="Arial"/>
@@ -10755,6 +13185,7 @@
         </w:rPr>
         <w:t>Sunat</w:t>
       </w:r>
+      <w:proofErr w:type="spellEnd"/>
       <w:r>
         <w:rPr>
           <w:rFonts w:ascii="Arial" w:hAnsi="Arial" w:cs="Arial"/>
@@ -10792,6 +13223,7 @@
         </w:rPr>
         <w:t>{/</w:t>
       </w:r>
+      <w:proofErr w:type="spellStart"/>
       <w:r>
         <w:rPr>
           <w:rFonts w:ascii="Arial" w:hAnsi="Arial" w:cs="Arial"/>
@@ -10802,7 +13234,14 @@
         <w:rPr>
           <w:rFonts w:ascii="Arial" w:hAnsi="Arial" w:cs="Arial"/>
         </w:rPr>
-        <w:t>noProcPECO}</w:t>
+        <w:t>noProcPECO</w:t>
+      </w:r>
+      <w:proofErr w:type="spellEnd"/>
+      <w:r>
+        <w:rPr>
+          <w:rFonts w:ascii="Arial" w:hAnsi="Arial" w:cs="Arial"/>
+        </w:rPr>
+        <w:t>}</w:t>
       </w:r>
     </w:p>
     <w:p>
@@ -10859,7 +13298,35 @@
         <w:rPr>
           <w:rFonts w:ascii="Arial" w:hAnsi="Arial" w:cs="Arial"/>
         </w:rPr>
-        <w:t>procedente la regularización de la DAM n.° {fromDam-numeroDam} en el marco de la de la Ley n.º 27037 Ley de Promoción de la Inversión en la Amazonía y normas conexas</w:t>
+        <w:t xml:space="preserve">procedente la regularización de la DAM </w:t>
+      </w:r>
+      <w:proofErr w:type="spellStart"/>
+      <w:r>
+        <w:rPr>
+          <w:rFonts w:ascii="Arial" w:hAnsi="Arial" w:cs="Arial"/>
+        </w:rPr>
+        <w:t>n.°</w:t>
+      </w:r>
+      <w:proofErr w:type="spellEnd"/>
+      <w:r>
+        <w:rPr>
+          <w:rFonts w:ascii="Arial" w:hAnsi="Arial" w:cs="Arial"/>
+        </w:rPr>
+        <w:t xml:space="preserve"> {</w:t>
+      </w:r>
+      <w:proofErr w:type="spellStart"/>
+      <w:r>
+        <w:rPr>
+          <w:rFonts w:ascii="Arial" w:hAnsi="Arial" w:cs="Arial"/>
+        </w:rPr>
+        <w:t>fromDam-numeroDam</w:t>
+      </w:r>
+      <w:proofErr w:type="spellEnd"/>
+      <w:r>
+        <w:rPr>
+          <w:rFonts w:ascii="Arial" w:hAnsi="Arial" w:cs="Arial"/>
+        </w:rPr>
+        <w:t>} en el marco de la de la Ley n.º 27037 Ley de Promoción de la Inversión en la Amazonía y normas conexas</w:t>
       </w:r>
       <w:r>
         <w:rPr>
@@ -10899,14 +13366,30 @@
         <w:rPr>
           <w:rFonts w:ascii="Arial" w:hAnsi="Arial" w:cs="Arial"/>
         </w:rPr>
-        <w:t xml:space="preserve">Autorizar la devolución por el importe de S/ {textoTotRegu27} en el marco de la Ley n.º 27037 Ley de Promoción de la Inversión en la Amazonía y normas conexas, a favor de {fromDam-nombreEmpresa}, sin perjuicio de la fiscalización posterior que pudiera realizar la Superintendencia Nacional de Aduanas y de Administración Tributaria – </w:t>
-      </w:r>
+        <w:t>Autorizar la devolución por el importe de S/ {textoTotRegu27} en el marco de la Ley n.º 27037 Ley de Promoción de la Inversión en la Amazonía y normas conexas, a favor de {</w:t>
+      </w:r>
+      <w:proofErr w:type="spellStart"/>
+      <w:r>
+        <w:rPr>
+          <w:rFonts w:ascii="Arial" w:hAnsi="Arial" w:cs="Arial"/>
+        </w:rPr>
+        <w:t>fromDam-nombreEmpresa</w:t>
+      </w:r>
+      <w:proofErr w:type="spellEnd"/>
+      <w:r>
+        <w:rPr>
+          <w:rFonts w:ascii="Arial" w:hAnsi="Arial" w:cs="Arial"/>
+        </w:rPr>
+        <w:t xml:space="preserve">}, sin perjuicio de la fiscalización posterior que pudiera realizar la Superintendencia Nacional de Aduanas y de Administración Tributaria – </w:t>
+      </w:r>
+      <w:proofErr w:type="spellStart"/>
       <w:r>
         <w:rPr>
           <w:rFonts w:ascii="Arial" w:hAnsi="Arial" w:cs="Arial"/>
         </w:rPr>
         <w:t>Sunat</w:t>
       </w:r>
+      <w:proofErr w:type="spellEnd"/>
       <w:r>
         <w:rPr>
           <w:rFonts w:ascii="Arial" w:hAnsi="Arial" w:cs="Arial"/>
@@ -10943,6 +13426,7 @@
         </w:rPr>
         <w:t>{/</w:t>
       </w:r>
+      <w:proofErr w:type="spellStart"/>
       <w:r>
         <w:rPr>
           <w:rFonts w:ascii="Arial" w:hAnsi="Arial" w:cs="Arial"/>
@@ -10950,6 +13434,7 @@
         </w:rPr>
         <w:t>estadoOnlyAMAZONIA</w:t>
       </w:r>
+      <w:proofErr w:type="spellEnd"/>
       <w:r>
         <w:rPr>
           <w:rFonts w:ascii="Arial" w:hAnsi="Arial" w:cs="Arial"/>
@@ -11024,7 +13509,43 @@
           <w:sz w:val="22"/>
           <w:szCs w:val="22"/>
         </w:rPr>
-        <w:t>procedente la regularización de la DAM n.° {fromDam-numeroDam} en el marco del Decreto Supremo n.º 015-94-EF y la Ley n.º 27037 Ley de Promoción de la Inversión en la Amazonía y normas conexas</w:t>
+        <w:t xml:space="preserve">procedente la regularización de la DAM </w:t>
+      </w:r>
+      <w:proofErr w:type="spellStart"/>
+      <w:r>
+        <w:rPr>
+          <w:rFonts w:ascii="Arial" w:hAnsi="Arial" w:cs="Arial"/>
+          <w:sz w:val="22"/>
+          <w:szCs w:val="22"/>
+        </w:rPr>
+        <w:t>n.°</w:t>
+      </w:r>
+      <w:proofErr w:type="spellEnd"/>
+      <w:r>
+        <w:rPr>
+          <w:rFonts w:ascii="Arial" w:hAnsi="Arial" w:cs="Arial"/>
+          <w:sz w:val="22"/>
+          <w:szCs w:val="22"/>
+        </w:rPr>
+        <w:t xml:space="preserve"> {</w:t>
+      </w:r>
+      <w:proofErr w:type="spellStart"/>
+      <w:r>
+        <w:rPr>
+          <w:rFonts w:ascii="Arial" w:hAnsi="Arial" w:cs="Arial"/>
+          <w:sz w:val="22"/>
+          <w:szCs w:val="22"/>
+        </w:rPr>
+        <w:t>fromDam-numeroDam</w:t>
+      </w:r>
+      <w:proofErr w:type="spellEnd"/>
+      <w:r>
+        <w:rPr>
+          <w:rFonts w:ascii="Arial" w:hAnsi="Arial" w:cs="Arial"/>
+          <w:sz w:val="22"/>
+          <w:szCs w:val="22"/>
+        </w:rPr>
+        <w:t>} en el marco del Decreto Supremo n.º 015-94-EF y la Ley n.º 27037 Ley de Promoción de la Inversión en la Amazonía y normas conexas</w:t>
       </w:r>
       <w:r>
         <w:rPr>
@@ -11070,8 +13591,45 @@
           <w:sz w:val="22"/>
           <w:szCs w:val="22"/>
         </w:rPr>
-        <w:t xml:space="preserve">Autorizar la devolución por el importe de S/ {textoTotReguPECO} con cargo a la “Sub - Cuenta Especial Tesoro Público Decreto Supremo n. º 015-94-EF” y por el importe de S/ {textoTotRegu27} en el marco de la Ley n.º 27037 Ley de Promoción de la Inversión en la Amazonía y normas conexas, a favor de {fromDam-nombreEmpresa}, sin perjuicio de la fiscalización posterior que pudiera realizar la Superintendencia Nacional de Aduanas y de Administración Tributaria – </w:t>
-      </w:r>
+        <w:t>Autorizar la devolución por el importe de S/ {</w:t>
+      </w:r>
+      <w:proofErr w:type="spellStart"/>
+      <w:r>
+        <w:rPr>
+          <w:rFonts w:ascii="Arial" w:hAnsi="Arial" w:cs="Arial"/>
+          <w:sz w:val="22"/>
+          <w:szCs w:val="22"/>
+        </w:rPr>
+        <w:t>textoTotReguPECO</w:t>
+      </w:r>
+      <w:proofErr w:type="spellEnd"/>
+      <w:r>
+        <w:rPr>
+          <w:rFonts w:ascii="Arial" w:hAnsi="Arial" w:cs="Arial"/>
+          <w:sz w:val="22"/>
+          <w:szCs w:val="22"/>
+        </w:rPr>
+        <w:t>} con cargo a la “Sub - Cuenta Especial Tesoro Público Decreto Supremo n. º 015-94-EF” y por el importe de S/ {textoTotRegu27} en el marco de la Ley n.º 27037 Ley de Promoción de la Inversión en la Amazonía y normas conexas, a favor de {</w:t>
+      </w:r>
+      <w:proofErr w:type="spellStart"/>
+      <w:r>
+        <w:rPr>
+          <w:rFonts w:ascii="Arial" w:hAnsi="Arial" w:cs="Arial"/>
+          <w:sz w:val="22"/>
+          <w:szCs w:val="22"/>
+        </w:rPr>
+        <w:t>fromDam-nombreEmpresa</w:t>
+      </w:r>
+      <w:proofErr w:type="spellEnd"/>
+      <w:r>
+        <w:rPr>
+          <w:rFonts w:ascii="Arial" w:hAnsi="Arial" w:cs="Arial"/>
+          <w:sz w:val="22"/>
+          <w:szCs w:val="22"/>
+        </w:rPr>
+        <w:t xml:space="preserve">}, sin perjuicio de la fiscalización posterior que pudiera realizar la Superintendencia Nacional de Aduanas y de Administración Tributaria – </w:t>
+      </w:r>
+      <w:proofErr w:type="spellStart"/>
       <w:r>
         <w:rPr>
           <w:rFonts w:ascii="Arial" w:hAnsi="Arial" w:cs="Arial"/>
@@ -11080,6 +13638,7 @@
         </w:rPr>
         <w:t>Sunat</w:t>
       </w:r>
+      <w:proofErr w:type="spellEnd"/>
       <w:r>
         <w:rPr>
           <w:rFonts w:ascii="Arial" w:hAnsi="Arial" w:cs="Arial"/>
@@ -11129,6 +13688,7 @@
         </w:rPr>
         <w:t>{/</w:t>
       </w:r>
+      <w:proofErr w:type="spellStart"/>
       <w:r>
         <w:rPr>
           <w:rFonts w:ascii="Arial" w:hAnsi="Arial" w:cs="Arial"/>
@@ -11139,7 +13699,14 @@
         <w:rPr>
           <w:rFonts w:ascii="Arial" w:hAnsi="Arial" w:cs="Arial"/>
         </w:rPr>
-        <w:t>Proc}</w:t>
+        <w:t>Proc</w:t>
+      </w:r>
+      <w:proofErr w:type="spellEnd"/>
+      <w:r>
+        <w:rPr>
+          <w:rFonts w:ascii="Arial" w:hAnsi="Arial" w:cs="Arial"/>
+        </w:rPr>
+        <w:t>}</w:t>
       </w:r>
     </w:p>
     <w:p>
@@ -11197,7 +13764,43 @@
           <w:sz w:val="22"/>
           <w:szCs w:val="22"/>
         </w:rPr>
-        <w:t>de la DAM n.° {fromDam-numeroDam} en el marco del Decreto Supremo n.º 015-94-EF y normas conexas.</w:t>
+        <w:t xml:space="preserve">de la DAM </w:t>
+      </w:r>
+      <w:proofErr w:type="spellStart"/>
+      <w:r>
+        <w:rPr>
+          <w:rFonts w:ascii="Arial" w:hAnsi="Arial" w:cs="Arial"/>
+          <w:sz w:val="22"/>
+          <w:szCs w:val="22"/>
+        </w:rPr>
+        <w:t>n.°</w:t>
+      </w:r>
+      <w:proofErr w:type="spellEnd"/>
+      <w:r>
+        <w:rPr>
+          <w:rFonts w:ascii="Arial" w:hAnsi="Arial" w:cs="Arial"/>
+          <w:sz w:val="22"/>
+          <w:szCs w:val="22"/>
+        </w:rPr>
+        <w:t xml:space="preserve"> {</w:t>
+      </w:r>
+      <w:proofErr w:type="spellStart"/>
+      <w:r>
+        <w:rPr>
+          <w:rFonts w:ascii="Arial" w:hAnsi="Arial" w:cs="Arial"/>
+          <w:sz w:val="22"/>
+          <w:szCs w:val="22"/>
+        </w:rPr>
+        <w:t>fromDam-numeroDam</w:t>
+      </w:r>
+      <w:proofErr w:type="spellEnd"/>
+      <w:r>
+        <w:rPr>
+          <w:rFonts w:ascii="Arial" w:hAnsi="Arial" w:cs="Arial"/>
+          <w:sz w:val="22"/>
+          <w:szCs w:val="22"/>
+        </w:rPr>
+        <w:t>} en el marco del Decreto Supremo n.º 015-94-EF y normas conexas.</w:t>
       </w:r>
     </w:p>
     <w:p>
@@ -11235,8 +13838,45 @@
           <w:sz w:val="22"/>
           <w:szCs w:val="22"/>
         </w:rPr>
-        <w:t xml:space="preserve">Autorizar la devolución por el importe de S/ {textoTotRegu27} en el marco del Decreto Supremo n.º 015-94-EF y normas conexas, a favor de {fromDam-nombreEmpresa}, sin perjuicio de la fiscalización posterior que pudiera realizar la Superintendencia Nacional de Aduanas y de Administración Tributaria – </w:t>
-      </w:r>
+        <w:t>Autorizar la devolución por el importe de S/ {</w:t>
+      </w:r>
+      <w:proofErr w:type="spellStart"/>
+      <w:r>
+        <w:rPr>
+          <w:rFonts w:ascii="Arial" w:hAnsi="Arial" w:cs="Arial"/>
+          <w:sz w:val="22"/>
+          <w:szCs w:val="22"/>
+        </w:rPr>
+        <w:t>textoTotReguPECO</w:t>
+      </w:r>
+      <w:proofErr w:type="spellEnd"/>
+      <w:r>
+        <w:rPr>
+          <w:rFonts w:ascii="Arial" w:hAnsi="Arial" w:cs="Arial"/>
+          <w:sz w:val="22"/>
+          <w:szCs w:val="22"/>
+        </w:rPr>
+        <w:t>} en el marco del Decreto Supremo n.º 015-94-EF y normas conexas, a favor de {</w:t>
+      </w:r>
+      <w:proofErr w:type="spellStart"/>
+      <w:r>
+        <w:rPr>
+          <w:rFonts w:ascii="Arial" w:hAnsi="Arial" w:cs="Arial"/>
+          <w:sz w:val="22"/>
+          <w:szCs w:val="22"/>
+        </w:rPr>
+        <w:t>fromDam-nombreEmpresa</w:t>
+      </w:r>
+      <w:proofErr w:type="spellEnd"/>
+      <w:r>
+        <w:rPr>
+          <w:rFonts w:ascii="Arial" w:hAnsi="Arial" w:cs="Arial"/>
+          <w:sz w:val="22"/>
+          <w:szCs w:val="22"/>
+        </w:rPr>
+        <w:t xml:space="preserve">}, sin perjuicio de la fiscalización posterior que pudiera realizar la Superintendencia Nacional de Aduanas y de Administración Tributaria – </w:t>
+      </w:r>
+      <w:proofErr w:type="spellStart"/>
       <w:r>
         <w:rPr>
           <w:rFonts w:ascii="Arial" w:hAnsi="Arial" w:cs="Arial"/>
@@ -11245,6 +13885,7 @@
         </w:rPr>
         <w:t>Sunat</w:t>
       </w:r>
+      <w:proofErr w:type="spellEnd"/>
       <w:r>
         <w:rPr>
           <w:rFonts w:ascii="Arial" w:hAnsi="Arial" w:cs="Arial"/>
@@ -11280,7 +13921,25 @@
           <w:sz w:val="22"/>
           <w:szCs w:val="22"/>
         </w:rPr>
-        <w:t>{/estadoOnlyPECO}</w:t>
+        <w:t>{/</w:t>
+      </w:r>
+      <w:proofErr w:type="spellStart"/>
+      <w:r>
+        <w:rPr>
+          <w:rFonts w:ascii="Arial" w:hAnsi="Arial" w:cs="Arial"/>
+          <w:sz w:val="22"/>
+          <w:szCs w:val="22"/>
+        </w:rPr>
+        <w:t>estadoOnlyPECO</w:t>
+      </w:r>
+      <w:proofErr w:type="spellEnd"/>
+      <w:r>
+        <w:rPr>
+          <w:rFonts w:ascii="Arial" w:hAnsi="Arial" w:cs="Arial"/>
+          <w:sz w:val="22"/>
+          <w:szCs w:val="22"/>
+        </w:rPr>
+        <w:t>}</w:t>
       </w:r>
     </w:p>
     <w:p>
@@ -11346,7 +14005,7 @@
 </file>
 
 <file path=word/numbering.xml><?xml version="1.0" encoding="utf-8"?>
-<w:numbering xmlns:wpc="http://schemas.microsoft.com/office/word/2010/wordprocessingCanvas" xmlns:cx="http://schemas.microsoft.com/office/drawing/2014/chartex" xmlns:cx1="http://schemas.microsoft.com/office/drawing/2015/9/8/chartex" xmlns:cx2="http://schemas.microsoft.com/office/drawing/2015/10/21/chartex" xmlns:cx3="http://schemas.microsoft.com/office/drawing/2016/5/9/chartex" xmlns:cx4="http://schemas.microsoft.com/office/drawing/2016/5/10/chartex" xmlns:cx5="http://schemas.microsoft.com/office/drawing/2016/5/11/chartex" xmlns:cx6="http://schemas.microsoft.com/office/drawing/2016/5/12/chartex" xmlns:cx7="http://schemas.microsoft.com/office/drawing/2016/5/13/chartex" xmlns:cx8="http://schemas.microsoft.com/office/drawing/2016/5/14/chartex" xmlns:mc="http://schemas.openxmlformats.org/markup-compatibility/2006" xmlns:aink="http://schemas.microsoft.com/office/drawing/2016/ink" xmlns:am3d="http://schemas.microsoft.com/office/drawing/2017/model3d" xmlns:o="urn:schemas-microsoft-com:office:office" xmlns:oel="http://schemas.microsoft.com/office/2019/extlst" xmlns:r="http://schemas.openxmlformats.org/officeDocument/2006/relationships" xmlns:m="http://schemas.openxmlformats.org/officeDocument/2006/math" xmlns:v="urn:schemas-microsoft-com:vml" xmlns:wp14="http://schemas.microsoft.com/office/word/2010/wordprocessingDrawing" xmlns:wp="http://schemas.openxmlformats.org/drawingml/2006/wordprocessingDrawing" xmlns:w10="urn:schemas-microsoft-com:office:word" xmlns:w="http://schemas.openxmlformats.org/wordprocessingml/2006/main" xmlns:w14="http://schemas.microsoft.com/office/word/2010/wordml" xmlns:w15="http://schemas.microsoft.com/office/word/2012/wordml" xmlns:w16cex="http://schemas.microsoft.com/office/word/2018/wordml/cex" xmlns:w16cid="http://schemas.microsoft.com/office/word/2016/wordml/cid" xmlns:w16="http://schemas.microsoft.com/office/word/2018/wordml" xmlns:w16du="http://schemas.microsoft.com/office/word/2023/wordml/word16du" xmlns:w16sdtdh="http://schemas.microsoft.com/office/word/2020/wordml/sdtdatahash" xmlns:w16se="http://schemas.microsoft.com/office/word/2015/wordml/symex" xmlns:wpg="http://schemas.microsoft.com/office/word/2010/wordprocessingGroup" xmlns:wpi="http://schemas.microsoft.com/office/word/2010/wordprocessingInk" xmlns:wne="http://schemas.microsoft.com/office/word/2006/wordml" xmlns:wps="http://schemas.microsoft.com/office/word/2010/wordprocessingShape" mc:Ignorable="w14 w15 w16se w16cid w16 w16cex w16sdtdh w16du wp14">
+<w:numbering xmlns:wpc="http://schemas.microsoft.com/office/word/2010/wordprocessingCanvas" xmlns:cx="http://schemas.microsoft.com/office/drawing/2014/chartex" xmlns:cx1="http://schemas.microsoft.com/office/drawing/2015/9/8/chartex" xmlns:cx2="http://schemas.microsoft.com/office/drawing/2015/10/21/chartex" xmlns:cx3="http://schemas.microsoft.com/office/drawing/2016/5/9/chartex" xmlns:cx4="http://schemas.microsoft.com/office/drawing/2016/5/10/chartex" xmlns:cx5="http://schemas.microsoft.com/office/drawing/2016/5/11/chartex" xmlns:cx6="http://schemas.microsoft.com/office/drawing/2016/5/12/chartex" xmlns:cx7="http://schemas.microsoft.com/office/drawing/2016/5/13/chartex" xmlns:cx8="http://schemas.microsoft.com/office/drawing/2016/5/14/chartex" xmlns:mc="http://schemas.openxmlformats.org/markup-compatibility/2006" xmlns:aink="http://schemas.microsoft.com/office/drawing/2016/ink" xmlns:am3d="http://schemas.microsoft.com/office/drawing/2017/model3d" xmlns:o="urn:schemas-microsoft-com:office:office" xmlns:oel="http://schemas.microsoft.com/office/2019/extlst" xmlns:r="http://schemas.openxmlformats.org/officeDocument/2006/relationships" xmlns:m="http://schemas.openxmlformats.org/officeDocument/2006/math" xmlns:v="urn:schemas-microsoft-com:vml" xmlns:wp14="http://schemas.microsoft.com/office/word/2010/wordprocessingDrawing" xmlns:wp="http://schemas.openxmlformats.org/drawingml/2006/wordprocessingDrawing" xmlns:w10="urn:schemas-microsoft-com:office:word" xmlns:w="http://schemas.openxmlformats.org/wordprocessingml/2006/main" xmlns:w14="http://schemas.microsoft.com/office/word/2010/wordml" xmlns:w15="http://schemas.microsoft.com/office/word/2012/wordml" xmlns:w16cex="http://schemas.microsoft.com/office/word/2018/wordml/cex" xmlns:w16cid="http://schemas.microsoft.com/office/word/2016/wordml/cid" xmlns:w16="http://schemas.microsoft.com/office/word/2018/wordml" xmlns:w16sdtdh="http://schemas.microsoft.com/office/word/2020/wordml/sdtdatahash" xmlns:w16se="http://schemas.microsoft.com/office/word/2015/wordml/symex" xmlns:wpg="http://schemas.microsoft.com/office/word/2010/wordprocessingGroup" xmlns:wpi="http://schemas.microsoft.com/office/word/2010/wordprocessingInk" xmlns:wne="http://schemas.microsoft.com/office/word/2006/wordml" xmlns:wps="http://schemas.microsoft.com/office/word/2010/wordprocessingShape" mc:Ignorable="w14 w15 w16se w16cid w16 w16cex w16sdtdh wp14">
   <w:abstractNum w:abstractNumId="0" w15:restartNumberingAfterBreak="0">
     <w:nsid w:val="0F643300"/>
     <w:multiLevelType w:val="hybridMultilevel"/>
@@ -13597,7 +16256,7 @@
 </file>
 
 <file path=word/styles.xml><?xml version="1.0" encoding="utf-8"?>
-<w:styles xmlns:mc="http://schemas.openxmlformats.org/markup-compatibility/2006" xmlns:r="http://schemas.openxmlformats.org/officeDocument/2006/relationships" xmlns:w="http://schemas.openxmlformats.org/wordprocessingml/2006/main" xmlns:w14="http://schemas.microsoft.com/office/word/2010/wordml" xmlns:w15="http://schemas.microsoft.com/office/word/2012/wordml" xmlns:w16cex="http://schemas.microsoft.com/office/word/2018/wordml/cex" xmlns:w16cid="http://schemas.microsoft.com/office/word/2016/wordml/cid" xmlns:w16="http://schemas.microsoft.com/office/word/2018/wordml" xmlns:w16du="http://schemas.microsoft.com/office/word/2023/wordml/word16du" xmlns:w16sdtdh="http://schemas.microsoft.com/office/word/2020/wordml/sdtdatahash" xmlns:w16se="http://schemas.microsoft.com/office/word/2015/wordml/symex" mc:Ignorable="w14 w15 w16se w16cid w16 w16cex w16sdtdh w16du">
+<w:styles xmlns:mc="http://schemas.openxmlformats.org/markup-compatibility/2006" xmlns:r="http://schemas.openxmlformats.org/officeDocument/2006/relationships" xmlns:w="http://schemas.openxmlformats.org/wordprocessingml/2006/main" xmlns:w14="http://schemas.microsoft.com/office/word/2010/wordml" xmlns:w15="http://schemas.microsoft.com/office/word/2012/wordml" xmlns:w16cex="http://schemas.microsoft.com/office/word/2018/wordml/cex" xmlns:w16cid="http://schemas.microsoft.com/office/word/2016/wordml/cid" xmlns:w16="http://schemas.microsoft.com/office/word/2018/wordml" xmlns:w16sdtdh="http://schemas.microsoft.com/office/word/2020/wordml/sdtdatahash" xmlns:w16se="http://schemas.microsoft.com/office/word/2015/wordml/symex" mc:Ignorable="w14 w15 w16se w16cid w16 w16cex w16sdtdh">
   <w:docDefaults>
     <w:rPrDefault>
       <w:rPr>

--- a/recursos/words/semiPlantillaFinalInformeV2NUEVO.docx
+++ b/recursos/words/semiPlantillaFinalInformeV2NUEVO.docx
@@ -1,6 +1,6 @@
 
 <file path=word/document.xml><?xml version="1.0" encoding="utf-8"?>
-<w:document xmlns:wpc="http://schemas.microsoft.com/office/word/2010/wordprocessingCanvas" xmlns:cx="http://schemas.microsoft.com/office/drawing/2014/chartex" xmlns:cx1="http://schemas.microsoft.com/office/drawing/2015/9/8/chartex" xmlns:cx2="http://schemas.microsoft.com/office/drawing/2015/10/21/chartex" xmlns:cx3="http://schemas.microsoft.com/office/drawing/2016/5/9/chartex" xmlns:cx4="http://schemas.microsoft.com/office/drawing/2016/5/10/chartex" xmlns:cx5="http://schemas.microsoft.com/office/drawing/2016/5/11/chartex" xmlns:cx6="http://schemas.microsoft.com/office/drawing/2016/5/12/chartex" xmlns:cx7="http://schemas.microsoft.com/office/drawing/2016/5/13/chartex" xmlns:cx8="http://schemas.microsoft.com/office/drawing/2016/5/14/chartex" xmlns:mc="http://schemas.openxmlformats.org/markup-compatibility/2006" xmlns:aink="http://schemas.microsoft.com/office/drawing/2016/ink" xmlns:am3d="http://schemas.microsoft.com/office/drawing/2017/model3d" xmlns:o="urn:schemas-microsoft-com:office:office" xmlns:oel="http://schemas.microsoft.com/office/2019/extlst" xmlns:r="http://schemas.openxmlformats.org/officeDocument/2006/relationships" xmlns:m="http://schemas.openxmlformats.org/officeDocument/2006/math" xmlns:v="urn:schemas-microsoft-com:vml" xmlns:wp14="http://schemas.microsoft.com/office/word/2010/wordprocessingDrawing" xmlns:wp="http://schemas.openxmlformats.org/drawingml/2006/wordprocessingDrawing" xmlns:w10="urn:schemas-microsoft-com:office:word" xmlns:w="http://schemas.openxmlformats.org/wordprocessingml/2006/main" xmlns:w14="http://schemas.microsoft.com/office/word/2010/wordml" xmlns:w15="http://schemas.microsoft.com/office/word/2012/wordml" xmlns:w16cex="http://schemas.microsoft.com/office/word/2018/wordml/cex" xmlns:w16cid="http://schemas.microsoft.com/office/word/2016/wordml/cid" xmlns:w16="http://schemas.microsoft.com/office/word/2018/wordml" xmlns:w16sdtdh="http://schemas.microsoft.com/office/word/2020/wordml/sdtdatahash" xmlns:w16se="http://schemas.microsoft.com/office/word/2015/wordml/symex" xmlns:wpg="http://schemas.microsoft.com/office/word/2010/wordprocessingGroup" xmlns:wpi="http://schemas.microsoft.com/office/word/2010/wordprocessingInk" xmlns:wne="http://schemas.microsoft.com/office/word/2006/wordml" xmlns:wps="http://schemas.microsoft.com/office/word/2010/wordprocessingShape" mc:Ignorable="w14 w15 w16se w16cid w16 w16cex w16sdtdh wp14">
+<w:document xmlns:wpc="http://schemas.microsoft.com/office/word/2010/wordprocessingCanvas" xmlns:cx="http://schemas.microsoft.com/office/drawing/2014/chartex" xmlns:cx1="http://schemas.microsoft.com/office/drawing/2015/9/8/chartex" xmlns:cx2="http://schemas.microsoft.com/office/drawing/2015/10/21/chartex" xmlns:cx3="http://schemas.microsoft.com/office/drawing/2016/5/9/chartex" xmlns:cx4="http://schemas.microsoft.com/office/drawing/2016/5/10/chartex" xmlns:cx5="http://schemas.microsoft.com/office/drawing/2016/5/11/chartex" xmlns:cx6="http://schemas.microsoft.com/office/drawing/2016/5/12/chartex" xmlns:cx7="http://schemas.microsoft.com/office/drawing/2016/5/13/chartex" xmlns:cx8="http://schemas.microsoft.com/office/drawing/2016/5/14/chartex" xmlns:mc="http://schemas.openxmlformats.org/markup-compatibility/2006" xmlns:aink="http://schemas.microsoft.com/office/drawing/2016/ink" xmlns:am3d="http://schemas.microsoft.com/office/drawing/2017/model3d" xmlns:o="urn:schemas-microsoft-com:office:office" xmlns:oel="http://schemas.microsoft.com/office/2019/extlst" xmlns:r="http://schemas.openxmlformats.org/officeDocument/2006/relationships" xmlns:m="http://schemas.openxmlformats.org/officeDocument/2006/math" xmlns:v="urn:schemas-microsoft-com:vml" xmlns:wp14="http://schemas.microsoft.com/office/word/2010/wordprocessingDrawing" xmlns:wp="http://schemas.openxmlformats.org/drawingml/2006/wordprocessingDrawing" xmlns:w10="urn:schemas-microsoft-com:office:word" xmlns:w="http://schemas.openxmlformats.org/wordprocessingml/2006/main" xmlns:w14="http://schemas.microsoft.com/office/word/2010/wordml" xmlns:w15="http://schemas.microsoft.com/office/word/2012/wordml" xmlns:w16cex="http://schemas.microsoft.com/office/word/2018/wordml/cex" xmlns:w16cid="http://schemas.microsoft.com/office/word/2016/wordml/cid" xmlns:w16="http://schemas.microsoft.com/office/word/2018/wordml" xmlns:w16du="http://schemas.microsoft.com/office/word/2023/wordml/word16du" xmlns:w16sdtdh="http://schemas.microsoft.com/office/word/2020/wordml/sdtdatahash" xmlns:w16se="http://schemas.microsoft.com/office/word/2015/wordml/symex" xmlns:wpg="http://schemas.microsoft.com/office/word/2010/wordprocessingGroup" xmlns:wpi="http://schemas.microsoft.com/office/word/2010/wordprocessingInk" xmlns:wne="http://schemas.microsoft.com/office/word/2006/wordml" xmlns:wps="http://schemas.microsoft.com/office/word/2010/wordprocessingShape" mc:Ignorable="w14 w15 w16se w16cid w16 w16cex w16sdtdh w16du wp14">
   <w:body>
     <w:p>
       <w:pPr>
@@ -434,7 +434,16 @@
           <w:sz w:val="22"/>
           <w:szCs w:val="22"/>
         </w:rPr>
-        <w:t>fromDam-numeroDam</w:t>
+        <w:t>fromDam-</w:t>
+      </w:r>
+      <w:proofErr w:type="gramStart"/>
+      <w:r>
+        <w:rPr>
+          <w:rFonts w:ascii="Arial" w:hAnsi="Arial" w:cs="Arial"/>
+          <w:sz w:val="22"/>
+          <w:szCs w:val="22"/>
+        </w:rPr>
+        <w:t>numeroDam</w:t>
       </w:r>
       <w:proofErr w:type="spellEnd"/>
       <w:r>
@@ -457,6 +466,7 @@
         <w:t>{</w:t>
       </w:r>
       <w:proofErr w:type="spellStart"/>
+      <w:proofErr w:type="gramEnd"/>
       <w:r>
         <w:rPr>
           <w:rFonts w:ascii="Arial" w:hAnsi="Arial" w:cs="Arial"/>
@@ -895,7 +905,27 @@
           <w:szCs w:val="22"/>
           <w:shd w:val="clear" w:color="auto" w:fill="FAF9F8"/>
         </w:rPr>
-        <w:t>Arancel Común Anexo al Protocolo Modificatorio del Convenio de Cooperación Aduanera Peruano-Colombiano de 1938, puesto en vigencia por el Decreto Supremo </w:t>
+        <w:t>Arancel Común Anexo al Protocolo Modificatorio del Convenio de Cooperación Aduanera Peruano-</w:t>
+      </w:r>
+      <w:proofErr w:type="gramStart"/>
+      <w:r>
+        <w:rPr>
+          <w:rFonts w:ascii="Arial" w:hAnsi="Arial" w:cs="Arial"/>
+          <w:sz w:val="22"/>
+          <w:szCs w:val="22"/>
+          <w:shd w:val="clear" w:color="auto" w:fill="FAF9F8"/>
+        </w:rPr>
+        <w:t>Colombiano</w:t>
+      </w:r>
+      <w:proofErr w:type="gramEnd"/>
+      <w:r>
+        <w:rPr>
+          <w:rFonts w:ascii="Arial" w:hAnsi="Arial" w:cs="Arial"/>
+          <w:sz w:val="22"/>
+          <w:szCs w:val="22"/>
+          <w:shd w:val="clear" w:color="auto" w:fill="FAF9F8"/>
+        </w:rPr>
+        <w:t> de 1938, puesto en vigencia por el Decreto Supremo </w:t>
       </w:r>
       <w:proofErr w:type="spellStart"/>
       <w:r>
@@ -1397,7 +1427,27 @@
           <w:shd w:val="clear" w:color="auto" w:fill="FAF9F8"/>
         </w:rPr>
         <w:lastRenderedPageBreak/>
-        <w:t>Convenio de Cooperación Aduanera Peruano-Colombiano de 1938 y su Protocolo Modificatorio, aprobado por Resolución Legislativa </w:t>
+        <w:t>Convenio de Cooperación Aduanera Peruano-</w:t>
+      </w:r>
+      <w:proofErr w:type="gramStart"/>
+      <w:r>
+        <w:rPr>
+          <w:rFonts w:ascii="Arial" w:hAnsi="Arial" w:cs="Arial"/>
+          <w:sz w:val="22"/>
+          <w:szCs w:val="22"/>
+          <w:shd w:val="clear" w:color="auto" w:fill="FAF9F8"/>
+        </w:rPr>
+        <w:t>Colombiano</w:t>
+      </w:r>
+      <w:proofErr w:type="gramEnd"/>
+      <w:r>
+        <w:rPr>
+          <w:rFonts w:ascii="Arial" w:hAnsi="Arial" w:cs="Arial"/>
+          <w:sz w:val="22"/>
+          <w:szCs w:val="22"/>
+          <w:shd w:val="clear" w:color="auto" w:fill="FAF9F8"/>
+        </w:rPr>
+        <w:t> de 1938 y su Protocolo Modificatorio, aprobado por Resolución Legislativa </w:t>
       </w:r>
       <w:proofErr w:type="spellStart"/>
       <w:r>
@@ -1513,7 +1563,27 @@
           <w:szCs w:val="22"/>
           <w:shd w:val="clear" w:color="auto" w:fill="FAF9F8"/>
         </w:rPr>
-        <w:t>Arancel Común Anexo al Protocolo Modificatorio del Convenio de Cooperación Aduanera Peruano-Colombiano de 1938, puesto en vigencia por el Decreto Supremo </w:t>
+        <w:t>Arancel Común Anexo al Protocolo Modificatorio del Convenio de Cooperación Aduanera Peruano-</w:t>
+      </w:r>
+      <w:proofErr w:type="gramStart"/>
+      <w:r>
+        <w:rPr>
+          <w:rFonts w:ascii="Arial" w:hAnsi="Arial" w:cs="Arial"/>
+          <w:sz w:val="22"/>
+          <w:szCs w:val="22"/>
+          <w:shd w:val="clear" w:color="auto" w:fill="FAF9F8"/>
+        </w:rPr>
+        <w:t>Colombiano</w:t>
+      </w:r>
+      <w:proofErr w:type="gramEnd"/>
+      <w:r>
+        <w:rPr>
+          <w:rFonts w:ascii="Arial" w:hAnsi="Arial" w:cs="Arial"/>
+          <w:sz w:val="22"/>
+          <w:szCs w:val="22"/>
+          <w:shd w:val="clear" w:color="auto" w:fill="FAF9F8"/>
+        </w:rPr>
+        <w:t> de 1938, puesto en vigencia por el Decreto Supremo </w:t>
       </w:r>
       <w:proofErr w:type="spellStart"/>
       <w:r>
@@ -1723,7 +1793,27 @@
           <w:szCs w:val="22"/>
           <w:shd w:val="clear" w:color="auto" w:fill="FAF9F8"/>
         </w:rPr>
-        <w:t> 248-2025/SUNAT - Procedimiento Especifico DESPA-PE.01.13 (versión 3) Importación De Mercancías Sujetas Al Protocolo Modificatorio Del Convenio De Cooperación Aduanera Peruano-Colombiano. </w:t>
+        <w:t> 248-2025/SUNAT - Procedimiento Especifico DESPA-PE.01.13 (versión 3) Importación De Mercancías Sujetas Al Protocolo Modificatorio Del Convenio De Cooperación Aduanera Peruano-</w:t>
+      </w:r>
+      <w:proofErr w:type="gramStart"/>
+      <w:r>
+        <w:rPr>
+          <w:rFonts w:ascii="Arial" w:hAnsi="Arial" w:cs="Arial"/>
+          <w:sz w:val="22"/>
+          <w:szCs w:val="22"/>
+          <w:shd w:val="clear" w:color="auto" w:fill="FAF9F8"/>
+        </w:rPr>
+        <w:t>Colombiano</w:t>
+      </w:r>
+      <w:proofErr w:type="gramEnd"/>
+      <w:r>
+        <w:rPr>
+          <w:rFonts w:ascii="Arial" w:hAnsi="Arial" w:cs="Arial"/>
+          <w:sz w:val="22"/>
+          <w:szCs w:val="22"/>
+          <w:shd w:val="clear" w:color="auto" w:fill="FAF9F8"/>
+        </w:rPr>
+        <w:t>. </w:t>
       </w:r>
     </w:p>
     <w:p>
@@ -1922,7 +2012,27 @@
           <w:szCs w:val="22"/>
           <w:shd w:val="clear" w:color="auto" w:fill="FAF9F8"/>
         </w:rPr>
-        <w:t xml:space="preserve">de Cooperación Aduanera Peruano-Colombiano de 1938 y su Protocolo Modificatorio, aprobado por Resolución Legislativa </w:t>
+        <w:t>de Cooperación Aduanera Peruano-</w:t>
+      </w:r>
+      <w:proofErr w:type="gramStart"/>
+      <w:r>
+        <w:rPr>
+          <w:rFonts w:ascii="Arial" w:hAnsi="Arial" w:cs="Arial"/>
+          <w:sz w:val="22"/>
+          <w:szCs w:val="22"/>
+          <w:shd w:val="clear" w:color="auto" w:fill="FAF9F8"/>
+        </w:rPr>
+        <w:t>Colombiano</w:t>
+      </w:r>
+      <w:proofErr w:type="gramEnd"/>
+      <w:r>
+        <w:rPr>
+          <w:rFonts w:ascii="Arial" w:hAnsi="Arial" w:cs="Arial"/>
+          <w:sz w:val="22"/>
+          <w:szCs w:val="22"/>
+          <w:shd w:val="clear" w:color="auto" w:fill="FAF9F8"/>
+        </w:rPr>
+        <w:t xml:space="preserve"> de 1938 y su Protocolo Modificatorio, aprobado por Resolución Legislativa </w:t>
       </w:r>
       <w:proofErr w:type="spellStart"/>
       <w:r>
@@ -2074,7 +2184,27 @@
           <w:szCs w:val="22"/>
           <w:shd w:val="clear" w:color="auto" w:fill="FAF9F8"/>
         </w:rPr>
-        <w:t xml:space="preserve">Común Anexo al Protocolo Modificatorio del Convenio de Cooperación Aduanera Peruano-Colombiano de 1938, puesto en vigencia por el Decreto Supremo </w:t>
+        <w:t>Común Anexo al Protocolo Modificatorio del Convenio de Cooperación Aduanera Peruano-</w:t>
+      </w:r>
+      <w:proofErr w:type="gramStart"/>
+      <w:r>
+        <w:rPr>
+          <w:rFonts w:ascii="Arial" w:hAnsi="Arial" w:cs="Arial"/>
+          <w:sz w:val="22"/>
+          <w:szCs w:val="22"/>
+          <w:shd w:val="clear" w:color="auto" w:fill="FAF9F8"/>
+        </w:rPr>
+        <w:t>Colombiano</w:t>
+      </w:r>
+      <w:proofErr w:type="gramEnd"/>
+      <w:r>
+        <w:rPr>
+          <w:rFonts w:ascii="Arial" w:hAnsi="Arial" w:cs="Arial"/>
+          <w:sz w:val="22"/>
+          <w:szCs w:val="22"/>
+          <w:shd w:val="clear" w:color="auto" w:fill="FAF9F8"/>
+        </w:rPr>
+        <w:t xml:space="preserve"> de 1938, puesto en vigencia por el Decreto Supremo </w:t>
       </w:r>
       <w:proofErr w:type="spellStart"/>
       <w:r>
@@ -2179,8 +2309,19 @@
           <w:szCs w:val="22"/>
           <w:shd w:val="clear" w:color="auto" w:fill="FAF9F8"/>
         </w:rPr>
-        <w:t xml:space="preserve"> 248-2025/SUNAT - Procedimiento Especifico DESPA-PE.01.13 (versión 3) Importación De Mercancías Sujetas Al Protocolo Modificatorio Del Convenio De Cooperación Aduanera Peruano-Colombiano</w:t>
-      </w:r>
+        <w:t xml:space="preserve"> 248-2025/SUNAT - Procedimiento Especifico DESPA-PE.01.13 (versión 3) Importación De Mercancías Sujetas Al Protocolo Modificatorio Del Convenio De Cooperación Aduanera Peruano-</w:t>
+      </w:r>
+      <w:proofErr w:type="gramStart"/>
+      <w:r>
+        <w:rPr>
+          <w:rFonts w:ascii="Arial" w:hAnsi="Arial" w:cs="Arial"/>
+          <w:sz w:val="22"/>
+          <w:szCs w:val="22"/>
+          <w:shd w:val="clear" w:color="auto" w:fill="FAF9F8"/>
+        </w:rPr>
+        <w:t>Colombiano</w:t>
+      </w:r>
+      <w:proofErr w:type="gramEnd"/>
     </w:p>
     <w:p>
       <w:pPr>
@@ -3160,7 +3301,16 @@
           <w:sz w:val="22"/>
           <w:szCs w:val="22"/>
         </w:rPr>
-        <w:t>fromDam-fechaCancelacionTributos</w:t>
+        <w:t>fromDam-</w:t>
+      </w:r>
+      <w:proofErr w:type="gramStart"/>
+      <w:r>
+        <w:rPr>
+          <w:rFonts w:ascii="Arial" w:hAnsi="Arial" w:cs="Arial"/>
+          <w:sz w:val="22"/>
+          <w:szCs w:val="22"/>
+        </w:rPr>
+        <w:t>fechaCancelacionTributos</w:t>
       </w:r>
       <w:r>
         <w:rPr>
@@ -3179,7 +3329,19 @@
           <w:sz w:val="22"/>
           <w:szCs w:val="22"/>
         </w:rPr>
-        <w:t>{fromDam-fechaCancelacionTributosRRR}</w:t>
+        <w:t>{</w:t>
+      </w:r>
+      <w:proofErr w:type="gramEnd"/>
+      <w:r>
+        <w:rPr>
+          <w:rFonts w:ascii="Arial" w:hAnsi="Arial" w:cs="Arial"/>
+          <w:b/>
+          <w:bCs/>
+          <w:color w:val="FF0000"/>
+          <w:sz w:val="22"/>
+          <w:szCs w:val="22"/>
+        </w:rPr>
+        <w:t>fromDam-fechaCancelacionTributosRRR}</w:t>
       </w:r>
       <w:r>
         <w:rPr>
@@ -3456,7 +3618,16 @@
           <w:sz w:val="22"/>
           <w:szCs w:val="22"/>
         </w:rPr>
-        <w:t>fromDam-fechaCancelacionTributos</w:t>
+        <w:t>fromDam-</w:t>
+      </w:r>
+      <w:proofErr w:type="gramStart"/>
+      <w:r>
+        <w:rPr>
+          <w:rFonts w:ascii="Arial" w:hAnsi="Arial" w:cs="Arial"/>
+          <w:sz w:val="22"/>
+          <w:szCs w:val="22"/>
+        </w:rPr>
+        <w:t>fechaCancelacionTributos</w:t>
       </w:r>
       <w:r>
         <w:rPr>
@@ -3475,7 +3646,19 @@
           <w:sz w:val="22"/>
           <w:szCs w:val="22"/>
         </w:rPr>
-        <w:t>{fromDam-fechaCancelacionTributosRRR}</w:t>
+        <w:t>{</w:t>
+      </w:r>
+      <w:proofErr w:type="gramEnd"/>
+      <w:r>
+        <w:rPr>
+          <w:rFonts w:ascii="Arial" w:hAnsi="Arial" w:cs="Arial"/>
+          <w:b/>
+          <w:bCs/>
+          <w:color w:val="FF0000"/>
+          <w:sz w:val="22"/>
+          <w:szCs w:val="22"/>
+        </w:rPr>
+        <w:t>fromDam-fechaCancelacionTributosRRR}</w:t>
       </w:r>
       <w:r>
         <w:rPr>
@@ -3655,7 +3838,15 @@
           <w:sz w:val="22"/>
           <w:szCs w:val="22"/>
         </w:rPr>
-        <w:t>245-99-EF/15;</w:t>
+        <w:t>245-99-EF/15</w:t>
+      </w:r>
+      <w:r>
+        <w:rPr>
+          <w:rFonts w:ascii="Arial" w:hAnsi="Arial" w:cs="Arial"/>
+          <w:sz w:val="22"/>
+          <w:szCs w:val="22"/>
+        </w:rPr>
+        <w:t>.</w:t>
       </w:r>
     </w:p>
     <w:p>
@@ -3769,7 +3960,16 @@
           <w:sz w:val="22"/>
           <w:szCs w:val="22"/>
         </w:rPr>
-        <w:t xml:space="preserve"> {fromDam-fechaCancelacionTributos}</w:t>
+        <w:t xml:space="preserve"> {fromDam-</w:t>
+      </w:r>
+      <w:proofErr w:type="gramStart"/>
+      <w:r>
+        <w:rPr>
+          <w:rFonts w:ascii="Arial" w:hAnsi="Arial" w:cs="Arial"/>
+          <w:sz w:val="22"/>
+          <w:szCs w:val="22"/>
+        </w:rPr>
+        <w:t>fechaCancelacionTributos}</w:t>
       </w:r>
       <w:r>
         <w:rPr>
@@ -3780,7 +3980,19 @@
           <w:sz w:val="22"/>
           <w:szCs w:val="22"/>
         </w:rPr>
-        <w:t>{fromDam-fechaCancelacionTributosRRR}</w:t>
+        <w:t>{</w:t>
+      </w:r>
+      <w:proofErr w:type="gramEnd"/>
+      <w:r>
+        <w:rPr>
+          <w:rFonts w:ascii="Arial" w:hAnsi="Arial" w:cs="Arial"/>
+          <w:b/>
+          <w:bCs/>
+          <w:color w:val="FF0000"/>
+          <w:sz w:val="22"/>
+          <w:szCs w:val="22"/>
+        </w:rPr>
+        <w:t>fromDam-fechaCancelacionTributosRRR}</w:t>
       </w:r>
       <w:r>
         <w:rPr>
@@ -4421,9 +4633,9 @@
           <w:sz w:val="22"/>
           <w:szCs w:val="22"/>
         </w:rPr>
-        <w:t>fromInputs-fechaCorreoCecaRRR</w:t>
-      </w:r>
-      <w:proofErr w:type="spellEnd"/>
+        <w:t>fromInputs-</w:t>
+      </w:r>
+      <w:proofErr w:type="gramStart"/>
       <w:r>
         <w:rPr>
           <w:rFonts w:ascii="Arial" w:hAnsi="Arial" w:cs="Arial"/>
@@ -4433,6 +4645,18 @@
           <w:sz w:val="22"/>
           <w:szCs w:val="22"/>
         </w:rPr>
+        <w:t>fechaCorreoCecaRRR</w:t>
+      </w:r>
+      <w:proofErr w:type="spellEnd"/>
+      <w:r>
+        <w:rPr>
+          <w:rFonts w:ascii="Arial" w:hAnsi="Arial" w:cs="Arial"/>
+          <w:b/>
+          <w:bCs/>
+          <w:color w:val="FF0000"/>
+          <w:sz w:val="22"/>
+          <w:szCs w:val="22"/>
+        </w:rPr>
         <w:t>}</w:t>
       </w:r>
       <w:r>
@@ -4444,6 +4668,7 @@
         <w:t>{</w:t>
       </w:r>
       <w:proofErr w:type="spellStart"/>
+      <w:proofErr w:type="gramEnd"/>
       <w:r>
         <w:rPr>
           <w:rFonts w:ascii="Arial" w:hAnsi="Arial" w:cs="Arial"/>
@@ -4578,7 +4803,31 @@
           <w:sz w:val="22"/>
           <w:szCs w:val="22"/>
         </w:rPr>
-        <w:t xml:space="preserve">De acuerdo a </w:t>
+        <w:t xml:space="preserve">De acuerdo </w:t>
+      </w:r>
+      <w:r>
+        <w:rPr>
+          <w:rFonts w:ascii="Arial" w:hAnsi="Arial" w:cs="Arial"/>
+          <w:sz w:val="22"/>
+          <w:szCs w:val="22"/>
+        </w:rPr>
+        <w:t>con</w:t>
+      </w:r>
+      <w:r>
+        <w:rPr>
+          <w:rFonts w:ascii="Arial" w:hAnsi="Arial" w:cs="Arial"/>
+          <w:sz w:val="22"/>
+          <w:szCs w:val="22"/>
+        </w:rPr>
+        <w:t xml:space="preserve"> la</w:t>
+      </w:r>
+      <w:r>
+        <w:rPr>
+          <w:rFonts w:ascii="Arial" w:hAnsi="Arial" w:cs="Arial"/>
+          <w:sz w:val="22"/>
+          <w:szCs w:val="22"/>
+        </w:rPr>
+        <w:t xml:space="preserve"> </w:t>
       </w:r>
       <w:r>
         <w:rPr>
@@ -4610,9 +4859,9 @@
           <w:sz w:val="22"/>
           <w:szCs w:val="22"/>
         </w:rPr>
-        <w:t>fromInputs-fechaAforoRRR</w:t>
-      </w:r>
-      <w:proofErr w:type="spellEnd"/>
+        <w:t>fromInputs-</w:t>
+      </w:r>
+      <w:proofErr w:type="gramStart"/>
       <w:r>
         <w:rPr>
           <w:rFonts w:ascii="Arial" w:hAnsi="Arial" w:cs="Arial"/>
@@ -4622,6 +4871,18 @@
           <w:sz w:val="22"/>
           <w:szCs w:val="22"/>
         </w:rPr>
+        <w:t>fechaAforoRRR</w:t>
+      </w:r>
+      <w:proofErr w:type="spellEnd"/>
+      <w:r>
+        <w:rPr>
+          <w:rFonts w:ascii="Arial" w:hAnsi="Arial" w:cs="Arial"/>
+          <w:b/>
+          <w:bCs/>
+          <w:color w:val="FF0000"/>
+          <w:sz w:val="22"/>
+          <w:szCs w:val="22"/>
+        </w:rPr>
         <w:t>}</w:t>
       </w:r>
       <w:r>
@@ -4634,6 +4895,7 @@
         <w:t>{</w:t>
       </w:r>
       <w:proofErr w:type="spellStart"/>
+      <w:proofErr w:type="gramEnd"/>
       <w:r>
         <w:rPr>
           <w:rFonts w:ascii="Arial" w:hAnsi="Arial" w:cs="Arial"/>
@@ -4802,7 +5064,7 @@
           <w:szCs w:val="22"/>
         </w:rPr>
         <w:lastRenderedPageBreak/>
-        <w:t>regularización en las Aduanas de destino”, asimismo señal a que: “La regularización procederá luego de realizado el reconocimiento físico de las mercancías por la aduana de destino en la zona de selva. De ser el caso, y con sujeción a lo dispuesto en el Convenio de Cooperación Aduanera Peruano Colombiano, el monto pagado en exceso será devuelto"</w:t>
+        <w:t>regularización en las Aduanas de destino”, asimismo señala que: “La regularización procederá luego de realizado el reconocimiento físico de las mercancías por la aduana de destino en la zona de selva. De ser el caso, y con sujeción a lo dispuesto en el Convenio de Cooperación Aduanera Peruano Colombiano, el monto pagado en exceso será devuelto"</w:t>
       </w:r>
       <w:r>
         <w:rPr>
@@ -4950,7 +5212,61 @@
           <w:sz w:val="22"/>
           <w:szCs w:val="22"/>
         </w:rPr>
-        <w:t xml:space="preserve">} declaradas con TPI 35 en el casillero 7.23 de la DAM, tienen un Ad-valoren de 0%, por lo que no se reporta montó abonado a la Subcuenta Especial del Tesoro Público Decreto Supremo </w:t>
+        <w:t>} declaradas con TPI 35 en el casillero 7.23 de la DAM, tienen un Ad-</w:t>
+      </w:r>
+      <w:r>
+        <w:rPr>
+          <w:rFonts w:ascii="Arial" w:hAnsi="Arial" w:cs="Arial"/>
+          <w:color w:val="000000" w:themeColor="text1"/>
+          <w:sz w:val="22"/>
+          <w:szCs w:val="22"/>
+        </w:rPr>
+        <w:t>V</w:t>
+      </w:r>
+      <w:r>
+        <w:rPr>
+          <w:rFonts w:ascii="Arial" w:hAnsi="Arial" w:cs="Arial"/>
+          <w:color w:val="000000" w:themeColor="text1"/>
+          <w:sz w:val="22"/>
+          <w:szCs w:val="22"/>
+        </w:rPr>
+        <w:t>alore</w:t>
+      </w:r>
+      <w:r>
+        <w:rPr>
+          <w:rFonts w:ascii="Arial" w:hAnsi="Arial" w:cs="Arial"/>
+          <w:color w:val="000000" w:themeColor="text1"/>
+          <w:sz w:val="22"/>
+          <w:szCs w:val="22"/>
+        </w:rPr>
+        <w:t>m</w:t>
+      </w:r>
+      <w:r>
+        <w:rPr>
+          <w:rFonts w:ascii="Arial" w:hAnsi="Arial" w:cs="Arial"/>
+          <w:color w:val="000000" w:themeColor="text1"/>
+          <w:sz w:val="22"/>
+          <w:szCs w:val="22"/>
+        </w:rPr>
+        <w:t xml:space="preserve"> de 0%, por lo que no se reporta mont</w:t>
+      </w:r>
+      <w:r>
+        <w:rPr>
+          <w:rFonts w:ascii="Arial" w:hAnsi="Arial" w:cs="Arial"/>
+          <w:color w:val="000000" w:themeColor="text1"/>
+          <w:sz w:val="22"/>
+          <w:szCs w:val="22"/>
+        </w:rPr>
+        <w:t>o</w:t>
+      </w:r>
+      <w:r>
+        <w:rPr>
+          <w:rFonts w:ascii="Arial" w:hAnsi="Arial" w:cs="Arial"/>
+          <w:color w:val="000000" w:themeColor="text1"/>
+          <w:sz w:val="22"/>
+          <w:szCs w:val="22"/>
+        </w:rPr>
+        <w:t xml:space="preserve"> abonado a la Subcuenta Especial del Tesoro Público Decreto Supremo </w:t>
       </w:r>
       <w:proofErr w:type="spellStart"/>
       <w:r>
@@ -5689,7 +6005,25 @@
           <w:sz w:val="22"/>
           <w:szCs w:val="22"/>
         </w:rPr>
-        <w:t>103-99-EF – “Reglamento de las Disposiciones Tributarias contenidas en la Ley de Promoción de la Inversión en la Amazonía", tal como se puede evidenciar de la información contenida en el Informe n.º</w:t>
+        <w:t xml:space="preserve">103-99-EF – “Reglamento de las Disposiciones Tributarias contenidas en la Ley de Promoción de la Inversión en la Amazonía", tal como se puede evidenciar de la información contenida en el </w:t>
+      </w:r>
+      <w:r>
+        <w:rPr>
+          <w:rFonts w:ascii="Arial" w:hAnsi="Arial" w:cs="Arial"/>
+          <w:color w:val="000000" w:themeColor="text1"/>
+          <w:sz w:val="22"/>
+          <w:szCs w:val="22"/>
+        </w:rPr>
+        <w:t>i</w:t>
+      </w:r>
+      <w:r>
+        <w:rPr>
+          <w:rFonts w:ascii="Arial" w:hAnsi="Arial" w:cs="Arial"/>
+          <w:color w:val="000000" w:themeColor="text1"/>
+          <w:sz w:val="22"/>
+          <w:szCs w:val="22"/>
+        </w:rPr>
+        <w:t>nforme n.º</w:t>
       </w:r>
       <w:r>
         <w:rPr>
@@ -5804,6 +6138,7 @@
           <w:szCs w:val="22"/>
         </w:rPr>
       </w:pPr>
+      <w:proofErr w:type="gramStart"/>
       <w:r>
         <w:rPr>
           <w:rFonts w:ascii="Arial" w:hAnsi="Arial" w:cs="Arial"/>
@@ -5811,7 +6146,16 @@
           <w:szCs w:val="22"/>
         </w:rPr>
         <w:lastRenderedPageBreak/>
-        <w:t>De acuerdo a lo requerido por la empresa importadora, se determina lo siguiente:</w:t>
+        <w:t>De acuerdo a</w:t>
+      </w:r>
+      <w:proofErr w:type="gramEnd"/>
+      <w:r>
+        <w:rPr>
+          <w:rFonts w:ascii="Arial" w:hAnsi="Arial" w:cs="Arial"/>
+          <w:sz w:val="22"/>
+          <w:szCs w:val="22"/>
+        </w:rPr>
+        <w:t xml:space="preserve"> lo requerido por la empresa importadora, se determina lo siguiente:</w:t>
       </w:r>
     </w:p>
     <w:p>
@@ -6224,7 +6568,16 @@
                 <w:sz w:val="20"/>
                 <w:szCs w:val="20"/>
               </w:rPr>
-              <w:t>fromDam-descripcionMerca</w:t>
+              <w:t>fromDam-</w:t>
+            </w:r>
+            <w:proofErr w:type="gramStart"/>
+            <w:r>
+              <w:rPr>
+                <w:rFonts w:ascii="Arial" w:hAnsi="Arial" w:cs="Arial"/>
+                <w:sz w:val="20"/>
+                <w:szCs w:val="20"/>
+              </w:rPr>
+              <w:t>descripcionMerca</w:t>
             </w:r>
             <w:proofErr w:type="spellEnd"/>
             <w:r>
@@ -6247,6 +6600,7 @@
               <w:t>{</w:t>
             </w:r>
             <w:proofErr w:type="spellStart"/>
+            <w:proofErr w:type="gramEnd"/>
             <w:r>
               <w:rPr>
                 <w:rFonts w:ascii="Arial" w:hAnsi="Arial" w:cs="Arial"/>
@@ -6543,7 +6897,16 @@
           <w:sz w:val="20"/>
           <w:szCs w:val="20"/>
         </w:rPr>
-        <w:t>fromDam-bultosReconocidos</w:t>
+        <w:t>fromDam-</w:t>
+      </w:r>
+      <w:proofErr w:type="gramStart"/>
+      <w:r>
+        <w:rPr>
+          <w:rFonts w:ascii="Arial" w:hAnsi="Arial" w:cs="Arial"/>
+          <w:sz w:val="20"/>
+          <w:szCs w:val="20"/>
+        </w:rPr>
+        <w:t>bultosReconocidos</w:t>
       </w:r>
       <w:proofErr w:type="spellEnd"/>
       <w:r>
@@ -6566,6 +6929,7 @@
         <w:t>{</w:t>
       </w:r>
       <w:proofErr w:type="spellStart"/>
+      <w:proofErr w:type="gramEnd"/>
       <w:r>
         <w:rPr>
           <w:rFonts w:ascii="Arial" w:hAnsi="Arial" w:cs="Arial"/>
@@ -6725,9 +7089,9 @@
           <w:sz w:val="20"/>
           <w:szCs w:val="20"/>
         </w:rPr>
-        <w:t>fromInputs-lugarAforoRRR</w:t>
-      </w:r>
-      <w:proofErr w:type="spellEnd"/>
+        <w:t>fromInputs-</w:t>
+      </w:r>
+      <w:proofErr w:type="gramStart"/>
       <w:r>
         <w:rPr>
           <w:rFonts w:ascii="Arial" w:hAnsi="Arial" w:cs="Arial"/>
@@ -6737,17 +7101,30 @@
           <w:sz w:val="20"/>
           <w:szCs w:val="20"/>
         </w:rPr>
-        <w:t>}</w:t>
-      </w:r>
-      <w:r>
-        <w:rPr>
-          <w:rFonts w:ascii="Arial" w:hAnsi="Arial" w:cs="Arial"/>
+        <w:t>lugarAforoRRR</w:t>
+      </w:r>
+      <w:proofErr w:type="spellEnd"/>
+      <w:r>
+        <w:rPr>
+          <w:rFonts w:ascii="Arial" w:hAnsi="Arial" w:cs="Arial"/>
+          <w:b/>
+          <w:bCs/>
+          <w:color w:val="FF0000"/>
           <w:sz w:val="20"/>
           <w:szCs w:val="20"/>
         </w:rPr>
+        <w:t>}</w:t>
+      </w:r>
+      <w:r>
+        <w:rPr>
+          <w:rFonts w:ascii="Arial" w:hAnsi="Arial" w:cs="Arial"/>
+          <w:sz w:val="20"/>
+          <w:szCs w:val="20"/>
+        </w:rPr>
         <w:t>{</w:t>
       </w:r>
       <w:proofErr w:type="spellStart"/>
+      <w:proofErr w:type="gramEnd"/>
       <w:r>
         <w:rPr>
           <w:rFonts w:ascii="Arial" w:hAnsi="Arial" w:cs="Arial"/>
@@ -7075,6 +7452,7 @@
               </w:rPr>
               <w:t>{#</w:t>
             </w:r>
+            <w:proofErr w:type="gramStart"/>
             <w:r>
               <w:rPr>
                 <w:rFonts w:ascii="Arial" w:hAnsi="Arial" w:cs="Arial"/>
@@ -7086,7 +7464,15 @@
                 <w:rFonts w:ascii="Arial" w:eastAsiaTheme="minorHAnsi" w:hAnsi="Arial" w:cs="Arial"/>
                 <w:lang w:eastAsia="en-US"/>
               </w:rPr>
-              <w:t>}{numeroGuia}</w:t>
+              <w:t>}{</w:t>
+            </w:r>
+            <w:proofErr w:type="gramEnd"/>
+            <w:r>
+              <w:rPr>
+                <w:rFonts w:ascii="Arial" w:eastAsiaTheme="minorHAnsi" w:hAnsi="Arial" w:cs="Arial"/>
+                <w:lang w:eastAsia="en-US"/>
+              </w:rPr>
+              <w:t>numeroGuia}</w:t>
             </w:r>
           </w:p>
         </w:tc>
@@ -7173,12 +7559,21 @@
               </w:rPr>
               <w:t>ruc</w:t>
             </w:r>
+            <w:proofErr w:type="gramStart"/>
             <w:r>
               <w:rPr>
                 <w:rFonts w:ascii="Arial" w:eastAsiaTheme="minorHAnsi" w:hAnsi="Arial" w:cs="Arial"/>
                 <w:lang w:eastAsia="en-US"/>
               </w:rPr>
-              <w:t>}{/}</w:t>
+              <w:t>}{</w:t>
+            </w:r>
+            <w:proofErr w:type="gramEnd"/>
+            <w:r>
+              <w:rPr>
+                <w:rFonts w:ascii="Arial" w:eastAsiaTheme="minorHAnsi" w:hAnsi="Arial" w:cs="Arial"/>
+                <w:lang w:eastAsia="en-US"/>
+              </w:rPr>
+              <w:t>/}</w:t>
             </w:r>
           </w:p>
         </w:tc>
@@ -7418,7 +7813,27 @@
           <w:szCs w:val="20"/>
           <w:lang w:val="es-ES" w:eastAsia="es-ES"/>
         </w:rPr>
-        <w:t xml:space="preserve">Se verificó que lo solicitado a regularización se encuentra negociado en el Arancel Común Anexo al Protocolo Modificatorio del Convenio de Cooperación Aduanero Peruano Colombiano con una tasa Ad/Valorem – </w:t>
+        <w:t>Se verificó que lo solicitado a regularización se encuentra negociado en el Arancel Común Anexo al Protocolo Modificatorio del Convenio de Cooperación Aduanero Peruano Colombiano con una tasa Ad/</w:t>
+      </w:r>
+      <w:r>
+        <w:rPr>
+          <w:rFonts w:ascii="Arial" w:eastAsia="Times New Roman" w:hAnsi="Arial" w:cs="Arial"/>
+          <w:color w:val="000000"/>
+          <w:sz w:val="20"/>
+          <w:szCs w:val="20"/>
+          <w:lang w:val="es-ES" w:eastAsia="es-ES"/>
+        </w:rPr>
+        <w:t>V</w:t>
+      </w:r>
+      <w:r>
+        <w:rPr>
+          <w:rFonts w:ascii="Arial" w:eastAsia="Times New Roman" w:hAnsi="Arial" w:cs="Arial"/>
+          <w:color w:val="000000"/>
+          <w:sz w:val="20"/>
+          <w:szCs w:val="20"/>
+          <w:lang w:val="es-ES" w:eastAsia="es-ES"/>
+        </w:rPr>
+        <w:t xml:space="preserve">alorem – </w:t>
       </w:r>
       <w:r>
         <w:rPr>
@@ -7767,7 +8182,47 @@
                 <w:sz w:val="22"/>
                 <w:szCs w:val="22"/>
               </w:rPr>
-              <w:t>Liquidación Arancel Nacional</w:t>
+              <w:t xml:space="preserve">Liquidación </w:t>
+            </w:r>
+            <w:r>
+              <w:rPr>
+                <w:rFonts w:ascii="Arial" w:hAnsi="Arial" w:cs="Arial"/>
+                <w:b/>
+                <w:bCs/>
+                <w:sz w:val="22"/>
+                <w:szCs w:val="22"/>
+              </w:rPr>
+              <w:t>a</w:t>
+            </w:r>
+            <w:r>
+              <w:rPr>
+                <w:rFonts w:ascii="Arial" w:hAnsi="Arial" w:cs="Arial"/>
+                <w:b/>
+                <w:bCs/>
+                <w:sz w:val="22"/>
+                <w:szCs w:val="22"/>
+              </w:rPr>
+              <w:t xml:space="preserve">rancel </w:t>
+            </w:r>
+            <w:r>
+              <w:rPr>
+                <w:rFonts w:ascii="Arial" w:hAnsi="Arial" w:cs="Arial"/>
+                <w:b/>
+                <w:bCs/>
+                <w:sz w:val="22"/>
+                <w:szCs w:val="22"/>
+              </w:rPr>
+              <w:t>n</w:t>
+            </w:r>
+            <w:r>
+              <w:rPr>
+                <w:rFonts w:ascii="Arial" w:hAnsi="Arial" w:cs="Arial"/>
+                <w:b/>
+                <w:bCs/>
+                <w:sz w:val="22"/>
+                <w:szCs w:val="22"/>
+              </w:rPr>
+              <w:t>acional</w:t>
             </w:r>
           </w:p>
         </w:tc>
@@ -7798,7 +8253,47 @@
                 <w:sz w:val="22"/>
                 <w:szCs w:val="22"/>
               </w:rPr>
-              <w:t>Tributos No Regularizados</w:t>
+              <w:t xml:space="preserve">Tributos </w:t>
+            </w:r>
+            <w:r>
+              <w:rPr>
+                <w:rFonts w:ascii="Arial" w:hAnsi="Arial" w:cs="Arial"/>
+                <w:b/>
+                <w:bCs/>
+                <w:sz w:val="22"/>
+                <w:szCs w:val="22"/>
+              </w:rPr>
+              <w:t>n</w:t>
+            </w:r>
+            <w:r>
+              <w:rPr>
+                <w:rFonts w:ascii="Arial" w:hAnsi="Arial" w:cs="Arial"/>
+                <w:b/>
+                <w:bCs/>
+                <w:sz w:val="22"/>
+                <w:szCs w:val="22"/>
+              </w:rPr>
+              <w:t xml:space="preserve">o </w:t>
+            </w:r>
+            <w:r>
+              <w:rPr>
+                <w:rFonts w:ascii="Arial" w:hAnsi="Arial" w:cs="Arial"/>
+                <w:b/>
+                <w:bCs/>
+                <w:sz w:val="22"/>
+                <w:szCs w:val="22"/>
+              </w:rPr>
+              <w:t>r</w:t>
+            </w:r>
+            <w:r>
+              <w:rPr>
+                <w:rFonts w:ascii="Arial" w:hAnsi="Arial" w:cs="Arial"/>
+                <w:b/>
+                <w:bCs/>
+                <w:sz w:val="22"/>
+                <w:szCs w:val="22"/>
+              </w:rPr>
+              <w:t>egularizados</w:t>
             </w:r>
           </w:p>
         </w:tc>
@@ -7929,14 +8424,13 @@
               </w:rPr>
               <w:t>Ad/</w:t>
             </w:r>
-            <w:proofErr w:type="spellStart"/>
             <w:r>
               <w:rPr>
                 <w:rFonts w:ascii="Arial" w:hAnsi="Arial" w:cs="Arial"/>
                 <w:sz w:val="22"/>
                 <w:szCs w:val="22"/>
               </w:rPr>
-              <w:t>v</w:t>
+              <w:t>V</w:t>
             </w:r>
             <w:r>
               <w:rPr>
@@ -7946,7 +8440,6 @@
               </w:rPr>
               <w:t>alorem</w:t>
             </w:r>
-            <w:proofErr w:type="spellEnd"/>
           </w:p>
         </w:tc>
         <w:tc>
@@ -8654,7 +9147,47 @@
                 <w:sz w:val="18"/>
                 <w:szCs w:val="18"/>
               </w:rPr>
-              <w:t>Liquidación Arancel Nacional</w:t>
+              <w:t xml:space="preserve">Liquidación </w:t>
+            </w:r>
+            <w:r>
+              <w:rPr>
+                <w:rFonts w:ascii="Arial" w:hAnsi="Arial" w:cs="Arial"/>
+                <w:b/>
+                <w:bCs/>
+                <w:sz w:val="18"/>
+                <w:szCs w:val="18"/>
+              </w:rPr>
+              <w:t>a</w:t>
+            </w:r>
+            <w:r>
+              <w:rPr>
+                <w:rFonts w:ascii="Arial" w:hAnsi="Arial" w:cs="Arial"/>
+                <w:b/>
+                <w:bCs/>
+                <w:sz w:val="18"/>
+                <w:szCs w:val="18"/>
+              </w:rPr>
+              <w:t xml:space="preserve">rancel </w:t>
+            </w:r>
+            <w:r>
+              <w:rPr>
+                <w:rFonts w:ascii="Arial" w:hAnsi="Arial" w:cs="Arial"/>
+                <w:b/>
+                <w:bCs/>
+                <w:sz w:val="18"/>
+                <w:szCs w:val="18"/>
+              </w:rPr>
+              <w:t>n</w:t>
+            </w:r>
+            <w:r>
+              <w:rPr>
+                <w:rFonts w:ascii="Arial" w:hAnsi="Arial" w:cs="Arial"/>
+                <w:b/>
+                <w:bCs/>
+                <w:sz w:val="18"/>
+                <w:szCs w:val="18"/>
+              </w:rPr>
+              <w:t>acional</w:t>
             </w:r>
           </w:p>
         </w:tc>
@@ -8685,7 +9218,47 @@
                 <w:sz w:val="18"/>
                 <w:szCs w:val="18"/>
               </w:rPr>
-              <w:t>Tributos No Regularizados</w:t>
+              <w:t xml:space="preserve">Tributos </w:t>
+            </w:r>
+            <w:r>
+              <w:rPr>
+                <w:rFonts w:ascii="Arial" w:hAnsi="Arial" w:cs="Arial"/>
+                <w:b/>
+                <w:bCs/>
+                <w:sz w:val="18"/>
+                <w:szCs w:val="18"/>
+              </w:rPr>
+              <w:t>n</w:t>
+            </w:r>
+            <w:r>
+              <w:rPr>
+                <w:rFonts w:ascii="Arial" w:hAnsi="Arial" w:cs="Arial"/>
+                <w:b/>
+                <w:bCs/>
+                <w:sz w:val="18"/>
+                <w:szCs w:val="18"/>
+              </w:rPr>
+              <w:t xml:space="preserve">o </w:t>
+            </w:r>
+            <w:r>
+              <w:rPr>
+                <w:rFonts w:ascii="Arial" w:hAnsi="Arial" w:cs="Arial"/>
+                <w:b/>
+                <w:bCs/>
+                <w:sz w:val="18"/>
+                <w:szCs w:val="18"/>
+              </w:rPr>
+              <w:t>r</w:t>
+            </w:r>
+            <w:r>
+              <w:rPr>
+                <w:rFonts w:ascii="Arial" w:hAnsi="Arial" w:cs="Arial"/>
+                <w:b/>
+                <w:bCs/>
+                <w:sz w:val="18"/>
+                <w:szCs w:val="18"/>
+              </w:rPr>
+              <w:t>egularizados</w:t>
             </w:r>
           </w:p>
         </w:tc>
@@ -8805,6 +9378,7 @@
               </w:rPr>
               <w:t xml:space="preserve">Ley </w:t>
             </w:r>
+            <w:proofErr w:type="gramStart"/>
             <w:r>
               <w:rPr>
                 <w:rFonts w:ascii="Arial" w:hAnsi="Arial" w:cs="Arial"/>
@@ -8823,7 +9397,18 @@
                 <w:sz w:val="20"/>
                 <w:szCs w:val="20"/>
               </w:rPr>
-              <w:t>.º27037</w:t>
+              <w:t>.º</w:t>
+            </w:r>
+            <w:proofErr w:type="gramEnd"/>
+            <w:r>
+              <w:rPr>
+                <w:rFonts w:ascii="Arial" w:hAnsi="Arial" w:cs="Arial"/>
+                <w:b/>
+                <w:bCs/>
+                <w:sz w:val="20"/>
+                <w:szCs w:val="20"/>
+              </w:rPr>
+              <w:t>27037</w:t>
             </w:r>
           </w:p>
         </w:tc>
@@ -8853,14 +9438,13 @@
               </w:rPr>
               <w:t>Ad/</w:t>
             </w:r>
-            <w:proofErr w:type="spellStart"/>
             <w:r>
               <w:rPr>
                 <w:rFonts w:ascii="Arial" w:hAnsi="Arial" w:cs="Arial"/>
                 <w:sz w:val="20"/>
                 <w:szCs w:val="20"/>
               </w:rPr>
-              <w:t>v</w:t>
+              <w:t>V</w:t>
             </w:r>
             <w:r>
               <w:rPr>
@@ -8870,7 +9454,6 @@
               </w:rPr>
               <w:t>alorem</w:t>
             </w:r>
-            <w:proofErr w:type="spellEnd"/>
           </w:p>
         </w:tc>
         <w:tc>
@@ -9797,7 +10380,47 @@
                 <w:sz w:val="18"/>
                 <w:szCs w:val="18"/>
               </w:rPr>
-              <w:t>Liquidación Arancel Nacional</w:t>
+              <w:t xml:space="preserve">Liquidación </w:t>
+            </w:r>
+            <w:r>
+              <w:rPr>
+                <w:rFonts w:ascii="Arial" w:hAnsi="Arial" w:cs="Arial"/>
+                <w:b/>
+                <w:bCs/>
+                <w:sz w:val="18"/>
+                <w:szCs w:val="18"/>
+              </w:rPr>
+              <w:t>a</w:t>
+            </w:r>
+            <w:r>
+              <w:rPr>
+                <w:rFonts w:ascii="Arial" w:hAnsi="Arial" w:cs="Arial"/>
+                <w:b/>
+                <w:bCs/>
+                <w:sz w:val="18"/>
+                <w:szCs w:val="18"/>
+              </w:rPr>
+              <w:t xml:space="preserve">rancel </w:t>
+            </w:r>
+            <w:r>
+              <w:rPr>
+                <w:rFonts w:ascii="Arial" w:hAnsi="Arial" w:cs="Arial"/>
+                <w:b/>
+                <w:bCs/>
+                <w:sz w:val="18"/>
+                <w:szCs w:val="18"/>
+              </w:rPr>
+              <w:t>n</w:t>
+            </w:r>
+            <w:r>
+              <w:rPr>
+                <w:rFonts w:ascii="Arial" w:hAnsi="Arial" w:cs="Arial"/>
+                <w:b/>
+                <w:bCs/>
+                <w:sz w:val="18"/>
+                <w:szCs w:val="18"/>
+              </w:rPr>
+              <w:t>acional</w:t>
             </w:r>
           </w:p>
         </w:tc>
@@ -9828,7 +10451,47 @@
                 <w:sz w:val="18"/>
                 <w:szCs w:val="18"/>
               </w:rPr>
-              <w:t>Tributos No Regularizados</w:t>
+              <w:t xml:space="preserve">Tributos </w:t>
+            </w:r>
+            <w:r>
+              <w:rPr>
+                <w:rFonts w:ascii="Arial" w:hAnsi="Arial" w:cs="Arial"/>
+                <w:b/>
+                <w:bCs/>
+                <w:sz w:val="18"/>
+                <w:szCs w:val="18"/>
+              </w:rPr>
+              <w:t>n</w:t>
+            </w:r>
+            <w:r>
+              <w:rPr>
+                <w:rFonts w:ascii="Arial" w:hAnsi="Arial" w:cs="Arial"/>
+                <w:b/>
+                <w:bCs/>
+                <w:sz w:val="18"/>
+                <w:szCs w:val="18"/>
+              </w:rPr>
+              <w:t xml:space="preserve">o </w:t>
+            </w:r>
+            <w:r>
+              <w:rPr>
+                <w:rFonts w:ascii="Arial" w:hAnsi="Arial" w:cs="Arial"/>
+                <w:b/>
+                <w:bCs/>
+                <w:sz w:val="18"/>
+                <w:szCs w:val="18"/>
+              </w:rPr>
+              <w:t>r</w:t>
+            </w:r>
+            <w:r>
+              <w:rPr>
+                <w:rFonts w:ascii="Arial" w:hAnsi="Arial" w:cs="Arial"/>
+                <w:b/>
+                <w:bCs/>
+                <w:sz w:val="18"/>
+                <w:szCs w:val="18"/>
+              </w:rPr>
+              <w:t>egularizados</w:t>
             </w:r>
           </w:p>
         </w:tc>
@@ -9918,14 +10581,13 @@
               </w:rPr>
               <w:t>Ad/</w:t>
             </w:r>
-            <w:proofErr w:type="spellStart"/>
             <w:r>
               <w:rPr>
                 <w:rFonts w:ascii="Arial" w:hAnsi="Arial" w:cs="Arial"/>
                 <w:sz w:val="20"/>
                 <w:szCs w:val="20"/>
               </w:rPr>
-              <w:t>v</w:t>
+              <w:t>V</w:t>
             </w:r>
             <w:r>
               <w:rPr>
@@ -9935,7 +10597,6 @@
               </w:rPr>
               <w:t>alorem</w:t>
             </w:r>
-            <w:proofErr w:type="spellEnd"/>
           </w:p>
         </w:tc>
         <w:tc>
@@ -11256,7 +11917,21 @@
           <w:rFonts w:ascii="Arial" w:hAnsi="Arial" w:cs="Arial"/>
           <w:color w:val="000000" w:themeColor="text1"/>
         </w:rPr>
-        <w:t>107-94-EF/10; por lo tanto, corresponde atender las series de la referida DAM solicitadas a regularización toda vez que se encuentran negociadas en el Arancel Común del Convenio Peruano - Colombiano con una tasa Ad/Valorem – Libre; asimismo, se debe tener en cuenta lo opinado en el informe n.º 50-2008-SUNAT/2B4000, ratificado mediante Informe n.º 11-2017-SUNAT/340000, donde dice que: “la devolución de los tributos pagados a cuenta, como regularización del despacho de mercancía acogidas estrictamente a los beneficios arancelarios otorgados por el PECO, comprende únicamente los derechos Ad/Valorem cancelados de las mercancías liberadas total o parcialmente por acogimiento del PECO; determinándose que el monto a regularizar en el marco del Decreto Supremo n.º 015-94-EF es de S/ {</w:t>
+        <w:t xml:space="preserve">107-94-EF/10; por lo tanto, corresponde atender las series de la referida DAM solicitadas a regularización toda vez que se encuentran negociadas en el Arancel Común del Convenio Peruano - Colombiano con una tasa Ad/Valorem – Libre; asimismo, se debe tener en cuenta lo opinado en el informe n.º 50-2008-SUNAT/2B4000, ratificado mediante </w:t>
+      </w:r>
+      <w:r>
+        <w:rPr>
+          <w:rFonts w:ascii="Arial" w:hAnsi="Arial" w:cs="Arial"/>
+          <w:color w:val="000000" w:themeColor="text1"/>
+        </w:rPr>
+        <w:t>i</w:t>
+      </w:r>
+      <w:r>
+        <w:rPr>
+          <w:rFonts w:ascii="Arial" w:hAnsi="Arial" w:cs="Arial"/>
+          <w:color w:val="000000" w:themeColor="text1"/>
+        </w:rPr>
+        <w:t>nforme n.º 11-2017-SUNAT/340000, donde dice que: “la devolución de los tributos pagados a cuenta, como regularización del despacho de mercancía acogidas estrictamente a los beneficios arancelarios otorgados por el PECO, comprende únicamente los derechos Ad/Valorem cancelados de las mercancías liberadas total o parcialmente por acogimiento del PECO; determinándose que el monto a regularizar en el marco del Decreto Supremo n.º 015-94-EF es de S/ {</w:t>
       </w:r>
       <w:proofErr w:type="spellStart"/>
       <w:r>
@@ -11528,7 +12203,43 @@
           <w:sz w:val="22"/>
           <w:szCs w:val="22"/>
         </w:rPr>
-        <w:t>107-94-EF/10; por lo tanto, corresponde atender las series de la referida DAM solicitadas a regularización toda vez que se encuentran negociadas en el Arancel Común del Convenio Peruano - Colombiano con una tasa Ad/Valorem – Libre; asimismo, se debe tener en cuenta lo opinado en el informe n.º 50-2008-SUNAT/2B4000, ratificado mediante Informe n.º 11-2017-SUNAT/340000, donde dice que: “la devolución de los tributos pagados a cuenta, como regularización del despacho de mercancía acogidas estrictamente a los beneficios arancelarios otorgados por el PECO, comprende únicamente los derechos Ad/Valorem cancelados de las mercancías liberadas total o parcialmente por acogimiento del PECO; determinándose que el monto a regularizar en el marco del Decreto Supremo n.º 015-94-EF es de S/ {</w:t>
+        <w:t xml:space="preserve">107-94-EF/10; por lo tanto, corresponde atender las series de la referida DAM solicitadas a regularización toda vez que se encuentran negociadas en el Arancel Común del Convenio Peruano - Colombiano con una tasa Ad/Valorem – Libre; asimismo, se debe tener en cuenta lo opinado en el </w:t>
+      </w:r>
+      <w:r>
+        <w:rPr>
+          <w:rFonts w:ascii="Arial" w:hAnsi="Arial" w:cs="Arial"/>
+          <w:color w:val="000000" w:themeColor="text1"/>
+          <w:sz w:val="22"/>
+          <w:szCs w:val="22"/>
+        </w:rPr>
+        <w:t>i</w:t>
+      </w:r>
+      <w:r>
+        <w:rPr>
+          <w:rFonts w:ascii="Arial" w:hAnsi="Arial" w:cs="Arial"/>
+          <w:color w:val="000000" w:themeColor="text1"/>
+          <w:sz w:val="22"/>
+          <w:szCs w:val="22"/>
+        </w:rPr>
+        <w:t xml:space="preserve">nforme n.º 50-2008-SUNAT/2B4000, ratificado mediante </w:t>
+      </w:r>
+      <w:r>
+        <w:rPr>
+          <w:rFonts w:ascii="Arial" w:hAnsi="Arial" w:cs="Arial"/>
+          <w:color w:val="000000" w:themeColor="text1"/>
+          <w:sz w:val="22"/>
+          <w:szCs w:val="22"/>
+        </w:rPr>
+        <w:t>i</w:t>
+      </w:r>
+      <w:r>
+        <w:rPr>
+          <w:rFonts w:ascii="Arial" w:hAnsi="Arial" w:cs="Arial"/>
+          <w:color w:val="000000" w:themeColor="text1"/>
+          <w:sz w:val="22"/>
+          <w:szCs w:val="22"/>
+        </w:rPr>
+        <w:t>nforme n.º 11-2017-SUNAT/340000, donde dice que: “la devolución de los tributos pagados a cuenta, como regularización del despacho de mercancía acogidas estrictamente a los beneficios arancelarios otorgados por el PECO, comprende únicamente los derechos Ad/Valorem cancelados de las mercancías liberadas total o parcialmente por acogimiento del PECO; determinándose que el monto a regularizar en el marco del Decreto Supremo n.º 015-94-EF es de S/ {</w:t>
       </w:r>
       <w:proofErr w:type="spellStart"/>
       <w:r>
@@ -11626,14 +12337,22 @@
           <w:rFonts w:ascii="Arial" w:hAnsi="Arial"/>
           <w:color w:val="000000" w:themeColor="text1"/>
         </w:rPr>
-        <w:t>datosFactura-numeroReqFac</w:t>
-      </w:r>
-      <w:proofErr w:type="spellEnd"/>
+        <w:t>datosFactura-</w:t>
+      </w:r>
+      <w:proofErr w:type="gramStart"/>
       <w:r>
         <w:rPr>
           <w:rFonts w:ascii="Arial" w:hAnsi="Arial"/>
           <w:color w:val="000000" w:themeColor="text1"/>
         </w:rPr>
+        <w:t>numeroReqFac</w:t>
+      </w:r>
+      <w:proofErr w:type="spellEnd"/>
+      <w:r>
+        <w:rPr>
+          <w:rFonts w:ascii="Arial" w:hAnsi="Arial"/>
+          <w:color w:val="000000" w:themeColor="text1"/>
+        </w:rPr>
         <w:t>}</w:t>
       </w:r>
       <w:r>
@@ -11646,6 +12365,7 @@
         <w:t>{</w:t>
       </w:r>
       <w:proofErr w:type="spellStart"/>
+      <w:proofErr w:type="gramEnd"/>
       <w:r>
         <w:rPr>
           <w:rFonts w:ascii="Arial" w:hAnsi="Arial"/>
@@ -12142,14 +12862,22 @@
           <w:rFonts w:ascii="Arial" w:hAnsi="Arial"/>
           <w:color w:val="000000" w:themeColor="text1"/>
         </w:rPr>
-        <w:t>datosFactura-numeroReqFac</w:t>
-      </w:r>
-      <w:proofErr w:type="spellEnd"/>
+        <w:t>datosFactura-</w:t>
+      </w:r>
+      <w:proofErr w:type="gramStart"/>
       <w:r>
         <w:rPr>
           <w:rFonts w:ascii="Arial" w:hAnsi="Arial"/>
           <w:color w:val="000000" w:themeColor="text1"/>
         </w:rPr>
+        <w:t>numeroReqFac</w:t>
+      </w:r>
+      <w:proofErr w:type="spellEnd"/>
+      <w:r>
+        <w:rPr>
+          <w:rFonts w:ascii="Arial" w:hAnsi="Arial"/>
+          <w:color w:val="000000" w:themeColor="text1"/>
+        </w:rPr>
         <w:t>}</w:t>
       </w:r>
       <w:r>
@@ -12162,6 +12890,7 @@
         <w:t>{</w:t>
       </w:r>
       <w:proofErr w:type="spellStart"/>
+      <w:proofErr w:type="gramEnd"/>
       <w:r>
         <w:rPr>
           <w:rFonts w:ascii="Arial" w:hAnsi="Arial"/>
@@ -12700,6 +13429,13 @@
           <w:color w:val="000000" w:themeColor="text1"/>
         </w:rPr>
         <w:t>.º 28194 “Ley para la Lucha contra la Evasión y para la Formalización de la Economía” establece en su artículo 3-A la obligatoriedad del uso de medios de pago en la compraventa internacional de mercancías, en tal sentido, se procedió a evaluar la factura remitida por el administrado y los medios de pago adjuntados, por lo cual sí acreditó los medios de pago correspondiente</w:t>
+      </w:r>
+      <w:r>
+        <w:rPr>
+          <w:rFonts w:ascii="Arial" w:hAnsi="Arial"/>
+          <w:color w:val="000000" w:themeColor="text1"/>
+        </w:rPr>
+        <w:t>s</w:t>
       </w:r>
       <w:r>
         <w:rPr>
@@ -13838,25 +14574,7 @@
           <w:sz w:val="22"/>
           <w:szCs w:val="22"/>
         </w:rPr>
-        <w:t>Autorizar la devolución por el importe de S/ {</w:t>
-      </w:r>
-      <w:proofErr w:type="spellStart"/>
-      <w:r>
-        <w:rPr>
-          <w:rFonts w:ascii="Arial" w:hAnsi="Arial" w:cs="Arial"/>
-          <w:sz w:val="22"/>
-          <w:szCs w:val="22"/>
-        </w:rPr>
-        <w:t>textoTotReguPECO</w:t>
-      </w:r>
-      <w:proofErr w:type="spellEnd"/>
-      <w:r>
-        <w:rPr>
-          <w:rFonts w:ascii="Arial" w:hAnsi="Arial" w:cs="Arial"/>
-          <w:sz w:val="22"/>
-          <w:szCs w:val="22"/>
-        </w:rPr>
-        <w:t>} en el marco del Decreto Supremo n.º 015-94-EF y normas conexas, a favor de {</w:t>
+        <w:t>Autorizar la devolución por el importe de S/ {textoTotRegu27} en el marco del Decreto Supremo n.º 015-94-EF y normas conexas, a favor de {</w:t>
       </w:r>
       <w:proofErr w:type="spellStart"/>
       <w:r>
@@ -14005,7 +14723,7 @@
 </file>
 
 <file path=word/numbering.xml><?xml version="1.0" encoding="utf-8"?>
-<w:numbering xmlns:wpc="http://schemas.microsoft.com/office/word/2010/wordprocessingCanvas" xmlns:cx="http://schemas.microsoft.com/office/drawing/2014/chartex" xmlns:cx1="http://schemas.microsoft.com/office/drawing/2015/9/8/chartex" xmlns:cx2="http://schemas.microsoft.com/office/drawing/2015/10/21/chartex" xmlns:cx3="http://schemas.microsoft.com/office/drawing/2016/5/9/chartex" xmlns:cx4="http://schemas.microsoft.com/office/drawing/2016/5/10/chartex" xmlns:cx5="http://schemas.microsoft.com/office/drawing/2016/5/11/chartex" xmlns:cx6="http://schemas.microsoft.com/office/drawing/2016/5/12/chartex" xmlns:cx7="http://schemas.microsoft.com/office/drawing/2016/5/13/chartex" xmlns:cx8="http://schemas.microsoft.com/office/drawing/2016/5/14/chartex" xmlns:mc="http://schemas.openxmlformats.org/markup-compatibility/2006" xmlns:aink="http://schemas.microsoft.com/office/drawing/2016/ink" xmlns:am3d="http://schemas.microsoft.com/office/drawing/2017/model3d" xmlns:o="urn:schemas-microsoft-com:office:office" xmlns:oel="http://schemas.microsoft.com/office/2019/extlst" xmlns:r="http://schemas.openxmlformats.org/officeDocument/2006/relationships" xmlns:m="http://schemas.openxmlformats.org/officeDocument/2006/math" xmlns:v="urn:schemas-microsoft-com:vml" xmlns:wp14="http://schemas.microsoft.com/office/word/2010/wordprocessingDrawing" xmlns:wp="http://schemas.openxmlformats.org/drawingml/2006/wordprocessingDrawing" xmlns:w10="urn:schemas-microsoft-com:office:word" xmlns:w="http://schemas.openxmlformats.org/wordprocessingml/2006/main" xmlns:w14="http://schemas.microsoft.com/office/word/2010/wordml" xmlns:w15="http://schemas.microsoft.com/office/word/2012/wordml" xmlns:w16cex="http://schemas.microsoft.com/office/word/2018/wordml/cex" xmlns:w16cid="http://schemas.microsoft.com/office/word/2016/wordml/cid" xmlns:w16="http://schemas.microsoft.com/office/word/2018/wordml" xmlns:w16sdtdh="http://schemas.microsoft.com/office/word/2020/wordml/sdtdatahash" xmlns:w16se="http://schemas.microsoft.com/office/word/2015/wordml/symex" xmlns:wpg="http://schemas.microsoft.com/office/word/2010/wordprocessingGroup" xmlns:wpi="http://schemas.microsoft.com/office/word/2010/wordprocessingInk" xmlns:wne="http://schemas.microsoft.com/office/word/2006/wordml" xmlns:wps="http://schemas.microsoft.com/office/word/2010/wordprocessingShape" mc:Ignorable="w14 w15 w16se w16cid w16 w16cex w16sdtdh wp14">
+<w:numbering xmlns:wpc="http://schemas.microsoft.com/office/word/2010/wordprocessingCanvas" xmlns:cx="http://schemas.microsoft.com/office/drawing/2014/chartex" xmlns:cx1="http://schemas.microsoft.com/office/drawing/2015/9/8/chartex" xmlns:cx2="http://schemas.microsoft.com/office/drawing/2015/10/21/chartex" xmlns:cx3="http://schemas.microsoft.com/office/drawing/2016/5/9/chartex" xmlns:cx4="http://schemas.microsoft.com/office/drawing/2016/5/10/chartex" xmlns:cx5="http://schemas.microsoft.com/office/drawing/2016/5/11/chartex" xmlns:cx6="http://schemas.microsoft.com/office/drawing/2016/5/12/chartex" xmlns:cx7="http://schemas.microsoft.com/office/drawing/2016/5/13/chartex" xmlns:cx8="http://schemas.microsoft.com/office/drawing/2016/5/14/chartex" xmlns:mc="http://schemas.openxmlformats.org/markup-compatibility/2006" xmlns:aink="http://schemas.microsoft.com/office/drawing/2016/ink" xmlns:am3d="http://schemas.microsoft.com/office/drawing/2017/model3d" xmlns:o="urn:schemas-microsoft-com:office:office" xmlns:oel="http://schemas.microsoft.com/office/2019/extlst" xmlns:r="http://schemas.openxmlformats.org/officeDocument/2006/relationships" xmlns:m="http://schemas.openxmlformats.org/officeDocument/2006/math" xmlns:v="urn:schemas-microsoft-com:vml" xmlns:wp14="http://schemas.microsoft.com/office/word/2010/wordprocessingDrawing" xmlns:wp="http://schemas.openxmlformats.org/drawingml/2006/wordprocessingDrawing" xmlns:w10="urn:schemas-microsoft-com:office:word" xmlns:w="http://schemas.openxmlformats.org/wordprocessingml/2006/main" xmlns:w14="http://schemas.microsoft.com/office/word/2010/wordml" xmlns:w15="http://schemas.microsoft.com/office/word/2012/wordml" xmlns:w16cex="http://schemas.microsoft.com/office/word/2018/wordml/cex" xmlns:w16cid="http://schemas.microsoft.com/office/word/2016/wordml/cid" xmlns:w16="http://schemas.microsoft.com/office/word/2018/wordml" xmlns:w16du="http://schemas.microsoft.com/office/word/2023/wordml/word16du" xmlns:w16sdtdh="http://schemas.microsoft.com/office/word/2020/wordml/sdtdatahash" xmlns:w16se="http://schemas.microsoft.com/office/word/2015/wordml/symex" xmlns:wpg="http://schemas.microsoft.com/office/word/2010/wordprocessingGroup" xmlns:wpi="http://schemas.microsoft.com/office/word/2010/wordprocessingInk" xmlns:wne="http://schemas.microsoft.com/office/word/2006/wordml" xmlns:wps="http://schemas.microsoft.com/office/word/2010/wordprocessingShape" mc:Ignorable="w14 w15 w16se w16cid w16 w16cex w16sdtdh w16du wp14">
   <w:abstractNum w:abstractNumId="0" w15:restartNumberingAfterBreak="0">
     <w:nsid w:val="0F643300"/>
     <w:multiLevelType w:val="hybridMultilevel"/>
@@ -16256,7 +16974,7 @@
 </file>
 
 <file path=word/styles.xml><?xml version="1.0" encoding="utf-8"?>
-<w:styles xmlns:mc="http://schemas.openxmlformats.org/markup-compatibility/2006" xmlns:r="http://schemas.openxmlformats.org/officeDocument/2006/relationships" xmlns:w="http://schemas.openxmlformats.org/wordprocessingml/2006/main" xmlns:w14="http://schemas.microsoft.com/office/word/2010/wordml" xmlns:w15="http://schemas.microsoft.com/office/word/2012/wordml" xmlns:w16cex="http://schemas.microsoft.com/office/word/2018/wordml/cex" xmlns:w16cid="http://schemas.microsoft.com/office/word/2016/wordml/cid" xmlns:w16="http://schemas.microsoft.com/office/word/2018/wordml" xmlns:w16sdtdh="http://schemas.microsoft.com/office/word/2020/wordml/sdtdatahash" xmlns:w16se="http://schemas.microsoft.com/office/word/2015/wordml/symex" mc:Ignorable="w14 w15 w16se w16cid w16 w16cex w16sdtdh">
+<w:styles xmlns:mc="http://schemas.openxmlformats.org/markup-compatibility/2006" xmlns:r="http://schemas.openxmlformats.org/officeDocument/2006/relationships" xmlns:w="http://schemas.openxmlformats.org/wordprocessingml/2006/main" xmlns:w14="http://schemas.microsoft.com/office/word/2010/wordml" xmlns:w15="http://schemas.microsoft.com/office/word/2012/wordml" xmlns:w16cex="http://schemas.microsoft.com/office/word/2018/wordml/cex" xmlns:w16cid="http://schemas.microsoft.com/office/word/2016/wordml/cid" xmlns:w16="http://schemas.microsoft.com/office/word/2018/wordml" xmlns:w16du="http://schemas.microsoft.com/office/word/2023/wordml/word16du" xmlns:w16sdtdh="http://schemas.microsoft.com/office/word/2020/wordml/sdtdatahash" xmlns:w16se="http://schemas.microsoft.com/office/word/2015/wordml/symex" mc:Ignorable="w14 w15 w16se w16cid w16 w16cex w16sdtdh w16du">
   <w:docDefaults>
     <w:rPrDefault>
       <w:rPr>

--- a/recursos/words/semiPlantillaFinalInformeV2NUEVO.docx
+++ b/recursos/words/semiPlantillaFinalInformeV2NUEVO.docx
@@ -1,6 +1,6 @@
 
 <file path=word/document.xml><?xml version="1.0" encoding="utf-8"?>
-<w:document xmlns:wpc="http://schemas.microsoft.com/office/word/2010/wordprocessingCanvas" xmlns:cx="http://schemas.microsoft.com/office/drawing/2014/chartex" xmlns:cx1="http://schemas.microsoft.com/office/drawing/2015/9/8/chartex" xmlns:cx2="http://schemas.microsoft.com/office/drawing/2015/10/21/chartex" xmlns:cx3="http://schemas.microsoft.com/office/drawing/2016/5/9/chartex" xmlns:cx4="http://schemas.microsoft.com/office/drawing/2016/5/10/chartex" xmlns:cx5="http://schemas.microsoft.com/office/drawing/2016/5/11/chartex" xmlns:cx6="http://schemas.microsoft.com/office/drawing/2016/5/12/chartex" xmlns:cx7="http://schemas.microsoft.com/office/drawing/2016/5/13/chartex" xmlns:cx8="http://schemas.microsoft.com/office/drawing/2016/5/14/chartex" xmlns:mc="http://schemas.openxmlformats.org/markup-compatibility/2006" xmlns:aink="http://schemas.microsoft.com/office/drawing/2016/ink" xmlns:am3d="http://schemas.microsoft.com/office/drawing/2017/model3d" xmlns:o="urn:schemas-microsoft-com:office:office" xmlns:oel="http://schemas.microsoft.com/office/2019/extlst" xmlns:r="http://schemas.openxmlformats.org/officeDocument/2006/relationships" xmlns:m="http://schemas.openxmlformats.org/officeDocument/2006/math" xmlns:v="urn:schemas-microsoft-com:vml" xmlns:wp14="http://schemas.microsoft.com/office/word/2010/wordprocessingDrawing" xmlns:wp="http://schemas.openxmlformats.org/drawingml/2006/wordprocessingDrawing" xmlns:w10="urn:schemas-microsoft-com:office:word" xmlns:w="http://schemas.openxmlformats.org/wordprocessingml/2006/main" xmlns:w14="http://schemas.microsoft.com/office/word/2010/wordml" xmlns:w15="http://schemas.microsoft.com/office/word/2012/wordml" xmlns:w16cex="http://schemas.microsoft.com/office/word/2018/wordml/cex" xmlns:w16cid="http://schemas.microsoft.com/office/word/2016/wordml/cid" xmlns:w16="http://schemas.microsoft.com/office/word/2018/wordml" xmlns:w16du="http://schemas.microsoft.com/office/word/2023/wordml/word16du" xmlns:w16sdtdh="http://schemas.microsoft.com/office/word/2020/wordml/sdtdatahash" xmlns:w16se="http://schemas.microsoft.com/office/word/2015/wordml/symex" xmlns:wpg="http://schemas.microsoft.com/office/word/2010/wordprocessingGroup" xmlns:wpi="http://schemas.microsoft.com/office/word/2010/wordprocessingInk" xmlns:wne="http://schemas.microsoft.com/office/word/2006/wordml" xmlns:wps="http://schemas.microsoft.com/office/word/2010/wordprocessingShape" mc:Ignorable="w14 w15 w16se w16cid w16 w16cex w16sdtdh w16du wp14">
+<w:document xmlns:wpc="http://schemas.microsoft.com/office/word/2010/wordprocessingCanvas" xmlns:cx="http://schemas.microsoft.com/office/drawing/2014/chartex" xmlns:cx1="http://schemas.microsoft.com/office/drawing/2015/9/8/chartex" xmlns:cx2="http://schemas.microsoft.com/office/drawing/2015/10/21/chartex" xmlns:cx3="http://schemas.microsoft.com/office/drawing/2016/5/9/chartex" xmlns:cx4="http://schemas.microsoft.com/office/drawing/2016/5/10/chartex" xmlns:cx5="http://schemas.microsoft.com/office/drawing/2016/5/11/chartex" xmlns:cx6="http://schemas.microsoft.com/office/drawing/2016/5/12/chartex" xmlns:cx7="http://schemas.microsoft.com/office/drawing/2016/5/13/chartex" xmlns:cx8="http://schemas.microsoft.com/office/drawing/2016/5/14/chartex" xmlns:mc="http://schemas.openxmlformats.org/markup-compatibility/2006" xmlns:aink="http://schemas.microsoft.com/office/drawing/2016/ink" xmlns:am3d="http://schemas.microsoft.com/office/drawing/2017/model3d" xmlns:o="urn:schemas-microsoft-com:office:office" xmlns:oel="http://schemas.microsoft.com/office/2019/extlst" xmlns:r="http://schemas.openxmlformats.org/officeDocument/2006/relationships" xmlns:m="http://schemas.openxmlformats.org/officeDocument/2006/math" xmlns:v="urn:schemas-microsoft-com:vml" xmlns:wp14="http://schemas.microsoft.com/office/word/2010/wordprocessingDrawing" xmlns:wp="http://schemas.openxmlformats.org/drawingml/2006/wordprocessingDrawing" xmlns:w10="urn:schemas-microsoft-com:office:word" xmlns:w="http://schemas.openxmlformats.org/wordprocessingml/2006/main" xmlns:w14="http://schemas.microsoft.com/office/word/2010/wordml" xmlns:w15="http://schemas.microsoft.com/office/word/2012/wordml" xmlns:w16cex="http://schemas.microsoft.com/office/word/2018/wordml/cex" xmlns:w16cid="http://schemas.microsoft.com/office/word/2016/wordml/cid" xmlns:w16="http://schemas.microsoft.com/office/word/2018/wordml" xmlns:w16sdtdh="http://schemas.microsoft.com/office/word/2020/wordml/sdtdatahash" xmlns:w16se="http://schemas.microsoft.com/office/word/2015/wordml/symex" xmlns:wpg="http://schemas.microsoft.com/office/word/2010/wordprocessingGroup" xmlns:wpi="http://schemas.microsoft.com/office/word/2010/wordprocessingInk" xmlns:wne="http://schemas.microsoft.com/office/word/2006/wordml" xmlns:wps="http://schemas.microsoft.com/office/word/2010/wordprocessingShape" mc:Ignorable="w14 w15 w16se w16cid w16 w16cex w16sdtdh wp14">
   <w:body>
     <w:p>
       <w:pPr>
@@ -406,7 +406,6 @@
           <w:rFonts w:ascii="Arial" w:hAnsi="Arial" w:cs="Arial"/>
           <w:sz w:val="22"/>
           <w:szCs w:val="22"/>
-          <w:shd w:val="clear" w:color="auto" w:fill="FAF9F8"/>
         </w:rPr>
         <w:t>R</w:t>
       </w:r>
@@ -415,17 +414,8 @@
           <w:rFonts w:ascii="Arial" w:hAnsi="Arial" w:cs="Arial"/>
           <w:sz w:val="22"/>
           <w:szCs w:val="22"/>
-          <w:shd w:val="clear" w:color="auto" w:fill="FAF9F8"/>
-        </w:rPr>
-        <w:t xml:space="preserve">egularización de DAM n.º </w:t>
-      </w:r>
-      <w:r>
-        <w:rPr>
-          <w:rFonts w:ascii="Arial" w:hAnsi="Arial" w:cs="Arial"/>
-          <w:sz w:val="22"/>
-          <w:szCs w:val="22"/>
-        </w:rPr>
-        <w:t>{</w:t>
+        </w:rPr>
+        <w:t>egularización de DAM n.º {</w:t>
       </w:r>
       <w:proofErr w:type="spellStart"/>
       <w:r>
@@ -503,7 +493,6 @@
           <w:rFonts w:ascii="Arial" w:hAnsi="Arial" w:cs="Arial"/>
           <w:sz w:val="22"/>
           <w:szCs w:val="22"/>
-          <w:shd w:val="clear" w:color="auto" w:fill="FAF9F8"/>
         </w:rPr>
         <w:t>{</w:t>
       </w:r>
@@ -513,7 +502,6 @@
           <w:rFonts w:ascii="Arial" w:hAnsi="Arial" w:cs="Arial"/>
           <w:sz w:val="22"/>
           <w:szCs w:val="22"/>
-          <w:shd w:val="clear" w:color="auto" w:fill="FAF9F8"/>
         </w:rPr>
         <w:t>textoVisto</w:t>
       </w:r>
@@ -523,18 +511,8 @@
           <w:rFonts w:ascii="Arial" w:hAnsi="Arial" w:cs="Arial"/>
           <w:sz w:val="22"/>
           <w:szCs w:val="22"/>
-          <w:shd w:val="clear" w:color="auto" w:fill="FAF9F8"/>
-        </w:rPr>
-        <w:t>}</w:t>
-      </w:r>
-      <w:r>
-        <w:rPr>
-          <w:rFonts w:ascii="Arial" w:hAnsi="Arial" w:cs="Arial"/>
-          <w:sz w:val="22"/>
-          <w:szCs w:val="22"/>
-          <w:shd w:val="clear" w:color="auto" w:fill="FAF9F8"/>
-        </w:rPr>
-        <w:t>.</w:t>
+        </w:rPr>
+        <w:t>}.</w:t>
       </w:r>
     </w:p>
     <w:p>
@@ -640,15 +618,13 @@
           <w:rFonts w:ascii="Arial" w:hAnsi="Arial" w:cs="Arial"/>
           <w:sz w:val="22"/>
           <w:szCs w:val="22"/>
-          <w:shd w:val="clear" w:color="auto" w:fill="FAF9F8"/>
-        </w:rPr>
-      </w:pPr>
-      <w:r>
-        <w:rPr>
-          <w:rFonts w:ascii="Arial" w:hAnsi="Arial" w:cs="Arial"/>
-          <w:sz w:val="22"/>
-          <w:szCs w:val="22"/>
-          <w:shd w:val="clear" w:color="auto" w:fill="FAF9F8"/>
+        </w:rPr>
+      </w:pPr>
+      <w:r>
+        <w:rPr>
+          <w:rFonts w:ascii="Arial" w:hAnsi="Arial" w:cs="Arial"/>
+          <w:sz w:val="22"/>
+          <w:szCs w:val="22"/>
         </w:rPr>
         <w:t>Ley General de Aduanas, Decreto Legislativo </w:t>
       </w:r>
@@ -658,7 +634,6 @@
           <w:rFonts w:ascii="Arial" w:hAnsi="Arial" w:cs="Arial"/>
           <w:sz w:val="22"/>
           <w:szCs w:val="22"/>
-          <w:shd w:val="clear" w:color="auto" w:fill="FAF9F8"/>
         </w:rPr>
         <w:t>n</w:t>
       </w:r>
@@ -667,7 +642,6 @@
           <w:rFonts w:ascii="Arial" w:hAnsi="Arial" w:cs="Arial"/>
           <w:sz w:val="22"/>
           <w:szCs w:val="22"/>
-          <w:shd w:val="clear" w:color="auto" w:fill="FAF9F8"/>
         </w:rPr>
         <w:t>.</w:t>
       </w:r>
@@ -676,7 +650,6 @@
           <w:rFonts w:ascii="Arial" w:hAnsi="Arial" w:cs="Arial"/>
           <w:sz w:val="22"/>
           <w:szCs w:val="22"/>
-          <w:shd w:val="clear" w:color="auto" w:fill="FAF9F8"/>
         </w:rPr>
         <w:t>°</w:t>
       </w:r>
@@ -686,7 +659,6 @@
           <w:rFonts w:ascii="Arial" w:hAnsi="Arial" w:cs="Arial"/>
           <w:sz w:val="22"/>
           <w:szCs w:val="22"/>
-          <w:shd w:val="clear" w:color="auto" w:fill="FAF9F8"/>
         </w:rPr>
         <w:t> 1053, publicado el 27.6.2008, y modificatorias. </w:t>
       </w:r>
@@ -707,15 +679,13 @@
           <w:rFonts w:ascii="Arial" w:hAnsi="Arial" w:cs="Arial"/>
           <w:sz w:val="22"/>
           <w:szCs w:val="22"/>
-          <w:shd w:val="clear" w:color="auto" w:fill="FAF9F8"/>
-        </w:rPr>
-      </w:pPr>
-      <w:r>
-        <w:rPr>
-          <w:rFonts w:ascii="Arial" w:hAnsi="Arial" w:cs="Arial"/>
-          <w:sz w:val="22"/>
-          <w:szCs w:val="22"/>
-          <w:shd w:val="clear" w:color="auto" w:fill="FAF9F8"/>
+        </w:rPr>
+      </w:pPr>
+      <w:r>
+        <w:rPr>
+          <w:rFonts w:ascii="Arial" w:hAnsi="Arial" w:cs="Arial"/>
+          <w:sz w:val="22"/>
+          <w:szCs w:val="22"/>
         </w:rPr>
         <w:t>Ley </w:t>
       </w:r>
@@ -725,7 +695,6 @@
           <w:rFonts w:ascii="Arial" w:hAnsi="Arial" w:cs="Arial"/>
           <w:sz w:val="22"/>
           <w:szCs w:val="22"/>
-          <w:shd w:val="clear" w:color="auto" w:fill="FAF9F8"/>
         </w:rPr>
         <w:t>n</w:t>
       </w:r>
@@ -734,7 +703,6 @@
           <w:rFonts w:ascii="Arial" w:hAnsi="Arial" w:cs="Arial"/>
           <w:sz w:val="22"/>
           <w:szCs w:val="22"/>
-          <w:shd w:val="clear" w:color="auto" w:fill="FAF9F8"/>
         </w:rPr>
         <w:t>.</w:t>
       </w:r>
@@ -743,7 +711,6 @@
           <w:rFonts w:ascii="Arial" w:hAnsi="Arial" w:cs="Arial"/>
           <w:sz w:val="22"/>
           <w:szCs w:val="22"/>
-          <w:shd w:val="clear" w:color="auto" w:fill="FAF9F8"/>
         </w:rPr>
         <w:t>°</w:t>
       </w:r>
@@ -753,7 +720,6 @@
           <w:rFonts w:ascii="Arial" w:hAnsi="Arial" w:cs="Arial"/>
           <w:sz w:val="22"/>
           <w:szCs w:val="22"/>
-          <w:shd w:val="clear" w:color="auto" w:fill="FAF9F8"/>
         </w:rPr>
         <w:t xml:space="preserve"> 27037, Ley de </w:t>
       </w:r>
@@ -762,7 +728,6 @@
           <w:rFonts w:ascii="Arial" w:hAnsi="Arial" w:cs="Arial"/>
           <w:sz w:val="22"/>
           <w:szCs w:val="22"/>
-          <w:shd w:val="clear" w:color="auto" w:fill="FAF9F8"/>
         </w:rPr>
         <w:t>P</w:t>
       </w:r>
@@ -771,7 +736,6 @@
           <w:rFonts w:ascii="Arial" w:hAnsi="Arial" w:cs="Arial"/>
           <w:sz w:val="22"/>
           <w:szCs w:val="22"/>
-          <w:shd w:val="clear" w:color="auto" w:fill="FAF9F8"/>
         </w:rPr>
         <w:t xml:space="preserve">romoción de la </w:t>
       </w:r>
@@ -780,7 +744,6 @@
           <w:rFonts w:ascii="Arial" w:hAnsi="Arial" w:cs="Arial"/>
           <w:sz w:val="22"/>
           <w:szCs w:val="22"/>
-          <w:shd w:val="clear" w:color="auto" w:fill="FAF9F8"/>
         </w:rPr>
         <w:t>I</w:t>
       </w:r>
@@ -789,7 +752,6 @@
           <w:rFonts w:ascii="Arial" w:hAnsi="Arial" w:cs="Arial"/>
           <w:sz w:val="22"/>
           <w:szCs w:val="22"/>
-          <w:shd w:val="clear" w:color="auto" w:fill="FAF9F8"/>
         </w:rPr>
         <w:t xml:space="preserve">nversión en la </w:t>
       </w:r>
@@ -798,7 +760,6 @@
           <w:rFonts w:ascii="Arial" w:hAnsi="Arial" w:cs="Arial"/>
           <w:sz w:val="22"/>
           <w:szCs w:val="22"/>
-          <w:shd w:val="clear" w:color="auto" w:fill="FAF9F8"/>
         </w:rPr>
         <w:t>A</w:t>
       </w:r>
@@ -807,7 +768,6 @@
           <w:rFonts w:ascii="Arial" w:hAnsi="Arial" w:cs="Arial"/>
           <w:sz w:val="22"/>
           <w:szCs w:val="22"/>
-          <w:shd w:val="clear" w:color="auto" w:fill="FAF9F8"/>
         </w:rPr>
         <w:t>mazonia. </w:t>
       </w:r>
@@ -828,15 +788,13 @@
           <w:rFonts w:ascii="Arial" w:hAnsi="Arial" w:cs="Arial"/>
           <w:sz w:val="22"/>
           <w:szCs w:val="22"/>
-          <w:shd w:val="clear" w:color="auto" w:fill="FAF9F8"/>
-        </w:rPr>
-      </w:pPr>
-      <w:r>
-        <w:rPr>
-          <w:rFonts w:ascii="Arial" w:hAnsi="Arial" w:cs="Arial"/>
-          <w:sz w:val="22"/>
-          <w:szCs w:val="22"/>
-          <w:shd w:val="clear" w:color="auto" w:fill="FAF9F8"/>
+        </w:rPr>
+      </w:pPr>
+      <w:r>
+        <w:rPr>
+          <w:rFonts w:ascii="Arial" w:hAnsi="Arial" w:cs="Arial"/>
+          <w:sz w:val="22"/>
+          <w:szCs w:val="22"/>
         </w:rPr>
         <w:t>Decreto Supremo </w:t>
       </w:r>
@@ -846,7 +804,6 @@
           <w:rFonts w:ascii="Arial" w:hAnsi="Arial" w:cs="Arial"/>
           <w:sz w:val="22"/>
           <w:szCs w:val="22"/>
-          <w:shd w:val="clear" w:color="auto" w:fill="FAF9F8"/>
         </w:rPr>
         <w:t>n</w:t>
       </w:r>
@@ -855,7 +812,6 @@
           <w:rFonts w:ascii="Arial" w:hAnsi="Arial" w:cs="Arial"/>
           <w:sz w:val="22"/>
           <w:szCs w:val="22"/>
-          <w:shd w:val="clear" w:color="auto" w:fill="FAF9F8"/>
         </w:rPr>
         <w:t>.</w:t>
       </w:r>
@@ -864,7 +820,6 @@
           <w:rFonts w:ascii="Arial" w:hAnsi="Arial" w:cs="Arial"/>
           <w:sz w:val="22"/>
           <w:szCs w:val="22"/>
-          <w:shd w:val="clear" w:color="auto" w:fill="FAF9F8"/>
         </w:rPr>
         <w:t>°</w:t>
       </w:r>
@@ -874,7 +829,6 @@
           <w:rFonts w:ascii="Arial" w:hAnsi="Arial" w:cs="Arial"/>
           <w:sz w:val="22"/>
           <w:szCs w:val="22"/>
-          <w:shd w:val="clear" w:color="auto" w:fill="FAF9F8"/>
         </w:rPr>
         <w:t> 103-99-EF, aprueban el Reglamento de las Disposiciones Tributarias contenidas en la Ley de Promoción de la Inversión en la Amazonia. </w:t>
       </w:r>
@@ -895,15 +849,13 @@
           <w:rFonts w:ascii="Arial" w:hAnsi="Arial" w:cs="Arial"/>
           <w:sz w:val="22"/>
           <w:szCs w:val="22"/>
-          <w:shd w:val="clear" w:color="auto" w:fill="FAF9F8"/>
-        </w:rPr>
-      </w:pPr>
-      <w:r>
-        <w:rPr>
-          <w:rFonts w:ascii="Arial" w:hAnsi="Arial" w:cs="Arial"/>
-          <w:sz w:val="22"/>
-          <w:szCs w:val="22"/>
-          <w:shd w:val="clear" w:color="auto" w:fill="FAF9F8"/>
+        </w:rPr>
+      </w:pPr>
+      <w:r>
+        <w:rPr>
+          <w:rFonts w:ascii="Arial" w:hAnsi="Arial" w:cs="Arial"/>
+          <w:sz w:val="22"/>
+          <w:szCs w:val="22"/>
         </w:rPr>
         <w:t>Arancel Común Anexo al Protocolo Modificatorio del Convenio de Cooperación Aduanera Peruano-</w:t>
       </w:r>
@@ -913,7 +865,6 @@
           <w:rFonts w:ascii="Arial" w:hAnsi="Arial" w:cs="Arial"/>
           <w:sz w:val="22"/>
           <w:szCs w:val="22"/>
-          <w:shd w:val="clear" w:color="auto" w:fill="FAF9F8"/>
         </w:rPr>
         <w:t>Colombiano</w:t>
       </w:r>
@@ -923,7 +874,6 @@
           <w:rFonts w:ascii="Arial" w:hAnsi="Arial" w:cs="Arial"/>
           <w:sz w:val="22"/>
           <w:szCs w:val="22"/>
-          <w:shd w:val="clear" w:color="auto" w:fill="FAF9F8"/>
         </w:rPr>
         <w:t> de 1938, puesto en vigencia por el Decreto Supremo </w:t>
       </w:r>
@@ -933,7 +883,6 @@
           <w:rFonts w:ascii="Arial" w:hAnsi="Arial" w:cs="Arial"/>
           <w:sz w:val="22"/>
           <w:szCs w:val="22"/>
-          <w:shd w:val="clear" w:color="auto" w:fill="FAF9F8"/>
         </w:rPr>
         <w:t>n</w:t>
       </w:r>
@@ -942,7 +891,6 @@
           <w:rFonts w:ascii="Arial" w:hAnsi="Arial" w:cs="Arial"/>
           <w:sz w:val="22"/>
           <w:szCs w:val="22"/>
-          <w:shd w:val="clear" w:color="auto" w:fill="FAF9F8"/>
         </w:rPr>
         <w:t>.</w:t>
       </w:r>
@@ -951,7 +899,6 @@
           <w:rFonts w:ascii="Arial" w:hAnsi="Arial" w:cs="Arial"/>
           <w:sz w:val="22"/>
           <w:szCs w:val="22"/>
-          <w:shd w:val="clear" w:color="auto" w:fill="FAF9F8"/>
         </w:rPr>
         <w:t>°</w:t>
       </w:r>
@@ -961,7 +908,6 @@
           <w:rFonts w:ascii="Arial" w:hAnsi="Arial" w:cs="Arial"/>
           <w:sz w:val="22"/>
           <w:szCs w:val="22"/>
-          <w:shd w:val="clear" w:color="auto" w:fill="FAF9F8"/>
         </w:rPr>
         <w:t> 069-82-EFC, publicado el 04.03.1982, y modificatorias.  </w:t>
       </w:r>
@@ -982,15 +928,13 @@
           <w:rFonts w:ascii="Arial" w:hAnsi="Arial" w:cs="Arial"/>
           <w:sz w:val="22"/>
           <w:szCs w:val="22"/>
-          <w:shd w:val="clear" w:color="auto" w:fill="FAF9F8"/>
-        </w:rPr>
-      </w:pPr>
-      <w:r>
-        <w:rPr>
-          <w:rFonts w:ascii="Arial" w:hAnsi="Arial" w:cs="Arial"/>
-          <w:sz w:val="22"/>
-          <w:szCs w:val="22"/>
-          <w:shd w:val="clear" w:color="auto" w:fill="FAF9F8"/>
+        </w:rPr>
+      </w:pPr>
+      <w:r>
+        <w:rPr>
+          <w:rFonts w:ascii="Arial" w:hAnsi="Arial" w:cs="Arial"/>
+          <w:sz w:val="22"/>
+          <w:szCs w:val="22"/>
         </w:rPr>
         <w:t>Resolución de Superintendencia </w:t>
       </w:r>
@@ -1000,7 +944,6 @@
           <w:rFonts w:ascii="Arial" w:hAnsi="Arial" w:cs="Arial"/>
           <w:sz w:val="22"/>
           <w:szCs w:val="22"/>
-          <w:shd w:val="clear" w:color="auto" w:fill="FAF9F8"/>
         </w:rPr>
         <w:t>n</w:t>
       </w:r>
@@ -1009,7 +952,6 @@
           <w:rFonts w:ascii="Arial" w:hAnsi="Arial" w:cs="Arial"/>
           <w:sz w:val="22"/>
           <w:szCs w:val="22"/>
-          <w:shd w:val="clear" w:color="auto" w:fill="FAF9F8"/>
         </w:rPr>
         <w:t>.</w:t>
       </w:r>
@@ -1018,7 +960,6 @@
           <w:rFonts w:ascii="Arial" w:hAnsi="Arial" w:cs="Arial"/>
           <w:sz w:val="22"/>
           <w:szCs w:val="22"/>
-          <w:shd w:val="clear" w:color="auto" w:fill="FAF9F8"/>
         </w:rPr>
         <w:t>°</w:t>
       </w:r>
@@ -1028,7 +969,6 @@
           <w:rFonts w:ascii="Arial" w:hAnsi="Arial" w:cs="Arial"/>
           <w:sz w:val="22"/>
           <w:szCs w:val="22"/>
-          <w:shd w:val="clear" w:color="auto" w:fill="FAF9F8"/>
         </w:rPr>
         <w:t> 247-2025/SUNAT - Procedimiento Especifico DESPA-PE.01.15 (versión 3) Exoneración del IGV e IPM a la Importación de bienes para el consumo en la Amazonía - Ley </w:t>
       </w:r>
@@ -1038,7 +978,6 @@
           <w:rFonts w:ascii="Arial" w:hAnsi="Arial" w:cs="Arial"/>
           <w:sz w:val="22"/>
           <w:szCs w:val="22"/>
-          <w:shd w:val="clear" w:color="auto" w:fill="FAF9F8"/>
         </w:rPr>
         <w:t>n</w:t>
       </w:r>
@@ -1047,7 +986,6 @@
           <w:rFonts w:ascii="Arial" w:hAnsi="Arial" w:cs="Arial"/>
           <w:sz w:val="22"/>
           <w:szCs w:val="22"/>
-          <w:shd w:val="clear" w:color="auto" w:fill="FAF9F8"/>
         </w:rPr>
         <w:t>.</w:t>
       </w:r>
@@ -1056,7 +994,6 @@
           <w:rFonts w:ascii="Arial" w:hAnsi="Arial" w:cs="Arial"/>
           <w:sz w:val="22"/>
           <w:szCs w:val="22"/>
-          <w:shd w:val="clear" w:color="auto" w:fill="FAF9F8"/>
         </w:rPr>
         <w:t>°</w:t>
       </w:r>
@@ -1066,7 +1003,6 @@
           <w:rFonts w:ascii="Arial" w:hAnsi="Arial" w:cs="Arial"/>
           <w:sz w:val="22"/>
           <w:szCs w:val="22"/>
-          <w:shd w:val="clear" w:color="auto" w:fill="FAF9F8"/>
         </w:rPr>
         <w:t> 27037.  </w:t>
       </w:r>
@@ -1170,15 +1106,13 @@
           <w:rFonts w:ascii="Arial" w:hAnsi="Arial" w:cs="Arial"/>
           <w:sz w:val="22"/>
           <w:szCs w:val="22"/>
-          <w:shd w:val="clear" w:color="auto" w:fill="FAF9F8"/>
-        </w:rPr>
-      </w:pPr>
-      <w:r>
-        <w:rPr>
-          <w:rFonts w:ascii="Arial" w:hAnsi="Arial" w:cs="Arial"/>
-          <w:sz w:val="22"/>
-          <w:szCs w:val="22"/>
-          <w:shd w:val="clear" w:color="auto" w:fill="FAF9F8"/>
+        </w:rPr>
+      </w:pPr>
+      <w:r>
+        <w:rPr>
+          <w:rFonts w:ascii="Arial" w:hAnsi="Arial" w:cs="Arial"/>
+          <w:sz w:val="22"/>
+          <w:szCs w:val="22"/>
         </w:rPr>
         <w:t>Ley General de Aduanas, Decreto Legislativo </w:t>
       </w:r>
@@ -1188,7 +1122,6 @@
           <w:rFonts w:ascii="Arial" w:hAnsi="Arial" w:cs="Arial"/>
           <w:sz w:val="22"/>
           <w:szCs w:val="22"/>
-          <w:shd w:val="clear" w:color="auto" w:fill="FAF9F8"/>
         </w:rPr>
         <w:t>n</w:t>
       </w:r>
@@ -1197,7 +1130,6 @@
           <w:rFonts w:ascii="Arial" w:hAnsi="Arial" w:cs="Arial"/>
           <w:sz w:val="22"/>
           <w:szCs w:val="22"/>
-          <w:shd w:val="clear" w:color="auto" w:fill="FAF9F8"/>
         </w:rPr>
         <w:t>.</w:t>
       </w:r>
@@ -1206,7 +1138,6 @@
           <w:rFonts w:ascii="Arial" w:hAnsi="Arial" w:cs="Arial"/>
           <w:sz w:val="22"/>
           <w:szCs w:val="22"/>
-          <w:shd w:val="clear" w:color="auto" w:fill="FAF9F8"/>
         </w:rPr>
         <w:t>°</w:t>
       </w:r>
@@ -1216,7 +1147,6 @@
           <w:rFonts w:ascii="Arial" w:hAnsi="Arial" w:cs="Arial"/>
           <w:sz w:val="22"/>
           <w:szCs w:val="22"/>
-          <w:shd w:val="clear" w:color="auto" w:fill="FAF9F8"/>
         </w:rPr>
         <w:t> 1053, publicado el 27.6.2008, y modificatorias. </w:t>
       </w:r>
@@ -1237,15 +1167,13 @@
           <w:rFonts w:ascii="Arial" w:hAnsi="Arial" w:cs="Arial"/>
           <w:sz w:val="22"/>
           <w:szCs w:val="22"/>
-          <w:shd w:val="clear" w:color="auto" w:fill="FAF9F8"/>
-        </w:rPr>
-      </w:pPr>
-      <w:r>
-        <w:rPr>
-          <w:rFonts w:ascii="Arial" w:hAnsi="Arial" w:cs="Arial"/>
-          <w:sz w:val="22"/>
-          <w:szCs w:val="22"/>
-          <w:shd w:val="clear" w:color="auto" w:fill="FAF9F8"/>
+        </w:rPr>
+      </w:pPr>
+      <w:r>
+        <w:rPr>
+          <w:rFonts w:ascii="Arial" w:hAnsi="Arial" w:cs="Arial"/>
+          <w:sz w:val="22"/>
+          <w:szCs w:val="22"/>
         </w:rPr>
         <w:t>Ley </w:t>
       </w:r>
@@ -1255,7 +1183,6 @@
           <w:rFonts w:ascii="Arial" w:hAnsi="Arial" w:cs="Arial"/>
           <w:sz w:val="22"/>
           <w:szCs w:val="22"/>
-          <w:shd w:val="clear" w:color="auto" w:fill="FAF9F8"/>
         </w:rPr>
         <w:t>n</w:t>
       </w:r>
@@ -1264,7 +1191,6 @@
           <w:rFonts w:ascii="Arial" w:hAnsi="Arial" w:cs="Arial"/>
           <w:sz w:val="22"/>
           <w:szCs w:val="22"/>
-          <w:shd w:val="clear" w:color="auto" w:fill="FAF9F8"/>
         </w:rPr>
         <w:t>.</w:t>
       </w:r>
@@ -1273,7 +1199,6 @@
           <w:rFonts w:ascii="Arial" w:hAnsi="Arial" w:cs="Arial"/>
           <w:sz w:val="22"/>
           <w:szCs w:val="22"/>
-          <w:shd w:val="clear" w:color="auto" w:fill="FAF9F8"/>
         </w:rPr>
         <w:t>°</w:t>
       </w:r>
@@ -1283,7 +1208,6 @@
           <w:rFonts w:ascii="Arial" w:hAnsi="Arial" w:cs="Arial"/>
           <w:sz w:val="22"/>
           <w:szCs w:val="22"/>
-          <w:shd w:val="clear" w:color="auto" w:fill="FAF9F8"/>
         </w:rPr>
         <w:t xml:space="preserve"> 27037, Ley de promoción de la </w:t>
       </w:r>
@@ -1292,43 +1216,14 @@
           <w:rFonts w:ascii="Arial" w:hAnsi="Arial" w:cs="Arial"/>
           <w:sz w:val="22"/>
           <w:szCs w:val="22"/>
-          <w:shd w:val="clear" w:color="auto" w:fill="FAF9F8"/>
-        </w:rPr>
-        <w:t>I</w:t>
-      </w:r>
-      <w:r>
-        <w:rPr>
-          <w:rFonts w:ascii="Arial" w:hAnsi="Arial" w:cs="Arial"/>
-          <w:sz w:val="22"/>
-          <w:szCs w:val="22"/>
-          <w:shd w:val="clear" w:color="auto" w:fill="FAF9F8"/>
-        </w:rPr>
-        <w:t xml:space="preserve">nversión en la </w:t>
-      </w:r>
-      <w:r>
-        <w:rPr>
-          <w:rFonts w:ascii="Arial" w:hAnsi="Arial" w:cs="Arial"/>
-          <w:sz w:val="22"/>
-          <w:szCs w:val="22"/>
-          <w:shd w:val="clear" w:color="auto" w:fill="FAF9F8"/>
-        </w:rPr>
-        <w:t>A</w:t>
-      </w:r>
-      <w:r>
-        <w:rPr>
-          <w:rFonts w:ascii="Arial" w:hAnsi="Arial" w:cs="Arial"/>
-          <w:sz w:val="22"/>
-          <w:szCs w:val="22"/>
-          <w:shd w:val="clear" w:color="auto" w:fill="FAF9F8"/>
-        </w:rPr>
-        <w:t>mazonia</w:t>
-      </w:r>
-      <w:r>
-        <w:rPr>
-          <w:rFonts w:ascii="Arial" w:hAnsi="Arial" w:cs="Arial"/>
-          <w:sz w:val="22"/>
-          <w:szCs w:val="22"/>
-          <w:shd w:val="clear" w:color="auto" w:fill="FAF9F8"/>
+        </w:rPr>
+        <w:t>Inversión en la Amazonia</w:t>
+      </w:r>
+      <w:r>
+        <w:rPr>
+          <w:rFonts w:ascii="Arial" w:hAnsi="Arial" w:cs="Arial"/>
+          <w:sz w:val="22"/>
+          <w:szCs w:val="22"/>
         </w:rPr>
         <w:t>. </w:t>
       </w:r>
@@ -1349,15 +1244,13 @@
           <w:rFonts w:ascii="Arial" w:hAnsi="Arial" w:cs="Arial"/>
           <w:sz w:val="22"/>
           <w:szCs w:val="22"/>
-          <w:shd w:val="clear" w:color="auto" w:fill="FAF9F8"/>
-        </w:rPr>
-      </w:pPr>
-      <w:r>
-        <w:rPr>
-          <w:rFonts w:ascii="Arial" w:hAnsi="Arial" w:cs="Arial"/>
-          <w:sz w:val="22"/>
-          <w:szCs w:val="22"/>
-          <w:shd w:val="clear" w:color="auto" w:fill="FAF9F8"/>
+        </w:rPr>
+      </w:pPr>
+      <w:r>
+        <w:rPr>
+          <w:rFonts w:ascii="Arial" w:hAnsi="Arial" w:cs="Arial"/>
+          <w:sz w:val="22"/>
+          <w:szCs w:val="22"/>
         </w:rPr>
         <w:t>Decreto Supremo </w:t>
       </w:r>
@@ -1367,7 +1260,6 @@
           <w:rFonts w:ascii="Arial" w:hAnsi="Arial" w:cs="Arial"/>
           <w:sz w:val="22"/>
           <w:szCs w:val="22"/>
-          <w:shd w:val="clear" w:color="auto" w:fill="FAF9F8"/>
         </w:rPr>
         <w:t>n</w:t>
       </w:r>
@@ -1376,7 +1268,6 @@
           <w:rFonts w:ascii="Arial" w:hAnsi="Arial" w:cs="Arial"/>
           <w:sz w:val="22"/>
           <w:szCs w:val="22"/>
-          <w:shd w:val="clear" w:color="auto" w:fill="FAF9F8"/>
         </w:rPr>
         <w:t>.</w:t>
       </w:r>
@@ -1385,7 +1276,6 @@
           <w:rFonts w:ascii="Arial" w:hAnsi="Arial" w:cs="Arial"/>
           <w:sz w:val="22"/>
           <w:szCs w:val="22"/>
-          <w:shd w:val="clear" w:color="auto" w:fill="FAF9F8"/>
         </w:rPr>
         <w:t>°</w:t>
       </w:r>
@@ -1395,7 +1285,6 @@
           <w:rFonts w:ascii="Arial" w:hAnsi="Arial" w:cs="Arial"/>
           <w:sz w:val="22"/>
           <w:szCs w:val="22"/>
-          <w:shd w:val="clear" w:color="auto" w:fill="FAF9F8"/>
         </w:rPr>
         <w:t> 103-99-EF, aprueban el Reglamento de las Disposiciones Tributarias contenidas en la Ley de Promoción de la Inversión en la Amazonia. </w:t>
       </w:r>
@@ -1416,15 +1305,13 @@
           <w:rFonts w:ascii="Arial" w:hAnsi="Arial" w:cs="Arial"/>
           <w:sz w:val="22"/>
           <w:szCs w:val="22"/>
-          <w:shd w:val="clear" w:color="auto" w:fill="FAF9F8"/>
-        </w:rPr>
-      </w:pPr>
-      <w:r>
-        <w:rPr>
-          <w:rFonts w:ascii="Arial" w:hAnsi="Arial" w:cs="Arial"/>
-          <w:sz w:val="22"/>
-          <w:szCs w:val="22"/>
-          <w:shd w:val="clear" w:color="auto" w:fill="FAF9F8"/>
+        </w:rPr>
+      </w:pPr>
+      <w:r>
+        <w:rPr>
+          <w:rFonts w:ascii="Arial" w:hAnsi="Arial" w:cs="Arial"/>
+          <w:sz w:val="22"/>
+          <w:szCs w:val="22"/>
         </w:rPr>
         <w:lastRenderedPageBreak/>
         <w:t>Convenio de Cooperación Aduanera Peruano-</w:t>
@@ -1435,7 +1322,6 @@
           <w:rFonts w:ascii="Arial" w:hAnsi="Arial" w:cs="Arial"/>
           <w:sz w:val="22"/>
           <w:szCs w:val="22"/>
-          <w:shd w:val="clear" w:color="auto" w:fill="FAF9F8"/>
         </w:rPr>
         <w:t>Colombiano</w:t>
       </w:r>
@@ -1445,7 +1331,6 @@
           <w:rFonts w:ascii="Arial" w:hAnsi="Arial" w:cs="Arial"/>
           <w:sz w:val="22"/>
           <w:szCs w:val="22"/>
-          <w:shd w:val="clear" w:color="auto" w:fill="FAF9F8"/>
         </w:rPr>
         <w:t> de 1938 y su Protocolo Modificatorio, aprobado por Resolución Legislativa </w:t>
       </w:r>
@@ -1455,7 +1340,6 @@
           <w:rFonts w:ascii="Arial" w:hAnsi="Arial" w:cs="Arial"/>
           <w:sz w:val="22"/>
           <w:szCs w:val="22"/>
-          <w:shd w:val="clear" w:color="auto" w:fill="FAF9F8"/>
         </w:rPr>
         <w:t>n</w:t>
       </w:r>
@@ -1464,7 +1348,6 @@
           <w:rFonts w:ascii="Arial" w:hAnsi="Arial" w:cs="Arial"/>
           <w:sz w:val="22"/>
           <w:szCs w:val="22"/>
-          <w:shd w:val="clear" w:color="auto" w:fill="FAF9F8"/>
         </w:rPr>
         <w:t>.°</w:t>
       </w:r>
@@ -1474,7 +1357,6 @@
           <w:rFonts w:ascii="Arial" w:hAnsi="Arial" w:cs="Arial"/>
           <w:sz w:val="22"/>
           <w:szCs w:val="22"/>
-          <w:shd w:val="clear" w:color="auto" w:fill="FAF9F8"/>
         </w:rPr>
         <w:t> 23254, publicada el 22.05.1981. </w:t>
       </w:r>
@@ -1495,15 +1377,13 @@
           <w:rFonts w:ascii="Arial" w:hAnsi="Arial" w:cs="Arial"/>
           <w:sz w:val="22"/>
           <w:szCs w:val="22"/>
-          <w:shd w:val="clear" w:color="auto" w:fill="FAF9F8"/>
-        </w:rPr>
-      </w:pPr>
-      <w:r>
-        <w:rPr>
-          <w:rFonts w:ascii="Arial" w:hAnsi="Arial" w:cs="Arial"/>
-          <w:sz w:val="22"/>
-          <w:szCs w:val="22"/>
-          <w:shd w:val="clear" w:color="auto" w:fill="FAF9F8"/>
+        </w:rPr>
+      </w:pPr>
+      <w:r>
+        <w:rPr>
+          <w:rFonts w:ascii="Arial" w:hAnsi="Arial" w:cs="Arial"/>
+          <w:sz w:val="22"/>
+          <w:szCs w:val="22"/>
         </w:rPr>
         <w:t>Medidas a fin de garantizar el cumplimiento de las obligaciones asumidas por nuestro país en el Convenio de Cooperación Aduanera con Colombia, dictada por Decreto Supremo </w:t>
       </w:r>
@@ -1513,7 +1393,6 @@
           <w:rFonts w:ascii="Arial" w:hAnsi="Arial" w:cs="Arial"/>
           <w:sz w:val="22"/>
           <w:szCs w:val="22"/>
-          <w:shd w:val="clear" w:color="auto" w:fill="FAF9F8"/>
         </w:rPr>
         <w:t>n</w:t>
       </w:r>
@@ -1522,7 +1401,6 @@
           <w:rFonts w:ascii="Arial" w:hAnsi="Arial" w:cs="Arial"/>
           <w:sz w:val="22"/>
           <w:szCs w:val="22"/>
-          <w:shd w:val="clear" w:color="auto" w:fill="FAF9F8"/>
         </w:rPr>
         <w:t>.°</w:t>
       </w:r>
@@ -1532,7 +1410,6 @@
           <w:rFonts w:ascii="Arial" w:hAnsi="Arial" w:cs="Arial"/>
           <w:sz w:val="22"/>
           <w:szCs w:val="22"/>
-          <w:shd w:val="clear" w:color="auto" w:fill="FAF9F8"/>
         </w:rPr>
         <w:t> 15-94-EF, publicado el 09.02.1994, y modificatorias. </w:t>
       </w:r>
@@ -1553,15 +1430,13 @@
           <w:rFonts w:ascii="Arial" w:hAnsi="Arial" w:cs="Arial"/>
           <w:sz w:val="22"/>
           <w:szCs w:val="22"/>
-          <w:shd w:val="clear" w:color="auto" w:fill="FAF9F8"/>
-        </w:rPr>
-      </w:pPr>
-      <w:r>
-        <w:rPr>
-          <w:rFonts w:ascii="Arial" w:hAnsi="Arial" w:cs="Arial"/>
-          <w:sz w:val="22"/>
-          <w:szCs w:val="22"/>
-          <w:shd w:val="clear" w:color="auto" w:fill="FAF9F8"/>
+        </w:rPr>
+      </w:pPr>
+      <w:r>
+        <w:rPr>
+          <w:rFonts w:ascii="Arial" w:hAnsi="Arial" w:cs="Arial"/>
+          <w:sz w:val="22"/>
+          <w:szCs w:val="22"/>
         </w:rPr>
         <w:t>Arancel Común Anexo al Protocolo Modificatorio del Convenio de Cooperación Aduanera Peruano-</w:t>
       </w:r>
@@ -1571,7 +1446,6 @@
           <w:rFonts w:ascii="Arial" w:hAnsi="Arial" w:cs="Arial"/>
           <w:sz w:val="22"/>
           <w:szCs w:val="22"/>
-          <w:shd w:val="clear" w:color="auto" w:fill="FAF9F8"/>
         </w:rPr>
         <w:t>Colombiano</w:t>
       </w:r>
@@ -1581,7 +1455,6 @@
           <w:rFonts w:ascii="Arial" w:hAnsi="Arial" w:cs="Arial"/>
           <w:sz w:val="22"/>
           <w:szCs w:val="22"/>
-          <w:shd w:val="clear" w:color="auto" w:fill="FAF9F8"/>
         </w:rPr>
         <w:t> de 1938, puesto en vigencia por el Decreto Supremo </w:t>
       </w:r>
@@ -1591,7 +1464,6 @@
           <w:rFonts w:ascii="Arial" w:hAnsi="Arial" w:cs="Arial"/>
           <w:sz w:val="22"/>
           <w:szCs w:val="22"/>
-          <w:shd w:val="clear" w:color="auto" w:fill="FAF9F8"/>
         </w:rPr>
         <w:t>n</w:t>
       </w:r>
@@ -1600,7 +1472,6 @@
           <w:rFonts w:ascii="Arial" w:hAnsi="Arial" w:cs="Arial"/>
           <w:sz w:val="22"/>
           <w:szCs w:val="22"/>
-          <w:shd w:val="clear" w:color="auto" w:fill="FAF9F8"/>
         </w:rPr>
         <w:t>.</w:t>
       </w:r>
@@ -1609,7 +1480,6 @@
           <w:rFonts w:ascii="Arial" w:hAnsi="Arial" w:cs="Arial"/>
           <w:sz w:val="22"/>
           <w:szCs w:val="22"/>
-          <w:shd w:val="clear" w:color="auto" w:fill="FAF9F8"/>
         </w:rPr>
         <w:t>°</w:t>
       </w:r>
@@ -1619,7 +1489,6 @@
           <w:rFonts w:ascii="Arial" w:hAnsi="Arial" w:cs="Arial"/>
           <w:sz w:val="22"/>
           <w:szCs w:val="22"/>
-          <w:shd w:val="clear" w:color="auto" w:fill="FAF9F8"/>
         </w:rPr>
         <w:t> 069-82-EFC, publicado el 04.03.1982, y modificatorias.  </w:t>
       </w:r>
@@ -1640,15 +1509,13 @@
           <w:rFonts w:ascii="Arial" w:hAnsi="Arial" w:cs="Arial"/>
           <w:sz w:val="22"/>
           <w:szCs w:val="22"/>
-          <w:shd w:val="clear" w:color="auto" w:fill="FAF9F8"/>
-        </w:rPr>
-      </w:pPr>
-      <w:r>
-        <w:rPr>
-          <w:rFonts w:ascii="Arial" w:hAnsi="Arial" w:cs="Arial"/>
-          <w:sz w:val="22"/>
-          <w:szCs w:val="22"/>
-          <w:shd w:val="clear" w:color="auto" w:fill="FAF9F8"/>
+        </w:rPr>
+      </w:pPr>
+      <w:r>
+        <w:rPr>
+          <w:rFonts w:ascii="Arial" w:hAnsi="Arial" w:cs="Arial"/>
+          <w:sz w:val="22"/>
+          <w:szCs w:val="22"/>
         </w:rPr>
         <w:t>Resolución de Superintendencia </w:t>
       </w:r>
@@ -1658,7 +1525,6 @@
           <w:rFonts w:ascii="Arial" w:hAnsi="Arial" w:cs="Arial"/>
           <w:sz w:val="22"/>
           <w:szCs w:val="22"/>
-          <w:shd w:val="clear" w:color="auto" w:fill="FAF9F8"/>
         </w:rPr>
         <w:t>n</w:t>
       </w:r>
@@ -1667,7 +1533,6 @@
           <w:rFonts w:ascii="Arial" w:hAnsi="Arial" w:cs="Arial"/>
           <w:sz w:val="22"/>
           <w:szCs w:val="22"/>
-          <w:shd w:val="clear" w:color="auto" w:fill="FAF9F8"/>
         </w:rPr>
         <w:t>.</w:t>
       </w:r>
@@ -1676,7 +1541,6 @@
           <w:rFonts w:ascii="Arial" w:hAnsi="Arial" w:cs="Arial"/>
           <w:sz w:val="22"/>
           <w:szCs w:val="22"/>
-          <w:shd w:val="clear" w:color="auto" w:fill="FAF9F8"/>
         </w:rPr>
         <w:t>°</w:t>
       </w:r>
@@ -1686,7 +1550,6 @@
           <w:rFonts w:ascii="Arial" w:hAnsi="Arial" w:cs="Arial"/>
           <w:sz w:val="22"/>
           <w:szCs w:val="22"/>
-          <w:shd w:val="clear" w:color="auto" w:fill="FAF9F8"/>
         </w:rPr>
         <w:t> 247-2025/SUNAT - Procedimiento Especifico DESPA-PE.01.15 (versión 3) Exoneración del IGV e IPM a la Importación de bienes para el consumo en la Amazonía - Ley </w:t>
       </w:r>
@@ -1696,7 +1559,6 @@
           <w:rFonts w:ascii="Arial" w:hAnsi="Arial" w:cs="Arial"/>
           <w:sz w:val="22"/>
           <w:szCs w:val="22"/>
-          <w:shd w:val="clear" w:color="auto" w:fill="FAF9F8"/>
         </w:rPr>
         <w:t>n</w:t>
       </w:r>
@@ -1705,7 +1567,6 @@
           <w:rFonts w:ascii="Arial" w:hAnsi="Arial" w:cs="Arial"/>
           <w:sz w:val="22"/>
           <w:szCs w:val="22"/>
-          <w:shd w:val="clear" w:color="auto" w:fill="FAF9F8"/>
         </w:rPr>
         <w:t>.</w:t>
       </w:r>
@@ -1714,7 +1575,6 @@
           <w:rFonts w:ascii="Arial" w:hAnsi="Arial" w:cs="Arial"/>
           <w:sz w:val="22"/>
           <w:szCs w:val="22"/>
-          <w:shd w:val="clear" w:color="auto" w:fill="FAF9F8"/>
         </w:rPr>
         <w:t>°</w:t>
       </w:r>
@@ -1724,7 +1584,6 @@
           <w:rFonts w:ascii="Arial" w:hAnsi="Arial" w:cs="Arial"/>
           <w:sz w:val="22"/>
           <w:szCs w:val="22"/>
-          <w:shd w:val="clear" w:color="auto" w:fill="FAF9F8"/>
         </w:rPr>
         <w:t> 27037.  </w:t>
       </w:r>
@@ -1745,15 +1604,13 @@
           <w:rFonts w:ascii="Arial" w:hAnsi="Arial" w:cs="Arial"/>
           <w:sz w:val="22"/>
           <w:szCs w:val="22"/>
-          <w:shd w:val="clear" w:color="auto" w:fill="FAF9F8"/>
-        </w:rPr>
-      </w:pPr>
-      <w:r>
-        <w:rPr>
-          <w:rFonts w:ascii="Arial" w:hAnsi="Arial" w:cs="Arial"/>
-          <w:sz w:val="22"/>
-          <w:szCs w:val="22"/>
-          <w:shd w:val="clear" w:color="auto" w:fill="FAF9F8"/>
+        </w:rPr>
+      </w:pPr>
+      <w:r>
+        <w:rPr>
+          <w:rFonts w:ascii="Arial" w:hAnsi="Arial" w:cs="Arial"/>
+          <w:sz w:val="22"/>
+          <w:szCs w:val="22"/>
         </w:rPr>
         <w:t>Resolución de Superintendencia </w:t>
       </w:r>
@@ -1763,7 +1620,6 @@
           <w:rFonts w:ascii="Arial" w:hAnsi="Arial" w:cs="Arial"/>
           <w:sz w:val="22"/>
           <w:szCs w:val="22"/>
-          <w:shd w:val="clear" w:color="auto" w:fill="FAF9F8"/>
         </w:rPr>
         <w:t>n</w:t>
       </w:r>
@@ -1772,7 +1628,6 @@
           <w:rFonts w:ascii="Arial" w:hAnsi="Arial" w:cs="Arial"/>
           <w:sz w:val="22"/>
           <w:szCs w:val="22"/>
-          <w:shd w:val="clear" w:color="auto" w:fill="FAF9F8"/>
         </w:rPr>
         <w:t>.</w:t>
       </w:r>
@@ -1781,7 +1636,6 @@
           <w:rFonts w:ascii="Arial" w:hAnsi="Arial" w:cs="Arial"/>
           <w:sz w:val="22"/>
           <w:szCs w:val="22"/>
-          <w:shd w:val="clear" w:color="auto" w:fill="FAF9F8"/>
         </w:rPr>
         <w:t>°</w:t>
       </w:r>
@@ -1791,7 +1645,6 @@
           <w:rFonts w:ascii="Arial" w:hAnsi="Arial" w:cs="Arial"/>
           <w:sz w:val="22"/>
           <w:szCs w:val="22"/>
-          <w:shd w:val="clear" w:color="auto" w:fill="FAF9F8"/>
         </w:rPr>
         <w:t> 248-2025/SUNAT - Procedimiento Especifico DESPA-PE.01.13 (versión 3) Importación De Mercancías Sujetas Al Protocolo Modificatorio Del Convenio De Cooperación Aduanera Peruano-</w:t>
       </w:r>
@@ -1801,7 +1654,6 @@
           <w:rFonts w:ascii="Arial" w:hAnsi="Arial" w:cs="Arial"/>
           <w:sz w:val="22"/>
           <w:szCs w:val="22"/>
-          <w:shd w:val="clear" w:color="auto" w:fill="FAF9F8"/>
         </w:rPr>
         <w:t>Colombiano</w:t>
       </w:r>
@@ -1811,7 +1663,6 @@
           <w:rFonts w:ascii="Arial" w:hAnsi="Arial" w:cs="Arial"/>
           <w:sz w:val="22"/>
           <w:szCs w:val="22"/>
-          <w:shd w:val="clear" w:color="auto" w:fill="FAF9F8"/>
         </w:rPr>
         <w:t>. </w:t>
       </w:r>
@@ -1904,8 +1755,8 @@
     <w:p>
       <w:pPr>
         <w:numPr>
-          <w:ilvl w:val="1"/>
-          <w:numId w:val="21"/>
+          <w:ilvl w:val="0"/>
+          <w:numId w:val="17"/>
         </w:numPr>
         <w:autoSpaceDE w:val="0"/>
         <w:autoSpaceDN w:val="0"/>
@@ -1917,15 +1768,13 @@
           <w:rFonts w:ascii="Arial" w:hAnsi="Arial" w:cs="Arial"/>
           <w:sz w:val="22"/>
           <w:szCs w:val="22"/>
-          <w:shd w:val="clear" w:color="auto" w:fill="FAF9F8"/>
-        </w:rPr>
-      </w:pPr>
-      <w:r>
-        <w:rPr>
-          <w:rFonts w:ascii="Arial" w:hAnsi="Arial" w:cs="Arial"/>
-          <w:sz w:val="22"/>
-          <w:szCs w:val="22"/>
-          <w:shd w:val="clear" w:color="auto" w:fill="FAF9F8"/>
+        </w:rPr>
+      </w:pPr>
+      <w:r>
+        <w:rPr>
+          <w:rFonts w:ascii="Arial" w:hAnsi="Arial" w:cs="Arial"/>
+          <w:sz w:val="22"/>
+          <w:szCs w:val="22"/>
         </w:rPr>
         <w:t xml:space="preserve">Ley General de Aduanas, Decreto Legislativo </w:t>
       </w:r>
@@ -1935,7 +1784,6 @@
           <w:rFonts w:ascii="Arial" w:hAnsi="Arial" w:cs="Arial"/>
           <w:sz w:val="22"/>
           <w:szCs w:val="22"/>
-          <w:shd w:val="clear" w:color="auto" w:fill="FAF9F8"/>
         </w:rPr>
         <w:t>n</w:t>
       </w:r>
@@ -1944,7 +1792,6 @@
           <w:rFonts w:ascii="Arial" w:hAnsi="Arial" w:cs="Arial"/>
           <w:sz w:val="22"/>
           <w:szCs w:val="22"/>
-          <w:shd w:val="clear" w:color="auto" w:fill="FAF9F8"/>
         </w:rPr>
         <w:t>.</w:t>
       </w:r>
@@ -1953,7 +1800,6 @@
           <w:rFonts w:ascii="Arial" w:hAnsi="Arial" w:cs="Arial"/>
           <w:sz w:val="22"/>
           <w:szCs w:val="22"/>
-          <w:shd w:val="clear" w:color="auto" w:fill="FAF9F8"/>
         </w:rPr>
         <w:t>°</w:t>
       </w:r>
@@ -1963,7 +1809,6 @@
           <w:rFonts w:ascii="Arial" w:hAnsi="Arial" w:cs="Arial"/>
           <w:sz w:val="22"/>
           <w:szCs w:val="22"/>
-          <w:shd w:val="clear" w:color="auto" w:fill="FAF9F8"/>
         </w:rPr>
         <w:t xml:space="preserve"> 1053, publicado el 27.6.2008, y modificatorias.</w:t>
       </w:r>
@@ -1971,8 +1816,8 @@
     <w:p>
       <w:pPr>
         <w:numPr>
-          <w:ilvl w:val="1"/>
-          <w:numId w:val="21"/>
+          <w:ilvl w:val="0"/>
+          <w:numId w:val="17"/>
         </w:numPr>
         <w:autoSpaceDE w:val="0"/>
         <w:autoSpaceDN w:val="0"/>
@@ -1984,35 +1829,15 @@
           <w:rFonts w:ascii="Arial" w:hAnsi="Arial" w:cs="Arial"/>
           <w:sz w:val="22"/>
           <w:szCs w:val="22"/>
-          <w:shd w:val="clear" w:color="auto" w:fill="FAF9F8"/>
-        </w:rPr>
-      </w:pPr>
-      <w:r>
-        <w:rPr>
-          <w:rFonts w:ascii="Arial" w:hAnsi="Arial" w:cs="Arial"/>
-          <w:sz w:val="22"/>
-          <w:szCs w:val="22"/>
-          <w:shd w:val="clear" w:color="auto" w:fill="FAF9F8"/>
-        </w:rPr>
-        <w:t>Convenio</w:t>
-      </w:r>
-      <w:r>
-        <w:rPr>
-          <w:rFonts w:ascii="Arial" w:hAnsi="Arial" w:cs="Arial"/>
-          <w:sz w:val="22"/>
-          <w:szCs w:val="22"/>
-          <w:shd w:val="clear" w:color="auto" w:fill="FAF9F8"/>
-        </w:rPr>
-        <w:t xml:space="preserve"> </w:t>
-      </w:r>
-      <w:r>
-        <w:rPr>
-          <w:rFonts w:ascii="Arial" w:hAnsi="Arial" w:cs="Arial"/>
-          <w:sz w:val="22"/>
-          <w:szCs w:val="22"/>
-          <w:shd w:val="clear" w:color="auto" w:fill="FAF9F8"/>
-        </w:rPr>
-        <w:t>de Cooperación Aduanera Peruano-</w:t>
+        </w:rPr>
+      </w:pPr>
+      <w:r>
+        <w:rPr>
+          <w:rFonts w:ascii="Arial" w:hAnsi="Arial" w:cs="Arial"/>
+          <w:sz w:val="22"/>
+          <w:szCs w:val="22"/>
+        </w:rPr>
+        <w:t>Convenio de Cooperación Aduanera Peruano-</w:t>
       </w:r>
       <w:proofErr w:type="gramStart"/>
       <w:r>
@@ -2020,7 +1845,6 @@
           <w:rFonts w:ascii="Arial" w:hAnsi="Arial" w:cs="Arial"/>
           <w:sz w:val="22"/>
           <w:szCs w:val="22"/>
-          <w:shd w:val="clear" w:color="auto" w:fill="FAF9F8"/>
         </w:rPr>
         <w:t>Colombiano</w:t>
       </w:r>
@@ -2030,7 +1854,6 @@
           <w:rFonts w:ascii="Arial" w:hAnsi="Arial" w:cs="Arial"/>
           <w:sz w:val="22"/>
           <w:szCs w:val="22"/>
-          <w:shd w:val="clear" w:color="auto" w:fill="FAF9F8"/>
         </w:rPr>
         <w:t xml:space="preserve"> de 1938 y su Protocolo Modificatorio, aprobado por Resolución Legislativa </w:t>
       </w:r>
@@ -2040,7 +1863,6 @@
           <w:rFonts w:ascii="Arial" w:hAnsi="Arial" w:cs="Arial"/>
           <w:sz w:val="22"/>
           <w:szCs w:val="22"/>
-          <w:shd w:val="clear" w:color="auto" w:fill="FAF9F8"/>
         </w:rPr>
         <w:t>n</w:t>
       </w:r>
@@ -2049,7 +1871,6 @@
           <w:rFonts w:ascii="Arial" w:hAnsi="Arial" w:cs="Arial"/>
           <w:sz w:val="22"/>
           <w:szCs w:val="22"/>
-          <w:shd w:val="clear" w:color="auto" w:fill="FAF9F8"/>
         </w:rPr>
         <w:t>.°</w:t>
       </w:r>
@@ -2059,25 +1880,15 @@
           <w:rFonts w:ascii="Arial" w:hAnsi="Arial" w:cs="Arial"/>
           <w:sz w:val="22"/>
           <w:szCs w:val="22"/>
-          <w:shd w:val="clear" w:color="auto" w:fill="FAF9F8"/>
-        </w:rPr>
-        <w:t xml:space="preserve"> 23254, publicada el 22.05.1981</w:t>
-      </w:r>
-      <w:r>
-        <w:rPr>
-          <w:rFonts w:ascii="Arial" w:hAnsi="Arial" w:cs="Arial"/>
-          <w:sz w:val="22"/>
-          <w:szCs w:val="22"/>
-          <w:shd w:val="clear" w:color="auto" w:fill="FAF9F8"/>
-        </w:rPr>
-        <w:t>.</w:t>
+        </w:rPr>
+        <w:t xml:space="preserve"> 23254, publicada el 22.05.1981.</w:t>
       </w:r>
     </w:p>
     <w:p>
       <w:pPr>
         <w:numPr>
-          <w:ilvl w:val="1"/>
-          <w:numId w:val="21"/>
+          <w:ilvl w:val="0"/>
+          <w:numId w:val="17"/>
         </w:numPr>
         <w:autoSpaceDE w:val="0"/>
         <w:autoSpaceDN w:val="0"/>
@@ -2089,35 +1900,15 @@
           <w:rFonts w:ascii="Arial" w:hAnsi="Arial" w:cs="Arial"/>
           <w:sz w:val="22"/>
           <w:szCs w:val="22"/>
-          <w:shd w:val="clear" w:color="auto" w:fill="FAF9F8"/>
-        </w:rPr>
-      </w:pPr>
-      <w:r>
-        <w:rPr>
-          <w:rFonts w:ascii="Arial" w:hAnsi="Arial" w:cs="Arial"/>
-          <w:sz w:val="22"/>
-          <w:szCs w:val="22"/>
-          <w:shd w:val="clear" w:color="auto" w:fill="FAF9F8"/>
-        </w:rPr>
-        <w:t>Medidas</w:t>
-      </w:r>
-      <w:r>
-        <w:rPr>
-          <w:rFonts w:ascii="Arial" w:hAnsi="Arial" w:cs="Arial"/>
-          <w:sz w:val="22"/>
-          <w:szCs w:val="22"/>
-          <w:shd w:val="clear" w:color="auto" w:fill="FAF9F8"/>
-        </w:rPr>
-        <w:t xml:space="preserve"> </w:t>
-      </w:r>
-      <w:r>
-        <w:rPr>
-          <w:rFonts w:ascii="Arial" w:hAnsi="Arial" w:cs="Arial"/>
-          <w:sz w:val="22"/>
-          <w:szCs w:val="22"/>
-          <w:shd w:val="clear" w:color="auto" w:fill="FAF9F8"/>
-        </w:rPr>
-        <w:t xml:space="preserve">a fin de garantizar el cumplimiento de las obligaciones asumidas por nuestro país en el Convenio de Cooperación Aduanera con Colombia, dictada por Decreto Supremo </w:t>
+        </w:rPr>
+      </w:pPr>
+      <w:r>
+        <w:rPr>
+          <w:rFonts w:ascii="Arial" w:hAnsi="Arial" w:cs="Arial"/>
+          <w:sz w:val="22"/>
+          <w:szCs w:val="22"/>
+        </w:rPr>
+        <w:t xml:space="preserve">Medidas a fin de garantizar el cumplimiento de las obligaciones asumidas por nuestro país en el Convenio de Cooperación Aduanera con Colombia, dictada por Decreto Supremo </w:t>
       </w:r>
       <w:proofErr w:type="spellStart"/>
       <w:r>
@@ -2125,7 +1916,6 @@
           <w:rFonts w:ascii="Arial" w:hAnsi="Arial" w:cs="Arial"/>
           <w:sz w:val="22"/>
           <w:szCs w:val="22"/>
-          <w:shd w:val="clear" w:color="auto" w:fill="FAF9F8"/>
         </w:rPr>
         <w:t>n</w:t>
       </w:r>
@@ -2134,7 +1924,6 @@
           <w:rFonts w:ascii="Arial" w:hAnsi="Arial" w:cs="Arial"/>
           <w:sz w:val="22"/>
           <w:szCs w:val="22"/>
-          <w:shd w:val="clear" w:color="auto" w:fill="FAF9F8"/>
         </w:rPr>
         <w:t>.°</w:t>
       </w:r>
@@ -2144,7 +1933,6 @@
           <w:rFonts w:ascii="Arial" w:hAnsi="Arial" w:cs="Arial"/>
           <w:sz w:val="22"/>
           <w:szCs w:val="22"/>
-          <w:shd w:val="clear" w:color="auto" w:fill="FAF9F8"/>
         </w:rPr>
         <w:t xml:space="preserve"> 15-94-EF, publicado el 09.02.1994, y modificatorias.</w:t>
       </w:r>
@@ -2152,8 +1940,8 @@
     <w:p>
       <w:pPr>
         <w:numPr>
-          <w:ilvl w:val="1"/>
-          <w:numId w:val="21"/>
+          <w:ilvl w:val="0"/>
+          <w:numId w:val="17"/>
         </w:numPr>
         <w:autoSpaceDE w:val="0"/>
         <w:autoSpaceDN w:val="0"/>
@@ -2165,26 +1953,15 @@
           <w:rFonts w:ascii="Arial" w:hAnsi="Arial" w:cs="Arial"/>
           <w:sz w:val="22"/>
           <w:szCs w:val="22"/>
-          <w:shd w:val="clear" w:color="auto" w:fill="FAF9F8"/>
-        </w:rPr>
-      </w:pPr>
-      <w:r>
-        <w:rPr>
-          <w:rFonts w:ascii="Arial" w:hAnsi="Arial" w:cs="Arial"/>
-          <w:sz w:val="22"/>
-          <w:szCs w:val="22"/>
-          <w:shd w:val="clear" w:color="auto" w:fill="FAF9F8"/>
-        </w:rPr>
-        <w:t xml:space="preserve">Arancel </w:t>
-      </w:r>
-      <w:r>
-        <w:rPr>
-          <w:rFonts w:ascii="Arial" w:hAnsi="Arial" w:cs="Arial"/>
-          <w:sz w:val="22"/>
-          <w:szCs w:val="22"/>
-          <w:shd w:val="clear" w:color="auto" w:fill="FAF9F8"/>
-        </w:rPr>
-        <w:t>Común Anexo al Protocolo Modificatorio del Convenio de Cooperación Aduanera Peruano-</w:t>
+        </w:rPr>
+      </w:pPr>
+      <w:r>
+        <w:rPr>
+          <w:rFonts w:ascii="Arial" w:hAnsi="Arial" w:cs="Arial"/>
+          <w:sz w:val="22"/>
+          <w:szCs w:val="22"/>
+        </w:rPr>
+        <w:t>Arancel Común Anexo al Protocolo Modificatorio del Convenio de Cooperación Aduanera Peruano-</w:t>
       </w:r>
       <w:proofErr w:type="gramStart"/>
       <w:r>
@@ -2192,7 +1969,6 @@
           <w:rFonts w:ascii="Arial" w:hAnsi="Arial" w:cs="Arial"/>
           <w:sz w:val="22"/>
           <w:szCs w:val="22"/>
-          <w:shd w:val="clear" w:color="auto" w:fill="FAF9F8"/>
         </w:rPr>
         <w:t>Colombiano</w:t>
       </w:r>
@@ -2202,7 +1978,6 @@
           <w:rFonts w:ascii="Arial" w:hAnsi="Arial" w:cs="Arial"/>
           <w:sz w:val="22"/>
           <w:szCs w:val="22"/>
-          <w:shd w:val="clear" w:color="auto" w:fill="FAF9F8"/>
         </w:rPr>
         <w:t xml:space="preserve"> de 1938, puesto en vigencia por el Decreto Supremo </w:t>
       </w:r>
@@ -2212,7 +1987,6 @@
           <w:rFonts w:ascii="Arial" w:hAnsi="Arial" w:cs="Arial"/>
           <w:sz w:val="22"/>
           <w:szCs w:val="22"/>
-          <w:shd w:val="clear" w:color="auto" w:fill="FAF9F8"/>
         </w:rPr>
         <w:t>n</w:t>
       </w:r>
@@ -2221,7 +1995,6 @@
           <w:rFonts w:ascii="Arial" w:hAnsi="Arial" w:cs="Arial"/>
           <w:sz w:val="22"/>
           <w:szCs w:val="22"/>
-          <w:shd w:val="clear" w:color="auto" w:fill="FAF9F8"/>
         </w:rPr>
         <w:t>.</w:t>
       </w:r>
@@ -2230,7 +2003,6 @@
           <w:rFonts w:ascii="Arial" w:hAnsi="Arial" w:cs="Arial"/>
           <w:sz w:val="22"/>
           <w:szCs w:val="22"/>
-          <w:shd w:val="clear" w:color="auto" w:fill="FAF9F8"/>
         </w:rPr>
         <w:t>°</w:t>
       </w:r>
@@ -2240,7 +2012,6 @@
           <w:rFonts w:ascii="Arial" w:hAnsi="Arial" w:cs="Arial"/>
           <w:sz w:val="22"/>
           <w:szCs w:val="22"/>
-          <w:shd w:val="clear" w:color="auto" w:fill="FAF9F8"/>
         </w:rPr>
         <w:t xml:space="preserve"> 069-82-EFC, publicado el 04.03.1982, y modificatorias</w:t>
       </w:r>
@@ -2248,8 +2019,8 @@
     <w:p>
       <w:pPr>
         <w:numPr>
-          <w:ilvl w:val="1"/>
-          <w:numId w:val="21"/>
+          <w:ilvl w:val="0"/>
+          <w:numId w:val="17"/>
         </w:numPr>
         <w:autoSpaceDE w:val="0"/>
         <w:autoSpaceDN w:val="0"/>
@@ -2269,7 +2040,6 @@
           <w:rFonts w:ascii="Arial" w:hAnsi="Arial" w:cs="Arial"/>
           <w:sz w:val="22"/>
           <w:szCs w:val="22"/>
-          <w:shd w:val="clear" w:color="auto" w:fill="FAF9F8"/>
         </w:rPr>
         <w:t xml:space="preserve">Resolución Superintendencia </w:t>
       </w:r>
@@ -2279,7 +2049,6 @@
           <w:rFonts w:ascii="Arial" w:hAnsi="Arial" w:cs="Arial"/>
           <w:sz w:val="22"/>
           <w:szCs w:val="22"/>
-          <w:shd w:val="clear" w:color="auto" w:fill="FAF9F8"/>
         </w:rPr>
         <w:t>n</w:t>
       </w:r>
@@ -2288,7 +2057,6 @@
           <w:rFonts w:ascii="Arial" w:hAnsi="Arial" w:cs="Arial"/>
           <w:sz w:val="22"/>
           <w:szCs w:val="22"/>
-          <w:shd w:val="clear" w:color="auto" w:fill="FAF9F8"/>
         </w:rPr>
         <w:t>.</w:t>
       </w:r>
@@ -2297,7 +2065,6 @@
           <w:rFonts w:ascii="Arial" w:hAnsi="Arial" w:cs="Arial"/>
           <w:sz w:val="22"/>
           <w:szCs w:val="22"/>
-          <w:shd w:val="clear" w:color="auto" w:fill="FAF9F8"/>
         </w:rPr>
         <w:t>°</w:t>
       </w:r>
@@ -2307,7 +2074,6 @@
           <w:rFonts w:ascii="Arial" w:hAnsi="Arial" w:cs="Arial"/>
           <w:sz w:val="22"/>
           <w:szCs w:val="22"/>
-          <w:shd w:val="clear" w:color="auto" w:fill="FAF9F8"/>
         </w:rPr>
         <w:t xml:space="preserve"> 248-2025/SUNAT - Procedimiento Especifico DESPA-PE.01.13 (versión 3) Importación De Mercancías Sujetas Al Protocolo Modificatorio Del Convenio De Cooperación Aduanera Peruano-</w:t>
       </w:r>
@@ -2317,7 +2083,6 @@
           <w:rFonts w:ascii="Arial" w:hAnsi="Arial" w:cs="Arial"/>
           <w:sz w:val="22"/>
           <w:szCs w:val="22"/>
-          <w:shd w:val="clear" w:color="auto" w:fill="FAF9F8"/>
         </w:rPr>
         <w:t>Colombiano</w:t>
       </w:r>
@@ -3273,7 +3038,6 @@
           <w:rFonts w:ascii="Arial" w:hAnsi="Arial" w:cs="Arial"/>
           <w:sz w:val="22"/>
           <w:szCs w:val="22"/>
-          <w:shd w:val="clear" w:color="auto" w:fill="FAF9F8"/>
         </w:rPr>
         <w:t>El</w:t>
       </w:r>
@@ -3283,7 +3047,6 @@
           <w:rFonts w:ascii="Arial" w:hAnsi="Arial" w:cs="Arial"/>
           <w:sz w:val="22"/>
           <w:szCs w:val="22"/>
-          <w:shd w:val="clear" w:color="auto" w:fill="FAF9F8"/>
         </w:rPr>
         <w:t xml:space="preserve"> </w:t>
       </w:r>
@@ -3590,7 +3353,6 @@
           <w:rFonts w:ascii="Arial" w:hAnsi="Arial" w:cs="Arial"/>
           <w:sz w:val="22"/>
           <w:szCs w:val="22"/>
-          <w:shd w:val="clear" w:color="auto" w:fill="FAF9F8"/>
         </w:rPr>
         <w:t>El</w:t>
       </w:r>
@@ -3600,7 +3362,6 @@
           <w:rFonts w:ascii="Arial" w:hAnsi="Arial" w:cs="Arial"/>
           <w:sz w:val="22"/>
           <w:szCs w:val="22"/>
-          <w:shd w:val="clear" w:color="auto" w:fill="FAF9F8"/>
         </w:rPr>
         <w:t xml:space="preserve"> </w:t>
       </w:r>
@@ -4148,7 +3909,6 @@
           <w:rFonts w:ascii="Arial" w:hAnsi="Arial" w:cs="Arial"/>
           <w:sz w:val="22"/>
           <w:szCs w:val="22"/>
-          <w:shd w:val="clear" w:color="auto" w:fill="FAF9F8"/>
         </w:rPr>
         <w:t xml:space="preserve">Con </w:t>
       </w:r>
@@ -6138,7 +5898,6 @@
           <w:szCs w:val="22"/>
         </w:rPr>
       </w:pPr>
-      <w:proofErr w:type="gramStart"/>
       <w:r>
         <w:rPr>
           <w:rFonts w:ascii="Arial" w:hAnsi="Arial" w:cs="Arial"/>
@@ -6146,16 +5905,7 @@
           <w:szCs w:val="22"/>
         </w:rPr>
         <w:lastRenderedPageBreak/>
-        <w:t>De acuerdo a</w:t>
-      </w:r>
-      <w:proofErr w:type="gramEnd"/>
-      <w:r>
-        <w:rPr>
-          <w:rFonts w:ascii="Arial" w:hAnsi="Arial" w:cs="Arial"/>
-          <w:sz w:val="22"/>
-          <w:szCs w:val="22"/>
-        </w:rPr>
-        <w:t xml:space="preserve"> lo requerido por la empresa importadora, se determina lo siguiente:</w:t>
+        <w:t>De acuerdo a lo requerido por la empresa importadora, se determina lo siguiente:</w:t>
       </w:r>
     </w:p>
     <w:p>
@@ -14723,7 +14473,7 @@
 </file>
 
 <file path=word/numbering.xml><?xml version="1.0" encoding="utf-8"?>
-<w:numbering xmlns:wpc="http://schemas.microsoft.com/office/word/2010/wordprocessingCanvas" xmlns:cx="http://schemas.microsoft.com/office/drawing/2014/chartex" xmlns:cx1="http://schemas.microsoft.com/office/drawing/2015/9/8/chartex" xmlns:cx2="http://schemas.microsoft.com/office/drawing/2015/10/21/chartex" xmlns:cx3="http://schemas.microsoft.com/office/drawing/2016/5/9/chartex" xmlns:cx4="http://schemas.microsoft.com/office/drawing/2016/5/10/chartex" xmlns:cx5="http://schemas.microsoft.com/office/drawing/2016/5/11/chartex" xmlns:cx6="http://schemas.microsoft.com/office/drawing/2016/5/12/chartex" xmlns:cx7="http://schemas.microsoft.com/office/drawing/2016/5/13/chartex" xmlns:cx8="http://schemas.microsoft.com/office/drawing/2016/5/14/chartex" xmlns:mc="http://schemas.openxmlformats.org/markup-compatibility/2006" xmlns:aink="http://schemas.microsoft.com/office/drawing/2016/ink" xmlns:am3d="http://schemas.microsoft.com/office/drawing/2017/model3d" xmlns:o="urn:schemas-microsoft-com:office:office" xmlns:oel="http://schemas.microsoft.com/office/2019/extlst" xmlns:r="http://schemas.openxmlformats.org/officeDocument/2006/relationships" xmlns:m="http://schemas.openxmlformats.org/officeDocument/2006/math" xmlns:v="urn:schemas-microsoft-com:vml" xmlns:wp14="http://schemas.microsoft.com/office/word/2010/wordprocessingDrawing" xmlns:wp="http://schemas.openxmlformats.org/drawingml/2006/wordprocessingDrawing" xmlns:w10="urn:schemas-microsoft-com:office:word" xmlns:w="http://schemas.openxmlformats.org/wordprocessingml/2006/main" xmlns:w14="http://schemas.microsoft.com/office/word/2010/wordml" xmlns:w15="http://schemas.microsoft.com/office/word/2012/wordml" xmlns:w16cex="http://schemas.microsoft.com/office/word/2018/wordml/cex" xmlns:w16cid="http://schemas.microsoft.com/office/word/2016/wordml/cid" xmlns:w16="http://schemas.microsoft.com/office/word/2018/wordml" xmlns:w16du="http://schemas.microsoft.com/office/word/2023/wordml/word16du" xmlns:w16sdtdh="http://schemas.microsoft.com/office/word/2020/wordml/sdtdatahash" xmlns:w16se="http://schemas.microsoft.com/office/word/2015/wordml/symex" xmlns:wpg="http://schemas.microsoft.com/office/word/2010/wordprocessingGroup" xmlns:wpi="http://schemas.microsoft.com/office/word/2010/wordprocessingInk" xmlns:wne="http://schemas.microsoft.com/office/word/2006/wordml" xmlns:wps="http://schemas.microsoft.com/office/word/2010/wordprocessingShape" mc:Ignorable="w14 w15 w16se w16cid w16 w16cex w16sdtdh w16du wp14">
+<w:numbering xmlns:wpc="http://schemas.microsoft.com/office/word/2010/wordprocessingCanvas" xmlns:cx="http://schemas.microsoft.com/office/drawing/2014/chartex" xmlns:cx1="http://schemas.microsoft.com/office/drawing/2015/9/8/chartex" xmlns:cx2="http://schemas.microsoft.com/office/drawing/2015/10/21/chartex" xmlns:cx3="http://schemas.microsoft.com/office/drawing/2016/5/9/chartex" xmlns:cx4="http://schemas.microsoft.com/office/drawing/2016/5/10/chartex" xmlns:cx5="http://schemas.microsoft.com/office/drawing/2016/5/11/chartex" xmlns:cx6="http://schemas.microsoft.com/office/drawing/2016/5/12/chartex" xmlns:cx7="http://schemas.microsoft.com/office/drawing/2016/5/13/chartex" xmlns:cx8="http://schemas.microsoft.com/office/drawing/2016/5/14/chartex" xmlns:mc="http://schemas.openxmlformats.org/markup-compatibility/2006" xmlns:aink="http://schemas.microsoft.com/office/drawing/2016/ink" xmlns:am3d="http://schemas.microsoft.com/office/drawing/2017/model3d" xmlns:o="urn:schemas-microsoft-com:office:office" xmlns:oel="http://schemas.microsoft.com/office/2019/extlst" xmlns:r="http://schemas.openxmlformats.org/officeDocument/2006/relationships" xmlns:m="http://schemas.openxmlformats.org/officeDocument/2006/math" xmlns:v="urn:schemas-microsoft-com:vml" xmlns:wp14="http://schemas.microsoft.com/office/word/2010/wordprocessingDrawing" xmlns:wp="http://schemas.openxmlformats.org/drawingml/2006/wordprocessingDrawing" xmlns:w10="urn:schemas-microsoft-com:office:word" xmlns:w="http://schemas.openxmlformats.org/wordprocessingml/2006/main" xmlns:w14="http://schemas.microsoft.com/office/word/2010/wordml" xmlns:w15="http://schemas.microsoft.com/office/word/2012/wordml" xmlns:w16cex="http://schemas.microsoft.com/office/word/2018/wordml/cex" xmlns:w16cid="http://schemas.microsoft.com/office/word/2016/wordml/cid" xmlns:w16="http://schemas.microsoft.com/office/word/2018/wordml" xmlns:w16sdtdh="http://schemas.microsoft.com/office/word/2020/wordml/sdtdatahash" xmlns:w16se="http://schemas.microsoft.com/office/word/2015/wordml/symex" xmlns:wpg="http://schemas.microsoft.com/office/word/2010/wordprocessingGroup" xmlns:wpi="http://schemas.microsoft.com/office/word/2010/wordprocessingInk" xmlns:wne="http://schemas.microsoft.com/office/word/2006/wordml" xmlns:wps="http://schemas.microsoft.com/office/word/2010/wordprocessingShape" mc:Ignorable="w14 w15 w16se w16cid w16 w16cex w16sdtdh wp14">
   <w:abstractNum w:abstractNumId="0" w15:restartNumberingAfterBreak="0">
     <w:nsid w:val="0F643300"/>
     <w:multiLevelType w:val="hybridMultilevel"/>
@@ -16974,7 +16724,7 @@
 </file>
 
 <file path=word/styles.xml><?xml version="1.0" encoding="utf-8"?>
-<w:styles xmlns:mc="http://schemas.openxmlformats.org/markup-compatibility/2006" xmlns:r="http://schemas.openxmlformats.org/officeDocument/2006/relationships" xmlns:w="http://schemas.openxmlformats.org/wordprocessingml/2006/main" xmlns:w14="http://schemas.microsoft.com/office/word/2010/wordml" xmlns:w15="http://schemas.microsoft.com/office/word/2012/wordml" xmlns:w16cex="http://schemas.microsoft.com/office/word/2018/wordml/cex" xmlns:w16cid="http://schemas.microsoft.com/office/word/2016/wordml/cid" xmlns:w16="http://schemas.microsoft.com/office/word/2018/wordml" xmlns:w16du="http://schemas.microsoft.com/office/word/2023/wordml/word16du" xmlns:w16sdtdh="http://schemas.microsoft.com/office/word/2020/wordml/sdtdatahash" xmlns:w16se="http://schemas.microsoft.com/office/word/2015/wordml/symex" mc:Ignorable="w14 w15 w16se w16cid w16 w16cex w16sdtdh w16du">
+<w:styles xmlns:mc="http://schemas.openxmlformats.org/markup-compatibility/2006" xmlns:r="http://schemas.openxmlformats.org/officeDocument/2006/relationships" xmlns:w="http://schemas.openxmlformats.org/wordprocessingml/2006/main" xmlns:w14="http://schemas.microsoft.com/office/word/2010/wordml" xmlns:w15="http://schemas.microsoft.com/office/word/2012/wordml" xmlns:w16cex="http://schemas.microsoft.com/office/word/2018/wordml/cex" xmlns:w16cid="http://schemas.microsoft.com/office/word/2016/wordml/cid" xmlns:w16="http://schemas.microsoft.com/office/word/2018/wordml" xmlns:w16sdtdh="http://schemas.microsoft.com/office/word/2020/wordml/sdtdatahash" xmlns:w16se="http://schemas.microsoft.com/office/word/2015/wordml/symex" mc:Ignorable="w14 w15 w16se w16cid w16 w16cex w16sdtdh">
   <w:docDefaults>
     <w:rPrDefault>
       <w:rPr>
